--- a/docs/production-manager-app-eng.docx
+++ b/docs/production-manager-app-eng.docx
@@ -4623,8 +4623,8 @@
       <w:bookmarkStart w:id="12" w:name="_Toc371596370"/>
       <w:bookmarkStart w:id="13" w:name="_Toc437263091"/>
       <w:bookmarkStart w:id="14" w:name="_Toc437856796"/>
-      <w:bookmarkStart w:id="15" w:name="_Hlk33037184"/>
-      <w:bookmarkStart w:id="16" w:name="_Toc96272188"/>
+      <w:bookmarkStart w:id="15" w:name="_Toc96272188"/>
+      <w:bookmarkStart w:id="16" w:name="_Hlk33037184"/>
       <w:r>
         <w:lastRenderedPageBreak/>
         <w:t>Annex</w:t>
@@ -4645,14 +4645,68 @@
         </w:rPr>
         <w:t>DB Model</w:t>
       </w:r>
+      <w:bookmarkEnd w:id="15"/>
+      <w:r>
+        <w:rPr>
+          <w:lang w:val="nb-NO"/>
+        </w:rPr>
+        <w:t xml:space="preserve"> </w:t>
+      </w:r>
       <w:bookmarkEnd w:id="16"/>
       <w:r>
         <w:rPr>
           <w:lang w:val="nb-NO"/>
         </w:rPr>
+        <w:t>(</w:t>
+      </w:r>
+      <w:proofErr w:type="spellStart"/>
+      <w:r>
+        <w:rPr>
+          <w:color w:val="FF0000"/>
+          <w:lang w:val="nb-NO"/>
+        </w:rPr>
+        <w:t>fix</w:t>
+      </w:r>
+      <w:proofErr w:type="spellEnd"/>
+      <w:r>
+        <w:rPr>
+          <w:color w:val="FF0000"/>
+          <w:lang w:val="nb-NO"/>
+        </w:rPr>
         <w:t xml:space="preserve"> </w:t>
       </w:r>
-      <w:bookmarkEnd w:id="15"/>
+      <w:proofErr w:type="spellStart"/>
+      <w:r>
+        <w:rPr>
+          <w:color w:val="FF0000"/>
+          <w:lang w:val="nb-NO"/>
+        </w:rPr>
+        <w:t>CustomerPrice</w:t>
+      </w:r>
+      <w:proofErr w:type="spellEnd"/>
+      <w:r>
+        <w:rPr>
+          <w:color w:val="FF0000"/>
+          <w:lang w:val="nb-NO"/>
+        </w:rPr>
+        <w:t xml:space="preserve"> </w:t>
+      </w:r>
+      <w:proofErr w:type="spellStart"/>
+      <w:r>
+        <w:rPr>
+          <w:color w:val="FF0000"/>
+          <w:lang w:val="nb-NO"/>
+        </w:rPr>
+        <w:t>Entity</w:t>
+      </w:r>
+      <w:proofErr w:type="spellEnd"/>
+      <w:r>
+        <w:rPr>
+          <w:color w:val="FF0000"/>
+          <w:lang w:val="nb-NO"/>
+        </w:rPr>
+        <w:t>)</w:t>
+      </w:r>
     </w:p>
     <w:p>
       <w:pPr>

--- a/docs/production-manager-app-eng.docx
+++ b/docs/production-manager-app-eng.docx
@@ -108,17 +108,11 @@
           <w:p>
             <w:pPr>
               <w:jc w:val="center"/>
-              <w:rPr>
-                <w:lang w:val="en-EE"/>
-              </w:rPr>
             </w:pPr>
             <w:r>
               <w:t xml:space="preserve">Marko Linde </w:t>
             </w:r>
             <w:r>
-              <w:rPr>
-                <w:lang w:val="en-EE"/>
-              </w:rPr>
               <w:t>176292IADB</w:t>
             </w:r>
           </w:p>
@@ -1536,7 +1530,7 @@
       <w:r>
         <w:fldChar w:fldCharType="separate"/>
       </w:r>
-      <w:hyperlink w:anchor="_Toc96272182" w:history="1">
+      <w:hyperlink w:anchor="_Toc98700308" w:history="1">
         <w:r>
           <w:rPr>
             <w:rStyle w:val="Hyperlink"/>
@@ -1563,7 +1557,7 @@
             <w:noProof/>
             <w:webHidden/>
           </w:rPr>
-          <w:instrText xml:space="preserve"> PAGEREF _Toc96272182 \h </w:instrText>
+          <w:instrText xml:space="preserve"> PAGEREF _Toc98700308 \h </w:instrText>
         </w:r>
         <w:r>
           <w:rPr>
@@ -1606,7 +1600,7 @@
           <w:lang w:val="en-EE" w:eastAsia="en-GB"/>
         </w:rPr>
       </w:pPr>
-      <w:hyperlink w:anchor="_Toc96272183" w:history="1">
+      <w:hyperlink w:anchor="_Toc98700309" w:history="1">
         <w:r>
           <w:rPr>
             <w:rStyle w:val="Hyperlink"/>
@@ -1633,7 +1627,7 @@
             <w:noProof/>
             <w:webHidden/>
           </w:rPr>
-          <w:instrText xml:space="preserve"> PAGEREF _Toc96272183 \h </w:instrText>
+          <w:instrText xml:space="preserve"> PAGEREF _Toc98700309 \h </w:instrText>
         </w:r>
         <w:r>
           <w:rPr>
@@ -1673,7 +1667,7 @@
           <w:lang w:val="en-EE" w:eastAsia="en-GB"/>
         </w:rPr>
       </w:pPr>
-      <w:hyperlink w:anchor="_Toc96272184" w:history="1">
+      <w:hyperlink w:anchor="_Toc98700310" w:history="1">
         <w:r>
           <w:rPr>
             <w:rStyle w:val="Hyperlink"/>
@@ -1701,7 +1695,7 @@
             <w:noProof/>
             <w:webHidden/>
           </w:rPr>
-          <w:instrText xml:space="preserve"> PAGEREF _Toc96272184 \h </w:instrText>
+          <w:instrText xml:space="preserve"> PAGEREF _Toc98700310 \h </w:instrText>
         </w:r>
         <w:r>
           <w:rPr>
@@ -1741,7 +1735,7 @@
           <w:lang w:val="en-EE" w:eastAsia="en-GB"/>
         </w:rPr>
       </w:pPr>
-      <w:hyperlink w:anchor="_Toc96272185" w:history="1">
+      <w:hyperlink w:anchor="_Toc98700311" w:history="1">
         <w:r>
           <w:rPr>
             <w:rStyle w:val="Hyperlink"/>
@@ -1768,7 +1762,7 @@
             <w:noProof/>
             <w:webHidden/>
           </w:rPr>
-          <w:instrText xml:space="preserve"> PAGEREF _Toc96272185 \h </w:instrText>
+          <w:instrText xml:space="preserve"> PAGEREF _Toc98700311 \h </w:instrText>
         </w:r>
         <w:r>
           <w:rPr>
@@ -1808,7 +1802,7 @@
           <w:lang w:val="en-EE" w:eastAsia="en-GB"/>
         </w:rPr>
       </w:pPr>
-      <w:hyperlink w:anchor="_Toc96272186" w:history="1">
+      <w:hyperlink w:anchor="_Toc98700312" w:history="1">
         <w:r>
           <w:rPr>
             <w:rStyle w:val="Hyperlink"/>
@@ -1835,7 +1829,7 @@
             <w:noProof/>
             <w:webHidden/>
           </w:rPr>
-          <w:instrText xml:space="preserve"> PAGEREF _Toc96272186 \h </w:instrText>
+          <w:instrText xml:space="preserve"> PAGEREF _Toc98700312 \h </w:instrText>
         </w:r>
         <w:r>
           <w:rPr>
@@ -1875,7 +1869,7 @@
           <w:lang w:val="en-EE" w:eastAsia="en-GB"/>
         </w:rPr>
       </w:pPr>
-      <w:hyperlink w:anchor="_Toc96272187" w:history="1">
+      <w:hyperlink w:anchor="_Toc98700313" w:history="1">
         <w:r>
           <w:rPr>
             <w:rStyle w:val="Hyperlink"/>
@@ -1902,7 +1896,7 @@
             <w:noProof/>
             <w:webHidden/>
           </w:rPr>
-          <w:instrText xml:space="preserve"> PAGEREF _Toc96272187 \h </w:instrText>
+          <w:instrText xml:space="preserve"> PAGEREF _Toc98700313 \h </w:instrText>
         </w:r>
         <w:r>
           <w:rPr>
@@ -1935,31 +1929,20 @@
     </w:p>
     <w:p>
       <w:pPr>
-        <w:pStyle w:val="TOC1"/>
-        <w:tabs>
-          <w:tab w:val="right" w:leader="dot" w:pos="8495"/>
-        </w:tabs>
+        <w:pStyle w:val="TOC2"/>
         <w:rPr>
           <w:rFonts w:asciiTheme="minorHAnsi" w:eastAsiaTheme="minorEastAsia" w:hAnsiTheme="minorHAnsi" w:cstheme="minorBidi"/>
           <w:noProof/>
           <w:lang w:val="en-EE" w:eastAsia="en-GB"/>
         </w:rPr>
       </w:pPr>
-      <w:hyperlink w:anchor="_Toc96272188" w:history="1">
+      <w:hyperlink w:anchor="_Toc98700314" w:history="1">
         <w:r>
           <w:rPr>
             <w:rStyle w:val="Hyperlink"/>
             <w:noProof/>
           </w:rPr>
-          <w:t xml:space="preserve">Annex 1 – </w:t>
-        </w:r>
-        <w:r>
-          <w:rPr>
-            <w:rStyle w:val="Hyperlink"/>
-            <w:noProof/>
-            <w:lang w:val="nb-NO"/>
-          </w:rPr>
-          <w:t>DB Model</w:t>
+          <w:t>2.5 Translations</w:t>
         </w:r>
         <w:r>
           <w:rPr>
@@ -1980,7 +1963,74 @@
             <w:noProof/>
             <w:webHidden/>
           </w:rPr>
-          <w:instrText xml:space="preserve"> PAGEREF _Toc96272188 \h </w:instrText>
+          <w:instrText xml:space="preserve"> PAGEREF _Toc98700314 \h </w:instrText>
+        </w:r>
+        <w:r>
+          <w:rPr>
+            <w:noProof/>
+            <w:webHidden/>
+          </w:rPr>
+        </w:r>
+        <w:r>
+          <w:rPr>
+            <w:noProof/>
+            <w:webHidden/>
+          </w:rPr>
+          <w:fldChar w:fldCharType="separate"/>
+        </w:r>
+        <w:r>
+          <w:rPr>
+            <w:noProof/>
+            <w:webHidden/>
+          </w:rPr>
+          <w:t>10</w:t>
+        </w:r>
+        <w:r>
+          <w:rPr>
+            <w:noProof/>
+            <w:webHidden/>
+          </w:rPr>
+          <w:fldChar w:fldCharType="end"/>
+        </w:r>
+      </w:hyperlink>
+    </w:p>
+    <w:p>
+      <w:pPr>
+        <w:pStyle w:val="TOC2"/>
+        <w:rPr>
+          <w:rFonts w:asciiTheme="minorHAnsi" w:eastAsiaTheme="minorEastAsia" w:hAnsiTheme="minorHAnsi" w:cstheme="minorBidi"/>
+          <w:noProof/>
+          <w:lang w:val="en-EE" w:eastAsia="en-GB"/>
+        </w:rPr>
+      </w:pPr>
+      <w:hyperlink w:anchor="_Toc98700315" w:history="1">
+        <w:r>
+          <w:rPr>
+            <w:rStyle w:val="Hyperlink"/>
+            <w:noProof/>
+          </w:rPr>
+          <w:t>2.6 Testing</w:t>
+        </w:r>
+        <w:r>
+          <w:rPr>
+            <w:noProof/>
+            <w:webHidden/>
+          </w:rPr>
+          <w:tab/>
+        </w:r>
+        <w:r>
+          <w:rPr>
+            <w:noProof/>
+            <w:webHidden/>
+          </w:rPr>
+          <w:fldChar w:fldCharType="begin"/>
+        </w:r>
+        <w:r>
+          <w:rPr>
+            <w:noProof/>
+            <w:webHidden/>
+          </w:rPr>
+          <w:instrText xml:space="preserve"> PAGEREF _Toc98700315 \h </w:instrText>
         </w:r>
         <w:r>
           <w:rPr>
@@ -2023,7 +2073,85 @@
           <w:lang w:val="en-EE" w:eastAsia="en-GB"/>
         </w:rPr>
       </w:pPr>
-      <w:hyperlink w:anchor="_Toc96272189" w:history="1">
+      <w:hyperlink w:anchor="_Toc98700316" w:history="1">
+        <w:r>
+          <w:rPr>
+            <w:rStyle w:val="Hyperlink"/>
+            <w:noProof/>
+          </w:rPr>
+          <w:t xml:space="preserve">Annex 1 – </w:t>
+        </w:r>
+        <w:r>
+          <w:rPr>
+            <w:rStyle w:val="Hyperlink"/>
+            <w:noProof/>
+            <w:lang w:val="nb-NO"/>
+          </w:rPr>
+          <w:t>DB Model (fix CustomerPrice Entity)</w:t>
+        </w:r>
+        <w:r>
+          <w:rPr>
+            <w:noProof/>
+            <w:webHidden/>
+          </w:rPr>
+          <w:tab/>
+        </w:r>
+        <w:r>
+          <w:rPr>
+            <w:noProof/>
+            <w:webHidden/>
+          </w:rPr>
+          <w:fldChar w:fldCharType="begin"/>
+        </w:r>
+        <w:r>
+          <w:rPr>
+            <w:noProof/>
+            <w:webHidden/>
+          </w:rPr>
+          <w:instrText xml:space="preserve"> PAGEREF _Toc98700316 \h </w:instrText>
+        </w:r>
+        <w:r>
+          <w:rPr>
+            <w:noProof/>
+            <w:webHidden/>
+          </w:rPr>
+        </w:r>
+        <w:r>
+          <w:rPr>
+            <w:noProof/>
+            <w:webHidden/>
+          </w:rPr>
+          <w:fldChar w:fldCharType="separate"/>
+        </w:r>
+        <w:r>
+          <w:rPr>
+            <w:noProof/>
+            <w:webHidden/>
+          </w:rPr>
+          <w:t>13</w:t>
+        </w:r>
+        <w:r>
+          <w:rPr>
+            <w:noProof/>
+            <w:webHidden/>
+          </w:rPr>
+          <w:fldChar w:fldCharType="end"/>
+        </w:r>
+      </w:hyperlink>
+    </w:p>
+    <w:p>
+      <w:pPr>
+        <w:pStyle w:val="TOC1"/>
+        <w:tabs>
+          <w:tab w:val="right" w:leader="dot" w:pos="8495"/>
+        </w:tabs>
+        <w:rPr>
+          <w:rFonts w:asciiTheme="minorHAnsi" w:eastAsiaTheme="minorEastAsia" w:hAnsiTheme="minorHAnsi" w:cstheme="minorBidi"/>
+          <w:noProof/>
+          <w:lang w:val="en-EE" w:eastAsia="en-GB"/>
+        </w:rPr>
+      </w:pPr>
+      <w:hyperlink w:anchor="_Toc98700317" w:history="1">
         <w:r>
           <w:rPr>
             <w:rStyle w:val="Hyperlink"/>
@@ -2050,7 +2178,7 @@
             <w:noProof/>
             <w:webHidden/>
           </w:rPr>
-          <w:instrText xml:space="preserve"> PAGEREF _Toc96272189 \h </w:instrText>
+          <w:instrText xml:space="preserve"> PAGEREF _Toc98700317 \h </w:instrText>
         </w:r>
         <w:r>
           <w:rPr>
@@ -2070,7 +2198,7 @@
             <w:noProof/>
             <w:webHidden/>
           </w:rPr>
-          <w:t>12</w:t>
+          <w:t>14</w:t>
         </w:r>
         <w:r>
           <w:rPr>
@@ -2105,7 +2233,7 @@
       <w:pPr>
         <w:pStyle w:val="Heading1"/>
       </w:pPr>
-      <w:bookmarkStart w:id="2" w:name="_Toc96272182"/>
+      <w:bookmarkStart w:id="2" w:name="_Toc98700308"/>
       <w:r>
         <w:lastRenderedPageBreak/>
         <w:t>Assignment</w:t>
@@ -2307,7 +2435,7 @@
           <w:numId w:val="4"/>
         </w:numPr>
       </w:pPr>
-      <w:bookmarkStart w:id="6" w:name="_Toc96272183"/>
+      <w:bookmarkStart w:id="6" w:name="_Toc98700309"/>
       <w:bookmarkEnd w:id="3"/>
       <w:bookmarkEnd w:id="4"/>
       <w:bookmarkEnd w:id="5"/>
@@ -2384,7 +2512,7 @@
           <w:lang w:val="nb-NO"/>
         </w:rPr>
       </w:pPr>
-      <w:bookmarkStart w:id="7" w:name="_Toc96272184"/>
+      <w:bookmarkStart w:id="7" w:name="_Toc98700310"/>
       <w:r>
         <w:rPr>
           <w:lang w:val="nb-NO"/>
@@ -2780,33 +2908,7 @@
           <w:sz w:val="24"/>
           <w:szCs w:val="24"/>
         </w:rPr>
-        <w:t>UNKNOWN</w:t>
-      </w:r>
-      <w:r>
-        <w:rPr>
-          <w:rFonts w:ascii="Times New Roman" w:hAnsi="Times New Roman" w:cs="Times New Roman"/>
-          <w:sz w:val="24"/>
-          <w:szCs w:val="24"/>
-        </w:rPr>
-        <w:t xml:space="preserve"> and using </w:t>
-      </w:r>
-      <w:proofErr w:type="spellStart"/>
-      <w:r>
-        <w:rPr>
-          <w:rFonts w:ascii="Times New Roman" w:hAnsi="Times New Roman" w:cs="Times New Roman"/>
-          <w:sz w:val="24"/>
-          <w:szCs w:val="24"/>
-        </w:rPr>
-        <w:t>taltech</w:t>
-      </w:r>
-      <w:proofErr w:type="spellEnd"/>
-      <w:r>
-        <w:rPr>
-          <w:rFonts w:ascii="Times New Roman" w:hAnsi="Times New Roman" w:cs="Times New Roman"/>
-          <w:sz w:val="24"/>
-          <w:szCs w:val="24"/>
-        </w:rPr>
-        <w:t xml:space="preserve"> provided schema.</w:t>
+        <w:t>Postgres.</w:t>
       </w:r>
     </w:p>
     <w:p>
@@ -3782,6 +3884,13 @@
     </w:p>
     <w:p>
       <w:pPr>
+        <w:spacing w:line="360" w:lineRule="auto"/>
+        <w:ind w:left="360"/>
+        <w:jc w:val="both"/>
+      </w:pPr>
+    </w:p>
+    <w:p>
+      <w:pPr>
         <w:pStyle w:val="ListParagraph"/>
         <w:spacing w:line="360" w:lineRule="auto"/>
         <w:jc w:val="both"/>
@@ -3800,7 +3909,7 @@
           <w:numId w:val="4"/>
         </w:numPr>
       </w:pPr>
-      <w:bookmarkStart w:id="8" w:name="_Toc96272185"/>
+      <w:bookmarkStart w:id="8" w:name="_Toc98700311"/>
       <w:r>
         <w:lastRenderedPageBreak/>
         <w:t>User interface</w:t>
@@ -4355,7 +4464,7 @@
           <w:numId w:val="4"/>
         </w:numPr>
       </w:pPr>
-      <w:bookmarkStart w:id="9" w:name="_Toc96272186"/>
+      <w:bookmarkStart w:id="9" w:name="_Toc98700312"/>
       <w:r>
         <w:t>Main user functionality</w:t>
       </w:r>
@@ -4435,7 +4544,7 @@
           <w:numId w:val="4"/>
         </w:numPr>
       </w:pPr>
-      <w:bookmarkStart w:id="10" w:name="_Toc96272187"/>
+      <w:bookmarkStart w:id="10" w:name="_Toc98700313"/>
       <w:r>
         <w:t>User functionality</w:t>
       </w:r>
@@ -4595,10 +4704,1545 @@
         <w:t xml:space="preserve"> problems</w:t>
       </w:r>
     </w:p>
+    <w:p/>
     <w:p>
       <w:pPr>
+        <w:pStyle w:val="Heading2"/>
+        <w:numPr>
+          <w:ilvl w:val="1"/>
+          <w:numId w:val="4"/>
+        </w:numPr>
+      </w:pPr>
+      <w:bookmarkStart w:id="11" w:name="_Toc98700314"/>
+      <w:r>
+        <w:t>Translations</w:t>
+      </w:r>
+      <w:bookmarkEnd w:id="11"/>
+    </w:p>
+    <w:p>
+      <w:pPr>
+        <w:pStyle w:val="BodyText"/>
+      </w:pPr>
+      <w:r>
+        <w:t xml:space="preserve">Translations are kept in Postgres database as JSONB format. This will reduce the need of multiple </w:t>
+      </w:r>
+      <w:r>
+        <w:t xml:space="preserve">language support </w:t>
+      </w:r>
+      <w:r>
+        <w:t xml:space="preserve">database tables for </w:t>
+      </w:r>
+      <w:r>
+        <w:t>same entities and</w:t>
+      </w:r>
+      <w:r>
+        <w:t xml:space="preserve"> reduce complexity of </w:t>
+      </w:r>
+      <w:proofErr w:type="spellStart"/>
+      <w:r>
+        <w:t>reffering</w:t>
+      </w:r>
+      <w:proofErr w:type="spellEnd"/>
+      <w:r>
+        <w:t xml:space="preserve"> to multiple </w:t>
+      </w:r>
+      <w:proofErr w:type="spellStart"/>
+      <w:r>
+        <w:t>db</w:t>
+      </w:r>
+      <w:proofErr w:type="spellEnd"/>
+      <w:r>
+        <w:t xml:space="preserve"> tables.</w:t>
+      </w:r>
+    </w:p>
+    <w:p>
+      <w:pPr>
+        <w:pStyle w:val="BodyText"/>
+      </w:pPr>
+      <w:r>
+        <w:t xml:space="preserve">Translations are accessed by </w:t>
+      </w:r>
+      <w:r>
+        <w:t>URI specific culture mark:</w:t>
+      </w:r>
+    </w:p>
+    <w:p>
+      <w:pPr>
+        <w:pStyle w:val="ListParagraph"/>
+        <w:numPr>
+          <w:ilvl w:val="0"/>
+          <w:numId w:val="14"/>
+        </w:numPr>
+        <w:rPr>
+          <w:sz w:val="24"/>
+          <w:szCs w:val="24"/>
+          <w:lang w:val="en-EE" w:eastAsia="en-GB"/>
+        </w:rPr>
+      </w:pPr>
+      <w:r>
+        <w:rPr>
+          <w:rFonts w:ascii="Segoe UI" w:hAnsi="Segoe UI" w:cs="Segoe UI"/>
+          <w:color w:val="212121"/>
+          <w:sz w:val="18"/>
+          <w:szCs w:val="18"/>
+          <w:shd w:val="clear" w:color="auto" w:fill="FFFFFF"/>
+        </w:rPr>
+        <w:t>https://localhost:7222/api/Address?culture=et-EE</w:t>
+      </w:r>
+    </w:p>
+    <w:p>
+      <w:pPr>
+        <w:pStyle w:val="BodyText"/>
+      </w:pPr>
+      <w:r>
+        <w:t xml:space="preserve">Fallback culture is set to et-EE and API supports additional </w:t>
+      </w:r>
+      <w:proofErr w:type="spellStart"/>
+      <w:r>
+        <w:t>en</w:t>
+      </w:r>
+      <w:proofErr w:type="spellEnd"/>
+      <w:r>
+        <w:t>-GB culture</w:t>
+      </w:r>
+    </w:p>
+    <w:p>
+      <w:pPr>
+        <w:pStyle w:val="HTMLPreformatted"/>
+        <w:shd w:val="clear" w:color="auto" w:fill="FFFFFF"/>
+        <w:rPr>
+          <w:rFonts w:ascii="Courier New" w:hAnsi="Courier New" w:cs="Courier New"/>
+          <w:color w:val="000000"/>
+          <w:lang w:val="en-EE" w:eastAsia="en-GB"/>
+        </w:rPr>
+      </w:pPr>
+      <w:r>
+        <w:rPr>
+          <w:rFonts w:ascii="Times New Roman" w:hAnsi="Times New Roman"/>
+          <w:sz w:val="24"/>
+          <w:szCs w:val="24"/>
+        </w:rPr>
+        <w:t>Class property is re</w:t>
+      </w:r>
+      <w:r>
+        <w:rPr>
+          <w:rFonts w:ascii="Times New Roman" w:hAnsi="Times New Roman"/>
+          <w:sz w:val="24"/>
+          <w:szCs w:val="24"/>
+        </w:rPr>
+        <w:t xml:space="preserve">ferenced </w:t>
+      </w:r>
+      <w:proofErr w:type="gramStart"/>
+      <w:r>
+        <w:rPr>
+          <w:rFonts w:ascii="Times New Roman" w:hAnsi="Times New Roman"/>
+          <w:sz w:val="24"/>
+          <w:szCs w:val="24"/>
+        </w:rPr>
+        <w:t>with  property</w:t>
+      </w:r>
+      <w:proofErr w:type="gramEnd"/>
+      <w:r>
+        <w:t xml:space="preserve"> </w:t>
+      </w:r>
+      <w:r>
+        <w:rPr>
+          <w:rFonts w:ascii="Courier New" w:hAnsi="Courier New" w:cs="Courier New"/>
+          <w:color w:val="000000"/>
+          <w:shd w:val="clear" w:color="auto" w:fill="99CCFF"/>
+          <w:lang w:val="en-EE" w:eastAsia="en-GB"/>
+        </w:rPr>
+        <w:t>[</w:t>
+      </w:r>
+      <w:r>
+        <w:rPr>
+          <w:rFonts w:ascii="Courier New" w:hAnsi="Courier New" w:cs="Courier New"/>
+          <w:color w:val="000000"/>
+          <w:lang w:val="en-EE" w:eastAsia="en-GB"/>
+        </w:rPr>
+        <w:t>Column(</w:t>
+      </w:r>
+      <w:r>
+        <w:rPr>
+          <w:rFonts w:ascii="Courier New" w:hAnsi="Courier New" w:cs="Courier New"/>
+          <w:b/>
+          <w:bCs/>
+          <w:color w:val="660E7A"/>
+          <w:lang w:val="en-EE" w:eastAsia="en-GB"/>
+        </w:rPr>
+        <w:t xml:space="preserve">TypeName </w:t>
+      </w:r>
+      <w:r>
+        <w:rPr>
+          <w:rFonts w:ascii="Courier New" w:hAnsi="Courier New" w:cs="Courier New"/>
+          <w:color w:val="000000"/>
+          <w:lang w:val="en-EE" w:eastAsia="en-GB"/>
+        </w:rPr>
+        <w:t xml:space="preserve">= </w:t>
+      </w:r>
+      <w:r>
+        <w:rPr>
+          <w:rFonts w:ascii="Courier New" w:hAnsi="Courier New" w:cs="Courier New"/>
+          <w:b/>
+          <w:bCs/>
+          <w:color w:val="008000"/>
+          <w:lang w:val="en-EE" w:eastAsia="en-GB"/>
+        </w:rPr>
+        <w:t>"jsonb"</w:t>
+      </w:r>
+      <w:r>
+        <w:rPr>
+          <w:rFonts w:ascii="Courier New" w:hAnsi="Courier New" w:cs="Courier New"/>
+          <w:color w:val="000000"/>
+          <w:lang w:val="en-EE" w:eastAsia="en-GB"/>
+        </w:rPr>
+        <w:t>)</w:t>
+      </w:r>
+      <w:r>
+        <w:rPr>
+          <w:rFonts w:ascii="Courier New" w:hAnsi="Courier New" w:cs="Courier New"/>
+          <w:color w:val="000000"/>
+          <w:shd w:val="clear" w:color="auto" w:fill="99CCFF"/>
+          <w:lang w:val="en-EE" w:eastAsia="en-GB"/>
+        </w:rPr>
+        <w:t>]</w:t>
+      </w:r>
+    </w:p>
+    <w:p>
+      <w:pPr>
+        <w:pStyle w:val="BodyText"/>
+      </w:pPr>
+      <w:r>
+        <w:t xml:space="preserve">and the datatype is changed to user defined </w:t>
+      </w:r>
+      <w:proofErr w:type="spellStart"/>
+      <w:proofErr w:type="gramStart"/>
+      <w:r>
+        <w:t>LangStr</w:t>
+      </w:r>
+      <w:proofErr w:type="spellEnd"/>
+      <w:r>
+        <w:t xml:space="preserve"> :</w:t>
+      </w:r>
+      <w:proofErr w:type="gramEnd"/>
+    </w:p>
+    <w:p>
+      <w:pPr>
+        <w:pStyle w:val="ListParagraph"/>
+        <w:numPr>
+          <w:ilvl w:val="0"/>
+          <w:numId w:val="14"/>
+        </w:numPr>
+        <w:shd w:val="clear" w:color="auto" w:fill="FFFFFF"/>
+        <w:tabs>
+          <w:tab w:val="left" w:pos="916"/>
+          <w:tab w:val="left" w:pos="1832"/>
+          <w:tab w:val="left" w:pos="2748"/>
+          <w:tab w:val="left" w:pos="3664"/>
+          <w:tab w:val="left" w:pos="4580"/>
+          <w:tab w:val="left" w:pos="5496"/>
+          <w:tab w:val="left" w:pos="6412"/>
+          <w:tab w:val="left" w:pos="7328"/>
+          <w:tab w:val="left" w:pos="8244"/>
+          <w:tab w:val="left" w:pos="9160"/>
+          <w:tab w:val="left" w:pos="10076"/>
+          <w:tab w:val="left" w:pos="10992"/>
+          <w:tab w:val="left" w:pos="11908"/>
+          <w:tab w:val="left" w:pos="12824"/>
+          <w:tab w:val="left" w:pos="13740"/>
+          <w:tab w:val="left" w:pos="14656"/>
+        </w:tabs>
+      </w:pPr>
+      <w:r>
+        <w:rPr>
+          <w:rFonts w:ascii="Courier New" w:hAnsi="Courier New" w:cs="Courier New"/>
+          <w:b/>
+          <w:bCs/>
+          <w:color w:val="000080"/>
+          <w:sz w:val="20"/>
+          <w:szCs w:val="20"/>
+        </w:rPr>
+        <w:t xml:space="preserve">public </w:t>
+      </w:r>
+      <w:r>
+        <w:rPr>
+          <w:rFonts w:ascii="Courier New" w:hAnsi="Courier New" w:cs="Courier New"/>
+          <w:color w:val="000000"/>
+          <w:sz w:val="20"/>
+          <w:szCs w:val="20"/>
+        </w:rPr>
+        <w:t xml:space="preserve">LangStr </w:t>
+      </w:r>
+      <w:r>
+        <w:rPr>
+          <w:rFonts w:ascii="Courier New" w:hAnsi="Courier New" w:cs="Courier New"/>
+          <w:b/>
+          <w:bCs/>
+          <w:color w:val="660E7A"/>
+          <w:sz w:val="20"/>
+          <w:szCs w:val="20"/>
+        </w:rPr>
+        <w:t xml:space="preserve">Head </w:t>
+      </w:r>
+      <w:proofErr w:type="gramStart"/>
+      <w:r>
+        <w:rPr>
+          <w:rFonts w:ascii="Courier New" w:hAnsi="Courier New" w:cs="Courier New"/>
+          <w:color w:val="000000"/>
+          <w:sz w:val="20"/>
+          <w:szCs w:val="20"/>
+        </w:rPr>
+        <w:t xml:space="preserve">{ </w:t>
+      </w:r>
+      <w:r>
+        <w:rPr>
+          <w:rFonts w:ascii="Courier New" w:hAnsi="Courier New" w:cs="Courier New"/>
+          <w:b/>
+          <w:bCs/>
+          <w:color w:val="000080"/>
+          <w:sz w:val="20"/>
+          <w:szCs w:val="20"/>
+        </w:rPr>
+        <w:t>get</w:t>
+      </w:r>
+      <w:proofErr w:type="gramEnd"/>
+      <w:r>
+        <w:rPr>
+          <w:rFonts w:ascii="Courier New" w:hAnsi="Courier New" w:cs="Courier New"/>
+          <w:color w:val="000000"/>
+          <w:sz w:val="20"/>
+          <w:szCs w:val="20"/>
+        </w:rPr>
+        <w:t xml:space="preserve">; </w:t>
+      </w:r>
+      <w:r>
+        <w:rPr>
+          <w:rFonts w:ascii="Courier New" w:hAnsi="Courier New" w:cs="Courier New"/>
+          <w:b/>
+          <w:bCs/>
+          <w:color w:val="000080"/>
+          <w:sz w:val="20"/>
+          <w:szCs w:val="20"/>
+        </w:rPr>
+        <w:t>set</w:t>
+      </w:r>
+      <w:r>
+        <w:rPr>
+          <w:rFonts w:ascii="Courier New" w:hAnsi="Courier New" w:cs="Courier New"/>
+          <w:color w:val="000000"/>
+          <w:sz w:val="20"/>
+          <w:szCs w:val="20"/>
+        </w:rPr>
+        <w:t xml:space="preserve">; } = </w:t>
+      </w:r>
+      <w:r>
+        <w:rPr>
+          <w:rFonts w:ascii="Courier New" w:hAnsi="Courier New" w:cs="Courier New"/>
+          <w:b/>
+          <w:bCs/>
+          <w:color w:val="000080"/>
+          <w:sz w:val="20"/>
+          <w:szCs w:val="20"/>
+        </w:rPr>
+        <w:t>new</w:t>
+      </w:r>
+      <w:r>
+        <w:rPr>
+          <w:rFonts w:ascii="Courier New" w:hAnsi="Courier New" w:cs="Courier New"/>
+          <w:color w:val="000000"/>
+          <w:sz w:val="20"/>
+          <w:szCs w:val="20"/>
+        </w:rPr>
+        <w:t>();</w:t>
+      </w:r>
+      <w:r>
+        <w:t xml:space="preserve">. </w:t>
+      </w:r>
+    </w:p>
+    <w:p>
+      <w:pPr>
+        <w:shd w:val="clear" w:color="auto" w:fill="FFFFFF"/>
+        <w:tabs>
+          <w:tab w:val="left" w:pos="916"/>
+          <w:tab w:val="left" w:pos="1832"/>
+          <w:tab w:val="left" w:pos="2748"/>
+          <w:tab w:val="left" w:pos="3664"/>
+          <w:tab w:val="left" w:pos="4580"/>
+          <w:tab w:val="left" w:pos="5496"/>
+          <w:tab w:val="left" w:pos="6412"/>
+          <w:tab w:val="left" w:pos="7328"/>
+          <w:tab w:val="left" w:pos="8244"/>
+          <w:tab w:val="left" w:pos="9160"/>
+          <w:tab w:val="left" w:pos="10076"/>
+          <w:tab w:val="left" w:pos="10992"/>
+          <w:tab w:val="left" w:pos="11908"/>
+          <w:tab w:val="left" w:pos="12824"/>
+          <w:tab w:val="left" w:pos="13740"/>
+          <w:tab w:val="left" w:pos="14656"/>
+        </w:tabs>
+      </w:pPr>
+    </w:p>
+    <w:p>
+      <w:pPr>
+        <w:shd w:val="clear" w:color="auto" w:fill="FFFFFF"/>
+        <w:tabs>
+          <w:tab w:val="left" w:pos="916"/>
+          <w:tab w:val="left" w:pos="1832"/>
+          <w:tab w:val="left" w:pos="2748"/>
+          <w:tab w:val="left" w:pos="3664"/>
+          <w:tab w:val="left" w:pos="4580"/>
+          <w:tab w:val="left" w:pos="5496"/>
+          <w:tab w:val="left" w:pos="6412"/>
+          <w:tab w:val="left" w:pos="7328"/>
+          <w:tab w:val="left" w:pos="8244"/>
+          <w:tab w:val="left" w:pos="9160"/>
+          <w:tab w:val="left" w:pos="10076"/>
+          <w:tab w:val="left" w:pos="10992"/>
+          <w:tab w:val="left" w:pos="11908"/>
+          <w:tab w:val="left" w:pos="12824"/>
+          <w:tab w:val="left" w:pos="13740"/>
+          <w:tab w:val="left" w:pos="14656"/>
+        </w:tabs>
+        <w:rPr>
+          <w:rFonts w:ascii="Courier New" w:hAnsi="Courier New" w:cs="Courier New"/>
+          <w:color w:val="000000"/>
+          <w:sz w:val="20"/>
+          <w:szCs w:val="20"/>
+        </w:rPr>
+      </w:pPr>
+      <w:r>
+        <w:t>LangStr class handles from and to property conversions between different cultures.</w:t>
+      </w:r>
+    </w:p>
+    <w:p>
+      <w:pPr>
+        <w:pStyle w:val="BodyText"/>
+      </w:pPr>
+      <w:r>
+        <w:t xml:space="preserve">JSONB </w:t>
+      </w:r>
+      <w:r>
+        <w:t>(</w:t>
+      </w:r>
+      <w:hyperlink r:id="rId21" w:history="1">
+        <w:r>
+          <w:rPr>
+            <w:rStyle w:val="Hyperlink"/>
+          </w:rPr>
+          <w:t>https://www.postgresql.org/docs/9.4/datatype-json.htm</w:t>
+        </w:r>
+        <w:r>
+          <w:rPr>
+            <w:rStyle w:val="Hyperlink"/>
+          </w:rPr>
+          <w:t>l</w:t>
+        </w:r>
+      </w:hyperlink>
+      <w:r>
+        <w:t xml:space="preserve">) </w:t>
+      </w:r>
+      <w:r>
+        <w:t>data</w:t>
+      </w:r>
+      <w:r>
+        <w:t xml:space="preserve"> </w:t>
+      </w:r>
+      <w:r>
+        <w:t xml:space="preserve">structure </w:t>
+      </w:r>
+      <w:proofErr w:type="gramStart"/>
+      <w:r>
+        <w:t>is considered to be</w:t>
+      </w:r>
+      <w:proofErr w:type="gramEnd"/>
+      <w:r>
+        <w:t xml:space="preserve"> faster</w:t>
+      </w:r>
+      <w:r>
+        <w:t xml:space="preserve"> in execution, since it is stored as decomposed binary and it needs less reparsing. JSONB is slower at </w:t>
+      </w:r>
+      <w:proofErr w:type="gramStart"/>
+      <w:r>
+        <w:t>input, but</w:t>
+      </w:r>
+      <w:proofErr w:type="gramEnd"/>
+      <w:r>
+        <w:t xml:space="preserve"> removes property whitespace (less dataspace consumption) and supports indexing if needed. </w:t>
+      </w:r>
+      <w:proofErr w:type="gramStart"/>
+      <w:r>
+        <w:t>Additionally</w:t>
+      </w:r>
+      <w:proofErr w:type="gramEnd"/>
+      <w:r>
+        <w:t xml:space="preserve"> it does not allow duplicate keys, thus reducing </w:t>
+      </w:r>
+      <w:r>
+        <w:t xml:space="preserve">error in </w:t>
+      </w:r>
+      <w:r>
+        <w:t>JSONB</w:t>
+      </w:r>
+      <w:r>
+        <w:t xml:space="preserve"> setup.</w:t>
+      </w:r>
+    </w:p>
+    <w:p>
+      <w:pPr>
+        <w:pStyle w:val="BodyText"/>
+      </w:pPr>
+      <w:r>
+        <w:lastRenderedPageBreak/>
+        <w:t>Controllers</w:t>
+      </w:r>
+      <w:r>
+        <w:t xml:space="preserve"> </w:t>
+      </w:r>
+      <w:r>
+        <w:rPr>
+          <w:color w:val="FF0000"/>
+        </w:rPr>
+        <w:t>(annex2)</w:t>
+      </w:r>
+      <w:r>
+        <w:rPr>
+          <w:color w:val="FF0000"/>
+        </w:rPr>
+        <w:t xml:space="preserve"> </w:t>
+      </w:r>
+      <w:r>
+        <w:t xml:space="preserve">need additional help to </w:t>
+      </w:r>
+      <w:r>
+        <w:t xml:space="preserve">convert in and output between string and JSONB datasets. This is achieved by entity specific DTO classes. </w:t>
+      </w:r>
+    </w:p>
+    <w:p>
+      <w:pPr>
+        <w:pStyle w:val="BodyText"/>
+      </w:pPr>
+      <w:r>
+        <w:t xml:space="preserve">DELETE </w:t>
+      </w:r>
+      <w:r>
+        <w:t>operation deletes entire row and culture deletion is not supported (out of scope)</w:t>
+      </w:r>
+    </w:p>
+    <w:p>
+      <w:pPr>
+        <w:pStyle w:val="Heading2"/>
+        <w:numPr>
+          <w:ilvl w:val="1"/>
+          <w:numId w:val="4"/>
+        </w:numPr>
+      </w:pPr>
+      <w:bookmarkStart w:id="12" w:name="_Toc98700315"/>
+      <w:r>
+        <w:t>Testing</w:t>
+      </w:r>
+      <w:bookmarkEnd w:id="12"/>
+    </w:p>
+    <w:p>
+      <w:pPr>
+        <w:pStyle w:val="BodyText"/>
+        <w:numPr>
+          <w:ilvl w:val="0"/>
+          <w:numId w:val="13"/>
+        </w:numPr>
+      </w:pPr>
+      <w:r>
+        <w:t>Postman</w:t>
+      </w:r>
+      <w:r>
+        <w:t xml:space="preserve"> testing cases:</w:t>
+      </w:r>
+    </w:p>
+    <w:p>
+      <w:pPr>
+        <w:pStyle w:val="ListParagraph"/>
+        <w:numPr>
+          <w:ilvl w:val="0"/>
+          <w:numId w:val="14"/>
+        </w:numPr>
+        <w:rPr>
+          <w:rFonts w:ascii="Segoe UI" w:hAnsi="Segoe UI" w:cs="Segoe UI"/>
+          <w:color w:val="212121"/>
+          <w:sz w:val="18"/>
+          <w:szCs w:val="18"/>
+          <w:shd w:val="clear" w:color="auto" w:fill="FFFFFF"/>
+        </w:rPr>
+      </w:pPr>
+      <w:r>
+        <w:rPr>
+          <w:rFonts w:ascii="Segoe UI" w:hAnsi="Segoe UI" w:cs="Segoe UI"/>
+          <w:color w:val="212121"/>
+          <w:sz w:val="18"/>
+          <w:szCs w:val="18"/>
+          <w:shd w:val="clear" w:color="auto" w:fill="FFFFFF"/>
+        </w:rPr>
+        <w:t xml:space="preserve">GET </w:t>
+      </w:r>
+      <w:hyperlink r:id="rId22" w:history="1">
+        <w:r>
+          <w:rPr>
+            <w:rStyle w:val="Hyperlink"/>
+            <w:rFonts w:ascii="Segoe UI" w:hAnsi="Segoe UI" w:cs="Segoe UI"/>
+            <w:sz w:val="18"/>
+            <w:szCs w:val="18"/>
+            <w:shd w:val="clear" w:color="auto" w:fill="FFFFFF"/>
+          </w:rPr>
+          <w:t>https://localhost:7222/api/Address?culture=et-EE</w:t>
+        </w:r>
+      </w:hyperlink>
+    </w:p>
+    <w:p>
+      <w:pPr>
+        <w:pStyle w:val="ListParagraph"/>
+        <w:numPr>
+          <w:ilvl w:val="0"/>
+          <w:numId w:val="14"/>
+        </w:numPr>
+        <w:rPr>
+          <w:sz w:val="24"/>
+          <w:szCs w:val="24"/>
+        </w:rPr>
+      </w:pPr>
+      <w:r>
+        <w:rPr>
+          <w:rFonts w:ascii="Segoe UI" w:hAnsi="Segoe UI" w:cs="Segoe UI"/>
+          <w:color w:val="212121"/>
+          <w:sz w:val="18"/>
+          <w:szCs w:val="18"/>
+          <w:shd w:val="clear" w:color="auto" w:fill="FFFFFF"/>
+          <w:lang w:val="en-US"/>
+        </w:rPr>
+        <w:t xml:space="preserve">GET </w:t>
+      </w:r>
+      <w:hyperlink r:id="rId23" w:history="1">
+        <w:r>
+          <w:rPr>
+            <w:rStyle w:val="Hyperlink"/>
+            <w:rFonts w:ascii="Segoe UI" w:hAnsi="Segoe UI" w:cs="Segoe UI"/>
+            <w:sz w:val="18"/>
+            <w:szCs w:val="18"/>
+            <w:shd w:val="clear" w:color="auto" w:fill="FFFFFF"/>
+          </w:rPr>
+          <w:t>https://localhost:7222/api/Address/4cd15056-1b99-4528-9524-c4bd3a7c78d1?culture=et-EE</w:t>
+        </w:r>
+      </w:hyperlink>
+    </w:p>
+    <w:p>
+      <w:pPr>
+        <w:pStyle w:val="ListParagraph"/>
+        <w:numPr>
+          <w:ilvl w:val="0"/>
+          <w:numId w:val="14"/>
+        </w:numPr>
+        <w:rPr>
+          <w:sz w:val="24"/>
+          <w:szCs w:val="24"/>
+        </w:rPr>
+      </w:pPr>
+      <w:r>
+        <w:rPr>
+          <w:rFonts w:ascii="Segoe UI" w:hAnsi="Segoe UI" w:cs="Segoe UI"/>
+          <w:color w:val="212121"/>
+          <w:sz w:val="18"/>
+          <w:szCs w:val="18"/>
+          <w:shd w:val="clear" w:color="auto" w:fill="FFFFFF"/>
+        </w:rPr>
+        <w:t xml:space="preserve">PUT </w:t>
+      </w:r>
+      <w:r>
+        <w:rPr>
+          <w:rFonts w:ascii="Segoe UI" w:hAnsi="Segoe UI" w:cs="Segoe UI"/>
+          <w:color w:val="212121"/>
+          <w:sz w:val="18"/>
+          <w:szCs w:val="18"/>
+          <w:shd w:val="clear" w:color="auto" w:fill="FFFFFF"/>
+        </w:rPr>
+        <w:t>https://localhost:7222/api/Address/4cd15056-1b99-4528-9524-c4bd3a7c78d1?culture=ee-ET</w:t>
+      </w:r>
+    </w:p>
+    <w:p>
+      <w:pPr>
+        <w:pStyle w:val="ListParagraph"/>
+        <w:numPr>
+          <w:ilvl w:val="0"/>
+          <w:numId w:val="14"/>
+        </w:numPr>
+        <w:rPr>
+          <w:sz w:val="24"/>
+          <w:szCs w:val="24"/>
+        </w:rPr>
+      </w:pPr>
+      <w:r>
+        <w:rPr>
+          <w:rFonts w:ascii="Segoe UI" w:hAnsi="Segoe UI" w:cs="Segoe UI"/>
+          <w:color w:val="212121"/>
+          <w:sz w:val="18"/>
+          <w:szCs w:val="18"/>
+          <w:shd w:val="clear" w:color="auto" w:fill="FFFFFF"/>
+        </w:rPr>
+        <w:t xml:space="preserve">PUT </w:t>
+      </w:r>
+      <w:r>
+        <w:rPr>
+          <w:rFonts w:ascii="Segoe UI" w:hAnsi="Segoe UI" w:cs="Segoe UI"/>
+          <w:color w:val="212121"/>
+          <w:sz w:val="18"/>
+          <w:szCs w:val="18"/>
+          <w:shd w:val="clear" w:color="auto" w:fill="FFFFFF"/>
+        </w:rPr>
+        <w:t>https://localhost:7222/api/Address/4cd15056-1b99-4528-9524-c4bd3a7c78d1?culture=en-GB</w:t>
+      </w:r>
+    </w:p>
+    <w:p>
+      <w:pPr>
+        <w:pStyle w:val="ListParagraph"/>
+        <w:numPr>
+          <w:ilvl w:val="0"/>
+          <w:numId w:val="14"/>
+        </w:numPr>
+        <w:rPr>
+          <w:sz w:val="24"/>
+          <w:szCs w:val="24"/>
+        </w:rPr>
+      </w:pPr>
+      <w:r>
+        <w:rPr>
+          <w:rFonts w:ascii="Segoe UI" w:hAnsi="Segoe UI" w:cs="Segoe UI"/>
+          <w:color w:val="212121"/>
+          <w:sz w:val="18"/>
+          <w:szCs w:val="18"/>
+          <w:shd w:val="clear" w:color="auto" w:fill="FFFFFF"/>
+        </w:rPr>
+        <w:t xml:space="preserve">POST </w:t>
+      </w:r>
+      <w:r>
+        <w:rPr>
+          <w:rFonts w:ascii="Segoe UI" w:hAnsi="Segoe UI" w:cs="Segoe UI"/>
+          <w:color w:val="212121"/>
+          <w:sz w:val="18"/>
+          <w:szCs w:val="18"/>
+          <w:shd w:val="clear" w:color="auto" w:fill="FFFFFF"/>
+        </w:rPr>
+        <w:t>https://localhost:7222/api/Address?culture=ee-ET</w:t>
+      </w:r>
+    </w:p>
+    <w:p>
+      <w:pPr>
+        <w:pStyle w:val="ListParagraph"/>
+        <w:numPr>
+          <w:ilvl w:val="0"/>
+          <w:numId w:val="14"/>
+        </w:numPr>
+        <w:rPr>
+          <w:sz w:val="24"/>
+          <w:szCs w:val="24"/>
+        </w:rPr>
+      </w:pPr>
+      <w:r>
+        <w:rPr>
+          <w:rFonts w:ascii="Segoe UI" w:hAnsi="Segoe UI" w:cs="Segoe UI"/>
+          <w:color w:val="212121"/>
+          <w:sz w:val="18"/>
+          <w:szCs w:val="18"/>
+          <w:shd w:val="clear" w:color="auto" w:fill="FFFFFF"/>
+        </w:rPr>
+        <w:t xml:space="preserve">DELETE </w:t>
+      </w:r>
+      <w:r>
+        <w:rPr>
+          <w:rFonts w:ascii="Segoe UI" w:hAnsi="Segoe UI" w:cs="Segoe UI"/>
+          <w:color w:val="212121"/>
+          <w:sz w:val="18"/>
+          <w:szCs w:val="18"/>
+          <w:shd w:val="clear" w:color="auto" w:fill="FFFFFF"/>
+        </w:rPr>
+        <w:t>https://localhost:7222/api/Address/7dcf85e9-9c8e-49ec-a1e1-0b877eb6c8fd?culture=ee-ET</w:t>
+      </w:r>
+    </w:p>
+    <w:p>
+      <w:pPr>
+        <w:pStyle w:val="ListParagraph"/>
+        <w:rPr>
+          <w:sz w:val="24"/>
+          <w:szCs w:val="24"/>
+        </w:rPr>
+      </w:pPr>
+    </w:p>
+    <w:p>
+      <w:pPr>
+        <w:pStyle w:val="ListParagraph"/>
+        <w:rPr>
+          <w:sz w:val="24"/>
+          <w:szCs w:val="24"/>
+        </w:rPr>
+      </w:pPr>
+      <w:r>
+        <w:rPr>
+          <w:sz w:val="24"/>
+          <w:szCs w:val="24"/>
+        </w:rPr>
+        <w:t>JSON:</w:t>
+      </w:r>
+    </w:p>
+    <w:p>
+      <w:pPr>
+        <w:shd w:val="clear" w:color="auto" w:fill="FFFFFE"/>
+        <w:spacing w:line="270" w:lineRule="atLeast"/>
+        <w:rPr>
+          <w:rFonts w:ascii="Menlo" w:hAnsi="Menlo" w:cs="Menlo"/>
+          <w:color w:val="000000"/>
+          <w:sz w:val="18"/>
+          <w:szCs w:val="18"/>
+        </w:rPr>
+      </w:pPr>
+      <w:r>
+        <w:rPr>
+          <w:rFonts w:ascii="Menlo" w:hAnsi="Menlo" w:cs="Menlo"/>
+          <w:color w:val="000000"/>
+          <w:sz w:val="18"/>
+          <w:szCs w:val="18"/>
+        </w:rPr>
+        <w:t xml:space="preserve">    {</w:t>
+      </w:r>
+    </w:p>
+    <w:p>
+      <w:pPr>
+        <w:shd w:val="clear" w:color="auto" w:fill="FFFFFE"/>
+        <w:spacing w:line="270" w:lineRule="atLeast"/>
+        <w:rPr>
+          <w:rFonts w:ascii="Menlo" w:hAnsi="Menlo" w:cs="Menlo"/>
+          <w:color w:val="000000"/>
+          <w:sz w:val="18"/>
+          <w:szCs w:val="18"/>
+        </w:rPr>
+      </w:pPr>
+      <w:r>
+        <w:rPr>
+          <w:rFonts w:ascii="Menlo" w:hAnsi="Menlo" w:cs="Menlo"/>
+          <w:color w:val="000000"/>
+          <w:sz w:val="18"/>
+          <w:szCs w:val="18"/>
+        </w:rPr>
+        <w:t xml:space="preserve">        </w:t>
+      </w:r>
+      <w:r>
+        <w:rPr>
+          <w:rFonts w:ascii="Menlo" w:hAnsi="Menlo" w:cs="Menlo"/>
+          <w:color w:val="A31515"/>
+          <w:sz w:val="18"/>
+          <w:szCs w:val="18"/>
+        </w:rPr>
+        <w:t>"appUserId"</w:t>
+      </w:r>
+      <w:r>
+        <w:rPr>
+          <w:rFonts w:ascii="Menlo" w:hAnsi="Menlo" w:cs="Menlo"/>
+          <w:color w:val="000000"/>
+          <w:sz w:val="18"/>
+          <w:szCs w:val="18"/>
+        </w:rPr>
+        <w:t xml:space="preserve">: </w:t>
+      </w:r>
+      <w:r>
+        <w:rPr>
+          <w:rFonts w:ascii="Menlo" w:hAnsi="Menlo" w:cs="Menlo"/>
+          <w:color w:val="0451A5"/>
+          <w:sz w:val="18"/>
+          <w:szCs w:val="18"/>
+        </w:rPr>
+        <w:t>"9504bbb0-ab82-4af2-9ba5-f0ffb77ae23e"</w:t>
+      </w:r>
+      <w:r>
+        <w:rPr>
+          <w:rFonts w:ascii="Menlo" w:hAnsi="Menlo" w:cs="Menlo"/>
+          <w:color w:val="000000"/>
+          <w:sz w:val="18"/>
+          <w:szCs w:val="18"/>
+        </w:rPr>
+        <w:t>,</w:t>
+      </w:r>
+    </w:p>
+    <w:p>
+      <w:pPr>
+        <w:shd w:val="clear" w:color="auto" w:fill="FFFFFE"/>
+        <w:spacing w:line="270" w:lineRule="atLeast"/>
+        <w:rPr>
+          <w:rFonts w:ascii="Menlo" w:hAnsi="Menlo" w:cs="Menlo"/>
+          <w:color w:val="000000"/>
+          <w:sz w:val="18"/>
+          <w:szCs w:val="18"/>
+        </w:rPr>
+      </w:pPr>
+      <w:r>
+        <w:rPr>
+          <w:rFonts w:ascii="Menlo" w:hAnsi="Menlo" w:cs="Menlo"/>
+          <w:color w:val="000000"/>
+          <w:sz w:val="18"/>
+          <w:szCs w:val="18"/>
+        </w:rPr>
+        <w:t xml:space="preserve">        </w:t>
+      </w:r>
+      <w:r>
+        <w:rPr>
+          <w:rFonts w:ascii="Menlo" w:hAnsi="Menlo" w:cs="Menlo"/>
+          <w:color w:val="A31515"/>
+          <w:sz w:val="18"/>
+          <w:szCs w:val="18"/>
+        </w:rPr>
+        <w:t>"appUser"</w:t>
+      </w:r>
+      <w:r>
+        <w:rPr>
+          <w:rFonts w:ascii="Menlo" w:hAnsi="Menlo" w:cs="Menlo"/>
+          <w:color w:val="000000"/>
+          <w:sz w:val="18"/>
+          <w:szCs w:val="18"/>
+        </w:rPr>
+        <w:t xml:space="preserve">: </w:t>
+      </w:r>
+      <w:r>
+        <w:rPr>
+          <w:rFonts w:ascii="Menlo" w:hAnsi="Menlo" w:cs="Menlo"/>
+          <w:b/>
+          <w:bCs/>
+          <w:color w:val="0451A5"/>
+          <w:sz w:val="18"/>
+          <w:szCs w:val="18"/>
+        </w:rPr>
+        <w:t>null</w:t>
+      </w:r>
+      <w:r>
+        <w:rPr>
+          <w:rFonts w:ascii="Menlo" w:hAnsi="Menlo" w:cs="Menlo"/>
+          <w:color w:val="000000"/>
+          <w:sz w:val="18"/>
+          <w:szCs w:val="18"/>
+        </w:rPr>
+        <w:t>,</w:t>
+      </w:r>
+    </w:p>
+    <w:p>
+      <w:pPr>
+        <w:shd w:val="clear" w:color="auto" w:fill="FFFFFE"/>
+        <w:spacing w:line="270" w:lineRule="atLeast"/>
+        <w:rPr>
+          <w:rFonts w:ascii="Menlo" w:hAnsi="Menlo" w:cs="Menlo"/>
+          <w:color w:val="000000"/>
+          <w:sz w:val="18"/>
+          <w:szCs w:val="18"/>
+        </w:rPr>
+      </w:pPr>
+      <w:r>
+        <w:rPr>
+          <w:rFonts w:ascii="Menlo" w:hAnsi="Menlo" w:cs="Menlo"/>
+          <w:color w:val="000000"/>
+          <w:sz w:val="18"/>
+          <w:szCs w:val="18"/>
+        </w:rPr>
+        <w:t xml:space="preserve">        </w:t>
+      </w:r>
+      <w:r>
+        <w:rPr>
+          <w:rFonts w:ascii="Menlo" w:hAnsi="Menlo" w:cs="Menlo"/>
+          <w:color w:val="A31515"/>
+          <w:sz w:val="18"/>
+          <w:szCs w:val="18"/>
+        </w:rPr>
+        <w:t>"customerId"</w:t>
+      </w:r>
+      <w:r>
+        <w:rPr>
+          <w:rFonts w:ascii="Menlo" w:hAnsi="Menlo" w:cs="Menlo"/>
+          <w:color w:val="000000"/>
+          <w:sz w:val="18"/>
+          <w:szCs w:val="18"/>
+        </w:rPr>
+        <w:t xml:space="preserve">: </w:t>
+      </w:r>
+      <w:r>
+        <w:rPr>
+          <w:rFonts w:ascii="Menlo" w:hAnsi="Menlo" w:cs="Menlo"/>
+          <w:b/>
+          <w:bCs/>
+          <w:color w:val="0451A5"/>
+          <w:sz w:val="18"/>
+          <w:szCs w:val="18"/>
+        </w:rPr>
+        <w:t>null</w:t>
+      </w:r>
+      <w:r>
+        <w:rPr>
+          <w:rFonts w:ascii="Menlo" w:hAnsi="Menlo" w:cs="Menlo"/>
+          <w:color w:val="000000"/>
+          <w:sz w:val="18"/>
+          <w:szCs w:val="18"/>
+        </w:rPr>
+        <w:t>,</w:t>
+      </w:r>
+    </w:p>
+    <w:p>
+      <w:pPr>
+        <w:shd w:val="clear" w:color="auto" w:fill="FFFFFE"/>
+        <w:spacing w:line="270" w:lineRule="atLeast"/>
+        <w:rPr>
+          <w:rFonts w:ascii="Menlo" w:hAnsi="Menlo" w:cs="Menlo"/>
+          <w:color w:val="000000"/>
+          <w:sz w:val="18"/>
+          <w:szCs w:val="18"/>
+        </w:rPr>
+      </w:pPr>
+      <w:r>
+        <w:rPr>
+          <w:rFonts w:ascii="Menlo" w:hAnsi="Menlo" w:cs="Menlo"/>
+          <w:color w:val="000000"/>
+          <w:sz w:val="18"/>
+          <w:szCs w:val="18"/>
+        </w:rPr>
+        <w:t xml:space="preserve">        </w:t>
+      </w:r>
+      <w:r>
+        <w:rPr>
+          <w:rFonts w:ascii="Menlo" w:hAnsi="Menlo" w:cs="Menlo"/>
+          <w:color w:val="A31515"/>
+          <w:sz w:val="18"/>
+          <w:szCs w:val="18"/>
+        </w:rPr>
+        <w:t>"customer"</w:t>
+      </w:r>
+      <w:r>
+        <w:rPr>
+          <w:rFonts w:ascii="Menlo" w:hAnsi="Menlo" w:cs="Menlo"/>
+          <w:color w:val="000000"/>
+          <w:sz w:val="18"/>
+          <w:szCs w:val="18"/>
+        </w:rPr>
+        <w:t xml:space="preserve">: </w:t>
+      </w:r>
+      <w:r>
+        <w:rPr>
+          <w:rFonts w:ascii="Menlo" w:hAnsi="Menlo" w:cs="Menlo"/>
+          <w:b/>
+          <w:bCs/>
+          <w:color w:val="0451A5"/>
+          <w:sz w:val="18"/>
+          <w:szCs w:val="18"/>
+        </w:rPr>
+        <w:t>null</w:t>
+      </w:r>
+      <w:r>
+        <w:rPr>
+          <w:rFonts w:ascii="Menlo" w:hAnsi="Menlo" w:cs="Menlo"/>
+          <w:color w:val="000000"/>
+          <w:sz w:val="18"/>
+          <w:szCs w:val="18"/>
+        </w:rPr>
+        <w:t>,</w:t>
+      </w:r>
+    </w:p>
+    <w:p>
+      <w:pPr>
+        <w:shd w:val="clear" w:color="auto" w:fill="FFFFFE"/>
+        <w:spacing w:line="270" w:lineRule="atLeast"/>
+        <w:rPr>
+          <w:rFonts w:ascii="Menlo" w:hAnsi="Menlo" w:cs="Menlo"/>
+          <w:color w:val="000000"/>
+          <w:sz w:val="18"/>
+          <w:szCs w:val="18"/>
+        </w:rPr>
+      </w:pPr>
+      <w:r>
+        <w:rPr>
+          <w:rFonts w:ascii="Menlo" w:hAnsi="Menlo" w:cs="Menlo"/>
+          <w:color w:val="000000"/>
+          <w:sz w:val="18"/>
+          <w:szCs w:val="18"/>
+        </w:rPr>
+        <w:t xml:space="preserve">        </w:t>
+      </w:r>
+      <w:r>
+        <w:rPr>
+          <w:rFonts w:ascii="Menlo" w:hAnsi="Menlo" w:cs="Menlo"/>
+          <w:color w:val="A31515"/>
+          <w:sz w:val="18"/>
+          <w:szCs w:val="18"/>
+        </w:rPr>
+        <w:t>"country"</w:t>
+      </w:r>
+      <w:r>
+        <w:rPr>
+          <w:rFonts w:ascii="Menlo" w:hAnsi="Menlo" w:cs="Menlo"/>
+          <w:color w:val="000000"/>
+          <w:sz w:val="18"/>
+          <w:szCs w:val="18"/>
+        </w:rPr>
+        <w:t xml:space="preserve">: </w:t>
+      </w:r>
+      <w:r>
+        <w:rPr>
+          <w:rFonts w:ascii="Menlo" w:hAnsi="Menlo" w:cs="Menlo"/>
+          <w:color w:val="0451A5"/>
+          <w:sz w:val="18"/>
+          <w:szCs w:val="18"/>
+        </w:rPr>
+        <w:t>"Eesti"</w:t>
+      </w:r>
+      <w:r>
+        <w:rPr>
+          <w:rFonts w:ascii="Menlo" w:hAnsi="Menlo" w:cs="Menlo"/>
+          <w:color w:val="000000"/>
+          <w:sz w:val="18"/>
+          <w:szCs w:val="18"/>
+        </w:rPr>
+        <w:t>,</w:t>
+      </w:r>
+    </w:p>
+    <w:p>
+      <w:pPr>
+        <w:shd w:val="clear" w:color="auto" w:fill="FFFFFE"/>
+        <w:spacing w:line="270" w:lineRule="atLeast"/>
+        <w:rPr>
+          <w:rFonts w:ascii="Menlo" w:hAnsi="Menlo" w:cs="Menlo"/>
+          <w:color w:val="000000"/>
+          <w:sz w:val="18"/>
+          <w:szCs w:val="18"/>
+        </w:rPr>
+      </w:pPr>
+      <w:r>
+        <w:rPr>
+          <w:rFonts w:ascii="Menlo" w:hAnsi="Menlo" w:cs="Menlo"/>
+          <w:color w:val="000000"/>
+          <w:sz w:val="18"/>
+          <w:szCs w:val="18"/>
+        </w:rPr>
+        <w:t xml:space="preserve">        </w:t>
+      </w:r>
+      <w:r>
+        <w:rPr>
+          <w:rFonts w:ascii="Menlo" w:hAnsi="Menlo" w:cs="Menlo"/>
+          <w:color w:val="A31515"/>
+          <w:sz w:val="18"/>
+          <w:szCs w:val="18"/>
+        </w:rPr>
+        <w:t>"city"</w:t>
+      </w:r>
+      <w:r>
+        <w:rPr>
+          <w:rFonts w:ascii="Menlo" w:hAnsi="Menlo" w:cs="Menlo"/>
+          <w:color w:val="000000"/>
+          <w:sz w:val="18"/>
+          <w:szCs w:val="18"/>
+        </w:rPr>
+        <w:t xml:space="preserve">: </w:t>
+      </w:r>
+      <w:r>
+        <w:rPr>
+          <w:rFonts w:ascii="Menlo" w:hAnsi="Menlo" w:cs="Menlo"/>
+          <w:color w:val="0451A5"/>
+          <w:sz w:val="18"/>
+          <w:szCs w:val="18"/>
+        </w:rPr>
+        <w:t>"Tartu"</w:t>
+      </w:r>
+      <w:r>
+        <w:rPr>
+          <w:rFonts w:ascii="Menlo" w:hAnsi="Menlo" w:cs="Menlo"/>
+          <w:color w:val="000000"/>
+          <w:sz w:val="18"/>
+          <w:szCs w:val="18"/>
+        </w:rPr>
+        <w:t>,</w:t>
+      </w:r>
+    </w:p>
+    <w:p>
+      <w:pPr>
+        <w:shd w:val="clear" w:color="auto" w:fill="FFFFFE"/>
+        <w:spacing w:line="270" w:lineRule="atLeast"/>
+        <w:rPr>
+          <w:rFonts w:ascii="Menlo" w:hAnsi="Menlo" w:cs="Menlo"/>
+          <w:color w:val="000000"/>
+          <w:sz w:val="18"/>
+          <w:szCs w:val="18"/>
+        </w:rPr>
+      </w:pPr>
+      <w:r>
+        <w:rPr>
+          <w:rFonts w:ascii="Menlo" w:hAnsi="Menlo" w:cs="Menlo"/>
+          <w:color w:val="000000"/>
+          <w:sz w:val="18"/>
+          <w:szCs w:val="18"/>
+        </w:rPr>
+        <w:t xml:space="preserve">        </w:t>
+      </w:r>
+      <w:r>
+        <w:rPr>
+          <w:rFonts w:ascii="Menlo" w:hAnsi="Menlo" w:cs="Menlo"/>
+          <w:color w:val="A31515"/>
+          <w:sz w:val="18"/>
+          <w:szCs w:val="18"/>
+        </w:rPr>
+        <w:t>"street"</w:t>
+      </w:r>
+      <w:r>
+        <w:rPr>
+          <w:rFonts w:ascii="Menlo" w:hAnsi="Menlo" w:cs="Menlo"/>
+          <w:color w:val="000000"/>
+          <w:sz w:val="18"/>
+          <w:szCs w:val="18"/>
+        </w:rPr>
+        <w:t xml:space="preserve">: </w:t>
+      </w:r>
+      <w:r>
+        <w:rPr>
+          <w:rFonts w:ascii="Menlo" w:hAnsi="Menlo" w:cs="Menlo"/>
+          <w:b/>
+          <w:bCs/>
+          <w:color w:val="0451A5"/>
+          <w:sz w:val="18"/>
+          <w:szCs w:val="18"/>
+        </w:rPr>
+        <w:t>null</w:t>
+      </w:r>
+      <w:r>
+        <w:rPr>
+          <w:rFonts w:ascii="Menlo" w:hAnsi="Menlo" w:cs="Menlo"/>
+          <w:color w:val="000000"/>
+          <w:sz w:val="18"/>
+          <w:szCs w:val="18"/>
+        </w:rPr>
+        <w:t>,</w:t>
+      </w:r>
+    </w:p>
+    <w:p>
+      <w:pPr>
+        <w:shd w:val="clear" w:color="auto" w:fill="FFFFFE"/>
+        <w:spacing w:line="270" w:lineRule="atLeast"/>
+        <w:rPr>
+          <w:rFonts w:ascii="Menlo" w:hAnsi="Menlo" w:cs="Menlo"/>
+          <w:color w:val="000000"/>
+          <w:sz w:val="18"/>
+          <w:szCs w:val="18"/>
+        </w:rPr>
+      </w:pPr>
+      <w:r>
+        <w:rPr>
+          <w:rFonts w:ascii="Menlo" w:hAnsi="Menlo" w:cs="Menlo"/>
+          <w:color w:val="000000"/>
+          <w:sz w:val="18"/>
+          <w:szCs w:val="18"/>
+        </w:rPr>
+        <w:t xml:space="preserve">        </w:t>
+      </w:r>
+      <w:r>
+        <w:rPr>
+          <w:rFonts w:ascii="Menlo" w:hAnsi="Menlo" w:cs="Menlo"/>
+          <w:color w:val="A31515"/>
+          <w:sz w:val="18"/>
+          <w:szCs w:val="18"/>
+        </w:rPr>
+        <w:t>"code"</w:t>
+      </w:r>
+      <w:r>
+        <w:rPr>
+          <w:rFonts w:ascii="Menlo" w:hAnsi="Menlo" w:cs="Menlo"/>
+          <w:color w:val="000000"/>
+          <w:sz w:val="18"/>
+          <w:szCs w:val="18"/>
+        </w:rPr>
+        <w:t xml:space="preserve">: </w:t>
+      </w:r>
+      <w:r>
+        <w:rPr>
+          <w:rFonts w:ascii="Menlo" w:hAnsi="Menlo" w:cs="Menlo"/>
+          <w:b/>
+          <w:bCs/>
+          <w:color w:val="0451A5"/>
+          <w:sz w:val="18"/>
+          <w:szCs w:val="18"/>
+        </w:rPr>
+        <w:t>null</w:t>
+      </w:r>
+      <w:r>
+        <w:rPr>
+          <w:rFonts w:ascii="Menlo" w:hAnsi="Menlo" w:cs="Menlo"/>
+          <w:color w:val="000000"/>
+          <w:sz w:val="18"/>
+          <w:szCs w:val="18"/>
+        </w:rPr>
+        <w:t>,</w:t>
+      </w:r>
+    </w:p>
+    <w:p>
+      <w:pPr>
+        <w:shd w:val="clear" w:color="auto" w:fill="FFFFFE"/>
+        <w:spacing w:line="270" w:lineRule="atLeast"/>
+        <w:rPr>
+          <w:rFonts w:ascii="Menlo" w:hAnsi="Menlo" w:cs="Menlo"/>
+          <w:color w:val="000000"/>
+          <w:sz w:val="18"/>
+          <w:szCs w:val="18"/>
+        </w:rPr>
+      </w:pPr>
+      <w:r>
+        <w:rPr>
+          <w:rFonts w:ascii="Menlo" w:hAnsi="Menlo" w:cs="Menlo"/>
+          <w:color w:val="000000"/>
+          <w:sz w:val="18"/>
+          <w:szCs w:val="18"/>
+        </w:rPr>
+        <w:t xml:space="preserve">        </w:t>
+      </w:r>
+      <w:r>
+        <w:rPr>
+          <w:rFonts w:ascii="Menlo" w:hAnsi="Menlo" w:cs="Menlo"/>
+          <w:color w:val="A31515"/>
+          <w:sz w:val="18"/>
+          <w:szCs w:val="18"/>
+        </w:rPr>
+        <w:t>"phone"</w:t>
+      </w:r>
+      <w:r>
+        <w:rPr>
+          <w:rFonts w:ascii="Menlo" w:hAnsi="Menlo" w:cs="Menlo"/>
+          <w:color w:val="000000"/>
+          <w:sz w:val="18"/>
+          <w:szCs w:val="18"/>
+        </w:rPr>
+        <w:t xml:space="preserve">: </w:t>
+      </w:r>
+      <w:r>
+        <w:rPr>
+          <w:rFonts w:ascii="Menlo" w:hAnsi="Menlo" w:cs="Menlo"/>
+          <w:b/>
+          <w:bCs/>
+          <w:color w:val="0451A5"/>
+          <w:sz w:val="18"/>
+          <w:szCs w:val="18"/>
+        </w:rPr>
+        <w:t>null</w:t>
+      </w:r>
+      <w:r>
+        <w:rPr>
+          <w:rFonts w:ascii="Menlo" w:hAnsi="Menlo" w:cs="Menlo"/>
+          <w:color w:val="000000"/>
+          <w:sz w:val="18"/>
+          <w:szCs w:val="18"/>
+        </w:rPr>
+        <w:t>,</w:t>
+      </w:r>
+    </w:p>
+    <w:p>
+      <w:pPr>
+        <w:shd w:val="clear" w:color="auto" w:fill="FFFFFE"/>
+        <w:spacing w:line="270" w:lineRule="atLeast"/>
+        <w:rPr>
+          <w:rFonts w:ascii="Menlo" w:hAnsi="Menlo" w:cs="Menlo"/>
+          <w:color w:val="000000"/>
+          <w:sz w:val="18"/>
+          <w:szCs w:val="18"/>
+        </w:rPr>
+      </w:pPr>
+      <w:r>
+        <w:rPr>
+          <w:rFonts w:ascii="Menlo" w:hAnsi="Menlo" w:cs="Menlo"/>
+          <w:color w:val="000000"/>
+          <w:sz w:val="18"/>
+          <w:szCs w:val="18"/>
+        </w:rPr>
+        <w:t xml:space="preserve">        </w:t>
+      </w:r>
+      <w:r>
+        <w:rPr>
+          <w:rFonts w:ascii="Menlo" w:hAnsi="Menlo" w:cs="Menlo"/>
+          <w:color w:val="A31515"/>
+          <w:sz w:val="18"/>
+          <w:szCs w:val="18"/>
+        </w:rPr>
+        <w:t>"email"</w:t>
+      </w:r>
+      <w:r>
+        <w:rPr>
+          <w:rFonts w:ascii="Menlo" w:hAnsi="Menlo" w:cs="Menlo"/>
+          <w:color w:val="000000"/>
+          <w:sz w:val="18"/>
+          <w:szCs w:val="18"/>
+        </w:rPr>
+        <w:t xml:space="preserve">: </w:t>
+      </w:r>
+      <w:r>
+        <w:rPr>
+          <w:rFonts w:ascii="Menlo" w:hAnsi="Menlo" w:cs="Menlo"/>
+          <w:b/>
+          <w:bCs/>
+          <w:color w:val="0451A5"/>
+          <w:sz w:val="18"/>
+          <w:szCs w:val="18"/>
+        </w:rPr>
+        <w:t>null</w:t>
+      </w:r>
+      <w:r>
+        <w:rPr>
+          <w:rFonts w:ascii="Menlo" w:hAnsi="Menlo" w:cs="Menlo"/>
+          <w:color w:val="000000"/>
+          <w:sz w:val="18"/>
+          <w:szCs w:val="18"/>
+        </w:rPr>
+        <w:t>,</w:t>
+      </w:r>
+    </w:p>
+    <w:p>
+      <w:pPr>
+        <w:shd w:val="clear" w:color="auto" w:fill="FFFFFE"/>
+        <w:spacing w:line="270" w:lineRule="atLeast"/>
+        <w:rPr>
+          <w:rFonts w:ascii="Menlo" w:hAnsi="Menlo" w:cs="Menlo"/>
+          <w:color w:val="000000"/>
+          <w:sz w:val="18"/>
+          <w:szCs w:val="18"/>
+        </w:rPr>
+      </w:pPr>
+      <w:r>
+        <w:rPr>
+          <w:rFonts w:ascii="Menlo" w:hAnsi="Menlo" w:cs="Menlo"/>
+          <w:color w:val="000000"/>
+          <w:sz w:val="18"/>
+          <w:szCs w:val="18"/>
+        </w:rPr>
+        <w:t xml:space="preserve">        </w:t>
+      </w:r>
+      <w:r>
+        <w:rPr>
+          <w:rFonts w:ascii="Menlo" w:hAnsi="Menlo" w:cs="Menlo"/>
+          <w:color w:val="A31515"/>
+          <w:sz w:val="18"/>
+          <w:szCs w:val="18"/>
+        </w:rPr>
+        <w:t>"id"</w:t>
+      </w:r>
+      <w:r>
+        <w:rPr>
+          <w:rFonts w:ascii="Menlo" w:hAnsi="Menlo" w:cs="Menlo"/>
+          <w:color w:val="000000"/>
+          <w:sz w:val="18"/>
+          <w:szCs w:val="18"/>
+        </w:rPr>
+        <w:t xml:space="preserve">: </w:t>
+      </w:r>
+      <w:r>
+        <w:rPr>
+          <w:rFonts w:ascii="Menlo" w:hAnsi="Menlo" w:cs="Menlo"/>
+          <w:color w:val="0451A5"/>
+          <w:sz w:val="18"/>
+          <w:szCs w:val="18"/>
+        </w:rPr>
+        <w:t>"4cd15056-1b99-4528-9524-c4bd3a7c78d1"</w:t>
+      </w:r>
+    </w:p>
+    <w:p>
+      <w:pPr>
+        <w:shd w:val="clear" w:color="auto" w:fill="FFFFFE"/>
+        <w:spacing w:line="270" w:lineRule="atLeast"/>
+        <w:rPr>
+          <w:rFonts w:ascii="Menlo" w:hAnsi="Menlo" w:cs="Menlo"/>
+          <w:color w:val="000000"/>
+          <w:sz w:val="18"/>
+          <w:szCs w:val="18"/>
+        </w:rPr>
+      </w:pPr>
+      <w:r>
+        <w:rPr>
+          <w:rFonts w:ascii="Menlo" w:hAnsi="Menlo" w:cs="Menlo"/>
+          <w:color w:val="000000"/>
+          <w:sz w:val="18"/>
+          <w:szCs w:val="18"/>
+        </w:rPr>
+        <w:t xml:space="preserve">    }</w:t>
+      </w:r>
+    </w:p>
+    <w:p>
+      <w:pPr>
+        <w:shd w:val="clear" w:color="auto" w:fill="FFFFFE"/>
+        <w:spacing w:line="270" w:lineRule="atLeast"/>
+        <w:rPr>
+          <w:rFonts w:ascii="Menlo" w:hAnsi="Menlo" w:cs="Menlo"/>
+          <w:color w:val="000000"/>
+          <w:sz w:val="18"/>
+          <w:szCs w:val="18"/>
+        </w:rPr>
+      </w:pPr>
+    </w:p>
+    <w:p>
+      <w:pPr>
+        <w:pStyle w:val="ListParagraph"/>
+        <w:rPr>
+          <w:sz w:val="24"/>
+          <w:szCs w:val="24"/>
+        </w:rPr>
+      </w:pPr>
+    </w:p>
+    <w:p>
+      <w:pPr>
+        <w:pStyle w:val="ListParagraph"/>
+        <w:rPr>
+          <w:sz w:val="24"/>
+          <w:szCs w:val="24"/>
+        </w:rPr>
+      </w:pPr>
+    </w:p>
+    <w:p>
+      <w:pPr>
+        <w:pStyle w:val="BodyText"/>
+        <w:ind w:left="720"/>
+      </w:pPr>
+    </w:p>
+    <w:p>
+      <w:pPr>
+        <w:pStyle w:val="BodyText"/>
+      </w:pPr>
+    </w:p>
+    <w:p>
+      <w:pPr>
+        <w:pStyle w:val="BodyText"/>
+      </w:pPr>
+    </w:p>
+    <w:p>
+      <w:pPr>
+        <w:pStyle w:val="BodyText"/>
+      </w:pPr>
+    </w:p>
+    <w:p>
+      <w:pPr>
+        <w:pStyle w:val="BodyText"/>
+      </w:pPr>
+    </w:p>
+    <w:p>
+      <w:pPr>
+        <w:pStyle w:val="BodyText"/>
+      </w:pPr>
+    </w:p>
+    <w:p>
+      <w:pPr>
+        <w:pStyle w:val="BodyText"/>
+      </w:pPr>
+    </w:p>
+    <w:p>
+      <w:pPr>
+        <w:pStyle w:val="BodyText"/>
+      </w:pPr>
+    </w:p>
+    <w:p>
+      <w:pPr>
+        <w:pStyle w:val="BodyText"/>
+      </w:pPr>
+    </w:p>
+    <w:p>
+      <w:pPr>
+        <w:pStyle w:val="BodyText"/>
         <w:sectPr>
-          <w:headerReference w:type="default" r:id="rId21"/>
+          <w:headerReference w:type="default" r:id="rId24"/>
           <w:footnotePr>
             <w:numRestart w:val="eachPage"/>
           </w:footnotePr>
@@ -4619,12 +6263,12 @@
           <w:lang w:val="nb-NO"/>
         </w:rPr>
       </w:pPr>
-      <w:bookmarkStart w:id="11" w:name="_Toc227485540"/>
-      <w:bookmarkStart w:id="12" w:name="_Toc371596370"/>
-      <w:bookmarkStart w:id="13" w:name="_Toc437263091"/>
-      <w:bookmarkStart w:id="14" w:name="_Toc437856796"/>
-      <w:bookmarkStart w:id="15" w:name="_Toc96272188"/>
-      <w:bookmarkStart w:id="16" w:name="_Hlk33037184"/>
+      <w:bookmarkStart w:id="13" w:name="_Toc227485540"/>
+      <w:bookmarkStart w:id="14" w:name="_Toc371596370"/>
+      <w:bookmarkStart w:id="15" w:name="_Toc437263091"/>
+      <w:bookmarkStart w:id="16" w:name="_Toc437856796"/>
+      <w:bookmarkStart w:id="17" w:name="_Hlk33037184"/>
+      <w:bookmarkStart w:id="18" w:name="_Toc98700316"/>
       <w:r>
         <w:lastRenderedPageBreak/>
         <w:t>Annex</w:t>
@@ -4632,10 +6276,10 @@
       <w:r>
         <w:t xml:space="preserve"> 1</w:t>
       </w:r>
-      <w:bookmarkEnd w:id="11"/>
-      <w:bookmarkEnd w:id="12"/>
       <w:bookmarkEnd w:id="13"/>
       <w:bookmarkEnd w:id="14"/>
+      <w:bookmarkEnd w:id="15"/>
+      <w:bookmarkEnd w:id="16"/>
       <w:r>
         <w:t xml:space="preserve"> – </w:t>
       </w:r>
@@ -4645,14 +6289,13 @@
         </w:rPr>
         <w:t>DB Model</w:t>
       </w:r>
-      <w:bookmarkEnd w:id="15"/>
       <w:r>
         <w:rPr>
           <w:lang w:val="nb-NO"/>
         </w:rPr>
         <w:t xml:space="preserve"> </w:t>
       </w:r>
-      <w:bookmarkEnd w:id="16"/>
+      <w:bookmarkEnd w:id="17"/>
       <w:r>
         <w:rPr>
           <w:lang w:val="nb-NO"/>
@@ -4707,6 +6350,7 @@
         </w:rPr>
         <w:t>)</w:t>
       </w:r>
+      <w:bookmarkEnd w:id="18"/>
     </w:p>
     <w:p>
       <w:pPr>
@@ -4718,10 +6362,10 @@
           <w:noProof/>
         </w:rPr>
         <w:drawing>
-          <wp:inline distT="0" distB="0" distL="0" distR="0" wp14:anchorId="2153EEB9" wp14:editId="31754974">
-            <wp:extent cx="8610600" cy="8317170"/>
-            <wp:effectExtent l="0" t="0" r="0" b="1905"/>
-            <wp:docPr id="2" name="Picture 2" descr="Diagram, schematic&#10;&#10;Description automatically generated"/>
+          <wp:inline distT="0" distB="0" distL="0" distR="0" wp14:anchorId="3B4B035C" wp14:editId="0524FF02">
+            <wp:extent cx="8396078" cy="8109959"/>
+            <wp:effectExtent l="0" t="0" r="0" b="5715"/>
+            <wp:docPr id="1" name="Picture 1" descr="Diagram, schematic&#10;&#10;Description automatically generated"/>
             <wp:cNvGraphicFramePr>
               <a:graphicFrameLocks xmlns:a="http://schemas.openxmlformats.org/drawingml/2006/main" noChangeAspect="1"/>
             </wp:cNvGraphicFramePr>
@@ -4729,11 +6373,11 @@
               <a:graphicData uri="http://schemas.openxmlformats.org/drawingml/2006/picture">
                 <pic:pic xmlns:pic="http://schemas.openxmlformats.org/drawingml/2006/picture">
                   <pic:nvPicPr>
-                    <pic:cNvPr id="2" name="Picture 2" descr="Diagram, schematic&#10;&#10;Description automatically generated"/>
+                    <pic:cNvPr id="1" name="Picture 1" descr="Diagram, schematic&#10;&#10;Description automatically generated"/>
                     <pic:cNvPicPr/>
                   </pic:nvPicPr>
                   <pic:blipFill>
-                    <a:blip r:embed="rId22" cstate="print">
+                    <a:blip r:embed="rId25" cstate="print">
                       <a:extLst>
                         <a:ext uri="{28A0092B-C50C-407E-A947-70E740481C1C}">
                           <a14:useLocalDpi xmlns:a14="http://schemas.microsoft.com/office/drawing/2010/main" val="0"/>
@@ -4747,7 +6391,7 @@
                   <pic:spPr>
                     <a:xfrm>
                       <a:off x="0" y="0"/>
-                      <a:ext cx="8615254" cy="8321665"/>
+                      <a:ext cx="8410801" cy="8124181"/>
                     </a:xfrm>
                     <a:prstGeom prst="rect">
                       <a:avLst/>
@@ -4765,7 +6409,7 @@
         <w:pStyle w:val="BodyText"/>
         <w:jc w:val="center"/>
         <w:sectPr>
-          <w:headerReference w:type="default" r:id="rId23"/>
+          <w:headerReference w:type="default" r:id="rId26"/>
           <w:footnotePr>
             <w:numRestart w:val="eachPage"/>
           </w:footnotePr>
@@ -4784,7 +6428,7 @@
           <w:numId w:val="0"/>
         </w:numPr>
       </w:pPr>
-      <w:bookmarkStart w:id="17" w:name="_Toc96272189"/>
+      <w:bookmarkStart w:id="19" w:name="_Toc98700317"/>
       <w:r>
         <w:lastRenderedPageBreak/>
         <w:t>Annex</w:t>
@@ -4792,19 +6436,4635 @@
       <w:r>
         <w:t xml:space="preserve"> 2</w:t>
       </w:r>
-      <w:bookmarkEnd w:id="17"/>
+      <w:bookmarkEnd w:id="19"/>
       <w:r>
         <w:t xml:space="preserve"> </w:t>
       </w:r>
     </w:p>
     <w:p>
       <w:pPr>
+        <w:shd w:val="clear" w:color="auto" w:fill="FFFFFF"/>
+        <w:tabs>
+          <w:tab w:val="left" w:pos="916"/>
+          <w:tab w:val="left" w:pos="1832"/>
+          <w:tab w:val="left" w:pos="2748"/>
+          <w:tab w:val="left" w:pos="3664"/>
+          <w:tab w:val="left" w:pos="4580"/>
+          <w:tab w:val="left" w:pos="5496"/>
+          <w:tab w:val="left" w:pos="6412"/>
+          <w:tab w:val="left" w:pos="7328"/>
+          <w:tab w:val="left" w:pos="8244"/>
+          <w:tab w:val="left" w:pos="9160"/>
+          <w:tab w:val="left" w:pos="10076"/>
+          <w:tab w:val="left" w:pos="10992"/>
+          <w:tab w:val="left" w:pos="11908"/>
+          <w:tab w:val="left" w:pos="12824"/>
+          <w:tab w:val="left" w:pos="13740"/>
+          <w:tab w:val="left" w:pos="14656"/>
+        </w:tabs>
+        <w:rPr>
+          <w:rFonts w:ascii="Courier New" w:hAnsi="Courier New" w:cs="Courier New"/>
+          <w:color w:val="000000"/>
+          <w:sz w:val="20"/>
+          <w:szCs w:val="20"/>
+        </w:rPr>
+      </w:pPr>
+      <w:r>
+        <w:rPr>
+          <w:rFonts w:ascii="Courier New" w:hAnsi="Courier New" w:cs="Courier New"/>
+          <w:color w:val="000000"/>
+          <w:sz w:val="20"/>
+          <w:szCs w:val="20"/>
+          <w:shd w:val="clear" w:color="auto" w:fill="99CCFF"/>
+        </w:rPr>
+        <w:t>[</w:t>
+      </w:r>
+      <w:r>
+        <w:rPr>
+          <w:rFonts w:ascii="Courier New" w:hAnsi="Courier New" w:cs="Courier New"/>
+          <w:color w:val="000000"/>
+          <w:sz w:val="20"/>
+          <w:szCs w:val="20"/>
+        </w:rPr>
+        <w:t>Route(</w:t>
+      </w:r>
+      <w:r>
+        <w:rPr>
+          <w:rFonts w:ascii="Courier New" w:hAnsi="Courier New" w:cs="Courier New"/>
+          <w:b/>
+          <w:bCs/>
+          <w:color w:val="008000"/>
+          <w:sz w:val="20"/>
+          <w:szCs w:val="20"/>
+        </w:rPr>
+        <w:t>"api/</w:t>
+      </w:r>
+      <w:r>
+        <w:rPr>
+          <w:rFonts w:ascii="Courier New" w:hAnsi="Courier New" w:cs="Courier New"/>
+          <w:b/>
+          <w:bCs/>
+          <w:color w:val="00A5F4"/>
+          <w:sz w:val="20"/>
+          <w:szCs w:val="20"/>
+        </w:rPr>
+        <w:t>[controller]</w:t>
+      </w:r>
+      <w:r>
+        <w:rPr>
+          <w:rFonts w:ascii="Courier New" w:hAnsi="Courier New" w:cs="Courier New"/>
+          <w:b/>
+          <w:bCs/>
+          <w:color w:val="008000"/>
+          <w:sz w:val="20"/>
+          <w:szCs w:val="20"/>
+        </w:rPr>
+        <w:t>"</w:t>
+      </w:r>
+      <w:r>
+        <w:rPr>
+          <w:rFonts w:ascii="Courier New" w:hAnsi="Courier New" w:cs="Courier New"/>
+          <w:color w:val="000000"/>
+          <w:sz w:val="20"/>
+          <w:szCs w:val="20"/>
+        </w:rPr>
+        <w:t>)</w:t>
+      </w:r>
+      <w:r>
+        <w:rPr>
+          <w:rFonts w:ascii="Courier New" w:hAnsi="Courier New" w:cs="Courier New"/>
+          <w:color w:val="000000"/>
+          <w:sz w:val="20"/>
+          <w:szCs w:val="20"/>
+          <w:shd w:val="clear" w:color="auto" w:fill="99CCFF"/>
+        </w:rPr>
+        <w:t>]</w:t>
+      </w:r>
+      <w:r>
+        <w:rPr>
+          <w:rFonts w:ascii="Courier New" w:hAnsi="Courier New" w:cs="Courier New"/>
+          <w:color w:val="000000"/>
+          <w:sz w:val="20"/>
+          <w:szCs w:val="20"/>
+        </w:rPr>
+        <w:br/>
+        <w:t>[ApiController]</w:t>
+      </w:r>
+      <w:r>
+        <w:rPr>
+          <w:rFonts w:ascii="Courier New" w:hAnsi="Courier New" w:cs="Courier New"/>
+          <w:color w:val="000000"/>
+          <w:sz w:val="20"/>
+          <w:szCs w:val="20"/>
+        </w:rPr>
+        <w:br/>
+      </w:r>
+      <w:r>
+        <w:rPr>
+          <w:rFonts w:ascii="Courier New" w:hAnsi="Courier New" w:cs="Courier New"/>
+          <w:b/>
+          <w:bCs/>
+          <w:color w:val="000080"/>
+          <w:sz w:val="20"/>
+          <w:szCs w:val="20"/>
+        </w:rPr>
+        <w:t xml:space="preserve">public class </w:t>
+      </w:r>
+      <w:r>
+        <w:rPr>
+          <w:rFonts w:ascii="Courier New" w:hAnsi="Courier New" w:cs="Courier New"/>
+          <w:color w:val="000000"/>
+          <w:sz w:val="20"/>
+          <w:szCs w:val="20"/>
+        </w:rPr>
+        <w:t>AddressController : ControllerBase</w:t>
+      </w:r>
+      <w:r>
+        <w:rPr>
+          <w:rFonts w:ascii="Courier New" w:hAnsi="Courier New" w:cs="Courier New"/>
+          <w:color w:val="000000"/>
+          <w:sz w:val="20"/>
+          <w:szCs w:val="20"/>
+        </w:rPr>
+        <w:br/>
+      </w:r>
+      <w:r>
+        <w:rPr>
+          <w:rFonts w:ascii="Courier New" w:hAnsi="Courier New" w:cs="Courier New"/>
+          <w:color w:val="000000"/>
+          <w:sz w:val="20"/>
+          <w:szCs w:val="20"/>
+          <w:shd w:val="clear" w:color="auto" w:fill="99CCFF"/>
+        </w:rPr>
+        <w:t>{</w:t>
+      </w:r>
+      <w:r>
+        <w:rPr>
+          <w:rFonts w:ascii="Courier New" w:hAnsi="Courier New" w:cs="Courier New"/>
+          <w:color w:val="000000"/>
+          <w:sz w:val="20"/>
+          <w:szCs w:val="20"/>
+        </w:rPr>
+        <w:br/>
+        <w:t xml:space="preserve">    </w:t>
+      </w:r>
+      <w:r>
+        <w:rPr>
+          <w:rFonts w:ascii="Courier New" w:hAnsi="Courier New" w:cs="Courier New"/>
+          <w:b/>
+          <w:bCs/>
+          <w:color w:val="000080"/>
+          <w:sz w:val="20"/>
+          <w:szCs w:val="20"/>
+        </w:rPr>
+        <w:t xml:space="preserve">private readonly </w:t>
+      </w:r>
+      <w:r>
+        <w:rPr>
+          <w:rFonts w:ascii="Courier New" w:hAnsi="Courier New" w:cs="Courier New"/>
+          <w:color w:val="000000"/>
+          <w:sz w:val="20"/>
+          <w:szCs w:val="20"/>
+        </w:rPr>
+        <w:t xml:space="preserve">AppDbContext </w:t>
+      </w:r>
+      <w:r>
+        <w:rPr>
+          <w:rFonts w:ascii="Courier New" w:hAnsi="Courier New" w:cs="Courier New"/>
+          <w:b/>
+          <w:bCs/>
+          <w:color w:val="660E7A"/>
+          <w:sz w:val="20"/>
+          <w:szCs w:val="20"/>
+        </w:rPr>
+        <w:t>_context</w:t>
+      </w:r>
+      <w:r>
+        <w:rPr>
+          <w:rFonts w:ascii="Courier New" w:hAnsi="Courier New" w:cs="Courier New"/>
+          <w:color w:val="000000"/>
+          <w:sz w:val="20"/>
+          <w:szCs w:val="20"/>
+        </w:rPr>
+        <w:t>;</w:t>
+      </w:r>
+      <w:r>
+        <w:rPr>
+          <w:rFonts w:ascii="Courier New" w:hAnsi="Courier New" w:cs="Courier New"/>
+          <w:color w:val="000000"/>
+          <w:sz w:val="20"/>
+          <w:szCs w:val="20"/>
+        </w:rPr>
+        <w:br/>
+      </w:r>
+      <w:r>
+        <w:rPr>
+          <w:rFonts w:ascii="Courier New" w:hAnsi="Courier New" w:cs="Courier New"/>
+          <w:color w:val="000000"/>
+          <w:sz w:val="20"/>
+          <w:szCs w:val="20"/>
+        </w:rPr>
+        <w:br/>
+        <w:t xml:space="preserve">    </w:t>
+      </w:r>
+      <w:r>
+        <w:rPr>
+          <w:rFonts w:ascii="Courier New" w:hAnsi="Courier New" w:cs="Courier New"/>
+          <w:b/>
+          <w:bCs/>
+          <w:color w:val="000080"/>
+          <w:sz w:val="20"/>
+          <w:szCs w:val="20"/>
+        </w:rPr>
+        <w:t xml:space="preserve">public </w:t>
+      </w:r>
+      <w:r>
+        <w:rPr>
+          <w:rFonts w:ascii="Courier New" w:hAnsi="Courier New" w:cs="Courier New"/>
+          <w:color w:val="000000"/>
+          <w:sz w:val="20"/>
+          <w:szCs w:val="20"/>
+        </w:rPr>
+        <w:t>AddressController(AppDbContext context)</w:t>
+      </w:r>
+      <w:r>
+        <w:rPr>
+          <w:rFonts w:ascii="Courier New" w:hAnsi="Courier New" w:cs="Courier New"/>
+          <w:color w:val="000000"/>
+          <w:sz w:val="20"/>
+          <w:szCs w:val="20"/>
+        </w:rPr>
+        <w:br/>
+        <w:t xml:space="preserve">    {</w:t>
+      </w:r>
+      <w:r>
+        <w:rPr>
+          <w:rFonts w:ascii="Courier New" w:hAnsi="Courier New" w:cs="Courier New"/>
+          <w:color w:val="000000"/>
+          <w:sz w:val="20"/>
+          <w:szCs w:val="20"/>
+        </w:rPr>
+        <w:br/>
+        <w:t xml:space="preserve">        </w:t>
+      </w:r>
+      <w:r>
+        <w:rPr>
+          <w:rFonts w:ascii="Courier New" w:hAnsi="Courier New" w:cs="Courier New"/>
+          <w:b/>
+          <w:bCs/>
+          <w:color w:val="660E7A"/>
+          <w:sz w:val="20"/>
+          <w:szCs w:val="20"/>
+        </w:rPr>
+        <w:t xml:space="preserve">_context </w:t>
+      </w:r>
+      <w:r>
+        <w:rPr>
+          <w:rFonts w:ascii="Courier New" w:hAnsi="Courier New" w:cs="Courier New"/>
+          <w:color w:val="000000"/>
+          <w:sz w:val="20"/>
+          <w:szCs w:val="20"/>
+        </w:rPr>
+        <w:t>= context;</w:t>
+      </w:r>
+      <w:r>
+        <w:rPr>
+          <w:rFonts w:ascii="Courier New" w:hAnsi="Courier New" w:cs="Courier New"/>
+          <w:color w:val="000000"/>
+          <w:sz w:val="20"/>
+          <w:szCs w:val="20"/>
+        </w:rPr>
+        <w:br/>
+        <w:t xml:space="preserve">    }</w:t>
+      </w:r>
+      <w:r>
+        <w:rPr>
+          <w:rFonts w:ascii="Courier New" w:hAnsi="Courier New" w:cs="Courier New"/>
+          <w:color w:val="000000"/>
+          <w:sz w:val="20"/>
+          <w:szCs w:val="20"/>
+        </w:rPr>
+        <w:br/>
+      </w:r>
+      <w:r>
+        <w:rPr>
+          <w:rFonts w:ascii="Courier New" w:hAnsi="Courier New" w:cs="Courier New"/>
+          <w:color w:val="000000"/>
+          <w:sz w:val="20"/>
+          <w:szCs w:val="20"/>
+        </w:rPr>
+        <w:br/>
+        <w:t xml:space="preserve">    </w:t>
+      </w:r>
+      <w:r>
+        <w:rPr>
+          <w:rFonts w:ascii="Courier New" w:hAnsi="Courier New" w:cs="Courier New"/>
+          <w:i/>
+          <w:iCs/>
+          <w:color w:val="808080"/>
+          <w:sz w:val="20"/>
+          <w:szCs w:val="20"/>
+        </w:rPr>
+        <w:t>// GET: api/Address</w:t>
+      </w:r>
+      <w:r>
+        <w:rPr>
+          <w:rFonts w:ascii="Courier New" w:hAnsi="Courier New" w:cs="Courier New"/>
+          <w:i/>
+          <w:iCs/>
+          <w:color w:val="808080"/>
+          <w:sz w:val="20"/>
+          <w:szCs w:val="20"/>
+        </w:rPr>
+        <w:br/>
+        <w:t xml:space="preserve">    </w:t>
+      </w:r>
+      <w:r>
+        <w:rPr>
+          <w:rFonts w:ascii="Courier New" w:hAnsi="Courier New" w:cs="Courier New"/>
+          <w:color w:val="000000"/>
+          <w:sz w:val="20"/>
+          <w:szCs w:val="20"/>
+        </w:rPr>
+        <w:t>[HttpGet]</w:t>
+      </w:r>
+      <w:r>
+        <w:rPr>
+          <w:rFonts w:ascii="Courier New" w:hAnsi="Courier New" w:cs="Courier New"/>
+          <w:color w:val="000000"/>
+          <w:sz w:val="20"/>
+          <w:szCs w:val="20"/>
+        </w:rPr>
+        <w:br/>
+        <w:t xml:space="preserve">    </w:t>
+      </w:r>
+      <w:r>
+        <w:rPr>
+          <w:rFonts w:ascii="Courier New" w:hAnsi="Courier New" w:cs="Courier New"/>
+          <w:b/>
+          <w:bCs/>
+          <w:color w:val="000080"/>
+          <w:sz w:val="20"/>
+          <w:szCs w:val="20"/>
+        </w:rPr>
+        <w:t xml:space="preserve">public async </w:t>
+      </w:r>
+      <w:r>
+        <w:rPr>
+          <w:rFonts w:ascii="Courier New" w:hAnsi="Courier New" w:cs="Courier New"/>
+          <w:color w:val="000000"/>
+          <w:sz w:val="20"/>
+          <w:szCs w:val="20"/>
+        </w:rPr>
+        <w:t>Task&lt;ActionResult&lt;IEnumerable&lt;AddressDTO&gt;&gt;&gt; GetAddresses()</w:t>
+      </w:r>
+      <w:r>
+        <w:rPr>
+          <w:rFonts w:ascii="Courier New" w:hAnsi="Courier New" w:cs="Courier New"/>
+          <w:color w:val="000000"/>
+          <w:sz w:val="20"/>
+          <w:szCs w:val="20"/>
+        </w:rPr>
+        <w:br/>
+        <w:t xml:space="preserve">    {</w:t>
+      </w:r>
+      <w:r>
+        <w:rPr>
+          <w:rFonts w:ascii="Courier New" w:hAnsi="Courier New" w:cs="Courier New"/>
+          <w:color w:val="000000"/>
+          <w:sz w:val="20"/>
+          <w:szCs w:val="20"/>
+        </w:rPr>
+        <w:br/>
+        <w:t xml:space="preserve">        </w:t>
+      </w:r>
+      <w:r>
+        <w:rPr>
+          <w:rFonts w:ascii="Courier New" w:hAnsi="Courier New" w:cs="Courier New"/>
+          <w:b/>
+          <w:bCs/>
+          <w:color w:val="000080"/>
+          <w:sz w:val="20"/>
+          <w:szCs w:val="20"/>
+        </w:rPr>
+        <w:t xml:space="preserve">var </w:t>
+      </w:r>
+      <w:r>
+        <w:rPr>
+          <w:rFonts w:ascii="Courier New" w:hAnsi="Courier New" w:cs="Courier New"/>
+          <w:color w:val="000000"/>
+          <w:sz w:val="20"/>
+          <w:szCs w:val="20"/>
+        </w:rPr>
+        <w:t>address = (</w:t>
+      </w:r>
+      <w:r>
+        <w:rPr>
+          <w:rFonts w:ascii="Courier New" w:hAnsi="Courier New" w:cs="Courier New"/>
+          <w:b/>
+          <w:bCs/>
+          <w:color w:val="000080"/>
+          <w:sz w:val="20"/>
+          <w:szCs w:val="20"/>
+        </w:rPr>
+        <w:t xml:space="preserve">await </w:t>
+      </w:r>
+      <w:r>
+        <w:rPr>
+          <w:rFonts w:ascii="Courier New" w:hAnsi="Courier New" w:cs="Courier New"/>
+          <w:b/>
+          <w:bCs/>
+          <w:color w:val="660E7A"/>
+          <w:sz w:val="20"/>
+          <w:szCs w:val="20"/>
+        </w:rPr>
+        <w:t>_context</w:t>
+      </w:r>
+      <w:r>
+        <w:rPr>
+          <w:rFonts w:ascii="Courier New" w:hAnsi="Courier New" w:cs="Courier New"/>
+          <w:color w:val="000000"/>
+          <w:sz w:val="20"/>
+          <w:szCs w:val="20"/>
+        </w:rPr>
+        <w:t>.</w:t>
+      </w:r>
+      <w:r>
+        <w:rPr>
+          <w:rFonts w:ascii="Courier New" w:hAnsi="Courier New" w:cs="Courier New"/>
+          <w:b/>
+          <w:bCs/>
+          <w:color w:val="660E7A"/>
+          <w:sz w:val="20"/>
+          <w:szCs w:val="20"/>
+        </w:rPr>
+        <w:t>Addresses</w:t>
+      </w:r>
+      <w:r>
+        <w:rPr>
+          <w:rFonts w:ascii="Courier New" w:hAnsi="Courier New" w:cs="Courier New"/>
+          <w:b/>
+          <w:bCs/>
+          <w:color w:val="660E7A"/>
+          <w:sz w:val="20"/>
+          <w:szCs w:val="20"/>
+        </w:rPr>
+        <w:br/>
+        <w:t xml:space="preserve">                </w:t>
+      </w:r>
+      <w:r>
+        <w:rPr>
+          <w:rFonts w:ascii="Courier New" w:hAnsi="Courier New" w:cs="Courier New"/>
+          <w:color w:val="000000"/>
+          <w:sz w:val="20"/>
+          <w:szCs w:val="20"/>
+        </w:rPr>
+        <w:t>.ToListAsync())</w:t>
+      </w:r>
+      <w:r>
+        <w:rPr>
+          <w:rFonts w:ascii="Courier New" w:hAnsi="Courier New" w:cs="Courier New"/>
+          <w:color w:val="000000"/>
+          <w:sz w:val="20"/>
+          <w:szCs w:val="20"/>
+        </w:rPr>
+        <w:br/>
+        <w:t xml:space="preserve">                .Select(ad =&gt; </w:t>
+      </w:r>
+      <w:r>
+        <w:rPr>
+          <w:rFonts w:ascii="Courier New" w:hAnsi="Courier New" w:cs="Courier New"/>
+          <w:b/>
+          <w:bCs/>
+          <w:color w:val="000080"/>
+          <w:sz w:val="20"/>
+          <w:szCs w:val="20"/>
+        </w:rPr>
+        <w:t xml:space="preserve">new </w:t>
+      </w:r>
+      <w:r>
+        <w:rPr>
+          <w:rFonts w:ascii="Courier New" w:hAnsi="Courier New" w:cs="Courier New"/>
+          <w:color w:val="000000"/>
+          <w:sz w:val="20"/>
+          <w:szCs w:val="20"/>
+        </w:rPr>
+        <w:t>AddressDTO</w:t>
+      </w:r>
+      <w:r>
+        <w:rPr>
+          <w:rFonts w:ascii="Courier New" w:hAnsi="Courier New" w:cs="Courier New"/>
+          <w:color w:val="808080"/>
+          <w:sz w:val="20"/>
+          <w:szCs w:val="20"/>
+        </w:rPr>
+        <w:t>()</w:t>
+      </w:r>
+      <w:r>
+        <w:rPr>
+          <w:rFonts w:ascii="Courier New" w:hAnsi="Courier New" w:cs="Courier New"/>
+          <w:color w:val="808080"/>
+          <w:sz w:val="20"/>
+          <w:szCs w:val="20"/>
+        </w:rPr>
+        <w:br/>
+        <w:t xml:space="preserve">                </w:t>
+      </w:r>
+      <w:r>
+        <w:rPr>
+          <w:rFonts w:ascii="Courier New" w:hAnsi="Courier New" w:cs="Courier New"/>
+          <w:color w:val="000000"/>
+          <w:sz w:val="20"/>
+          <w:szCs w:val="20"/>
+        </w:rPr>
+        <w:t>{</w:t>
+      </w:r>
+      <w:r>
+        <w:rPr>
+          <w:rFonts w:ascii="Courier New" w:hAnsi="Courier New" w:cs="Courier New"/>
+          <w:color w:val="000000"/>
+          <w:sz w:val="20"/>
+          <w:szCs w:val="20"/>
+        </w:rPr>
+        <w:br/>
+        <w:t xml:space="preserve">                    </w:t>
+      </w:r>
+      <w:r>
+        <w:rPr>
+          <w:rFonts w:ascii="Courier New" w:hAnsi="Courier New" w:cs="Courier New"/>
+          <w:b/>
+          <w:bCs/>
+          <w:color w:val="660E7A"/>
+          <w:sz w:val="20"/>
+          <w:szCs w:val="20"/>
+        </w:rPr>
+        <w:t xml:space="preserve">Id </w:t>
+      </w:r>
+      <w:r>
+        <w:rPr>
+          <w:rFonts w:ascii="Courier New" w:hAnsi="Courier New" w:cs="Courier New"/>
+          <w:color w:val="000000"/>
+          <w:sz w:val="20"/>
+          <w:szCs w:val="20"/>
+        </w:rPr>
+        <w:t>= ad.</w:t>
+      </w:r>
+      <w:r>
+        <w:rPr>
+          <w:rFonts w:ascii="Courier New" w:hAnsi="Courier New" w:cs="Courier New"/>
+          <w:b/>
+          <w:bCs/>
+          <w:color w:val="660E7A"/>
+          <w:sz w:val="20"/>
+          <w:szCs w:val="20"/>
+        </w:rPr>
+        <w:t>Id</w:t>
+      </w:r>
+      <w:r>
+        <w:rPr>
+          <w:rFonts w:ascii="Courier New" w:hAnsi="Courier New" w:cs="Courier New"/>
+          <w:color w:val="000000"/>
+          <w:sz w:val="20"/>
+          <w:szCs w:val="20"/>
+        </w:rPr>
+        <w:t>,</w:t>
+      </w:r>
+      <w:r>
+        <w:rPr>
+          <w:rFonts w:ascii="Courier New" w:hAnsi="Courier New" w:cs="Courier New"/>
+          <w:color w:val="000000"/>
+          <w:sz w:val="20"/>
+          <w:szCs w:val="20"/>
+        </w:rPr>
+        <w:br/>
+        <w:t xml:space="preserve">                    </w:t>
+      </w:r>
+      <w:r>
+        <w:rPr>
+          <w:rFonts w:ascii="Courier New" w:hAnsi="Courier New" w:cs="Courier New"/>
+          <w:b/>
+          <w:bCs/>
+          <w:color w:val="660E7A"/>
+          <w:sz w:val="20"/>
+          <w:szCs w:val="20"/>
+        </w:rPr>
+        <w:t xml:space="preserve">AppUserId </w:t>
+      </w:r>
+      <w:r>
+        <w:rPr>
+          <w:rFonts w:ascii="Courier New" w:hAnsi="Courier New" w:cs="Courier New"/>
+          <w:color w:val="000000"/>
+          <w:sz w:val="20"/>
+          <w:szCs w:val="20"/>
+        </w:rPr>
+        <w:t>= ad.</w:t>
+      </w:r>
+      <w:r>
+        <w:rPr>
+          <w:rFonts w:ascii="Courier New" w:hAnsi="Courier New" w:cs="Courier New"/>
+          <w:b/>
+          <w:bCs/>
+          <w:color w:val="660E7A"/>
+          <w:sz w:val="20"/>
+          <w:szCs w:val="20"/>
+        </w:rPr>
+        <w:t>AppUserId</w:t>
+      </w:r>
+      <w:r>
+        <w:rPr>
+          <w:rFonts w:ascii="Courier New" w:hAnsi="Courier New" w:cs="Courier New"/>
+          <w:color w:val="000000"/>
+          <w:sz w:val="20"/>
+          <w:szCs w:val="20"/>
+        </w:rPr>
+        <w:t>,</w:t>
+      </w:r>
+      <w:r>
+        <w:rPr>
+          <w:rFonts w:ascii="Courier New" w:hAnsi="Courier New" w:cs="Courier New"/>
+          <w:color w:val="000000"/>
+          <w:sz w:val="20"/>
+          <w:szCs w:val="20"/>
+        </w:rPr>
+        <w:br/>
+        <w:t xml:space="preserve">                    </w:t>
+      </w:r>
+      <w:r>
+        <w:rPr>
+          <w:rFonts w:ascii="Courier New" w:hAnsi="Courier New" w:cs="Courier New"/>
+          <w:b/>
+          <w:bCs/>
+          <w:color w:val="660E7A"/>
+          <w:sz w:val="20"/>
+          <w:szCs w:val="20"/>
+        </w:rPr>
+        <w:t xml:space="preserve">CustomerId </w:t>
+      </w:r>
+      <w:r>
+        <w:rPr>
+          <w:rFonts w:ascii="Courier New" w:hAnsi="Courier New" w:cs="Courier New"/>
+          <w:color w:val="000000"/>
+          <w:sz w:val="20"/>
+          <w:szCs w:val="20"/>
+        </w:rPr>
+        <w:t>= ad.</w:t>
+      </w:r>
+      <w:r>
+        <w:rPr>
+          <w:rFonts w:ascii="Courier New" w:hAnsi="Courier New" w:cs="Courier New"/>
+          <w:b/>
+          <w:bCs/>
+          <w:color w:val="660E7A"/>
+          <w:sz w:val="20"/>
+          <w:szCs w:val="20"/>
+        </w:rPr>
+        <w:t>CustomerId</w:t>
+      </w:r>
+      <w:r>
+        <w:rPr>
+          <w:rFonts w:ascii="Courier New" w:hAnsi="Courier New" w:cs="Courier New"/>
+          <w:color w:val="000000"/>
+          <w:sz w:val="20"/>
+          <w:szCs w:val="20"/>
+        </w:rPr>
+        <w:t>,</w:t>
+      </w:r>
+      <w:r>
+        <w:rPr>
+          <w:rFonts w:ascii="Courier New" w:hAnsi="Courier New" w:cs="Courier New"/>
+          <w:color w:val="000000"/>
+          <w:sz w:val="20"/>
+          <w:szCs w:val="20"/>
+        </w:rPr>
+        <w:br/>
+        <w:t xml:space="preserve">                    </w:t>
+      </w:r>
+      <w:r>
+        <w:rPr>
+          <w:rFonts w:ascii="Courier New" w:hAnsi="Courier New" w:cs="Courier New"/>
+          <w:b/>
+          <w:bCs/>
+          <w:color w:val="660E7A"/>
+          <w:sz w:val="20"/>
+          <w:szCs w:val="20"/>
+        </w:rPr>
+        <w:t xml:space="preserve">Country </w:t>
+      </w:r>
+      <w:r>
+        <w:rPr>
+          <w:rFonts w:ascii="Courier New" w:hAnsi="Courier New" w:cs="Courier New"/>
+          <w:color w:val="000000"/>
+          <w:sz w:val="20"/>
+          <w:szCs w:val="20"/>
+        </w:rPr>
+        <w:t>=  ad.</w:t>
+      </w:r>
+      <w:r>
+        <w:rPr>
+          <w:rFonts w:ascii="Courier New" w:hAnsi="Courier New" w:cs="Courier New"/>
+          <w:b/>
+          <w:bCs/>
+          <w:color w:val="660E7A"/>
+          <w:sz w:val="20"/>
+          <w:szCs w:val="20"/>
+        </w:rPr>
+        <w:t>Country</w:t>
+      </w:r>
+      <w:r>
+        <w:rPr>
+          <w:rFonts w:ascii="Courier New" w:hAnsi="Courier New" w:cs="Courier New"/>
+          <w:color w:val="000000"/>
+          <w:sz w:val="20"/>
+          <w:szCs w:val="20"/>
+        </w:rPr>
+        <w:t>,</w:t>
+      </w:r>
+      <w:r>
+        <w:rPr>
+          <w:rFonts w:ascii="Courier New" w:hAnsi="Courier New" w:cs="Courier New"/>
+          <w:color w:val="000000"/>
+          <w:sz w:val="20"/>
+          <w:szCs w:val="20"/>
+        </w:rPr>
+        <w:br/>
+        <w:t xml:space="preserve">                    </w:t>
+      </w:r>
+      <w:r>
+        <w:rPr>
+          <w:rFonts w:ascii="Courier New" w:hAnsi="Courier New" w:cs="Courier New"/>
+          <w:b/>
+          <w:bCs/>
+          <w:color w:val="660E7A"/>
+          <w:sz w:val="20"/>
+          <w:szCs w:val="20"/>
+        </w:rPr>
+        <w:t xml:space="preserve">City </w:t>
+      </w:r>
+      <w:r>
+        <w:rPr>
+          <w:rFonts w:ascii="Courier New" w:hAnsi="Courier New" w:cs="Courier New"/>
+          <w:color w:val="000000"/>
+          <w:sz w:val="20"/>
+          <w:szCs w:val="20"/>
+        </w:rPr>
+        <w:t>= ad.</w:t>
+      </w:r>
+      <w:r>
+        <w:rPr>
+          <w:rFonts w:ascii="Courier New" w:hAnsi="Courier New" w:cs="Courier New"/>
+          <w:b/>
+          <w:bCs/>
+          <w:color w:val="660E7A"/>
+          <w:sz w:val="20"/>
+          <w:szCs w:val="20"/>
+        </w:rPr>
+        <w:t>City</w:t>
+      </w:r>
+      <w:r>
+        <w:rPr>
+          <w:rFonts w:ascii="Courier New" w:hAnsi="Courier New" w:cs="Courier New"/>
+          <w:color w:val="000000"/>
+          <w:sz w:val="20"/>
+          <w:szCs w:val="20"/>
+        </w:rPr>
+        <w:t>,</w:t>
+      </w:r>
+      <w:r>
+        <w:rPr>
+          <w:rFonts w:ascii="Courier New" w:hAnsi="Courier New" w:cs="Courier New"/>
+          <w:color w:val="000000"/>
+          <w:sz w:val="20"/>
+          <w:szCs w:val="20"/>
+        </w:rPr>
+        <w:br/>
+        <w:t xml:space="preserve">                    </w:t>
+      </w:r>
+      <w:r>
+        <w:rPr>
+          <w:rFonts w:ascii="Courier New" w:hAnsi="Courier New" w:cs="Courier New"/>
+          <w:b/>
+          <w:bCs/>
+          <w:color w:val="660E7A"/>
+          <w:sz w:val="20"/>
+          <w:szCs w:val="20"/>
+        </w:rPr>
+        <w:t xml:space="preserve">Street </w:t>
+      </w:r>
+      <w:r>
+        <w:rPr>
+          <w:rFonts w:ascii="Courier New" w:hAnsi="Courier New" w:cs="Courier New"/>
+          <w:color w:val="000000"/>
+          <w:sz w:val="20"/>
+          <w:szCs w:val="20"/>
+        </w:rPr>
+        <w:t>= ad.</w:t>
+      </w:r>
+      <w:r>
+        <w:rPr>
+          <w:rFonts w:ascii="Courier New" w:hAnsi="Courier New" w:cs="Courier New"/>
+          <w:b/>
+          <w:bCs/>
+          <w:color w:val="660E7A"/>
+          <w:sz w:val="20"/>
+          <w:szCs w:val="20"/>
+        </w:rPr>
+        <w:t>Street</w:t>
+      </w:r>
+      <w:r>
+        <w:rPr>
+          <w:rFonts w:ascii="Courier New" w:hAnsi="Courier New" w:cs="Courier New"/>
+          <w:color w:val="000000"/>
+          <w:sz w:val="20"/>
+          <w:szCs w:val="20"/>
+        </w:rPr>
+        <w:t>,</w:t>
+      </w:r>
+      <w:r>
+        <w:rPr>
+          <w:rFonts w:ascii="Courier New" w:hAnsi="Courier New" w:cs="Courier New"/>
+          <w:color w:val="000000"/>
+          <w:sz w:val="20"/>
+          <w:szCs w:val="20"/>
+        </w:rPr>
+        <w:br/>
+        <w:t xml:space="preserve">                    </w:t>
+      </w:r>
+      <w:r>
+        <w:rPr>
+          <w:rFonts w:ascii="Courier New" w:hAnsi="Courier New" w:cs="Courier New"/>
+          <w:b/>
+          <w:bCs/>
+          <w:color w:val="660E7A"/>
+          <w:sz w:val="20"/>
+          <w:szCs w:val="20"/>
+        </w:rPr>
+        <w:t xml:space="preserve">Phone </w:t>
+      </w:r>
+      <w:r>
+        <w:rPr>
+          <w:rFonts w:ascii="Courier New" w:hAnsi="Courier New" w:cs="Courier New"/>
+          <w:color w:val="000000"/>
+          <w:sz w:val="20"/>
+          <w:szCs w:val="20"/>
+        </w:rPr>
+        <w:t>= ad.</w:t>
+      </w:r>
+      <w:r>
+        <w:rPr>
+          <w:rFonts w:ascii="Courier New" w:hAnsi="Courier New" w:cs="Courier New"/>
+          <w:b/>
+          <w:bCs/>
+          <w:color w:val="660E7A"/>
+          <w:sz w:val="20"/>
+          <w:szCs w:val="20"/>
+        </w:rPr>
+        <w:t>Phone</w:t>
+      </w:r>
+      <w:r>
+        <w:rPr>
+          <w:rFonts w:ascii="Courier New" w:hAnsi="Courier New" w:cs="Courier New"/>
+          <w:color w:val="000000"/>
+          <w:sz w:val="20"/>
+          <w:szCs w:val="20"/>
+        </w:rPr>
+        <w:t>,</w:t>
+      </w:r>
+      <w:r>
+        <w:rPr>
+          <w:rFonts w:ascii="Courier New" w:hAnsi="Courier New" w:cs="Courier New"/>
+          <w:color w:val="000000"/>
+          <w:sz w:val="20"/>
+          <w:szCs w:val="20"/>
+        </w:rPr>
+        <w:br/>
+        <w:t xml:space="preserve">                    </w:t>
+      </w:r>
+      <w:r>
+        <w:rPr>
+          <w:rFonts w:ascii="Courier New" w:hAnsi="Courier New" w:cs="Courier New"/>
+          <w:b/>
+          <w:bCs/>
+          <w:color w:val="660E7A"/>
+          <w:sz w:val="20"/>
+          <w:szCs w:val="20"/>
+        </w:rPr>
+        <w:t xml:space="preserve">Code </w:t>
+      </w:r>
+      <w:r>
+        <w:rPr>
+          <w:rFonts w:ascii="Courier New" w:hAnsi="Courier New" w:cs="Courier New"/>
+          <w:color w:val="000000"/>
+          <w:sz w:val="20"/>
+          <w:szCs w:val="20"/>
+        </w:rPr>
+        <w:t>= ad.</w:t>
+      </w:r>
+      <w:r>
+        <w:rPr>
+          <w:rFonts w:ascii="Courier New" w:hAnsi="Courier New" w:cs="Courier New"/>
+          <w:b/>
+          <w:bCs/>
+          <w:color w:val="660E7A"/>
+          <w:sz w:val="20"/>
+          <w:szCs w:val="20"/>
+        </w:rPr>
+        <w:t>Code</w:t>
+      </w:r>
+      <w:r>
+        <w:rPr>
+          <w:rFonts w:ascii="Courier New" w:hAnsi="Courier New" w:cs="Courier New"/>
+          <w:color w:val="000000"/>
+          <w:sz w:val="20"/>
+          <w:szCs w:val="20"/>
+        </w:rPr>
+        <w:t>,</w:t>
+      </w:r>
+      <w:r>
+        <w:rPr>
+          <w:rFonts w:ascii="Courier New" w:hAnsi="Courier New" w:cs="Courier New"/>
+          <w:color w:val="000000"/>
+          <w:sz w:val="20"/>
+          <w:szCs w:val="20"/>
+        </w:rPr>
+        <w:br/>
+        <w:t xml:space="preserve">                    </w:t>
+      </w:r>
+      <w:r>
+        <w:rPr>
+          <w:rFonts w:ascii="Courier New" w:hAnsi="Courier New" w:cs="Courier New"/>
+          <w:b/>
+          <w:bCs/>
+          <w:color w:val="660E7A"/>
+          <w:sz w:val="20"/>
+          <w:szCs w:val="20"/>
+        </w:rPr>
+        <w:t xml:space="preserve">Email </w:t>
+      </w:r>
+      <w:r>
+        <w:rPr>
+          <w:rFonts w:ascii="Courier New" w:hAnsi="Courier New" w:cs="Courier New"/>
+          <w:color w:val="000000"/>
+          <w:sz w:val="20"/>
+          <w:szCs w:val="20"/>
+        </w:rPr>
+        <w:t>= ad.</w:t>
+      </w:r>
+      <w:r>
+        <w:rPr>
+          <w:rFonts w:ascii="Courier New" w:hAnsi="Courier New" w:cs="Courier New"/>
+          <w:b/>
+          <w:bCs/>
+          <w:color w:val="660E7A"/>
+          <w:sz w:val="20"/>
+          <w:szCs w:val="20"/>
+        </w:rPr>
+        <w:t>Email</w:t>
+      </w:r>
+      <w:r>
+        <w:rPr>
+          <w:rFonts w:ascii="Courier New" w:hAnsi="Courier New" w:cs="Courier New"/>
+          <w:b/>
+          <w:bCs/>
+          <w:color w:val="660E7A"/>
+          <w:sz w:val="20"/>
+          <w:szCs w:val="20"/>
+        </w:rPr>
+        <w:br/>
+        <w:t xml:space="preserve">                </w:t>
+      </w:r>
+      <w:r>
+        <w:rPr>
+          <w:rFonts w:ascii="Courier New" w:hAnsi="Courier New" w:cs="Courier New"/>
+          <w:color w:val="000000"/>
+          <w:sz w:val="20"/>
+          <w:szCs w:val="20"/>
+        </w:rPr>
+        <w:t>})</w:t>
+      </w:r>
+      <w:r>
+        <w:rPr>
+          <w:rFonts w:ascii="Courier New" w:hAnsi="Courier New" w:cs="Courier New"/>
+          <w:color w:val="000000"/>
+          <w:sz w:val="20"/>
+          <w:szCs w:val="20"/>
+        </w:rPr>
+        <w:br/>
+        <w:t xml:space="preserve">                .ToList();</w:t>
+      </w:r>
+      <w:r>
+        <w:rPr>
+          <w:rFonts w:ascii="Courier New" w:hAnsi="Courier New" w:cs="Courier New"/>
+          <w:color w:val="000000"/>
+          <w:sz w:val="20"/>
+          <w:szCs w:val="20"/>
+        </w:rPr>
+        <w:br/>
+        <w:t xml:space="preserve">        </w:t>
+      </w:r>
+      <w:r>
+        <w:rPr>
+          <w:rFonts w:ascii="Courier New" w:hAnsi="Courier New" w:cs="Courier New"/>
+          <w:b/>
+          <w:bCs/>
+          <w:color w:val="000080"/>
+          <w:sz w:val="20"/>
+          <w:szCs w:val="20"/>
+        </w:rPr>
+        <w:t xml:space="preserve">return </w:t>
+      </w:r>
+      <w:r>
+        <w:rPr>
+          <w:rFonts w:ascii="Courier New" w:hAnsi="Courier New" w:cs="Courier New"/>
+          <w:color w:val="000000"/>
+          <w:sz w:val="20"/>
+          <w:szCs w:val="20"/>
+        </w:rPr>
+        <w:t>address;</w:t>
+      </w:r>
+      <w:r>
+        <w:rPr>
+          <w:rFonts w:ascii="Courier New" w:hAnsi="Courier New" w:cs="Courier New"/>
+          <w:color w:val="000000"/>
+          <w:sz w:val="20"/>
+          <w:szCs w:val="20"/>
+        </w:rPr>
+        <w:br/>
+        <w:t xml:space="preserve">    }</w:t>
+      </w:r>
+      <w:r>
+        <w:rPr>
+          <w:rFonts w:ascii="Courier New" w:hAnsi="Courier New" w:cs="Courier New"/>
+          <w:color w:val="000000"/>
+          <w:sz w:val="20"/>
+          <w:szCs w:val="20"/>
+        </w:rPr>
+        <w:br/>
+      </w:r>
+      <w:r>
+        <w:rPr>
+          <w:rFonts w:ascii="Courier New" w:hAnsi="Courier New" w:cs="Courier New"/>
+          <w:color w:val="000000"/>
+          <w:sz w:val="20"/>
+          <w:szCs w:val="20"/>
+        </w:rPr>
+        <w:br/>
+        <w:t xml:space="preserve">    </w:t>
+      </w:r>
+      <w:r>
+        <w:rPr>
+          <w:rFonts w:ascii="Courier New" w:hAnsi="Courier New" w:cs="Courier New"/>
+          <w:i/>
+          <w:iCs/>
+          <w:color w:val="808080"/>
+          <w:sz w:val="20"/>
+          <w:szCs w:val="20"/>
+        </w:rPr>
+        <w:t>// GET: api/Address/5</w:t>
+      </w:r>
+      <w:r>
+        <w:rPr>
+          <w:rFonts w:ascii="Courier New" w:hAnsi="Courier New" w:cs="Courier New"/>
+          <w:i/>
+          <w:iCs/>
+          <w:color w:val="808080"/>
+          <w:sz w:val="20"/>
+          <w:szCs w:val="20"/>
+        </w:rPr>
+        <w:br/>
+        <w:t xml:space="preserve">    </w:t>
+      </w:r>
+      <w:r>
+        <w:rPr>
+          <w:rFonts w:ascii="Courier New" w:hAnsi="Courier New" w:cs="Courier New"/>
+          <w:color w:val="000000"/>
+          <w:sz w:val="20"/>
+          <w:szCs w:val="20"/>
+        </w:rPr>
+        <w:t>[HttpGet(</w:t>
+      </w:r>
+      <w:r>
+        <w:rPr>
+          <w:rFonts w:ascii="Courier New" w:hAnsi="Courier New" w:cs="Courier New"/>
+          <w:b/>
+          <w:bCs/>
+          <w:color w:val="008000"/>
+          <w:sz w:val="20"/>
+          <w:szCs w:val="20"/>
+        </w:rPr>
+        <w:t>"</w:t>
+      </w:r>
+      <w:r>
+        <w:rPr>
+          <w:rFonts w:ascii="Courier New" w:hAnsi="Courier New" w:cs="Courier New"/>
+          <w:b/>
+          <w:bCs/>
+          <w:color w:val="00A5F4"/>
+          <w:sz w:val="20"/>
+          <w:szCs w:val="20"/>
+        </w:rPr>
+        <w:t>{id}</w:t>
+      </w:r>
+      <w:r>
+        <w:rPr>
+          <w:rFonts w:ascii="Courier New" w:hAnsi="Courier New" w:cs="Courier New"/>
+          <w:b/>
+          <w:bCs/>
+          <w:color w:val="008000"/>
+          <w:sz w:val="20"/>
+          <w:szCs w:val="20"/>
+        </w:rPr>
+        <w:t>"</w:t>
+      </w:r>
+      <w:r>
+        <w:rPr>
+          <w:rFonts w:ascii="Courier New" w:hAnsi="Courier New" w:cs="Courier New"/>
+          <w:color w:val="000000"/>
+          <w:sz w:val="20"/>
+          <w:szCs w:val="20"/>
+        </w:rPr>
+        <w:t>)]</w:t>
+      </w:r>
+      <w:r>
+        <w:rPr>
+          <w:rFonts w:ascii="Courier New" w:hAnsi="Courier New" w:cs="Courier New"/>
+          <w:color w:val="000000"/>
+          <w:sz w:val="20"/>
+          <w:szCs w:val="20"/>
+        </w:rPr>
+        <w:br/>
+        <w:t xml:space="preserve">    </w:t>
+      </w:r>
+      <w:r>
+        <w:rPr>
+          <w:rFonts w:ascii="Courier New" w:hAnsi="Courier New" w:cs="Courier New"/>
+          <w:b/>
+          <w:bCs/>
+          <w:color w:val="000080"/>
+          <w:sz w:val="20"/>
+          <w:szCs w:val="20"/>
+        </w:rPr>
+        <w:t xml:space="preserve">public async </w:t>
+      </w:r>
+      <w:r>
+        <w:rPr>
+          <w:rFonts w:ascii="Courier New" w:hAnsi="Courier New" w:cs="Courier New"/>
+          <w:color w:val="000000"/>
+          <w:sz w:val="20"/>
+          <w:szCs w:val="20"/>
+        </w:rPr>
+        <w:t>Task&lt;ActionResult&lt;AddressDTO&gt;&gt; GetAddress(Guid id)</w:t>
+      </w:r>
+      <w:r>
+        <w:rPr>
+          <w:rFonts w:ascii="Courier New" w:hAnsi="Courier New" w:cs="Courier New"/>
+          <w:color w:val="000000"/>
+          <w:sz w:val="20"/>
+          <w:szCs w:val="20"/>
+        </w:rPr>
+        <w:br/>
+        <w:t xml:space="preserve">    {</w:t>
+      </w:r>
+      <w:r>
+        <w:rPr>
+          <w:rFonts w:ascii="Courier New" w:hAnsi="Courier New" w:cs="Courier New"/>
+          <w:color w:val="000000"/>
+          <w:sz w:val="20"/>
+          <w:szCs w:val="20"/>
+        </w:rPr>
+        <w:br/>
+        <w:t xml:space="preserve">        </w:t>
+      </w:r>
+      <w:r>
+        <w:rPr>
+          <w:rFonts w:ascii="Courier New" w:hAnsi="Courier New" w:cs="Courier New"/>
+          <w:b/>
+          <w:bCs/>
+          <w:color w:val="000080"/>
+          <w:sz w:val="20"/>
+          <w:szCs w:val="20"/>
+        </w:rPr>
+        <w:t xml:space="preserve">var </w:t>
+      </w:r>
+      <w:r>
+        <w:rPr>
+          <w:rFonts w:ascii="Courier New" w:hAnsi="Courier New" w:cs="Courier New"/>
+          <w:color w:val="000000"/>
+          <w:sz w:val="20"/>
+          <w:szCs w:val="20"/>
+        </w:rPr>
+        <w:t xml:space="preserve">dbAddress = </w:t>
+      </w:r>
+      <w:r>
+        <w:rPr>
+          <w:rFonts w:ascii="Courier New" w:hAnsi="Courier New" w:cs="Courier New"/>
+          <w:b/>
+          <w:bCs/>
+          <w:color w:val="000080"/>
+          <w:sz w:val="20"/>
+          <w:szCs w:val="20"/>
+        </w:rPr>
+        <w:t xml:space="preserve">await </w:t>
+      </w:r>
+      <w:r>
+        <w:rPr>
+          <w:rFonts w:ascii="Courier New" w:hAnsi="Courier New" w:cs="Courier New"/>
+          <w:b/>
+          <w:bCs/>
+          <w:color w:val="660E7A"/>
+          <w:sz w:val="20"/>
+          <w:szCs w:val="20"/>
+        </w:rPr>
+        <w:t>_context</w:t>
+      </w:r>
+      <w:r>
+        <w:rPr>
+          <w:rFonts w:ascii="Courier New" w:hAnsi="Courier New" w:cs="Courier New"/>
+          <w:color w:val="000000"/>
+          <w:sz w:val="20"/>
+          <w:szCs w:val="20"/>
+        </w:rPr>
+        <w:t>.</w:t>
+      </w:r>
+      <w:r>
+        <w:rPr>
+          <w:rFonts w:ascii="Courier New" w:hAnsi="Courier New" w:cs="Courier New"/>
+          <w:b/>
+          <w:bCs/>
+          <w:color w:val="660E7A"/>
+          <w:sz w:val="20"/>
+          <w:szCs w:val="20"/>
+        </w:rPr>
+        <w:t>Addresses</w:t>
+      </w:r>
+      <w:r>
+        <w:rPr>
+          <w:rFonts w:ascii="Courier New" w:hAnsi="Courier New" w:cs="Courier New"/>
+          <w:color w:val="000000"/>
+          <w:sz w:val="20"/>
+          <w:szCs w:val="20"/>
+        </w:rPr>
+        <w:t>.FindAsync(id);</w:t>
+      </w:r>
+      <w:r>
+        <w:rPr>
+          <w:rFonts w:ascii="Courier New" w:hAnsi="Courier New" w:cs="Courier New"/>
+          <w:color w:val="000000"/>
+          <w:sz w:val="20"/>
+          <w:szCs w:val="20"/>
+        </w:rPr>
+        <w:br/>
+        <w:t xml:space="preserve">        </w:t>
+      </w:r>
+      <w:r>
+        <w:rPr>
+          <w:rFonts w:ascii="Courier New" w:hAnsi="Courier New" w:cs="Courier New"/>
+          <w:color w:val="000000"/>
+          <w:sz w:val="20"/>
+          <w:szCs w:val="20"/>
+        </w:rPr>
+        <w:br/>
+        <w:t xml:space="preserve">        </w:t>
+      </w:r>
+      <w:r>
+        <w:rPr>
+          <w:rFonts w:ascii="Courier New" w:hAnsi="Courier New" w:cs="Courier New"/>
+          <w:b/>
+          <w:bCs/>
+          <w:color w:val="000080"/>
+          <w:sz w:val="20"/>
+          <w:szCs w:val="20"/>
+        </w:rPr>
+        <w:t xml:space="preserve">if </w:t>
+      </w:r>
+      <w:r>
+        <w:rPr>
+          <w:rFonts w:ascii="Courier New" w:hAnsi="Courier New" w:cs="Courier New"/>
+          <w:color w:val="000000"/>
+          <w:sz w:val="20"/>
+          <w:szCs w:val="20"/>
+        </w:rPr>
+        <w:t xml:space="preserve">(dbAddress == </w:t>
+      </w:r>
+      <w:r>
+        <w:rPr>
+          <w:rFonts w:ascii="Courier New" w:hAnsi="Courier New" w:cs="Courier New"/>
+          <w:b/>
+          <w:bCs/>
+          <w:color w:val="000080"/>
+          <w:sz w:val="20"/>
+          <w:szCs w:val="20"/>
+        </w:rPr>
+        <w:t>null</w:t>
+      </w:r>
+      <w:r>
+        <w:rPr>
+          <w:rFonts w:ascii="Courier New" w:hAnsi="Courier New" w:cs="Courier New"/>
+          <w:color w:val="000000"/>
+          <w:sz w:val="20"/>
+          <w:szCs w:val="20"/>
+        </w:rPr>
+        <w:t>)</w:t>
+      </w:r>
+      <w:r>
+        <w:rPr>
+          <w:rFonts w:ascii="Courier New" w:hAnsi="Courier New" w:cs="Courier New"/>
+          <w:color w:val="000000"/>
+          <w:sz w:val="20"/>
+          <w:szCs w:val="20"/>
+        </w:rPr>
+        <w:br/>
+        <w:t xml:space="preserve">        {</w:t>
+      </w:r>
+      <w:r>
+        <w:rPr>
+          <w:rFonts w:ascii="Courier New" w:hAnsi="Courier New" w:cs="Courier New"/>
+          <w:color w:val="000000"/>
+          <w:sz w:val="20"/>
+          <w:szCs w:val="20"/>
+        </w:rPr>
+        <w:br/>
+        <w:t xml:space="preserve">            </w:t>
+      </w:r>
+      <w:r>
+        <w:rPr>
+          <w:rFonts w:ascii="Courier New" w:hAnsi="Courier New" w:cs="Courier New"/>
+          <w:b/>
+          <w:bCs/>
+          <w:color w:val="000080"/>
+          <w:sz w:val="20"/>
+          <w:szCs w:val="20"/>
+        </w:rPr>
+        <w:t xml:space="preserve">return </w:t>
+      </w:r>
+      <w:r>
+        <w:rPr>
+          <w:rFonts w:ascii="Courier New" w:hAnsi="Courier New" w:cs="Courier New"/>
+          <w:color w:val="000000"/>
+          <w:sz w:val="20"/>
+          <w:szCs w:val="20"/>
+        </w:rPr>
+        <w:t>NotFound();</w:t>
+      </w:r>
+      <w:r>
+        <w:rPr>
+          <w:rFonts w:ascii="Courier New" w:hAnsi="Courier New" w:cs="Courier New"/>
+          <w:color w:val="000000"/>
+          <w:sz w:val="20"/>
+          <w:szCs w:val="20"/>
+        </w:rPr>
+        <w:br/>
+        <w:t xml:space="preserve">        }</w:t>
+      </w:r>
+      <w:r>
+        <w:rPr>
+          <w:rFonts w:ascii="Courier New" w:hAnsi="Courier New" w:cs="Courier New"/>
+          <w:color w:val="000000"/>
+          <w:sz w:val="20"/>
+          <w:szCs w:val="20"/>
+        </w:rPr>
+        <w:br/>
+        <w:t xml:space="preserve">        </w:t>
+      </w:r>
+      <w:r>
+        <w:rPr>
+          <w:rFonts w:ascii="Courier New" w:hAnsi="Courier New" w:cs="Courier New"/>
+          <w:color w:val="000000"/>
+          <w:sz w:val="20"/>
+          <w:szCs w:val="20"/>
+        </w:rPr>
+        <w:br/>
+        <w:t xml:space="preserve">        </w:t>
+      </w:r>
+      <w:r>
+        <w:rPr>
+          <w:rFonts w:ascii="Courier New" w:hAnsi="Courier New" w:cs="Courier New"/>
+          <w:b/>
+          <w:bCs/>
+          <w:color w:val="000080"/>
+          <w:sz w:val="20"/>
+          <w:szCs w:val="20"/>
+        </w:rPr>
+        <w:t xml:space="preserve">var </w:t>
+      </w:r>
+      <w:r>
+        <w:rPr>
+          <w:rFonts w:ascii="Courier New" w:hAnsi="Courier New" w:cs="Courier New"/>
+          <w:color w:val="000000"/>
+          <w:sz w:val="20"/>
+          <w:szCs w:val="20"/>
+        </w:rPr>
+        <w:t xml:space="preserve">address = </w:t>
+      </w:r>
+      <w:r>
+        <w:rPr>
+          <w:rFonts w:ascii="Courier New" w:hAnsi="Courier New" w:cs="Courier New"/>
+          <w:b/>
+          <w:bCs/>
+          <w:color w:val="000080"/>
+          <w:sz w:val="20"/>
+          <w:szCs w:val="20"/>
+        </w:rPr>
+        <w:t xml:space="preserve">new </w:t>
+      </w:r>
+      <w:r>
+        <w:rPr>
+          <w:rFonts w:ascii="Courier New" w:hAnsi="Courier New" w:cs="Courier New"/>
+          <w:color w:val="000000"/>
+          <w:sz w:val="20"/>
+          <w:szCs w:val="20"/>
+        </w:rPr>
+        <w:t>AddressDTO</w:t>
+      </w:r>
+      <w:r>
+        <w:rPr>
+          <w:rFonts w:ascii="Courier New" w:hAnsi="Courier New" w:cs="Courier New"/>
+          <w:color w:val="808080"/>
+          <w:sz w:val="20"/>
+          <w:szCs w:val="20"/>
+        </w:rPr>
+        <w:t>()</w:t>
+      </w:r>
+      <w:r>
+        <w:rPr>
+          <w:rFonts w:ascii="Courier New" w:hAnsi="Courier New" w:cs="Courier New"/>
+          <w:color w:val="808080"/>
+          <w:sz w:val="20"/>
+          <w:szCs w:val="20"/>
+        </w:rPr>
+        <w:br/>
+        <w:t xml:space="preserve">        </w:t>
+      </w:r>
+      <w:r>
+        <w:rPr>
+          <w:rFonts w:ascii="Courier New" w:hAnsi="Courier New" w:cs="Courier New"/>
+          <w:color w:val="000000"/>
+          <w:sz w:val="20"/>
+          <w:szCs w:val="20"/>
+        </w:rPr>
+        <w:t>{</w:t>
+      </w:r>
+      <w:r>
+        <w:rPr>
+          <w:rFonts w:ascii="Courier New" w:hAnsi="Courier New" w:cs="Courier New"/>
+          <w:color w:val="000000"/>
+          <w:sz w:val="20"/>
+          <w:szCs w:val="20"/>
+        </w:rPr>
+        <w:br/>
+        <w:t xml:space="preserve">            </w:t>
+      </w:r>
+      <w:r>
+        <w:rPr>
+          <w:rFonts w:ascii="Courier New" w:hAnsi="Courier New" w:cs="Courier New"/>
+          <w:b/>
+          <w:bCs/>
+          <w:color w:val="660E7A"/>
+          <w:sz w:val="20"/>
+          <w:szCs w:val="20"/>
+        </w:rPr>
+        <w:t xml:space="preserve">Id </w:t>
+      </w:r>
+      <w:r>
+        <w:rPr>
+          <w:rFonts w:ascii="Courier New" w:hAnsi="Courier New" w:cs="Courier New"/>
+          <w:color w:val="000000"/>
+          <w:sz w:val="20"/>
+          <w:szCs w:val="20"/>
+        </w:rPr>
+        <w:t>= dbAddress.</w:t>
+      </w:r>
+      <w:r>
+        <w:rPr>
+          <w:rFonts w:ascii="Courier New" w:hAnsi="Courier New" w:cs="Courier New"/>
+          <w:b/>
+          <w:bCs/>
+          <w:color w:val="660E7A"/>
+          <w:sz w:val="20"/>
+          <w:szCs w:val="20"/>
+        </w:rPr>
+        <w:t>Id</w:t>
+      </w:r>
+      <w:r>
+        <w:rPr>
+          <w:rFonts w:ascii="Courier New" w:hAnsi="Courier New" w:cs="Courier New"/>
+          <w:color w:val="000000"/>
+          <w:sz w:val="20"/>
+          <w:szCs w:val="20"/>
+        </w:rPr>
+        <w:t>,</w:t>
+      </w:r>
+      <w:r>
+        <w:rPr>
+          <w:rFonts w:ascii="Courier New" w:hAnsi="Courier New" w:cs="Courier New"/>
+          <w:color w:val="000000"/>
+          <w:sz w:val="20"/>
+          <w:szCs w:val="20"/>
+        </w:rPr>
+        <w:br/>
+        <w:t xml:space="preserve">            </w:t>
+      </w:r>
+      <w:r>
+        <w:rPr>
+          <w:rFonts w:ascii="Courier New" w:hAnsi="Courier New" w:cs="Courier New"/>
+          <w:b/>
+          <w:bCs/>
+          <w:color w:val="660E7A"/>
+          <w:sz w:val="20"/>
+          <w:szCs w:val="20"/>
+        </w:rPr>
+        <w:t xml:space="preserve">AppUserId </w:t>
+      </w:r>
+      <w:r>
+        <w:rPr>
+          <w:rFonts w:ascii="Courier New" w:hAnsi="Courier New" w:cs="Courier New"/>
+          <w:color w:val="000000"/>
+          <w:sz w:val="20"/>
+          <w:szCs w:val="20"/>
+        </w:rPr>
+        <w:t>= dbAddress.</w:t>
+      </w:r>
+      <w:r>
+        <w:rPr>
+          <w:rFonts w:ascii="Courier New" w:hAnsi="Courier New" w:cs="Courier New"/>
+          <w:b/>
+          <w:bCs/>
+          <w:color w:val="660E7A"/>
+          <w:sz w:val="20"/>
+          <w:szCs w:val="20"/>
+        </w:rPr>
+        <w:t>AppUserId</w:t>
+      </w:r>
+      <w:r>
+        <w:rPr>
+          <w:rFonts w:ascii="Courier New" w:hAnsi="Courier New" w:cs="Courier New"/>
+          <w:color w:val="000000"/>
+          <w:sz w:val="20"/>
+          <w:szCs w:val="20"/>
+        </w:rPr>
+        <w:t>,</w:t>
+      </w:r>
+      <w:r>
+        <w:rPr>
+          <w:rFonts w:ascii="Courier New" w:hAnsi="Courier New" w:cs="Courier New"/>
+          <w:color w:val="000000"/>
+          <w:sz w:val="20"/>
+          <w:szCs w:val="20"/>
+        </w:rPr>
+        <w:br/>
+        <w:t xml:space="preserve">            </w:t>
+      </w:r>
+      <w:r>
+        <w:rPr>
+          <w:rFonts w:ascii="Courier New" w:hAnsi="Courier New" w:cs="Courier New"/>
+          <w:b/>
+          <w:bCs/>
+          <w:color w:val="660E7A"/>
+          <w:sz w:val="20"/>
+          <w:szCs w:val="20"/>
+        </w:rPr>
+        <w:t xml:space="preserve">CustomerId </w:t>
+      </w:r>
+      <w:r>
+        <w:rPr>
+          <w:rFonts w:ascii="Courier New" w:hAnsi="Courier New" w:cs="Courier New"/>
+          <w:color w:val="000000"/>
+          <w:sz w:val="20"/>
+          <w:szCs w:val="20"/>
+        </w:rPr>
+        <w:t>= dbAddress.</w:t>
+      </w:r>
+      <w:r>
+        <w:rPr>
+          <w:rFonts w:ascii="Courier New" w:hAnsi="Courier New" w:cs="Courier New"/>
+          <w:b/>
+          <w:bCs/>
+          <w:color w:val="660E7A"/>
+          <w:sz w:val="20"/>
+          <w:szCs w:val="20"/>
+        </w:rPr>
+        <w:t>CustomerId</w:t>
+      </w:r>
+      <w:r>
+        <w:rPr>
+          <w:rFonts w:ascii="Courier New" w:hAnsi="Courier New" w:cs="Courier New"/>
+          <w:color w:val="000000"/>
+          <w:sz w:val="20"/>
+          <w:szCs w:val="20"/>
+        </w:rPr>
+        <w:t>,</w:t>
+      </w:r>
+      <w:r>
+        <w:rPr>
+          <w:rFonts w:ascii="Courier New" w:hAnsi="Courier New" w:cs="Courier New"/>
+          <w:color w:val="000000"/>
+          <w:sz w:val="20"/>
+          <w:szCs w:val="20"/>
+        </w:rPr>
+        <w:br/>
+        <w:t xml:space="preserve">            </w:t>
+      </w:r>
+      <w:r>
+        <w:rPr>
+          <w:rFonts w:ascii="Courier New" w:hAnsi="Courier New" w:cs="Courier New"/>
+          <w:b/>
+          <w:bCs/>
+          <w:color w:val="660E7A"/>
+          <w:sz w:val="20"/>
+          <w:szCs w:val="20"/>
+        </w:rPr>
+        <w:t xml:space="preserve">Country </w:t>
+      </w:r>
+      <w:r>
+        <w:rPr>
+          <w:rFonts w:ascii="Courier New" w:hAnsi="Courier New" w:cs="Courier New"/>
+          <w:color w:val="000000"/>
+          <w:sz w:val="20"/>
+          <w:szCs w:val="20"/>
+        </w:rPr>
+        <w:t>=  dbAddress.</w:t>
+      </w:r>
+      <w:r>
+        <w:rPr>
+          <w:rFonts w:ascii="Courier New" w:hAnsi="Courier New" w:cs="Courier New"/>
+          <w:b/>
+          <w:bCs/>
+          <w:color w:val="660E7A"/>
+          <w:sz w:val="20"/>
+          <w:szCs w:val="20"/>
+        </w:rPr>
+        <w:t>Country</w:t>
+      </w:r>
+      <w:r>
+        <w:rPr>
+          <w:rFonts w:ascii="Courier New" w:hAnsi="Courier New" w:cs="Courier New"/>
+          <w:color w:val="000000"/>
+          <w:sz w:val="20"/>
+          <w:szCs w:val="20"/>
+        </w:rPr>
+        <w:t>,</w:t>
+      </w:r>
+      <w:r>
+        <w:rPr>
+          <w:rFonts w:ascii="Courier New" w:hAnsi="Courier New" w:cs="Courier New"/>
+          <w:color w:val="000000"/>
+          <w:sz w:val="20"/>
+          <w:szCs w:val="20"/>
+        </w:rPr>
+        <w:br/>
+        <w:t xml:space="preserve">            </w:t>
+      </w:r>
+      <w:r>
+        <w:rPr>
+          <w:rFonts w:ascii="Courier New" w:hAnsi="Courier New" w:cs="Courier New"/>
+          <w:b/>
+          <w:bCs/>
+          <w:color w:val="660E7A"/>
+          <w:sz w:val="20"/>
+          <w:szCs w:val="20"/>
+        </w:rPr>
+        <w:t xml:space="preserve">City </w:t>
+      </w:r>
+      <w:r>
+        <w:rPr>
+          <w:rFonts w:ascii="Courier New" w:hAnsi="Courier New" w:cs="Courier New"/>
+          <w:color w:val="000000"/>
+          <w:sz w:val="20"/>
+          <w:szCs w:val="20"/>
+        </w:rPr>
+        <w:t>= dbAddress.</w:t>
+      </w:r>
+      <w:r>
+        <w:rPr>
+          <w:rFonts w:ascii="Courier New" w:hAnsi="Courier New" w:cs="Courier New"/>
+          <w:b/>
+          <w:bCs/>
+          <w:color w:val="660E7A"/>
+          <w:sz w:val="20"/>
+          <w:szCs w:val="20"/>
+        </w:rPr>
+        <w:t>City</w:t>
+      </w:r>
+      <w:r>
+        <w:rPr>
+          <w:rFonts w:ascii="Courier New" w:hAnsi="Courier New" w:cs="Courier New"/>
+          <w:color w:val="000000"/>
+          <w:sz w:val="20"/>
+          <w:szCs w:val="20"/>
+        </w:rPr>
+        <w:t>,</w:t>
+      </w:r>
+      <w:r>
+        <w:rPr>
+          <w:rFonts w:ascii="Courier New" w:hAnsi="Courier New" w:cs="Courier New"/>
+          <w:color w:val="000000"/>
+          <w:sz w:val="20"/>
+          <w:szCs w:val="20"/>
+        </w:rPr>
+        <w:br/>
+        <w:t xml:space="preserve">            </w:t>
+      </w:r>
+      <w:r>
+        <w:rPr>
+          <w:rFonts w:ascii="Courier New" w:hAnsi="Courier New" w:cs="Courier New"/>
+          <w:b/>
+          <w:bCs/>
+          <w:color w:val="660E7A"/>
+          <w:sz w:val="20"/>
+          <w:szCs w:val="20"/>
+        </w:rPr>
+        <w:t xml:space="preserve">Street </w:t>
+      </w:r>
+      <w:r>
+        <w:rPr>
+          <w:rFonts w:ascii="Courier New" w:hAnsi="Courier New" w:cs="Courier New"/>
+          <w:color w:val="000000"/>
+          <w:sz w:val="20"/>
+          <w:szCs w:val="20"/>
+        </w:rPr>
+        <w:t>= dbAddress.</w:t>
+      </w:r>
+      <w:r>
+        <w:rPr>
+          <w:rFonts w:ascii="Courier New" w:hAnsi="Courier New" w:cs="Courier New"/>
+          <w:b/>
+          <w:bCs/>
+          <w:color w:val="660E7A"/>
+          <w:sz w:val="20"/>
+          <w:szCs w:val="20"/>
+        </w:rPr>
+        <w:t>Street</w:t>
+      </w:r>
+      <w:r>
+        <w:rPr>
+          <w:rFonts w:ascii="Courier New" w:hAnsi="Courier New" w:cs="Courier New"/>
+          <w:color w:val="000000"/>
+          <w:sz w:val="20"/>
+          <w:szCs w:val="20"/>
+        </w:rPr>
+        <w:t>,</w:t>
+      </w:r>
+      <w:r>
+        <w:rPr>
+          <w:rFonts w:ascii="Courier New" w:hAnsi="Courier New" w:cs="Courier New"/>
+          <w:color w:val="000000"/>
+          <w:sz w:val="20"/>
+          <w:szCs w:val="20"/>
+        </w:rPr>
+        <w:br/>
+      </w:r>
+      <w:r>
+        <w:rPr>
+          <w:rFonts w:ascii="Courier New" w:hAnsi="Courier New" w:cs="Courier New"/>
+          <w:color w:val="000000"/>
+          <w:sz w:val="20"/>
+          <w:szCs w:val="20"/>
+        </w:rPr>
+        <w:lastRenderedPageBreak/>
+        <w:t xml:space="preserve">            </w:t>
+      </w:r>
+      <w:r>
+        <w:rPr>
+          <w:rFonts w:ascii="Courier New" w:hAnsi="Courier New" w:cs="Courier New"/>
+          <w:b/>
+          <w:bCs/>
+          <w:color w:val="660E7A"/>
+          <w:sz w:val="20"/>
+          <w:szCs w:val="20"/>
+        </w:rPr>
+        <w:t xml:space="preserve">Phone </w:t>
+      </w:r>
+      <w:r>
+        <w:rPr>
+          <w:rFonts w:ascii="Courier New" w:hAnsi="Courier New" w:cs="Courier New"/>
+          <w:color w:val="000000"/>
+          <w:sz w:val="20"/>
+          <w:szCs w:val="20"/>
+        </w:rPr>
+        <w:t>= dbAddress.</w:t>
+      </w:r>
+      <w:r>
+        <w:rPr>
+          <w:rFonts w:ascii="Courier New" w:hAnsi="Courier New" w:cs="Courier New"/>
+          <w:b/>
+          <w:bCs/>
+          <w:color w:val="660E7A"/>
+          <w:sz w:val="20"/>
+          <w:szCs w:val="20"/>
+        </w:rPr>
+        <w:t>Phone</w:t>
+      </w:r>
+      <w:r>
+        <w:rPr>
+          <w:rFonts w:ascii="Courier New" w:hAnsi="Courier New" w:cs="Courier New"/>
+          <w:color w:val="000000"/>
+          <w:sz w:val="20"/>
+          <w:szCs w:val="20"/>
+        </w:rPr>
+        <w:t>,</w:t>
+      </w:r>
+      <w:r>
+        <w:rPr>
+          <w:rFonts w:ascii="Courier New" w:hAnsi="Courier New" w:cs="Courier New"/>
+          <w:color w:val="000000"/>
+          <w:sz w:val="20"/>
+          <w:szCs w:val="20"/>
+        </w:rPr>
+        <w:br/>
+        <w:t xml:space="preserve">            </w:t>
+      </w:r>
+      <w:r>
+        <w:rPr>
+          <w:rFonts w:ascii="Courier New" w:hAnsi="Courier New" w:cs="Courier New"/>
+          <w:b/>
+          <w:bCs/>
+          <w:color w:val="660E7A"/>
+          <w:sz w:val="20"/>
+          <w:szCs w:val="20"/>
+        </w:rPr>
+        <w:t xml:space="preserve">Code </w:t>
+      </w:r>
+      <w:r>
+        <w:rPr>
+          <w:rFonts w:ascii="Courier New" w:hAnsi="Courier New" w:cs="Courier New"/>
+          <w:color w:val="000000"/>
+          <w:sz w:val="20"/>
+          <w:szCs w:val="20"/>
+        </w:rPr>
+        <w:t>= dbAddress.</w:t>
+      </w:r>
+      <w:r>
+        <w:rPr>
+          <w:rFonts w:ascii="Courier New" w:hAnsi="Courier New" w:cs="Courier New"/>
+          <w:b/>
+          <w:bCs/>
+          <w:color w:val="660E7A"/>
+          <w:sz w:val="20"/>
+          <w:szCs w:val="20"/>
+        </w:rPr>
+        <w:t>Code</w:t>
+      </w:r>
+      <w:r>
+        <w:rPr>
+          <w:rFonts w:ascii="Courier New" w:hAnsi="Courier New" w:cs="Courier New"/>
+          <w:color w:val="000000"/>
+          <w:sz w:val="20"/>
+          <w:szCs w:val="20"/>
+        </w:rPr>
+        <w:t>,</w:t>
+      </w:r>
+      <w:r>
+        <w:rPr>
+          <w:rFonts w:ascii="Courier New" w:hAnsi="Courier New" w:cs="Courier New"/>
+          <w:color w:val="000000"/>
+          <w:sz w:val="20"/>
+          <w:szCs w:val="20"/>
+        </w:rPr>
+        <w:br/>
+        <w:t xml:space="preserve">            </w:t>
+      </w:r>
+      <w:r>
+        <w:rPr>
+          <w:rFonts w:ascii="Courier New" w:hAnsi="Courier New" w:cs="Courier New"/>
+          <w:b/>
+          <w:bCs/>
+          <w:color w:val="660E7A"/>
+          <w:sz w:val="20"/>
+          <w:szCs w:val="20"/>
+        </w:rPr>
+        <w:t xml:space="preserve">Email </w:t>
+      </w:r>
+      <w:r>
+        <w:rPr>
+          <w:rFonts w:ascii="Courier New" w:hAnsi="Courier New" w:cs="Courier New"/>
+          <w:color w:val="000000"/>
+          <w:sz w:val="20"/>
+          <w:szCs w:val="20"/>
+        </w:rPr>
+        <w:t>= dbAddress.</w:t>
+      </w:r>
+      <w:r>
+        <w:rPr>
+          <w:rFonts w:ascii="Courier New" w:hAnsi="Courier New" w:cs="Courier New"/>
+          <w:b/>
+          <w:bCs/>
+          <w:color w:val="660E7A"/>
+          <w:sz w:val="20"/>
+          <w:szCs w:val="20"/>
+        </w:rPr>
+        <w:t>Email</w:t>
+      </w:r>
+      <w:r>
+        <w:rPr>
+          <w:rFonts w:ascii="Courier New" w:hAnsi="Courier New" w:cs="Courier New"/>
+          <w:b/>
+          <w:bCs/>
+          <w:color w:val="660E7A"/>
+          <w:sz w:val="20"/>
+          <w:szCs w:val="20"/>
+        </w:rPr>
+        <w:br/>
+        <w:t xml:space="preserve">        </w:t>
+      </w:r>
+      <w:r>
+        <w:rPr>
+          <w:rFonts w:ascii="Courier New" w:hAnsi="Courier New" w:cs="Courier New"/>
+          <w:color w:val="000000"/>
+          <w:sz w:val="20"/>
+          <w:szCs w:val="20"/>
+        </w:rPr>
+        <w:t>};</w:t>
+      </w:r>
+      <w:r>
+        <w:rPr>
+          <w:rFonts w:ascii="Courier New" w:hAnsi="Courier New" w:cs="Courier New"/>
+          <w:color w:val="000000"/>
+          <w:sz w:val="20"/>
+          <w:szCs w:val="20"/>
+        </w:rPr>
+        <w:br/>
+        <w:t xml:space="preserve">        </w:t>
+      </w:r>
+      <w:r>
+        <w:rPr>
+          <w:rFonts w:ascii="Courier New" w:hAnsi="Courier New" w:cs="Courier New"/>
+          <w:color w:val="000000"/>
+          <w:sz w:val="20"/>
+          <w:szCs w:val="20"/>
+        </w:rPr>
+        <w:br/>
+        <w:t xml:space="preserve">        </w:t>
+      </w:r>
+      <w:r>
+        <w:rPr>
+          <w:rFonts w:ascii="Courier New" w:hAnsi="Courier New" w:cs="Courier New"/>
+          <w:b/>
+          <w:bCs/>
+          <w:color w:val="000080"/>
+          <w:sz w:val="20"/>
+          <w:szCs w:val="20"/>
+        </w:rPr>
+        <w:t xml:space="preserve">return </w:t>
+      </w:r>
+      <w:r>
+        <w:rPr>
+          <w:rFonts w:ascii="Courier New" w:hAnsi="Courier New" w:cs="Courier New"/>
+          <w:color w:val="000000"/>
+          <w:sz w:val="20"/>
+          <w:szCs w:val="20"/>
+        </w:rPr>
+        <w:t>address;</w:t>
+      </w:r>
+      <w:r>
+        <w:rPr>
+          <w:rFonts w:ascii="Courier New" w:hAnsi="Courier New" w:cs="Courier New"/>
+          <w:color w:val="000000"/>
+          <w:sz w:val="20"/>
+          <w:szCs w:val="20"/>
+        </w:rPr>
+        <w:br/>
+        <w:t xml:space="preserve">    }</w:t>
+      </w:r>
+      <w:r>
+        <w:rPr>
+          <w:rFonts w:ascii="Courier New" w:hAnsi="Courier New" w:cs="Courier New"/>
+          <w:color w:val="000000"/>
+          <w:sz w:val="20"/>
+          <w:szCs w:val="20"/>
+        </w:rPr>
+        <w:br/>
+      </w:r>
+      <w:r>
+        <w:rPr>
+          <w:rFonts w:ascii="Courier New" w:hAnsi="Courier New" w:cs="Courier New"/>
+          <w:color w:val="000000"/>
+          <w:sz w:val="20"/>
+          <w:szCs w:val="20"/>
+        </w:rPr>
+        <w:br/>
+        <w:t xml:space="preserve">    </w:t>
+      </w:r>
+      <w:r>
+        <w:rPr>
+          <w:rFonts w:ascii="Courier New" w:hAnsi="Courier New" w:cs="Courier New"/>
+          <w:i/>
+          <w:iCs/>
+          <w:color w:val="808080"/>
+          <w:sz w:val="20"/>
+          <w:szCs w:val="20"/>
+        </w:rPr>
+        <w:t>// PUT: api/Address/5</w:t>
+      </w:r>
+      <w:r>
+        <w:rPr>
+          <w:rFonts w:ascii="Courier New" w:hAnsi="Courier New" w:cs="Courier New"/>
+          <w:i/>
+          <w:iCs/>
+          <w:color w:val="808080"/>
+          <w:sz w:val="20"/>
+          <w:szCs w:val="20"/>
+        </w:rPr>
+        <w:br/>
+        <w:t xml:space="preserve">    // To protect from overposting attacks, see https://go.microsoft.com/fwlink/?linkid=2123754</w:t>
+      </w:r>
+      <w:r>
+        <w:rPr>
+          <w:rFonts w:ascii="Courier New" w:hAnsi="Courier New" w:cs="Courier New"/>
+          <w:i/>
+          <w:iCs/>
+          <w:color w:val="808080"/>
+          <w:sz w:val="20"/>
+          <w:szCs w:val="20"/>
+        </w:rPr>
+        <w:br/>
+        <w:t xml:space="preserve">    </w:t>
+      </w:r>
+      <w:r>
+        <w:rPr>
+          <w:rFonts w:ascii="Courier New" w:hAnsi="Courier New" w:cs="Courier New"/>
+          <w:color w:val="000000"/>
+          <w:sz w:val="20"/>
+          <w:szCs w:val="20"/>
+        </w:rPr>
+        <w:t>[HttpPut(</w:t>
+      </w:r>
+      <w:r>
+        <w:rPr>
+          <w:rFonts w:ascii="Courier New" w:hAnsi="Courier New" w:cs="Courier New"/>
+          <w:b/>
+          <w:bCs/>
+          <w:color w:val="008000"/>
+          <w:sz w:val="20"/>
+          <w:szCs w:val="20"/>
+        </w:rPr>
+        <w:t>"</w:t>
+      </w:r>
+      <w:r>
+        <w:rPr>
+          <w:rFonts w:ascii="Courier New" w:hAnsi="Courier New" w:cs="Courier New"/>
+          <w:b/>
+          <w:bCs/>
+          <w:color w:val="00A5F4"/>
+          <w:sz w:val="20"/>
+          <w:szCs w:val="20"/>
+        </w:rPr>
+        <w:t>{id}</w:t>
+      </w:r>
+      <w:r>
+        <w:rPr>
+          <w:rFonts w:ascii="Courier New" w:hAnsi="Courier New" w:cs="Courier New"/>
+          <w:b/>
+          <w:bCs/>
+          <w:color w:val="008000"/>
+          <w:sz w:val="20"/>
+          <w:szCs w:val="20"/>
+        </w:rPr>
+        <w:t>"</w:t>
+      </w:r>
+      <w:r>
+        <w:rPr>
+          <w:rFonts w:ascii="Courier New" w:hAnsi="Courier New" w:cs="Courier New"/>
+          <w:color w:val="000000"/>
+          <w:sz w:val="20"/>
+          <w:szCs w:val="20"/>
+        </w:rPr>
+        <w:t>)]</w:t>
+      </w:r>
+      <w:r>
+        <w:rPr>
+          <w:rFonts w:ascii="Courier New" w:hAnsi="Courier New" w:cs="Courier New"/>
+          <w:color w:val="000000"/>
+          <w:sz w:val="20"/>
+          <w:szCs w:val="20"/>
+        </w:rPr>
+        <w:br/>
+        <w:t xml:space="preserve">    </w:t>
+      </w:r>
+      <w:r>
+        <w:rPr>
+          <w:rFonts w:ascii="Courier New" w:hAnsi="Courier New" w:cs="Courier New"/>
+          <w:b/>
+          <w:bCs/>
+          <w:color w:val="000080"/>
+          <w:sz w:val="20"/>
+          <w:szCs w:val="20"/>
+        </w:rPr>
+        <w:t xml:space="preserve">public async </w:t>
+      </w:r>
+      <w:r>
+        <w:rPr>
+          <w:rFonts w:ascii="Courier New" w:hAnsi="Courier New" w:cs="Courier New"/>
+          <w:color w:val="000000"/>
+          <w:sz w:val="20"/>
+          <w:szCs w:val="20"/>
+        </w:rPr>
+        <w:t>Task&lt;IActionResult&gt; PutAddress(Guid id, AddressDTO address)</w:t>
+      </w:r>
+      <w:r>
+        <w:rPr>
+          <w:rFonts w:ascii="Courier New" w:hAnsi="Courier New" w:cs="Courier New"/>
+          <w:color w:val="000000"/>
+          <w:sz w:val="20"/>
+          <w:szCs w:val="20"/>
+        </w:rPr>
+        <w:br/>
+        <w:t xml:space="preserve">    {</w:t>
+      </w:r>
+      <w:r>
+        <w:rPr>
+          <w:rFonts w:ascii="Courier New" w:hAnsi="Courier New" w:cs="Courier New"/>
+          <w:color w:val="000000"/>
+          <w:sz w:val="20"/>
+          <w:szCs w:val="20"/>
+        </w:rPr>
+        <w:br/>
+        <w:t xml:space="preserve">        </w:t>
+      </w:r>
+      <w:r>
+        <w:rPr>
+          <w:rFonts w:ascii="Courier New" w:hAnsi="Courier New" w:cs="Courier New"/>
+          <w:b/>
+          <w:bCs/>
+          <w:color w:val="000080"/>
+          <w:sz w:val="20"/>
+          <w:szCs w:val="20"/>
+        </w:rPr>
+        <w:t xml:space="preserve">if </w:t>
+      </w:r>
+      <w:r>
+        <w:rPr>
+          <w:rFonts w:ascii="Courier New" w:hAnsi="Courier New" w:cs="Courier New"/>
+          <w:color w:val="000000"/>
+          <w:sz w:val="20"/>
+          <w:szCs w:val="20"/>
+        </w:rPr>
+        <w:t>(id != address.</w:t>
+      </w:r>
+      <w:r>
+        <w:rPr>
+          <w:rFonts w:ascii="Courier New" w:hAnsi="Courier New" w:cs="Courier New"/>
+          <w:b/>
+          <w:bCs/>
+          <w:color w:val="660E7A"/>
+          <w:sz w:val="20"/>
+          <w:szCs w:val="20"/>
+        </w:rPr>
+        <w:t>Id</w:t>
+      </w:r>
+      <w:r>
+        <w:rPr>
+          <w:rFonts w:ascii="Courier New" w:hAnsi="Courier New" w:cs="Courier New"/>
+          <w:color w:val="000000"/>
+          <w:sz w:val="20"/>
+          <w:szCs w:val="20"/>
+        </w:rPr>
+        <w:t>)</w:t>
+      </w:r>
+      <w:r>
+        <w:rPr>
+          <w:rFonts w:ascii="Courier New" w:hAnsi="Courier New" w:cs="Courier New"/>
+          <w:color w:val="000000"/>
+          <w:sz w:val="20"/>
+          <w:szCs w:val="20"/>
+        </w:rPr>
+        <w:br/>
+        <w:t xml:space="preserve">        {</w:t>
+      </w:r>
+      <w:r>
+        <w:rPr>
+          <w:rFonts w:ascii="Courier New" w:hAnsi="Courier New" w:cs="Courier New"/>
+          <w:color w:val="000000"/>
+          <w:sz w:val="20"/>
+          <w:szCs w:val="20"/>
+        </w:rPr>
+        <w:br/>
+        <w:t xml:space="preserve">            </w:t>
+      </w:r>
+      <w:r>
+        <w:rPr>
+          <w:rFonts w:ascii="Courier New" w:hAnsi="Courier New" w:cs="Courier New"/>
+          <w:b/>
+          <w:bCs/>
+          <w:color w:val="000080"/>
+          <w:sz w:val="20"/>
+          <w:szCs w:val="20"/>
+        </w:rPr>
+        <w:t xml:space="preserve">return </w:t>
+      </w:r>
+      <w:r>
+        <w:rPr>
+          <w:rFonts w:ascii="Courier New" w:hAnsi="Courier New" w:cs="Courier New"/>
+          <w:color w:val="000000"/>
+          <w:sz w:val="20"/>
+          <w:szCs w:val="20"/>
+        </w:rPr>
+        <w:t>BadRequest();</w:t>
+      </w:r>
+      <w:r>
+        <w:rPr>
+          <w:rFonts w:ascii="Courier New" w:hAnsi="Courier New" w:cs="Courier New"/>
+          <w:color w:val="000000"/>
+          <w:sz w:val="20"/>
+          <w:szCs w:val="20"/>
+        </w:rPr>
+        <w:br/>
+        <w:t xml:space="preserve">        }</w:t>
+      </w:r>
+      <w:r>
+        <w:rPr>
+          <w:rFonts w:ascii="Courier New" w:hAnsi="Courier New" w:cs="Courier New"/>
+          <w:color w:val="000000"/>
+          <w:sz w:val="20"/>
+          <w:szCs w:val="20"/>
+        </w:rPr>
+        <w:br/>
+      </w:r>
+      <w:r>
+        <w:rPr>
+          <w:rFonts w:ascii="Courier New" w:hAnsi="Courier New" w:cs="Courier New"/>
+          <w:color w:val="000000"/>
+          <w:sz w:val="20"/>
+          <w:szCs w:val="20"/>
+        </w:rPr>
+        <w:br/>
+        <w:t xml:space="preserve">        </w:t>
+      </w:r>
+      <w:r>
+        <w:rPr>
+          <w:rFonts w:ascii="Courier New" w:hAnsi="Courier New" w:cs="Courier New"/>
+          <w:b/>
+          <w:bCs/>
+          <w:color w:val="000080"/>
+          <w:sz w:val="20"/>
+          <w:szCs w:val="20"/>
+        </w:rPr>
+        <w:t xml:space="preserve">var </w:t>
+      </w:r>
+      <w:r>
+        <w:rPr>
+          <w:rFonts w:ascii="Courier New" w:hAnsi="Courier New" w:cs="Courier New"/>
+          <w:color w:val="000000"/>
+          <w:sz w:val="20"/>
+          <w:szCs w:val="20"/>
+        </w:rPr>
+        <w:t xml:space="preserve">dbAddress = </w:t>
+      </w:r>
+      <w:r>
+        <w:rPr>
+          <w:rFonts w:ascii="Courier New" w:hAnsi="Courier New" w:cs="Courier New"/>
+          <w:b/>
+          <w:bCs/>
+          <w:color w:val="000080"/>
+          <w:sz w:val="20"/>
+          <w:szCs w:val="20"/>
+        </w:rPr>
+        <w:t xml:space="preserve">await </w:t>
+      </w:r>
+      <w:r>
+        <w:rPr>
+          <w:rFonts w:ascii="Courier New" w:hAnsi="Courier New" w:cs="Courier New"/>
+          <w:color w:val="000000"/>
+          <w:sz w:val="20"/>
+          <w:szCs w:val="20"/>
+        </w:rPr>
+        <w:t>_context.Addresses.FindAsync(id);</w:t>
+      </w:r>
+      <w:r>
+        <w:rPr>
+          <w:rFonts w:ascii="Courier New" w:hAnsi="Courier New" w:cs="Courier New"/>
+          <w:color w:val="000000"/>
+          <w:sz w:val="20"/>
+          <w:szCs w:val="20"/>
+        </w:rPr>
+        <w:br/>
+        <w:t xml:space="preserve">        </w:t>
+      </w:r>
+      <w:r>
+        <w:rPr>
+          <w:rFonts w:ascii="Courier New" w:hAnsi="Courier New" w:cs="Courier New"/>
+          <w:color w:val="000000"/>
+          <w:sz w:val="20"/>
+          <w:szCs w:val="20"/>
+        </w:rPr>
+        <w:br/>
+        <w:t xml:space="preserve">        </w:t>
+      </w:r>
+      <w:r>
+        <w:rPr>
+          <w:rFonts w:ascii="Courier New" w:hAnsi="Courier New" w:cs="Courier New"/>
+          <w:b/>
+          <w:bCs/>
+          <w:color w:val="000080"/>
+          <w:sz w:val="20"/>
+          <w:szCs w:val="20"/>
+        </w:rPr>
+        <w:t xml:space="preserve">if </w:t>
+      </w:r>
+      <w:r>
+        <w:rPr>
+          <w:rFonts w:ascii="Courier New" w:hAnsi="Courier New" w:cs="Courier New"/>
+          <w:color w:val="000000"/>
+          <w:sz w:val="20"/>
+          <w:szCs w:val="20"/>
+        </w:rPr>
+        <w:t xml:space="preserve">(dbAddress == </w:t>
+      </w:r>
+      <w:r>
+        <w:rPr>
+          <w:rFonts w:ascii="Courier New" w:hAnsi="Courier New" w:cs="Courier New"/>
+          <w:b/>
+          <w:bCs/>
+          <w:color w:val="000080"/>
+          <w:sz w:val="20"/>
+          <w:szCs w:val="20"/>
+        </w:rPr>
+        <w:t>null</w:t>
+      </w:r>
+      <w:r>
+        <w:rPr>
+          <w:rFonts w:ascii="Courier New" w:hAnsi="Courier New" w:cs="Courier New"/>
+          <w:color w:val="000000"/>
+          <w:sz w:val="20"/>
+          <w:szCs w:val="20"/>
+        </w:rPr>
+        <w:t>) {</w:t>
+      </w:r>
+      <w:r>
+        <w:rPr>
+          <w:rFonts w:ascii="Courier New" w:hAnsi="Courier New" w:cs="Courier New"/>
+          <w:b/>
+          <w:bCs/>
+          <w:color w:val="000080"/>
+          <w:sz w:val="20"/>
+          <w:szCs w:val="20"/>
+        </w:rPr>
+        <w:t xml:space="preserve">return </w:t>
+      </w:r>
+      <w:r>
+        <w:rPr>
+          <w:rFonts w:ascii="Courier New" w:hAnsi="Courier New" w:cs="Courier New"/>
+          <w:color w:val="000000"/>
+          <w:sz w:val="20"/>
+          <w:szCs w:val="20"/>
+        </w:rPr>
+        <w:t>NotFound();}</w:t>
+      </w:r>
+      <w:r>
+        <w:rPr>
+          <w:rFonts w:ascii="Courier New" w:hAnsi="Courier New" w:cs="Courier New"/>
+          <w:color w:val="000000"/>
+          <w:sz w:val="20"/>
+          <w:szCs w:val="20"/>
+        </w:rPr>
+        <w:br/>
+      </w:r>
+      <w:r>
+        <w:rPr>
+          <w:rFonts w:ascii="Courier New" w:hAnsi="Courier New" w:cs="Courier New"/>
+          <w:color w:val="000000"/>
+          <w:sz w:val="20"/>
+          <w:szCs w:val="20"/>
+        </w:rPr>
+        <w:br/>
+        <w:t xml:space="preserve">        dbAddress.</w:t>
+      </w:r>
+      <w:r>
+        <w:rPr>
+          <w:rFonts w:ascii="Courier New" w:hAnsi="Courier New" w:cs="Courier New"/>
+          <w:b/>
+          <w:bCs/>
+          <w:color w:val="660E7A"/>
+          <w:sz w:val="20"/>
+          <w:szCs w:val="20"/>
+        </w:rPr>
+        <w:t>Country</w:t>
+      </w:r>
+      <w:r>
+        <w:rPr>
+          <w:rFonts w:ascii="Courier New" w:hAnsi="Courier New" w:cs="Courier New"/>
+          <w:color w:val="000000"/>
+          <w:sz w:val="20"/>
+          <w:szCs w:val="20"/>
+        </w:rPr>
+        <w:t>!.SetTranslation(address.</w:t>
+      </w:r>
+      <w:r>
+        <w:rPr>
+          <w:rFonts w:ascii="Courier New" w:hAnsi="Courier New" w:cs="Courier New"/>
+          <w:b/>
+          <w:bCs/>
+          <w:color w:val="660E7A"/>
+          <w:sz w:val="20"/>
+          <w:szCs w:val="20"/>
+        </w:rPr>
+        <w:t>Country</w:t>
+      </w:r>
+      <w:r>
+        <w:rPr>
+          <w:rFonts w:ascii="Courier New" w:hAnsi="Courier New" w:cs="Courier New"/>
+          <w:color w:val="000000"/>
+          <w:sz w:val="20"/>
+          <w:szCs w:val="20"/>
+        </w:rPr>
+        <w:t>!);</w:t>
+      </w:r>
+      <w:r>
+        <w:rPr>
+          <w:rFonts w:ascii="Courier New" w:hAnsi="Courier New" w:cs="Courier New"/>
+          <w:color w:val="000000"/>
+          <w:sz w:val="20"/>
+          <w:szCs w:val="20"/>
+        </w:rPr>
+        <w:br/>
+        <w:t xml:space="preserve">        dbAddress.</w:t>
+      </w:r>
+      <w:r>
+        <w:rPr>
+          <w:rFonts w:ascii="Courier New" w:hAnsi="Courier New" w:cs="Courier New"/>
+          <w:b/>
+          <w:bCs/>
+          <w:color w:val="660E7A"/>
+          <w:sz w:val="20"/>
+          <w:szCs w:val="20"/>
+        </w:rPr>
+        <w:t>City</w:t>
+      </w:r>
+      <w:r>
+        <w:rPr>
+          <w:rFonts w:ascii="Courier New" w:hAnsi="Courier New" w:cs="Courier New"/>
+          <w:color w:val="000000"/>
+          <w:sz w:val="20"/>
+          <w:szCs w:val="20"/>
+        </w:rPr>
+        <w:t>!.SetTranslation(address.</w:t>
+      </w:r>
+      <w:r>
+        <w:rPr>
+          <w:rFonts w:ascii="Courier New" w:hAnsi="Courier New" w:cs="Courier New"/>
+          <w:b/>
+          <w:bCs/>
+          <w:color w:val="660E7A"/>
+          <w:sz w:val="20"/>
+          <w:szCs w:val="20"/>
+        </w:rPr>
+        <w:t>City</w:t>
+      </w:r>
+      <w:r>
+        <w:rPr>
+          <w:rFonts w:ascii="Courier New" w:hAnsi="Courier New" w:cs="Courier New"/>
+          <w:color w:val="000000"/>
+          <w:sz w:val="20"/>
+          <w:szCs w:val="20"/>
+        </w:rPr>
+        <w:t>!);</w:t>
+      </w:r>
+      <w:r>
+        <w:rPr>
+          <w:rFonts w:ascii="Courier New" w:hAnsi="Courier New" w:cs="Courier New"/>
+          <w:color w:val="000000"/>
+          <w:sz w:val="20"/>
+          <w:szCs w:val="20"/>
+        </w:rPr>
+        <w:br/>
+        <w:t xml:space="preserve">        dbAddress.</w:t>
+      </w:r>
+      <w:r>
+        <w:rPr>
+          <w:rFonts w:ascii="Courier New" w:hAnsi="Courier New" w:cs="Courier New"/>
+          <w:b/>
+          <w:bCs/>
+          <w:color w:val="660E7A"/>
+          <w:sz w:val="20"/>
+          <w:szCs w:val="20"/>
+        </w:rPr>
+        <w:t>Street</w:t>
+      </w:r>
+      <w:r>
+        <w:rPr>
+          <w:rFonts w:ascii="Courier New" w:hAnsi="Courier New" w:cs="Courier New"/>
+          <w:color w:val="000000"/>
+          <w:sz w:val="20"/>
+          <w:szCs w:val="20"/>
+        </w:rPr>
+        <w:t>!.SetTranslation(address.</w:t>
+      </w:r>
+      <w:r>
+        <w:rPr>
+          <w:rFonts w:ascii="Courier New" w:hAnsi="Courier New" w:cs="Courier New"/>
+          <w:b/>
+          <w:bCs/>
+          <w:color w:val="660E7A"/>
+          <w:sz w:val="20"/>
+          <w:szCs w:val="20"/>
+        </w:rPr>
+        <w:t>Street</w:t>
+      </w:r>
+      <w:r>
+        <w:rPr>
+          <w:rFonts w:ascii="Courier New" w:hAnsi="Courier New" w:cs="Courier New"/>
+          <w:color w:val="000000"/>
+          <w:sz w:val="20"/>
+          <w:szCs w:val="20"/>
+        </w:rPr>
+        <w:t>!);</w:t>
+      </w:r>
+      <w:r>
+        <w:rPr>
+          <w:rFonts w:ascii="Courier New" w:hAnsi="Courier New" w:cs="Courier New"/>
+          <w:color w:val="000000"/>
+          <w:sz w:val="20"/>
+          <w:szCs w:val="20"/>
+        </w:rPr>
+        <w:br/>
+        <w:t xml:space="preserve">        dbAddress.</w:t>
+      </w:r>
+      <w:r>
+        <w:rPr>
+          <w:rFonts w:ascii="Courier New" w:hAnsi="Courier New" w:cs="Courier New"/>
+          <w:b/>
+          <w:bCs/>
+          <w:color w:val="660E7A"/>
+          <w:sz w:val="20"/>
+          <w:szCs w:val="20"/>
+        </w:rPr>
+        <w:t>Code</w:t>
+      </w:r>
+      <w:r>
+        <w:rPr>
+          <w:rFonts w:ascii="Courier New" w:hAnsi="Courier New" w:cs="Courier New"/>
+          <w:color w:val="000000"/>
+          <w:sz w:val="20"/>
+          <w:szCs w:val="20"/>
+        </w:rPr>
+        <w:t>!.SetTranslation(address.</w:t>
+      </w:r>
+      <w:r>
+        <w:rPr>
+          <w:rFonts w:ascii="Courier New" w:hAnsi="Courier New" w:cs="Courier New"/>
+          <w:b/>
+          <w:bCs/>
+          <w:color w:val="660E7A"/>
+          <w:sz w:val="20"/>
+          <w:szCs w:val="20"/>
+        </w:rPr>
+        <w:t>Code</w:t>
+      </w:r>
+      <w:r>
+        <w:rPr>
+          <w:rFonts w:ascii="Courier New" w:hAnsi="Courier New" w:cs="Courier New"/>
+          <w:color w:val="000000"/>
+          <w:sz w:val="20"/>
+          <w:szCs w:val="20"/>
+        </w:rPr>
+        <w:t>!);</w:t>
+      </w:r>
+      <w:r>
+        <w:rPr>
+          <w:rFonts w:ascii="Courier New" w:hAnsi="Courier New" w:cs="Courier New"/>
+          <w:color w:val="000000"/>
+          <w:sz w:val="20"/>
+          <w:szCs w:val="20"/>
+        </w:rPr>
+        <w:br/>
+        <w:t xml:space="preserve">        dbAddress.</w:t>
+      </w:r>
+      <w:r>
+        <w:rPr>
+          <w:rFonts w:ascii="Courier New" w:hAnsi="Courier New" w:cs="Courier New"/>
+          <w:b/>
+          <w:bCs/>
+          <w:color w:val="660E7A"/>
+          <w:sz w:val="20"/>
+          <w:szCs w:val="20"/>
+        </w:rPr>
+        <w:t>Phone</w:t>
+      </w:r>
+      <w:r>
+        <w:rPr>
+          <w:rFonts w:ascii="Courier New" w:hAnsi="Courier New" w:cs="Courier New"/>
+          <w:color w:val="000000"/>
+          <w:sz w:val="20"/>
+          <w:szCs w:val="20"/>
+        </w:rPr>
+        <w:t>!.SetTranslation(address.</w:t>
+      </w:r>
+      <w:r>
+        <w:rPr>
+          <w:rFonts w:ascii="Courier New" w:hAnsi="Courier New" w:cs="Courier New"/>
+          <w:b/>
+          <w:bCs/>
+          <w:color w:val="660E7A"/>
+          <w:sz w:val="20"/>
+          <w:szCs w:val="20"/>
+        </w:rPr>
+        <w:t>Phone</w:t>
+      </w:r>
+      <w:r>
+        <w:rPr>
+          <w:rFonts w:ascii="Courier New" w:hAnsi="Courier New" w:cs="Courier New"/>
+          <w:color w:val="000000"/>
+          <w:sz w:val="20"/>
+          <w:szCs w:val="20"/>
+        </w:rPr>
+        <w:t>!);</w:t>
+      </w:r>
+      <w:r>
+        <w:rPr>
+          <w:rFonts w:ascii="Courier New" w:hAnsi="Courier New" w:cs="Courier New"/>
+          <w:color w:val="000000"/>
+          <w:sz w:val="20"/>
+          <w:szCs w:val="20"/>
+        </w:rPr>
+        <w:br/>
+        <w:t xml:space="preserve">        dbAddress.</w:t>
+      </w:r>
+      <w:r>
+        <w:rPr>
+          <w:rFonts w:ascii="Courier New" w:hAnsi="Courier New" w:cs="Courier New"/>
+          <w:b/>
+          <w:bCs/>
+          <w:color w:val="660E7A"/>
+          <w:sz w:val="20"/>
+          <w:szCs w:val="20"/>
+        </w:rPr>
+        <w:t>Email</w:t>
+      </w:r>
+      <w:r>
+        <w:rPr>
+          <w:rFonts w:ascii="Courier New" w:hAnsi="Courier New" w:cs="Courier New"/>
+          <w:color w:val="000000"/>
+          <w:sz w:val="20"/>
+          <w:szCs w:val="20"/>
+        </w:rPr>
+        <w:t>!.SetTranslation(address.</w:t>
+      </w:r>
+      <w:r>
+        <w:rPr>
+          <w:rFonts w:ascii="Courier New" w:hAnsi="Courier New" w:cs="Courier New"/>
+          <w:b/>
+          <w:bCs/>
+          <w:color w:val="660E7A"/>
+          <w:sz w:val="20"/>
+          <w:szCs w:val="20"/>
+        </w:rPr>
+        <w:t>Email</w:t>
+      </w:r>
+      <w:r>
+        <w:rPr>
+          <w:rFonts w:ascii="Courier New" w:hAnsi="Courier New" w:cs="Courier New"/>
+          <w:color w:val="000000"/>
+          <w:sz w:val="20"/>
+          <w:szCs w:val="20"/>
+        </w:rPr>
+        <w:t>!);</w:t>
+      </w:r>
+      <w:r>
+        <w:rPr>
+          <w:rFonts w:ascii="Courier New" w:hAnsi="Courier New" w:cs="Courier New"/>
+          <w:color w:val="000000"/>
+          <w:sz w:val="20"/>
+          <w:szCs w:val="20"/>
+        </w:rPr>
+        <w:br/>
+      </w:r>
+      <w:r>
+        <w:rPr>
+          <w:rFonts w:ascii="Courier New" w:hAnsi="Courier New" w:cs="Courier New"/>
+          <w:color w:val="000000"/>
+          <w:sz w:val="20"/>
+          <w:szCs w:val="20"/>
+        </w:rPr>
+        <w:br/>
+        <w:t xml:space="preserve">        </w:t>
+      </w:r>
+      <w:r>
+        <w:rPr>
+          <w:rFonts w:ascii="Courier New" w:hAnsi="Courier New" w:cs="Courier New"/>
+          <w:b/>
+          <w:bCs/>
+          <w:color w:val="660E7A"/>
+          <w:sz w:val="20"/>
+          <w:szCs w:val="20"/>
+        </w:rPr>
+        <w:t>_context</w:t>
+      </w:r>
+      <w:r>
+        <w:rPr>
+          <w:rFonts w:ascii="Courier New" w:hAnsi="Courier New" w:cs="Courier New"/>
+          <w:color w:val="000000"/>
+          <w:sz w:val="20"/>
+          <w:szCs w:val="20"/>
+        </w:rPr>
+        <w:t>.Entry(dbAddress).</w:t>
+      </w:r>
+      <w:r>
+        <w:rPr>
+          <w:rFonts w:ascii="Courier New" w:hAnsi="Courier New" w:cs="Courier New"/>
+          <w:b/>
+          <w:bCs/>
+          <w:color w:val="660E7A"/>
+          <w:sz w:val="20"/>
+          <w:szCs w:val="20"/>
+        </w:rPr>
+        <w:t xml:space="preserve">State </w:t>
+      </w:r>
+      <w:r>
+        <w:rPr>
+          <w:rFonts w:ascii="Courier New" w:hAnsi="Courier New" w:cs="Courier New"/>
+          <w:color w:val="000000"/>
+          <w:sz w:val="20"/>
+          <w:szCs w:val="20"/>
+        </w:rPr>
+        <w:t>= EntityState.</w:t>
+      </w:r>
+      <w:r>
+        <w:rPr>
+          <w:rFonts w:ascii="Courier New" w:hAnsi="Courier New" w:cs="Courier New"/>
+          <w:b/>
+          <w:bCs/>
+          <w:i/>
+          <w:iCs/>
+          <w:color w:val="660E7A"/>
+          <w:sz w:val="20"/>
+          <w:szCs w:val="20"/>
+        </w:rPr>
+        <w:t>Modified</w:t>
+      </w:r>
+      <w:r>
+        <w:rPr>
+          <w:rFonts w:ascii="Courier New" w:hAnsi="Courier New" w:cs="Courier New"/>
+          <w:color w:val="000000"/>
+          <w:sz w:val="20"/>
+          <w:szCs w:val="20"/>
+        </w:rPr>
+        <w:t>;</w:t>
+      </w:r>
+      <w:r>
+        <w:rPr>
+          <w:rFonts w:ascii="Courier New" w:hAnsi="Courier New" w:cs="Courier New"/>
+          <w:color w:val="000000"/>
+          <w:sz w:val="20"/>
+          <w:szCs w:val="20"/>
+        </w:rPr>
+        <w:br/>
+      </w:r>
+      <w:r>
+        <w:rPr>
+          <w:rFonts w:ascii="Courier New" w:hAnsi="Courier New" w:cs="Courier New"/>
+          <w:color w:val="000000"/>
+          <w:sz w:val="20"/>
+          <w:szCs w:val="20"/>
+        </w:rPr>
+        <w:br/>
+        <w:t xml:space="preserve">        </w:t>
+      </w:r>
+      <w:r>
+        <w:rPr>
+          <w:rFonts w:ascii="Courier New" w:hAnsi="Courier New" w:cs="Courier New"/>
+          <w:b/>
+          <w:bCs/>
+          <w:color w:val="000080"/>
+          <w:sz w:val="20"/>
+          <w:szCs w:val="20"/>
+        </w:rPr>
+        <w:t>try</w:t>
+      </w:r>
+      <w:r>
+        <w:rPr>
+          <w:rFonts w:ascii="Courier New" w:hAnsi="Courier New" w:cs="Courier New"/>
+          <w:b/>
+          <w:bCs/>
+          <w:color w:val="000080"/>
+          <w:sz w:val="20"/>
+          <w:szCs w:val="20"/>
+        </w:rPr>
+        <w:br/>
+        <w:t xml:space="preserve">        </w:t>
+      </w:r>
+      <w:r>
+        <w:rPr>
+          <w:rFonts w:ascii="Courier New" w:hAnsi="Courier New" w:cs="Courier New"/>
+          <w:color w:val="000000"/>
+          <w:sz w:val="20"/>
+          <w:szCs w:val="20"/>
+        </w:rPr>
+        <w:t>{</w:t>
+      </w:r>
+      <w:r>
+        <w:rPr>
+          <w:rFonts w:ascii="Courier New" w:hAnsi="Courier New" w:cs="Courier New"/>
+          <w:color w:val="000000"/>
+          <w:sz w:val="20"/>
+          <w:szCs w:val="20"/>
+        </w:rPr>
+        <w:br/>
+        <w:t xml:space="preserve">            </w:t>
+      </w:r>
+      <w:r>
+        <w:rPr>
+          <w:rFonts w:ascii="Courier New" w:hAnsi="Courier New" w:cs="Courier New"/>
+          <w:b/>
+          <w:bCs/>
+          <w:color w:val="000080"/>
+          <w:sz w:val="20"/>
+          <w:szCs w:val="20"/>
+        </w:rPr>
+        <w:t xml:space="preserve">await </w:t>
+      </w:r>
+      <w:r>
+        <w:rPr>
+          <w:rFonts w:ascii="Courier New" w:hAnsi="Courier New" w:cs="Courier New"/>
+          <w:b/>
+          <w:bCs/>
+          <w:color w:val="660E7A"/>
+          <w:sz w:val="20"/>
+          <w:szCs w:val="20"/>
+        </w:rPr>
+        <w:t>_context</w:t>
+      </w:r>
+      <w:r>
+        <w:rPr>
+          <w:rFonts w:ascii="Courier New" w:hAnsi="Courier New" w:cs="Courier New"/>
+          <w:color w:val="000000"/>
+          <w:sz w:val="20"/>
+          <w:szCs w:val="20"/>
+        </w:rPr>
+        <w:t>.SaveChangesAsync();</w:t>
+      </w:r>
+      <w:r>
+        <w:rPr>
+          <w:rFonts w:ascii="Courier New" w:hAnsi="Courier New" w:cs="Courier New"/>
+          <w:color w:val="000000"/>
+          <w:sz w:val="20"/>
+          <w:szCs w:val="20"/>
+        </w:rPr>
+        <w:br/>
+        <w:t xml:space="preserve">        }</w:t>
+      </w:r>
+      <w:r>
+        <w:rPr>
+          <w:rFonts w:ascii="Courier New" w:hAnsi="Courier New" w:cs="Courier New"/>
+          <w:color w:val="000000"/>
+          <w:sz w:val="20"/>
+          <w:szCs w:val="20"/>
+        </w:rPr>
+        <w:br/>
+        <w:t xml:space="preserve">        </w:t>
+      </w:r>
+      <w:r>
+        <w:rPr>
+          <w:rFonts w:ascii="Courier New" w:hAnsi="Courier New" w:cs="Courier New"/>
+          <w:b/>
+          <w:bCs/>
+          <w:color w:val="000080"/>
+          <w:sz w:val="20"/>
+          <w:szCs w:val="20"/>
+        </w:rPr>
+        <w:t xml:space="preserve">catch </w:t>
+      </w:r>
+      <w:r>
+        <w:rPr>
+          <w:rFonts w:ascii="Courier New" w:hAnsi="Courier New" w:cs="Courier New"/>
+          <w:color w:val="000000"/>
+          <w:sz w:val="20"/>
+          <w:szCs w:val="20"/>
+        </w:rPr>
+        <w:t>(DbUpdateConcurrencyException)</w:t>
+      </w:r>
+      <w:r>
+        <w:rPr>
+          <w:rFonts w:ascii="Courier New" w:hAnsi="Courier New" w:cs="Courier New"/>
+          <w:color w:val="000000"/>
+          <w:sz w:val="20"/>
+          <w:szCs w:val="20"/>
+        </w:rPr>
+        <w:br/>
+        <w:t xml:space="preserve">        {</w:t>
+      </w:r>
+      <w:r>
+        <w:rPr>
+          <w:rFonts w:ascii="Courier New" w:hAnsi="Courier New" w:cs="Courier New"/>
+          <w:color w:val="000000"/>
+          <w:sz w:val="20"/>
+          <w:szCs w:val="20"/>
+        </w:rPr>
+        <w:br/>
+        <w:t xml:space="preserve">            </w:t>
+      </w:r>
+      <w:r>
+        <w:rPr>
+          <w:rFonts w:ascii="Courier New" w:hAnsi="Courier New" w:cs="Courier New"/>
+          <w:b/>
+          <w:bCs/>
+          <w:color w:val="000080"/>
+          <w:sz w:val="20"/>
+          <w:szCs w:val="20"/>
+        </w:rPr>
+        <w:t xml:space="preserve">if </w:t>
+      </w:r>
+      <w:r>
+        <w:rPr>
+          <w:rFonts w:ascii="Courier New" w:hAnsi="Courier New" w:cs="Courier New"/>
+          <w:color w:val="000000"/>
+          <w:sz w:val="20"/>
+          <w:szCs w:val="20"/>
+        </w:rPr>
+        <w:t>(!AddressExists(id))</w:t>
+      </w:r>
+      <w:r>
+        <w:rPr>
+          <w:rFonts w:ascii="Courier New" w:hAnsi="Courier New" w:cs="Courier New"/>
+          <w:color w:val="000000"/>
+          <w:sz w:val="20"/>
+          <w:szCs w:val="20"/>
+        </w:rPr>
+        <w:br/>
+        <w:t xml:space="preserve">            {</w:t>
+      </w:r>
+      <w:r>
+        <w:rPr>
+          <w:rFonts w:ascii="Courier New" w:hAnsi="Courier New" w:cs="Courier New"/>
+          <w:color w:val="000000"/>
+          <w:sz w:val="20"/>
+          <w:szCs w:val="20"/>
+        </w:rPr>
+        <w:br/>
+        <w:t xml:space="preserve">                </w:t>
+      </w:r>
+      <w:r>
+        <w:rPr>
+          <w:rFonts w:ascii="Courier New" w:hAnsi="Courier New" w:cs="Courier New"/>
+          <w:b/>
+          <w:bCs/>
+          <w:color w:val="000080"/>
+          <w:sz w:val="20"/>
+          <w:szCs w:val="20"/>
+        </w:rPr>
+        <w:t xml:space="preserve">return </w:t>
+      </w:r>
+      <w:r>
+        <w:rPr>
+          <w:rFonts w:ascii="Courier New" w:hAnsi="Courier New" w:cs="Courier New"/>
+          <w:color w:val="000000"/>
+          <w:sz w:val="20"/>
+          <w:szCs w:val="20"/>
+        </w:rPr>
+        <w:t>NotFound();</w:t>
+      </w:r>
+      <w:r>
+        <w:rPr>
+          <w:rFonts w:ascii="Courier New" w:hAnsi="Courier New" w:cs="Courier New"/>
+          <w:color w:val="000000"/>
+          <w:sz w:val="20"/>
+          <w:szCs w:val="20"/>
+        </w:rPr>
+        <w:br/>
+        <w:t xml:space="preserve">            }</w:t>
+      </w:r>
+      <w:r>
+        <w:rPr>
+          <w:rFonts w:ascii="Courier New" w:hAnsi="Courier New" w:cs="Courier New"/>
+          <w:color w:val="000000"/>
+          <w:sz w:val="20"/>
+          <w:szCs w:val="20"/>
+        </w:rPr>
+        <w:br/>
+        <w:t xml:space="preserve">            </w:t>
+      </w:r>
+      <w:r>
+        <w:rPr>
+          <w:rFonts w:ascii="Courier New" w:hAnsi="Courier New" w:cs="Courier New"/>
+          <w:b/>
+          <w:bCs/>
+          <w:color w:val="808080"/>
+          <w:sz w:val="20"/>
+          <w:szCs w:val="20"/>
+        </w:rPr>
+        <w:t>else</w:t>
+      </w:r>
+      <w:r>
+        <w:rPr>
+          <w:rFonts w:ascii="Courier New" w:hAnsi="Courier New" w:cs="Courier New"/>
+          <w:b/>
+          <w:bCs/>
+          <w:color w:val="808080"/>
+          <w:sz w:val="20"/>
+          <w:szCs w:val="20"/>
+        </w:rPr>
+        <w:br/>
+        <w:t xml:space="preserve">            </w:t>
+      </w:r>
+      <w:r>
+        <w:rPr>
+          <w:rFonts w:ascii="Courier New" w:hAnsi="Courier New" w:cs="Courier New"/>
+          <w:color w:val="000000"/>
+          <w:sz w:val="20"/>
+          <w:szCs w:val="20"/>
+        </w:rPr>
+        <w:t>{</w:t>
+      </w:r>
+      <w:r>
+        <w:rPr>
+          <w:rFonts w:ascii="Courier New" w:hAnsi="Courier New" w:cs="Courier New"/>
+          <w:color w:val="000000"/>
+          <w:sz w:val="20"/>
+          <w:szCs w:val="20"/>
+        </w:rPr>
+        <w:br/>
+        <w:t xml:space="preserve">                </w:t>
+      </w:r>
+      <w:r>
+        <w:rPr>
+          <w:rFonts w:ascii="Courier New" w:hAnsi="Courier New" w:cs="Courier New"/>
+          <w:b/>
+          <w:bCs/>
+          <w:color w:val="000080"/>
+          <w:sz w:val="20"/>
+          <w:szCs w:val="20"/>
+        </w:rPr>
+        <w:t>throw</w:t>
+      </w:r>
+      <w:r>
+        <w:rPr>
+          <w:rFonts w:ascii="Courier New" w:hAnsi="Courier New" w:cs="Courier New"/>
+          <w:color w:val="000000"/>
+          <w:sz w:val="20"/>
+          <w:szCs w:val="20"/>
+        </w:rPr>
+        <w:t>;</w:t>
+      </w:r>
+      <w:r>
+        <w:rPr>
+          <w:rFonts w:ascii="Courier New" w:hAnsi="Courier New" w:cs="Courier New"/>
+          <w:color w:val="000000"/>
+          <w:sz w:val="20"/>
+          <w:szCs w:val="20"/>
+        </w:rPr>
+        <w:br/>
+        <w:t xml:space="preserve">            }</w:t>
+      </w:r>
+      <w:r>
+        <w:rPr>
+          <w:rFonts w:ascii="Courier New" w:hAnsi="Courier New" w:cs="Courier New"/>
+          <w:color w:val="000000"/>
+          <w:sz w:val="20"/>
+          <w:szCs w:val="20"/>
+        </w:rPr>
+        <w:br/>
+        <w:t xml:space="preserve">        }</w:t>
+      </w:r>
+      <w:r>
+        <w:rPr>
+          <w:rFonts w:ascii="Courier New" w:hAnsi="Courier New" w:cs="Courier New"/>
+          <w:color w:val="000000"/>
+          <w:sz w:val="20"/>
+          <w:szCs w:val="20"/>
+        </w:rPr>
+        <w:br/>
+      </w:r>
+      <w:r>
+        <w:rPr>
+          <w:rFonts w:ascii="Courier New" w:hAnsi="Courier New" w:cs="Courier New"/>
+          <w:color w:val="000000"/>
+          <w:sz w:val="20"/>
+          <w:szCs w:val="20"/>
+        </w:rPr>
+        <w:br/>
+        <w:t xml:space="preserve">        </w:t>
+      </w:r>
+      <w:r>
+        <w:rPr>
+          <w:rFonts w:ascii="Courier New" w:hAnsi="Courier New" w:cs="Courier New"/>
+          <w:b/>
+          <w:bCs/>
+          <w:color w:val="000080"/>
+          <w:sz w:val="20"/>
+          <w:szCs w:val="20"/>
+        </w:rPr>
+        <w:t xml:space="preserve">return </w:t>
+      </w:r>
+      <w:r>
+        <w:rPr>
+          <w:rFonts w:ascii="Courier New" w:hAnsi="Courier New" w:cs="Courier New"/>
+          <w:color w:val="000000"/>
+          <w:sz w:val="20"/>
+          <w:szCs w:val="20"/>
+        </w:rPr>
+        <w:t>NoContent();</w:t>
+      </w:r>
+      <w:r>
+        <w:rPr>
+          <w:rFonts w:ascii="Courier New" w:hAnsi="Courier New" w:cs="Courier New"/>
+          <w:color w:val="000000"/>
+          <w:sz w:val="20"/>
+          <w:szCs w:val="20"/>
+        </w:rPr>
+        <w:br/>
+        <w:t xml:space="preserve">    }</w:t>
+      </w:r>
+      <w:r>
+        <w:rPr>
+          <w:rFonts w:ascii="Courier New" w:hAnsi="Courier New" w:cs="Courier New"/>
+          <w:color w:val="000000"/>
+          <w:sz w:val="20"/>
+          <w:szCs w:val="20"/>
+        </w:rPr>
+        <w:br/>
+      </w:r>
+      <w:r>
+        <w:rPr>
+          <w:rFonts w:ascii="Courier New" w:hAnsi="Courier New" w:cs="Courier New"/>
+          <w:color w:val="000000"/>
+          <w:sz w:val="20"/>
+          <w:szCs w:val="20"/>
+        </w:rPr>
+        <w:br/>
+        <w:t xml:space="preserve">    </w:t>
+      </w:r>
+      <w:r>
+        <w:rPr>
+          <w:rFonts w:ascii="Courier New" w:hAnsi="Courier New" w:cs="Courier New"/>
+          <w:i/>
+          <w:iCs/>
+          <w:color w:val="808080"/>
+          <w:sz w:val="20"/>
+          <w:szCs w:val="20"/>
+        </w:rPr>
+        <w:t>// POST: api/Address</w:t>
+      </w:r>
+      <w:r>
+        <w:rPr>
+          <w:rFonts w:ascii="Courier New" w:hAnsi="Courier New" w:cs="Courier New"/>
+          <w:i/>
+          <w:iCs/>
+          <w:color w:val="808080"/>
+          <w:sz w:val="20"/>
+          <w:szCs w:val="20"/>
+        </w:rPr>
+        <w:br/>
+        <w:t xml:space="preserve">    // To protect from overposting attacks, see https://go.microsoft.com/fwlink/?linkid=2123754</w:t>
+      </w:r>
+      <w:r>
+        <w:rPr>
+          <w:rFonts w:ascii="Courier New" w:hAnsi="Courier New" w:cs="Courier New"/>
+          <w:i/>
+          <w:iCs/>
+          <w:color w:val="808080"/>
+          <w:sz w:val="20"/>
+          <w:szCs w:val="20"/>
+        </w:rPr>
+        <w:br/>
+        <w:t xml:space="preserve">    </w:t>
+      </w:r>
+      <w:r>
+        <w:rPr>
+          <w:rFonts w:ascii="Courier New" w:hAnsi="Courier New" w:cs="Courier New"/>
+          <w:color w:val="000000"/>
+          <w:sz w:val="20"/>
+          <w:szCs w:val="20"/>
+        </w:rPr>
+        <w:t>[HttpPost]</w:t>
+      </w:r>
+      <w:r>
+        <w:rPr>
+          <w:rFonts w:ascii="Courier New" w:hAnsi="Courier New" w:cs="Courier New"/>
+          <w:color w:val="000000"/>
+          <w:sz w:val="20"/>
+          <w:szCs w:val="20"/>
+        </w:rPr>
+        <w:br/>
+        <w:t xml:space="preserve">    </w:t>
+      </w:r>
+      <w:r>
+        <w:rPr>
+          <w:rFonts w:ascii="Courier New" w:hAnsi="Courier New" w:cs="Courier New"/>
+          <w:b/>
+          <w:bCs/>
+          <w:color w:val="000080"/>
+          <w:sz w:val="20"/>
+          <w:szCs w:val="20"/>
+        </w:rPr>
+        <w:t xml:space="preserve">public async </w:t>
+      </w:r>
+      <w:r>
+        <w:rPr>
+          <w:rFonts w:ascii="Courier New" w:hAnsi="Courier New" w:cs="Courier New"/>
+          <w:color w:val="000000"/>
+          <w:sz w:val="20"/>
+          <w:szCs w:val="20"/>
+        </w:rPr>
+        <w:t>Task&lt;ActionResult&lt;AddressDTO&gt;&gt; PostAddress(AddressDTO address)</w:t>
+      </w:r>
+      <w:r>
+        <w:rPr>
+          <w:rFonts w:ascii="Courier New" w:hAnsi="Courier New" w:cs="Courier New"/>
+          <w:color w:val="000000"/>
+          <w:sz w:val="20"/>
+          <w:szCs w:val="20"/>
+        </w:rPr>
+        <w:br/>
+        <w:t xml:space="preserve">    {</w:t>
+      </w:r>
+      <w:r>
+        <w:rPr>
+          <w:rFonts w:ascii="Courier New" w:hAnsi="Courier New" w:cs="Courier New"/>
+          <w:color w:val="000000"/>
+          <w:sz w:val="20"/>
+          <w:szCs w:val="20"/>
+        </w:rPr>
+        <w:br/>
+      </w:r>
+      <w:r>
+        <w:rPr>
+          <w:rFonts w:ascii="Courier New" w:hAnsi="Courier New" w:cs="Courier New"/>
+          <w:color w:val="000000"/>
+          <w:sz w:val="20"/>
+          <w:szCs w:val="20"/>
+        </w:rPr>
+        <w:br/>
+        <w:t xml:space="preserve">        </w:t>
+      </w:r>
+      <w:r>
+        <w:rPr>
+          <w:rFonts w:ascii="Courier New" w:hAnsi="Courier New" w:cs="Courier New"/>
+          <w:b/>
+          <w:bCs/>
+          <w:color w:val="000080"/>
+          <w:sz w:val="20"/>
+          <w:szCs w:val="20"/>
+        </w:rPr>
+        <w:t xml:space="preserve">var </w:t>
+      </w:r>
+      <w:r>
+        <w:rPr>
+          <w:rFonts w:ascii="Courier New" w:hAnsi="Courier New" w:cs="Courier New"/>
+          <w:color w:val="000000"/>
+          <w:sz w:val="20"/>
+          <w:szCs w:val="20"/>
+        </w:rPr>
+        <w:t xml:space="preserve">dbAddress = </w:t>
+      </w:r>
+      <w:r>
+        <w:rPr>
+          <w:rFonts w:ascii="Courier New" w:hAnsi="Courier New" w:cs="Courier New"/>
+          <w:b/>
+          <w:bCs/>
+          <w:color w:val="000080"/>
+          <w:sz w:val="20"/>
+          <w:szCs w:val="20"/>
+        </w:rPr>
+        <w:t xml:space="preserve">new </w:t>
+      </w:r>
+      <w:r>
+        <w:rPr>
+          <w:rFonts w:ascii="Courier New" w:hAnsi="Courier New" w:cs="Courier New"/>
+          <w:color w:val="000000"/>
+          <w:sz w:val="20"/>
+          <w:szCs w:val="20"/>
+        </w:rPr>
+        <w:t>Address</w:t>
+      </w:r>
+      <w:r>
+        <w:rPr>
+          <w:rFonts w:ascii="Courier New" w:hAnsi="Courier New" w:cs="Courier New"/>
+          <w:color w:val="808080"/>
+          <w:sz w:val="20"/>
+          <w:szCs w:val="20"/>
+        </w:rPr>
+        <w:t>()</w:t>
+      </w:r>
+      <w:r>
+        <w:rPr>
+          <w:rFonts w:ascii="Courier New" w:hAnsi="Courier New" w:cs="Courier New"/>
+          <w:color w:val="808080"/>
+          <w:sz w:val="20"/>
+          <w:szCs w:val="20"/>
+        </w:rPr>
+        <w:br/>
+      </w:r>
+      <w:r>
+        <w:rPr>
+          <w:rFonts w:ascii="Courier New" w:hAnsi="Courier New" w:cs="Courier New"/>
+          <w:color w:val="808080"/>
+          <w:sz w:val="20"/>
+          <w:szCs w:val="20"/>
+        </w:rPr>
+        <w:lastRenderedPageBreak/>
+        <w:t xml:space="preserve">        </w:t>
+      </w:r>
+      <w:r>
+        <w:rPr>
+          <w:rFonts w:ascii="Courier New" w:hAnsi="Courier New" w:cs="Courier New"/>
+          <w:color w:val="000000"/>
+          <w:sz w:val="20"/>
+          <w:szCs w:val="20"/>
+        </w:rPr>
+        <w:t>{</w:t>
+      </w:r>
+      <w:r>
+        <w:rPr>
+          <w:rFonts w:ascii="Courier New" w:hAnsi="Courier New" w:cs="Courier New"/>
+          <w:color w:val="000000"/>
+          <w:sz w:val="20"/>
+          <w:szCs w:val="20"/>
+        </w:rPr>
+        <w:br/>
+        <w:t xml:space="preserve">            </w:t>
+      </w:r>
+      <w:r>
+        <w:rPr>
+          <w:rFonts w:ascii="Courier New" w:hAnsi="Courier New" w:cs="Courier New"/>
+          <w:b/>
+          <w:bCs/>
+          <w:color w:val="660E7A"/>
+          <w:sz w:val="20"/>
+          <w:szCs w:val="20"/>
+        </w:rPr>
+        <w:t xml:space="preserve">AppUserId </w:t>
+      </w:r>
+      <w:r>
+        <w:rPr>
+          <w:rFonts w:ascii="Courier New" w:hAnsi="Courier New" w:cs="Courier New"/>
+          <w:color w:val="000000"/>
+          <w:sz w:val="20"/>
+          <w:szCs w:val="20"/>
+        </w:rPr>
+        <w:t>= address.</w:t>
+      </w:r>
+      <w:r>
+        <w:rPr>
+          <w:rFonts w:ascii="Courier New" w:hAnsi="Courier New" w:cs="Courier New"/>
+          <w:b/>
+          <w:bCs/>
+          <w:color w:val="660E7A"/>
+          <w:sz w:val="20"/>
+          <w:szCs w:val="20"/>
+        </w:rPr>
+        <w:t>AppUserId</w:t>
+      </w:r>
+      <w:r>
+        <w:rPr>
+          <w:rFonts w:ascii="Courier New" w:hAnsi="Courier New" w:cs="Courier New"/>
+          <w:color w:val="000000"/>
+          <w:sz w:val="20"/>
+          <w:szCs w:val="20"/>
+        </w:rPr>
+        <w:t>,</w:t>
+      </w:r>
+      <w:r>
+        <w:rPr>
+          <w:rFonts w:ascii="Courier New" w:hAnsi="Courier New" w:cs="Courier New"/>
+          <w:color w:val="000000"/>
+          <w:sz w:val="20"/>
+          <w:szCs w:val="20"/>
+        </w:rPr>
+        <w:br/>
+        <w:t xml:space="preserve">            </w:t>
+      </w:r>
+      <w:r>
+        <w:rPr>
+          <w:rFonts w:ascii="Courier New" w:hAnsi="Courier New" w:cs="Courier New"/>
+          <w:b/>
+          <w:bCs/>
+          <w:color w:val="660E7A"/>
+          <w:sz w:val="20"/>
+          <w:szCs w:val="20"/>
+        </w:rPr>
+        <w:t xml:space="preserve">CustomerId </w:t>
+      </w:r>
+      <w:r>
+        <w:rPr>
+          <w:rFonts w:ascii="Courier New" w:hAnsi="Courier New" w:cs="Courier New"/>
+          <w:color w:val="000000"/>
+          <w:sz w:val="20"/>
+          <w:szCs w:val="20"/>
+        </w:rPr>
+        <w:t>= address.</w:t>
+      </w:r>
+      <w:r>
+        <w:rPr>
+          <w:rFonts w:ascii="Courier New" w:hAnsi="Courier New" w:cs="Courier New"/>
+          <w:b/>
+          <w:bCs/>
+          <w:color w:val="660E7A"/>
+          <w:sz w:val="20"/>
+          <w:szCs w:val="20"/>
+        </w:rPr>
+        <w:t>CustomerId</w:t>
+      </w:r>
+      <w:r>
+        <w:rPr>
+          <w:rFonts w:ascii="Courier New" w:hAnsi="Courier New" w:cs="Courier New"/>
+          <w:b/>
+          <w:bCs/>
+          <w:color w:val="660E7A"/>
+          <w:sz w:val="20"/>
+          <w:szCs w:val="20"/>
+        </w:rPr>
+        <w:br/>
+        <w:t xml:space="preserve">        </w:t>
+      </w:r>
+      <w:r>
+        <w:rPr>
+          <w:rFonts w:ascii="Courier New" w:hAnsi="Courier New" w:cs="Courier New"/>
+          <w:color w:val="000000"/>
+          <w:sz w:val="20"/>
+          <w:szCs w:val="20"/>
+        </w:rPr>
+        <w:t>};</w:t>
+      </w:r>
+      <w:r>
+        <w:rPr>
+          <w:rFonts w:ascii="Courier New" w:hAnsi="Courier New" w:cs="Courier New"/>
+          <w:color w:val="000000"/>
+          <w:sz w:val="20"/>
+          <w:szCs w:val="20"/>
+        </w:rPr>
+        <w:br/>
+        <w:t xml:space="preserve">        </w:t>
+      </w:r>
+      <w:r>
+        <w:rPr>
+          <w:rFonts w:ascii="Courier New" w:hAnsi="Courier New" w:cs="Courier New"/>
+          <w:color w:val="000000"/>
+          <w:sz w:val="20"/>
+          <w:szCs w:val="20"/>
+        </w:rPr>
+        <w:br/>
+        <w:t xml:space="preserve">        dbAddress.</w:t>
+      </w:r>
+      <w:r>
+        <w:rPr>
+          <w:rFonts w:ascii="Courier New" w:hAnsi="Courier New" w:cs="Courier New"/>
+          <w:b/>
+          <w:bCs/>
+          <w:color w:val="660E7A"/>
+          <w:sz w:val="20"/>
+          <w:szCs w:val="20"/>
+        </w:rPr>
+        <w:t>Country</w:t>
+      </w:r>
+      <w:r>
+        <w:rPr>
+          <w:rFonts w:ascii="Courier New" w:hAnsi="Courier New" w:cs="Courier New"/>
+          <w:color w:val="000000"/>
+          <w:sz w:val="20"/>
+          <w:szCs w:val="20"/>
+        </w:rPr>
+        <w:t>!.SetTranslation(address.</w:t>
+      </w:r>
+      <w:r>
+        <w:rPr>
+          <w:rFonts w:ascii="Courier New" w:hAnsi="Courier New" w:cs="Courier New"/>
+          <w:b/>
+          <w:bCs/>
+          <w:color w:val="660E7A"/>
+          <w:sz w:val="20"/>
+          <w:szCs w:val="20"/>
+        </w:rPr>
+        <w:t>Country</w:t>
+      </w:r>
+      <w:r>
+        <w:rPr>
+          <w:rFonts w:ascii="Courier New" w:hAnsi="Courier New" w:cs="Courier New"/>
+          <w:color w:val="000000"/>
+          <w:sz w:val="20"/>
+          <w:szCs w:val="20"/>
+        </w:rPr>
+        <w:t>!);</w:t>
+      </w:r>
+      <w:r>
+        <w:rPr>
+          <w:rFonts w:ascii="Courier New" w:hAnsi="Courier New" w:cs="Courier New"/>
+          <w:color w:val="000000"/>
+          <w:sz w:val="20"/>
+          <w:szCs w:val="20"/>
+        </w:rPr>
+        <w:br/>
+        <w:t xml:space="preserve">        dbAddress.</w:t>
+      </w:r>
+      <w:r>
+        <w:rPr>
+          <w:rFonts w:ascii="Courier New" w:hAnsi="Courier New" w:cs="Courier New"/>
+          <w:b/>
+          <w:bCs/>
+          <w:color w:val="660E7A"/>
+          <w:sz w:val="20"/>
+          <w:szCs w:val="20"/>
+        </w:rPr>
+        <w:t>City</w:t>
+      </w:r>
+      <w:r>
+        <w:rPr>
+          <w:rFonts w:ascii="Courier New" w:hAnsi="Courier New" w:cs="Courier New"/>
+          <w:color w:val="000000"/>
+          <w:sz w:val="20"/>
+          <w:szCs w:val="20"/>
+        </w:rPr>
+        <w:t>!.SetTranslation(address.</w:t>
+      </w:r>
+      <w:r>
+        <w:rPr>
+          <w:rFonts w:ascii="Courier New" w:hAnsi="Courier New" w:cs="Courier New"/>
+          <w:b/>
+          <w:bCs/>
+          <w:color w:val="660E7A"/>
+          <w:sz w:val="20"/>
+          <w:szCs w:val="20"/>
+        </w:rPr>
+        <w:t>City</w:t>
+      </w:r>
+      <w:r>
+        <w:rPr>
+          <w:rFonts w:ascii="Courier New" w:hAnsi="Courier New" w:cs="Courier New"/>
+          <w:color w:val="000000"/>
+          <w:sz w:val="20"/>
+          <w:szCs w:val="20"/>
+        </w:rPr>
+        <w:t>!);</w:t>
+      </w:r>
+      <w:r>
+        <w:rPr>
+          <w:rFonts w:ascii="Courier New" w:hAnsi="Courier New" w:cs="Courier New"/>
+          <w:color w:val="000000"/>
+          <w:sz w:val="20"/>
+          <w:szCs w:val="20"/>
+        </w:rPr>
+        <w:br/>
+        <w:t xml:space="preserve">        dbAddress.</w:t>
+      </w:r>
+      <w:r>
+        <w:rPr>
+          <w:rFonts w:ascii="Courier New" w:hAnsi="Courier New" w:cs="Courier New"/>
+          <w:b/>
+          <w:bCs/>
+          <w:color w:val="660E7A"/>
+          <w:sz w:val="20"/>
+          <w:szCs w:val="20"/>
+        </w:rPr>
+        <w:t>Street</w:t>
+      </w:r>
+      <w:r>
+        <w:rPr>
+          <w:rFonts w:ascii="Courier New" w:hAnsi="Courier New" w:cs="Courier New"/>
+          <w:color w:val="000000"/>
+          <w:sz w:val="20"/>
+          <w:szCs w:val="20"/>
+        </w:rPr>
+        <w:t>!.SetTranslation(address.</w:t>
+      </w:r>
+      <w:r>
+        <w:rPr>
+          <w:rFonts w:ascii="Courier New" w:hAnsi="Courier New" w:cs="Courier New"/>
+          <w:b/>
+          <w:bCs/>
+          <w:color w:val="660E7A"/>
+          <w:sz w:val="20"/>
+          <w:szCs w:val="20"/>
+        </w:rPr>
+        <w:t>Street</w:t>
+      </w:r>
+      <w:r>
+        <w:rPr>
+          <w:rFonts w:ascii="Courier New" w:hAnsi="Courier New" w:cs="Courier New"/>
+          <w:color w:val="000000"/>
+          <w:sz w:val="20"/>
+          <w:szCs w:val="20"/>
+        </w:rPr>
+        <w:t>!);</w:t>
+      </w:r>
+      <w:r>
+        <w:rPr>
+          <w:rFonts w:ascii="Courier New" w:hAnsi="Courier New" w:cs="Courier New"/>
+          <w:color w:val="000000"/>
+          <w:sz w:val="20"/>
+          <w:szCs w:val="20"/>
+        </w:rPr>
+        <w:br/>
+        <w:t xml:space="preserve">        dbAddress.</w:t>
+      </w:r>
+      <w:r>
+        <w:rPr>
+          <w:rFonts w:ascii="Courier New" w:hAnsi="Courier New" w:cs="Courier New"/>
+          <w:b/>
+          <w:bCs/>
+          <w:color w:val="660E7A"/>
+          <w:sz w:val="20"/>
+          <w:szCs w:val="20"/>
+        </w:rPr>
+        <w:t>Code</w:t>
+      </w:r>
+      <w:r>
+        <w:rPr>
+          <w:rFonts w:ascii="Courier New" w:hAnsi="Courier New" w:cs="Courier New"/>
+          <w:color w:val="000000"/>
+          <w:sz w:val="20"/>
+          <w:szCs w:val="20"/>
+        </w:rPr>
+        <w:t>!.SetTranslation(address.</w:t>
+      </w:r>
+      <w:r>
+        <w:rPr>
+          <w:rFonts w:ascii="Courier New" w:hAnsi="Courier New" w:cs="Courier New"/>
+          <w:b/>
+          <w:bCs/>
+          <w:color w:val="660E7A"/>
+          <w:sz w:val="20"/>
+          <w:szCs w:val="20"/>
+        </w:rPr>
+        <w:t>Code</w:t>
+      </w:r>
+      <w:r>
+        <w:rPr>
+          <w:rFonts w:ascii="Courier New" w:hAnsi="Courier New" w:cs="Courier New"/>
+          <w:color w:val="000000"/>
+          <w:sz w:val="20"/>
+          <w:szCs w:val="20"/>
+        </w:rPr>
+        <w:t>!);</w:t>
+      </w:r>
+      <w:r>
+        <w:rPr>
+          <w:rFonts w:ascii="Courier New" w:hAnsi="Courier New" w:cs="Courier New"/>
+          <w:color w:val="000000"/>
+          <w:sz w:val="20"/>
+          <w:szCs w:val="20"/>
+        </w:rPr>
+        <w:br/>
+        <w:t xml:space="preserve">        dbAddress.</w:t>
+      </w:r>
+      <w:r>
+        <w:rPr>
+          <w:rFonts w:ascii="Courier New" w:hAnsi="Courier New" w:cs="Courier New"/>
+          <w:b/>
+          <w:bCs/>
+          <w:color w:val="660E7A"/>
+          <w:sz w:val="20"/>
+          <w:szCs w:val="20"/>
+        </w:rPr>
+        <w:t>Phone</w:t>
+      </w:r>
+      <w:r>
+        <w:rPr>
+          <w:rFonts w:ascii="Courier New" w:hAnsi="Courier New" w:cs="Courier New"/>
+          <w:color w:val="000000"/>
+          <w:sz w:val="20"/>
+          <w:szCs w:val="20"/>
+        </w:rPr>
+        <w:t>!.SetTranslation(address.</w:t>
+      </w:r>
+      <w:r>
+        <w:rPr>
+          <w:rFonts w:ascii="Courier New" w:hAnsi="Courier New" w:cs="Courier New"/>
+          <w:b/>
+          <w:bCs/>
+          <w:color w:val="660E7A"/>
+          <w:sz w:val="20"/>
+          <w:szCs w:val="20"/>
+        </w:rPr>
+        <w:t>Phone</w:t>
+      </w:r>
+      <w:r>
+        <w:rPr>
+          <w:rFonts w:ascii="Courier New" w:hAnsi="Courier New" w:cs="Courier New"/>
+          <w:color w:val="000000"/>
+          <w:sz w:val="20"/>
+          <w:szCs w:val="20"/>
+        </w:rPr>
+        <w:t>!);</w:t>
+      </w:r>
+      <w:r>
+        <w:rPr>
+          <w:rFonts w:ascii="Courier New" w:hAnsi="Courier New" w:cs="Courier New"/>
+          <w:color w:val="000000"/>
+          <w:sz w:val="20"/>
+          <w:szCs w:val="20"/>
+        </w:rPr>
+        <w:br/>
+        <w:t xml:space="preserve">        dbAddress.</w:t>
+      </w:r>
+      <w:r>
+        <w:rPr>
+          <w:rFonts w:ascii="Courier New" w:hAnsi="Courier New" w:cs="Courier New"/>
+          <w:b/>
+          <w:bCs/>
+          <w:color w:val="660E7A"/>
+          <w:sz w:val="20"/>
+          <w:szCs w:val="20"/>
+        </w:rPr>
+        <w:t>Email</w:t>
+      </w:r>
+      <w:r>
+        <w:rPr>
+          <w:rFonts w:ascii="Courier New" w:hAnsi="Courier New" w:cs="Courier New"/>
+          <w:color w:val="000000"/>
+          <w:sz w:val="20"/>
+          <w:szCs w:val="20"/>
+        </w:rPr>
+        <w:t>!.SetTranslation(address.</w:t>
+      </w:r>
+      <w:r>
+        <w:rPr>
+          <w:rFonts w:ascii="Courier New" w:hAnsi="Courier New" w:cs="Courier New"/>
+          <w:b/>
+          <w:bCs/>
+          <w:color w:val="660E7A"/>
+          <w:sz w:val="20"/>
+          <w:szCs w:val="20"/>
+        </w:rPr>
+        <w:t>Email</w:t>
+      </w:r>
+      <w:r>
+        <w:rPr>
+          <w:rFonts w:ascii="Courier New" w:hAnsi="Courier New" w:cs="Courier New"/>
+          <w:color w:val="000000"/>
+          <w:sz w:val="20"/>
+          <w:szCs w:val="20"/>
+        </w:rPr>
+        <w:t>!);</w:t>
+      </w:r>
+      <w:r>
+        <w:rPr>
+          <w:rFonts w:ascii="Courier New" w:hAnsi="Courier New" w:cs="Courier New"/>
+          <w:color w:val="000000"/>
+          <w:sz w:val="20"/>
+          <w:szCs w:val="20"/>
+        </w:rPr>
+        <w:br/>
+        <w:t xml:space="preserve">        </w:t>
+      </w:r>
+      <w:r>
+        <w:rPr>
+          <w:rFonts w:ascii="Courier New" w:hAnsi="Courier New" w:cs="Courier New"/>
+          <w:color w:val="000000"/>
+          <w:sz w:val="20"/>
+          <w:szCs w:val="20"/>
+        </w:rPr>
+        <w:br/>
+        <w:t xml:space="preserve">        </w:t>
+      </w:r>
+      <w:r>
+        <w:rPr>
+          <w:rFonts w:ascii="Courier New" w:hAnsi="Courier New" w:cs="Courier New"/>
+          <w:b/>
+          <w:bCs/>
+          <w:color w:val="660E7A"/>
+          <w:sz w:val="20"/>
+          <w:szCs w:val="20"/>
+        </w:rPr>
+        <w:t>_context</w:t>
+      </w:r>
+      <w:r>
+        <w:rPr>
+          <w:rFonts w:ascii="Courier New" w:hAnsi="Courier New" w:cs="Courier New"/>
+          <w:color w:val="000000"/>
+          <w:sz w:val="20"/>
+          <w:szCs w:val="20"/>
+        </w:rPr>
+        <w:t>.</w:t>
+      </w:r>
+      <w:r>
+        <w:rPr>
+          <w:rFonts w:ascii="Courier New" w:hAnsi="Courier New" w:cs="Courier New"/>
+          <w:b/>
+          <w:bCs/>
+          <w:color w:val="660E7A"/>
+          <w:sz w:val="20"/>
+          <w:szCs w:val="20"/>
+        </w:rPr>
+        <w:t>Addresses</w:t>
+      </w:r>
+      <w:r>
+        <w:rPr>
+          <w:rFonts w:ascii="Courier New" w:hAnsi="Courier New" w:cs="Courier New"/>
+          <w:color w:val="000000"/>
+          <w:sz w:val="20"/>
+          <w:szCs w:val="20"/>
+        </w:rPr>
+        <w:t>.Add(dbAddress);</w:t>
+      </w:r>
+      <w:r>
+        <w:rPr>
+          <w:rFonts w:ascii="Courier New" w:hAnsi="Courier New" w:cs="Courier New"/>
+          <w:color w:val="000000"/>
+          <w:sz w:val="20"/>
+          <w:szCs w:val="20"/>
+        </w:rPr>
+        <w:br/>
+        <w:t xml:space="preserve">        </w:t>
+      </w:r>
+      <w:r>
+        <w:rPr>
+          <w:rFonts w:ascii="Courier New" w:hAnsi="Courier New" w:cs="Courier New"/>
+          <w:color w:val="000000"/>
+          <w:sz w:val="20"/>
+          <w:szCs w:val="20"/>
+        </w:rPr>
+        <w:br/>
+        <w:t xml:space="preserve">        </w:t>
+      </w:r>
+      <w:r>
+        <w:rPr>
+          <w:rFonts w:ascii="Courier New" w:hAnsi="Courier New" w:cs="Courier New"/>
+          <w:b/>
+          <w:bCs/>
+          <w:color w:val="000080"/>
+          <w:sz w:val="20"/>
+          <w:szCs w:val="20"/>
+        </w:rPr>
+        <w:t xml:space="preserve">await </w:t>
+      </w:r>
+      <w:r>
+        <w:rPr>
+          <w:rFonts w:ascii="Courier New" w:hAnsi="Courier New" w:cs="Courier New"/>
+          <w:b/>
+          <w:bCs/>
+          <w:color w:val="660E7A"/>
+          <w:sz w:val="20"/>
+          <w:szCs w:val="20"/>
+        </w:rPr>
+        <w:t>_context</w:t>
+      </w:r>
+      <w:r>
+        <w:rPr>
+          <w:rFonts w:ascii="Courier New" w:hAnsi="Courier New" w:cs="Courier New"/>
+          <w:color w:val="000000"/>
+          <w:sz w:val="20"/>
+          <w:szCs w:val="20"/>
+        </w:rPr>
+        <w:t>.SaveChangesAsync();</w:t>
+      </w:r>
+      <w:r>
+        <w:rPr>
+          <w:rFonts w:ascii="Courier New" w:hAnsi="Courier New" w:cs="Courier New"/>
+          <w:color w:val="000000"/>
+          <w:sz w:val="20"/>
+          <w:szCs w:val="20"/>
+        </w:rPr>
+        <w:br/>
+      </w:r>
+      <w:r>
+        <w:rPr>
+          <w:rFonts w:ascii="Courier New" w:hAnsi="Courier New" w:cs="Courier New"/>
+          <w:color w:val="000000"/>
+          <w:sz w:val="20"/>
+          <w:szCs w:val="20"/>
+        </w:rPr>
+        <w:br/>
+        <w:t xml:space="preserve">        </w:t>
+      </w:r>
+      <w:r>
+        <w:rPr>
+          <w:rFonts w:ascii="Courier New" w:hAnsi="Courier New" w:cs="Courier New"/>
+          <w:b/>
+          <w:bCs/>
+          <w:color w:val="000080"/>
+          <w:sz w:val="20"/>
+          <w:szCs w:val="20"/>
+        </w:rPr>
+        <w:t xml:space="preserve">return </w:t>
+      </w:r>
+      <w:r>
+        <w:rPr>
+          <w:rFonts w:ascii="Courier New" w:hAnsi="Courier New" w:cs="Courier New"/>
+          <w:color w:val="000000"/>
+          <w:sz w:val="20"/>
+          <w:szCs w:val="20"/>
+        </w:rPr>
+        <w:t>CreatedAtAction(</w:t>
+      </w:r>
+      <w:r>
+        <w:rPr>
+          <w:rFonts w:ascii="Courier New" w:hAnsi="Courier New" w:cs="Courier New"/>
+          <w:b/>
+          <w:bCs/>
+          <w:color w:val="008000"/>
+          <w:sz w:val="20"/>
+          <w:szCs w:val="20"/>
+        </w:rPr>
+        <w:t>"GetAddress"</w:t>
+      </w:r>
+      <w:r>
+        <w:rPr>
+          <w:rFonts w:ascii="Courier New" w:hAnsi="Courier New" w:cs="Courier New"/>
+          <w:color w:val="000000"/>
+          <w:sz w:val="20"/>
+          <w:szCs w:val="20"/>
+        </w:rPr>
+        <w:t xml:space="preserve">, </w:t>
+      </w:r>
+      <w:r>
+        <w:rPr>
+          <w:rFonts w:ascii="Courier New" w:hAnsi="Courier New" w:cs="Courier New"/>
+          <w:b/>
+          <w:bCs/>
+          <w:color w:val="000080"/>
+          <w:sz w:val="20"/>
+          <w:szCs w:val="20"/>
+        </w:rPr>
+        <w:t xml:space="preserve">new </w:t>
+      </w:r>
+      <w:r>
+        <w:rPr>
+          <w:rFonts w:ascii="Courier New" w:hAnsi="Courier New" w:cs="Courier New"/>
+          <w:color w:val="000000"/>
+          <w:sz w:val="20"/>
+          <w:szCs w:val="20"/>
+        </w:rPr>
+        <w:t xml:space="preserve">{ </w:t>
+      </w:r>
+      <w:r>
+        <w:rPr>
+          <w:rFonts w:ascii="Courier New" w:hAnsi="Courier New" w:cs="Courier New"/>
+          <w:b/>
+          <w:bCs/>
+          <w:color w:val="660E7A"/>
+          <w:sz w:val="20"/>
+          <w:szCs w:val="20"/>
+        </w:rPr>
+        <w:t xml:space="preserve">id </w:t>
+      </w:r>
+      <w:r>
+        <w:rPr>
+          <w:rFonts w:ascii="Courier New" w:hAnsi="Courier New" w:cs="Courier New"/>
+          <w:color w:val="000000"/>
+          <w:sz w:val="20"/>
+          <w:szCs w:val="20"/>
+        </w:rPr>
+        <w:t>= address.</w:t>
+      </w:r>
+      <w:r>
+        <w:rPr>
+          <w:rFonts w:ascii="Courier New" w:hAnsi="Courier New" w:cs="Courier New"/>
+          <w:b/>
+          <w:bCs/>
+          <w:color w:val="660E7A"/>
+          <w:sz w:val="20"/>
+          <w:szCs w:val="20"/>
+        </w:rPr>
+        <w:t xml:space="preserve">Id </w:t>
+      </w:r>
+      <w:r>
+        <w:rPr>
+          <w:rFonts w:ascii="Courier New" w:hAnsi="Courier New" w:cs="Courier New"/>
+          <w:color w:val="000000"/>
+          <w:sz w:val="20"/>
+          <w:szCs w:val="20"/>
+        </w:rPr>
+        <w:t>}, address);</w:t>
+      </w:r>
+      <w:r>
+        <w:rPr>
+          <w:rFonts w:ascii="Courier New" w:hAnsi="Courier New" w:cs="Courier New"/>
+          <w:color w:val="000000"/>
+          <w:sz w:val="20"/>
+          <w:szCs w:val="20"/>
+        </w:rPr>
+        <w:br/>
+        <w:t xml:space="preserve">    }</w:t>
+      </w:r>
+      <w:r>
+        <w:rPr>
+          <w:rFonts w:ascii="Courier New" w:hAnsi="Courier New" w:cs="Courier New"/>
+          <w:color w:val="000000"/>
+          <w:sz w:val="20"/>
+          <w:szCs w:val="20"/>
+        </w:rPr>
+        <w:br/>
+      </w:r>
+      <w:r>
+        <w:rPr>
+          <w:rFonts w:ascii="Courier New" w:hAnsi="Courier New" w:cs="Courier New"/>
+          <w:color w:val="000000"/>
+          <w:sz w:val="20"/>
+          <w:szCs w:val="20"/>
+        </w:rPr>
+        <w:br/>
+        <w:t xml:space="preserve">    </w:t>
+      </w:r>
+      <w:r>
+        <w:rPr>
+          <w:rFonts w:ascii="Courier New" w:hAnsi="Courier New" w:cs="Courier New"/>
+          <w:i/>
+          <w:iCs/>
+          <w:color w:val="808080"/>
+          <w:sz w:val="20"/>
+          <w:szCs w:val="20"/>
+        </w:rPr>
+        <w:t>// DELETE: api/Address/5</w:t>
+      </w:r>
+      <w:r>
+        <w:rPr>
+          <w:rFonts w:ascii="Courier New" w:hAnsi="Courier New" w:cs="Courier New"/>
+          <w:i/>
+          <w:iCs/>
+          <w:color w:val="808080"/>
+          <w:sz w:val="20"/>
+          <w:szCs w:val="20"/>
+        </w:rPr>
+        <w:br/>
+        <w:t xml:space="preserve">    //TODO: implement culture deletion</w:t>
+      </w:r>
+      <w:r>
+        <w:rPr>
+          <w:rFonts w:ascii="Courier New" w:hAnsi="Courier New" w:cs="Courier New"/>
+          <w:i/>
+          <w:iCs/>
+          <w:color w:val="808080"/>
+          <w:sz w:val="20"/>
+          <w:szCs w:val="20"/>
+        </w:rPr>
+        <w:br/>
+        <w:t xml:space="preserve">    </w:t>
+      </w:r>
+      <w:r>
+        <w:rPr>
+          <w:rFonts w:ascii="Courier New" w:hAnsi="Courier New" w:cs="Courier New"/>
+          <w:color w:val="000000"/>
+          <w:sz w:val="20"/>
+          <w:szCs w:val="20"/>
+        </w:rPr>
+        <w:t>[HttpDelete(</w:t>
+      </w:r>
+      <w:r>
+        <w:rPr>
+          <w:rFonts w:ascii="Courier New" w:hAnsi="Courier New" w:cs="Courier New"/>
+          <w:b/>
+          <w:bCs/>
+          <w:color w:val="008000"/>
+          <w:sz w:val="20"/>
+          <w:szCs w:val="20"/>
+        </w:rPr>
+        <w:t>"</w:t>
+      </w:r>
+      <w:r>
+        <w:rPr>
+          <w:rFonts w:ascii="Courier New" w:hAnsi="Courier New" w:cs="Courier New"/>
+          <w:b/>
+          <w:bCs/>
+          <w:color w:val="00A5F4"/>
+          <w:sz w:val="20"/>
+          <w:szCs w:val="20"/>
+        </w:rPr>
+        <w:t>{id}</w:t>
+      </w:r>
+      <w:r>
+        <w:rPr>
+          <w:rFonts w:ascii="Courier New" w:hAnsi="Courier New" w:cs="Courier New"/>
+          <w:b/>
+          <w:bCs/>
+          <w:color w:val="008000"/>
+          <w:sz w:val="20"/>
+          <w:szCs w:val="20"/>
+        </w:rPr>
+        <w:t>"</w:t>
+      </w:r>
+      <w:r>
+        <w:rPr>
+          <w:rFonts w:ascii="Courier New" w:hAnsi="Courier New" w:cs="Courier New"/>
+          <w:color w:val="000000"/>
+          <w:sz w:val="20"/>
+          <w:szCs w:val="20"/>
+        </w:rPr>
+        <w:t>)]</w:t>
+      </w:r>
+      <w:r>
+        <w:rPr>
+          <w:rFonts w:ascii="Courier New" w:hAnsi="Courier New" w:cs="Courier New"/>
+          <w:color w:val="000000"/>
+          <w:sz w:val="20"/>
+          <w:szCs w:val="20"/>
+        </w:rPr>
+        <w:br/>
+        <w:t xml:space="preserve">    </w:t>
+      </w:r>
+      <w:r>
+        <w:rPr>
+          <w:rFonts w:ascii="Courier New" w:hAnsi="Courier New" w:cs="Courier New"/>
+          <w:b/>
+          <w:bCs/>
+          <w:color w:val="000080"/>
+          <w:sz w:val="20"/>
+          <w:szCs w:val="20"/>
+        </w:rPr>
+        <w:t xml:space="preserve">public async </w:t>
+      </w:r>
+      <w:r>
+        <w:rPr>
+          <w:rFonts w:ascii="Courier New" w:hAnsi="Courier New" w:cs="Courier New"/>
+          <w:color w:val="000000"/>
+          <w:sz w:val="20"/>
+          <w:szCs w:val="20"/>
+        </w:rPr>
+        <w:t>Task&lt;IActionResult&gt; DeleteAddress(Guid id)</w:t>
+      </w:r>
+      <w:r>
+        <w:rPr>
+          <w:rFonts w:ascii="Courier New" w:hAnsi="Courier New" w:cs="Courier New"/>
+          <w:color w:val="000000"/>
+          <w:sz w:val="20"/>
+          <w:szCs w:val="20"/>
+        </w:rPr>
+        <w:br/>
+        <w:t xml:space="preserve">    {</w:t>
+      </w:r>
+      <w:r>
+        <w:rPr>
+          <w:rFonts w:ascii="Courier New" w:hAnsi="Courier New" w:cs="Courier New"/>
+          <w:color w:val="000000"/>
+          <w:sz w:val="20"/>
+          <w:szCs w:val="20"/>
+        </w:rPr>
+        <w:br/>
+        <w:t xml:space="preserve">        </w:t>
+      </w:r>
+      <w:r>
+        <w:rPr>
+          <w:rFonts w:ascii="Courier New" w:hAnsi="Courier New" w:cs="Courier New"/>
+          <w:b/>
+          <w:bCs/>
+          <w:color w:val="000080"/>
+          <w:sz w:val="20"/>
+          <w:szCs w:val="20"/>
+        </w:rPr>
+        <w:t xml:space="preserve">var </w:t>
+      </w:r>
+      <w:r>
+        <w:rPr>
+          <w:rFonts w:ascii="Courier New" w:hAnsi="Courier New" w:cs="Courier New"/>
+          <w:color w:val="000000"/>
+          <w:sz w:val="20"/>
+          <w:szCs w:val="20"/>
+        </w:rPr>
+        <w:t xml:space="preserve">address = </w:t>
+      </w:r>
+      <w:r>
+        <w:rPr>
+          <w:rFonts w:ascii="Courier New" w:hAnsi="Courier New" w:cs="Courier New"/>
+          <w:b/>
+          <w:bCs/>
+          <w:color w:val="000080"/>
+          <w:sz w:val="20"/>
+          <w:szCs w:val="20"/>
+        </w:rPr>
+        <w:t xml:space="preserve">await </w:t>
+      </w:r>
+      <w:r>
+        <w:rPr>
+          <w:rFonts w:ascii="Courier New" w:hAnsi="Courier New" w:cs="Courier New"/>
+          <w:b/>
+          <w:bCs/>
+          <w:color w:val="660E7A"/>
+          <w:sz w:val="20"/>
+          <w:szCs w:val="20"/>
+        </w:rPr>
+        <w:t>_context</w:t>
+      </w:r>
+      <w:r>
+        <w:rPr>
+          <w:rFonts w:ascii="Courier New" w:hAnsi="Courier New" w:cs="Courier New"/>
+          <w:color w:val="000000"/>
+          <w:sz w:val="20"/>
+          <w:szCs w:val="20"/>
+        </w:rPr>
+        <w:t>.</w:t>
+      </w:r>
+      <w:r>
+        <w:rPr>
+          <w:rFonts w:ascii="Courier New" w:hAnsi="Courier New" w:cs="Courier New"/>
+          <w:b/>
+          <w:bCs/>
+          <w:color w:val="660E7A"/>
+          <w:sz w:val="20"/>
+          <w:szCs w:val="20"/>
+        </w:rPr>
+        <w:t>Addresses</w:t>
+      </w:r>
+      <w:r>
+        <w:rPr>
+          <w:rFonts w:ascii="Courier New" w:hAnsi="Courier New" w:cs="Courier New"/>
+          <w:color w:val="000000"/>
+          <w:sz w:val="20"/>
+          <w:szCs w:val="20"/>
+        </w:rPr>
+        <w:t>.FindAsync(id);</w:t>
+      </w:r>
+      <w:r>
+        <w:rPr>
+          <w:rFonts w:ascii="Courier New" w:hAnsi="Courier New" w:cs="Courier New"/>
+          <w:color w:val="000000"/>
+          <w:sz w:val="20"/>
+          <w:szCs w:val="20"/>
+        </w:rPr>
+        <w:br/>
+        <w:t xml:space="preserve">        </w:t>
+      </w:r>
+      <w:r>
+        <w:rPr>
+          <w:rFonts w:ascii="Courier New" w:hAnsi="Courier New" w:cs="Courier New"/>
+          <w:b/>
+          <w:bCs/>
+          <w:color w:val="000080"/>
+          <w:sz w:val="20"/>
+          <w:szCs w:val="20"/>
+        </w:rPr>
+        <w:t xml:space="preserve">if </w:t>
+      </w:r>
+      <w:r>
+        <w:rPr>
+          <w:rFonts w:ascii="Courier New" w:hAnsi="Courier New" w:cs="Courier New"/>
+          <w:color w:val="000000"/>
+          <w:sz w:val="20"/>
+          <w:szCs w:val="20"/>
+        </w:rPr>
+        <w:t xml:space="preserve">(address == </w:t>
+      </w:r>
+      <w:r>
+        <w:rPr>
+          <w:rFonts w:ascii="Courier New" w:hAnsi="Courier New" w:cs="Courier New"/>
+          <w:b/>
+          <w:bCs/>
+          <w:color w:val="000080"/>
+          <w:sz w:val="20"/>
+          <w:szCs w:val="20"/>
+        </w:rPr>
+        <w:t>null</w:t>
+      </w:r>
+      <w:r>
+        <w:rPr>
+          <w:rFonts w:ascii="Courier New" w:hAnsi="Courier New" w:cs="Courier New"/>
+          <w:color w:val="000000"/>
+          <w:sz w:val="20"/>
+          <w:szCs w:val="20"/>
+        </w:rPr>
+        <w:t>)</w:t>
+      </w:r>
+      <w:r>
+        <w:rPr>
+          <w:rFonts w:ascii="Courier New" w:hAnsi="Courier New" w:cs="Courier New"/>
+          <w:color w:val="000000"/>
+          <w:sz w:val="20"/>
+          <w:szCs w:val="20"/>
+        </w:rPr>
+        <w:br/>
+        <w:t xml:space="preserve">        {</w:t>
+      </w:r>
+      <w:r>
+        <w:rPr>
+          <w:rFonts w:ascii="Courier New" w:hAnsi="Courier New" w:cs="Courier New"/>
+          <w:color w:val="000000"/>
+          <w:sz w:val="20"/>
+          <w:szCs w:val="20"/>
+        </w:rPr>
+        <w:br/>
+        <w:t xml:space="preserve">            </w:t>
+      </w:r>
+      <w:r>
+        <w:rPr>
+          <w:rFonts w:ascii="Courier New" w:hAnsi="Courier New" w:cs="Courier New"/>
+          <w:b/>
+          <w:bCs/>
+          <w:color w:val="000080"/>
+          <w:sz w:val="20"/>
+          <w:szCs w:val="20"/>
+        </w:rPr>
+        <w:t xml:space="preserve">return </w:t>
+      </w:r>
+      <w:r>
+        <w:rPr>
+          <w:rFonts w:ascii="Courier New" w:hAnsi="Courier New" w:cs="Courier New"/>
+          <w:color w:val="000000"/>
+          <w:sz w:val="20"/>
+          <w:szCs w:val="20"/>
+        </w:rPr>
+        <w:t>NotFound();</w:t>
+      </w:r>
+      <w:r>
+        <w:rPr>
+          <w:rFonts w:ascii="Courier New" w:hAnsi="Courier New" w:cs="Courier New"/>
+          <w:color w:val="000000"/>
+          <w:sz w:val="20"/>
+          <w:szCs w:val="20"/>
+        </w:rPr>
+        <w:br/>
+        <w:t xml:space="preserve">        }</w:t>
+      </w:r>
+      <w:r>
+        <w:rPr>
+          <w:rFonts w:ascii="Courier New" w:hAnsi="Courier New" w:cs="Courier New"/>
+          <w:color w:val="000000"/>
+          <w:sz w:val="20"/>
+          <w:szCs w:val="20"/>
+        </w:rPr>
+        <w:br/>
+      </w:r>
+      <w:r>
+        <w:rPr>
+          <w:rFonts w:ascii="Courier New" w:hAnsi="Courier New" w:cs="Courier New"/>
+          <w:color w:val="000000"/>
+          <w:sz w:val="20"/>
+          <w:szCs w:val="20"/>
+        </w:rPr>
+        <w:br/>
+        <w:t xml:space="preserve">        </w:t>
+      </w:r>
+      <w:r>
+        <w:rPr>
+          <w:rFonts w:ascii="Courier New" w:hAnsi="Courier New" w:cs="Courier New"/>
+          <w:b/>
+          <w:bCs/>
+          <w:color w:val="660E7A"/>
+          <w:sz w:val="20"/>
+          <w:szCs w:val="20"/>
+        </w:rPr>
+        <w:t>_context</w:t>
+      </w:r>
+      <w:r>
+        <w:rPr>
+          <w:rFonts w:ascii="Courier New" w:hAnsi="Courier New" w:cs="Courier New"/>
+          <w:color w:val="000000"/>
+          <w:sz w:val="20"/>
+          <w:szCs w:val="20"/>
+        </w:rPr>
+        <w:t>.</w:t>
+      </w:r>
+      <w:r>
+        <w:rPr>
+          <w:rFonts w:ascii="Courier New" w:hAnsi="Courier New" w:cs="Courier New"/>
+          <w:b/>
+          <w:bCs/>
+          <w:color w:val="660E7A"/>
+          <w:sz w:val="20"/>
+          <w:szCs w:val="20"/>
+        </w:rPr>
+        <w:t>Addresses</w:t>
+      </w:r>
+      <w:r>
+        <w:rPr>
+          <w:rFonts w:ascii="Courier New" w:hAnsi="Courier New" w:cs="Courier New"/>
+          <w:color w:val="000000"/>
+          <w:sz w:val="20"/>
+          <w:szCs w:val="20"/>
+        </w:rPr>
+        <w:t>.Remove(address);</w:t>
+      </w:r>
+      <w:r>
+        <w:rPr>
+          <w:rFonts w:ascii="Courier New" w:hAnsi="Courier New" w:cs="Courier New"/>
+          <w:color w:val="000000"/>
+          <w:sz w:val="20"/>
+          <w:szCs w:val="20"/>
+        </w:rPr>
+        <w:br/>
+        <w:t xml:space="preserve">        </w:t>
+      </w:r>
+      <w:r>
+        <w:rPr>
+          <w:rFonts w:ascii="Courier New" w:hAnsi="Courier New" w:cs="Courier New"/>
+          <w:b/>
+          <w:bCs/>
+          <w:color w:val="000080"/>
+          <w:sz w:val="20"/>
+          <w:szCs w:val="20"/>
+        </w:rPr>
+        <w:t xml:space="preserve">await </w:t>
+      </w:r>
+      <w:r>
+        <w:rPr>
+          <w:rFonts w:ascii="Courier New" w:hAnsi="Courier New" w:cs="Courier New"/>
+          <w:b/>
+          <w:bCs/>
+          <w:color w:val="660E7A"/>
+          <w:sz w:val="20"/>
+          <w:szCs w:val="20"/>
+        </w:rPr>
+        <w:t>_context</w:t>
+      </w:r>
+      <w:r>
+        <w:rPr>
+          <w:rFonts w:ascii="Courier New" w:hAnsi="Courier New" w:cs="Courier New"/>
+          <w:color w:val="000000"/>
+          <w:sz w:val="20"/>
+          <w:szCs w:val="20"/>
+        </w:rPr>
+        <w:t>.SaveChangesAsync();</w:t>
+      </w:r>
+      <w:r>
+        <w:rPr>
+          <w:rFonts w:ascii="Courier New" w:hAnsi="Courier New" w:cs="Courier New"/>
+          <w:color w:val="000000"/>
+          <w:sz w:val="20"/>
+          <w:szCs w:val="20"/>
+        </w:rPr>
+        <w:br/>
+      </w:r>
+      <w:r>
+        <w:rPr>
+          <w:rFonts w:ascii="Courier New" w:hAnsi="Courier New" w:cs="Courier New"/>
+          <w:color w:val="000000"/>
+          <w:sz w:val="20"/>
+          <w:szCs w:val="20"/>
+        </w:rPr>
+        <w:br/>
+        <w:t xml:space="preserve">        </w:t>
+      </w:r>
+      <w:r>
+        <w:rPr>
+          <w:rFonts w:ascii="Courier New" w:hAnsi="Courier New" w:cs="Courier New"/>
+          <w:b/>
+          <w:bCs/>
+          <w:color w:val="000080"/>
+          <w:sz w:val="20"/>
+          <w:szCs w:val="20"/>
+        </w:rPr>
+        <w:t xml:space="preserve">return </w:t>
+      </w:r>
+      <w:r>
+        <w:rPr>
+          <w:rFonts w:ascii="Courier New" w:hAnsi="Courier New" w:cs="Courier New"/>
+          <w:color w:val="000000"/>
+          <w:sz w:val="20"/>
+          <w:szCs w:val="20"/>
+        </w:rPr>
+        <w:t>NoContent();</w:t>
+      </w:r>
+      <w:r>
+        <w:rPr>
+          <w:rFonts w:ascii="Courier New" w:hAnsi="Courier New" w:cs="Courier New"/>
+          <w:color w:val="000000"/>
+          <w:sz w:val="20"/>
+          <w:szCs w:val="20"/>
+        </w:rPr>
+        <w:br/>
+        <w:t xml:space="preserve">    }</w:t>
+      </w:r>
+      <w:r>
+        <w:rPr>
+          <w:rFonts w:ascii="Courier New" w:hAnsi="Courier New" w:cs="Courier New"/>
+          <w:color w:val="000000"/>
+          <w:sz w:val="20"/>
+          <w:szCs w:val="20"/>
+        </w:rPr>
+        <w:br/>
+      </w:r>
+      <w:r>
+        <w:rPr>
+          <w:rFonts w:ascii="Courier New" w:hAnsi="Courier New" w:cs="Courier New"/>
+          <w:color w:val="000000"/>
+          <w:sz w:val="20"/>
+          <w:szCs w:val="20"/>
+        </w:rPr>
+        <w:br/>
+        <w:t xml:space="preserve">    </w:t>
+      </w:r>
+      <w:r>
+        <w:rPr>
+          <w:rFonts w:ascii="Courier New" w:hAnsi="Courier New" w:cs="Courier New"/>
+          <w:b/>
+          <w:bCs/>
+          <w:color w:val="000080"/>
+          <w:sz w:val="20"/>
+          <w:szCs w:val="20"/>
+        </w:rPr>
+        <w:t xml:space="preserve">private bool </w:t>
+      </w:r>
+      <w:r>
+        <w:rPr>
+          <w:rFonts w:ascii="Courier New" w:hAnsi="Courier New" w:cs="Courier New"/>
+          <w:color w:val="000000"/>
+          <w:sz w:val="20"/>
+          <w:szCs w:val="20"/>
+        </w:rPr>
+        <w:t>AddressExists(Guid id)</w:t>
+      </w:r>
+      <w:r>
+        <w:rPr>
+          <w:rFonts w:ascii="Courier New" w:hAnsi="Courier New" w:cs="Courier New"/>
+          <w:color w:val="000000"/>
+          <w:sz w:val="20"/>
+          <w:szCs w:val="20"/>
+        </w:rPr>
+        <w:br/>
+        <w:t xml:space="preserve">    {</w:t>
+      </w:r>
+      <w:r>
+        <w:rPr>
+          <w:rFonts w:ascii="Courier New" w:hAnsi="Courier New" w:cs="Courier New"/>
+          <w:color w:val="000000"/>
+          <w:sz w:val="20"/>
+          <w:szCs w:val="20"/>
+        </w:rPr>
+        <w:br/>
+        <w:t xml:space="preserve">        </w:t>
+      </w:r>
+      <w:r>
+        <w:rPr>
+          <w:rFonts w:ascii="Courier New" w:hAnsi="Courier New" w:cs="Courier New"/>
+          <w:b/>
+          <w:bCs/>
+          <w:color w:val="000080"/>
+          <w:sz w:val="20"/>
+          <w:szCs w:val="20"/>
+        </w:rPr>
+        <w:t xml:space="preserve">return </w:t>
+      </w:r>
+      <w:r>
+        <w:rPr>
+          <w:rFonts w:ascii="Courier New" w:hAnsi="Courier New" w:cs="Courier New"/>
+          <w:b/>
+          <w:bCs/>
+          <w:color w:val="660E7A"/>
+          <w:sz w:val="20"/>
+          <w:szCs w:val="20"/>
+        </w:rPr>
+        <w:t>_context</w:t>
+      </w:r>
+      <w:r>
+        <w:rPr>
+          <w:rFonts w:ascii="Courier New" w:hAnsi="Courier New" w:cs="Courier New"/>
+          <w:color w:val="000000"/>
+          <w:sz w:val="20"/>
+          <w:szCs w:val="20"/>
+        </w:rPr>
+        <w:t>.</w:t>
+      </w:r>
+      <w:r>
+        <w:rPr>
+          <w:rFonts w:ascii="Courier New" w:hAnsi="Courier New" w:cs="Courier New"/>
+          <w:b/>
+          <w:bCs/>
+          <w:color w:val="660E7A"/>
+          <w:sz w:val="20"/>
+          <w:szCs w:val="20"/>
+        </w:rPr>
+        <w:t>Addresses</w:t>
+      </w:r>
+      <w:r>
+        <w:rPr>
+          <w:rFonts w:ascii="Courier New" w:hAnsi="Courier New" w:cs="Courier New"/>
+          <w:color w:val="000000"/>
+          <w:sz w:val="20"/>
+          <w:szCs w:val="20"/>
+        </w:rPr>
+        <w:t>.Any(e =&gt; e.</w:t>
+      </w:r>
+      <w:r>
+        <w:rPr>
+          <w:rFonts w:ascii="Courier New" w:hAnsi="Courier New" w:cs="Courier New"/>
+          <w:b/>
+          <w:bCs/>
+          <w:color w:val="660E7A"/>
+          <w:sz w:val="20"/>
+          <w:szCs w:val="20"/>
+        </w:rPr>
+        <w:t xml:space="preserve">Id </w:t>
+      </w:r>
+      <w:r>
+        <w:rPr>
+          <w:rFonts w:ascii="Courier New" w:hAnsi="Courier New" w:cs="Courier New"/>
+          <w:color w:val="000000"/>
+          <w:sz w:val="20"/>
+          <w:szCs w:val="20"/>
+        </w:rPr>
+        <w:t>== id);</w:t>
+      </w:r>
+      <w:r>
+        <w:rPr>
+          <w:rFonts w:ascii="Courier New" w:hAnsi="Courier New" w:cs="Courier New"/>
+          <w:color w:val="000000"/>
+          <w:sz w:val="20"/>
+          <w:szCs w:val="20"/>
+        </w:rPr>
+        <w:br/>
+        <w:t xml:space="preserve">    }</w:t>
+      </w:r>
+      <w:r>
+        <w:rPr>
+          <w:rFonts w:ascii="Courier New" w:hAnsi="Courier New" w:cs="Courier New"/>
+          <w:color w:val="000000"/>
+          <w:sz w:val="20"/>
+          <w:szCs w:val="20"/>
+        </w:rPr>
+        <w:br/>
+      </w:r>
+      <w:r>
+        <w:rPr>
+          <w:rFonts w:ascii="Courier New" w:hAnsi="Courier New" w:cs="Courier New"/>
+          <w:color w:val="000000"/>
+          <w:sz w:val="20"/>
+          <w:szCs w:val="20"/>
+          <w:shd w:val="clear" w:color="auto" w:fill="99CCFF"/>
+        </w:rPr>
+        <w:t>}</w:t>
+      </w:r>
+    </w:p>
+    <w:p>
+      <w:pPr>
         <w:pStyle w:val="BodyText"/>
         <w:spacing w:after="0" w:line="240" w:lineRule="auto"/>
       </w:pPr>
     </w:p>
     <w:sectPr>
-      <w:headerReference w:type="default" r:id="rId24"/>
+      <w:headerReference w:type="default" r:id="rId27"/>
       <w:footnotePr>
         <w:numRestart w:val="eachPage"/>
       </w:footnotePr>
@@ -6432,6 +12692,95 @@
     </w:lvl>
   </w:abstractNum>
   <w:abstractNum w:abstractNumId="10" w15:restartNumberingAfterBreak="0">
+    <w:nsid w:val="73710E61"/>
+    <w:multiLevelType w:val="hybridMultilevel"/>
+    <w:tmpl w:val="8AC077A4"/>
+    <w:lvl w:ilvl="0" w:tplc="08090011">
+      <w:start w:val="1"/>
+      <w:numFmt w:val="decimal"/>
+      <w:lvlText w:val="%1)"/>
+      <w:lvlJc w:val="left"/>
+      <w:pPr>
+        <w:ind w:left="720" w:hanging="360"/>
+      </w:pPr>
+      <w:rPr>
+        <w:rFonts w:hint="default"/>
+      </w:rPr>
+    </w:lvl>
+    <w:lvl w:ilvl="1" w:tplc="08090019" w:tentative="1">
+      <w:start w:val="1"/>
+      <w:numFmt w:val="lowerLetter"/>
+      <w:lvlText w:val="%2."/>
+      <w:lvlJc w:val="left"/>
+      <w:pPr>
+        <w:ind w:left="1440" w:hanging="360"/>
+      </w:pPr>
+    </w:lvl>
+    <w:lvl w:ilvl="2" w:tplc="0809001B" w:tentative="1">
+      <w:start w:val="1"/>
+      <w:numFmt w:val="lowerRoman"/>
+      <w:lvlText w:val="%3."/>
+      <w:lvlJc w:val="right"/>
+      <w:pPr>
+        <w:ind w:left="2160" w:hanging="180"/>
+      </w:pPr>
+    </w:lvl>
+    <w:lvl w:ilvl="3" w:tplc="0809000F" w:tentative="1">
+      <w:start w:val="1"/>
+      <w:numFmt w:val="decimal"/>
+      <w:lvlText w:val="%4."/>
+      <w:lvlJc w:val="left"/>
+      <w:pPr>
+        <w:ind w:left="2880" w:hanging="360"/>
+      </w:pPr>
+    </w:lvl>
+    <w:lvl w:ilvl="4" w:tplc="08090019" w:tentative="1">
+      <w:start w:val="1"/>
+      <w:numFmt w:val="lowerLetter"/>
+      <w:lvlText w:val="%5."/>
+      <w:lvlJc w:val="left"/>
+      <w:pPr>
+        <w:ind w:left="3600" w:hanging="360"/>
+      </w:pPr>
+    </w:lvl>
+    <w:lvl w:ilvl="5" w:tplc="0809001B" w:tentative="1">
+      <w:start w:val="1"/>
+      <w:numFmt w:val="lowerRoman"/>
+      <w:lvlText w:val="%6."/>
+      <w:lvlJc w:val="right"/>
+      <w:pPr>
+        <w:ind w:left="4320" w:hanging="180"/>
+      </w:pPr>
+    </w:lvl>
+    <w:lvl w:ilvl="6" w:tplc="0809000F" w:tentative="1">
+      <w:start w:val="1"/>
+      <w:numFmt w:val="decimal"/>
+      <w:lvlText w:val="%7."/>
+      <w:lvlJc w:val="left"/>
+      <w:pPr>
+        <w:ind w:left="5040" w:hanging="360"/>
+      </w:pPr>
+    </w:lvl>
+    <w:lvl w:ilvl="7" w:tplc="08090019" w:tentative="1">
+      <w:start w:val="1"/>
+      <w:numFmt w:val="lowerLetter"/>
+      <w:lvlText w:val="%8."/>
+      <w:lvlJc w:val="left"/>
+      <w:pPr>
+        <w:ind w:left="5760" w:hanging="360"/>
+      </w:pPr>
+    </w:lvl>
+    <w:lvl w:ilvl="8" w:tplc="0809001B" w:tentative="1">
+      <w:start w:val="1"/>
+      <w:numFmt w:val="lowerRoman"/>
+      <w:lvlText w:val="%9."/>
+      <w:lvlJc w:val="right"/>
+      <w:pPr>
+        <w:ind w:left="6480" w:hanging="180"/>
+      </w:pPr>
+    </w:lvl>
+  </w:abstractNum>
+  <w:abstractNum w:abstractNumId="11" w15:restartNumberingAfterBreak="0">
     <w:nsid w:val="74D4440A"/>
     <w:multiLevelType w:val="hybridMultilevel"/>
     <w:tmpl w:val="FA368B0E"/>
@@ -6538,6 +12887,119 @@
       <w:lvlJc w:val="left"/>
       <w:pPr>
         <w:ind w:left="6544" w:hanging="360"/>
+      </w:pPr>
+      <w:rPr>
+        <w:rFonts w:ascii="Wingdings" w:hAnsi="Wingdings" w:hint="default"/>
+      </w:rPr>
+    </w:lvl>
+  </w:abstractNum>
+  <w:abstractNum w:abstractNumId="12" w15:restartNumberingAfterBreak="0">
+    <w:nsid w:val="7BC63B0E"/>
+    <w:multiLevelType w:val="hybridMultilevel"/>
+    <w:tmpl w:val="B1603788"/>
+    <w:lvl w:ilvl="0" w:tplc="08090001">
+      <w:start w:val="1"/>
+      <w:numFmt w:val="bullet"/>
+      <w:lvlText w:val=""/>
+      <w:lvlJc w:val="left"/>
+      <w:pPr>
+        <w:ind w:left="720" w:hanging="360"/>
+      </w:pPr>
+      <w:rPr>
+        <w:rFonts w:ascii="Symbol" w:hAnsi="Symbol" w:hint="default"/>
+      </w:rPr>
+    </w:lvl>
+    <w:lvl w:ilvl="1" w:tplc="08090003" w:tentative="1">
+      <w:start w:val="1"/>
+      <w:numFmt w:val="bullet"/>
+      <w:lvlText w:val="o"/>
+      <w:lvlJc w:val="left"/>
+      <w:pPr>
+        <w:ind w:left="1440" w:hanging="360"/>
+      </w:pPr>
+      <w:rPr>
+        <w:rFonts w:ascii="Courier New" w:hAnsi="Courier New" w:cs="Courier New" w:hint="default"/>
+      </w:rPr>
+    </w:lvl>
+    <w:lvl w:ilvl="2" w:tplc="08090005" w:tentative="1">
+      <w:start w:val="1"/>
+      <w:numFmt w:val="bullet"/>
+      <w:lvlText w:val=""/>
+      <w:lvlJc w:val="left"/>
+      <w:pPr>
+        <w:ind w:left="2160" w:hanging="360"/>
+      </w:pPr>
+      <w:rPr>
+        <w:rFonts w:ascii="Wingdings" w:hAnsi="Wingdings" w:hint="default"/>
+      </w:rPr>
+    </w:lvl>
+    <w:lvl w:ilvl="3" w:tplc="08090001" w:tentative="1">
+      <w:start w:val="1"/>
+      <w:numFmt w:val="bullet"/>
+      <w:lvlText w:val=""/>
+      <w:lvlJc w:val="left"/>
+      <w:pPr>
+        <w:ind w:left="2880" w:hanging="360"/>
+      </w:pPr>
+      <w:rPr>
+        <w:rFonts w:ascii="Symbol" w:hAnsi="Symbol" w:hint="default"/>
+      </w:rPr>
+    </w:lvl>
+    <w:lvl w:ilvl="4" w:tplc="08090003" w:tentative="1">
+      <w:start w:val="1"/>
+      <w:numFmt w:val="bullet"/>
+      <w:lvlText w:val="o"/>
+      <w:lvlJc w:val="left"/>
+      <w:pPr>
+        <w:ind w:left="3600" w:hanging="360"/>
+      </w:pPr>
+      <w:rPr>
+        <w:rFonts w:ascii="Courier New" w:hAnsi="Courier New" w:cs="Courier New" w:hint="default"/>
+      </w:rPr>
+    </w:lvl>
+    <w:lvl w:ilvl="5" w:tplc="08090005" w:tentative="1">
+      <w:start w:val="1"/>
+      <w:numFmt w:val="bullet"/>
+      <w:lvlText w:val=""/>
+      <w:lvlJc w:val="left"/>
+      <w:pPr>
+        <w:ind w:left="4320" w:hanging="360"/>
+      </w:pPr>
+      <w:rPr>
+        <w:rFonts w:ascii="Wingdings" w:hAnsi="Wingdings" w:hint="default"/>
+      </w:rPr>
+    </w:lvl>
+    <w:lvl w:ilvl="6" w:tplc="08090001" w:tentative="1">
+      <w:start w:val="1"/>
+      <w:numFmt w:val="bullet"/>
+      <w:lvlText w:val=""/>
+      <w:lvlJc w:val="left"/>
+      <w:pPr>
+        <w:ind w:left="5040" w:hanging="360"/>
+      </w:pPr>
+      <w:rPr>
+        <w:rFonts w:ascii="Symbol" w:hAnsi="Symbol" w:hint="default"/>
+      </w:rPr>
+    </w:lvl>
+    <w:lvl w:ilvl="7" w:tplc="08090003" w:tentative="1">
+      <w:start w:val="1"/>
+      <w:numFmt w:val="bullet"/>
+      <w:lvlText w:val="o"/>
+      <w:lvlJc w:val="left"/>
+      <w:pPr>
+        <w:ind w:left="5760" w:hanging="360"/>
+      </w:pPr>
+      <w:rPr>
+        <w:rFonts w:ascii="Courier New" w:hAnsi="Courier New" w:cs="Courier New" w:hint="default"/>
+      </w:rPr>
+    </w:lvl>
+    <w:lvl w:ilvl="8" w:tplc="08090005" w:tentative="1">
+      <w:start w:val="1"/>
+      <w:numFmt w:val="bullet"/>
+      <w:lvlText w:val=""/>
+      <w:lvlJc w:val="left"/>
+      <w:pPr>
+        <w:ind w:left="6480" w:hanging="360"/>
       </w:pPr>
       <w:rPr>
         <w:rFonts w:ascii="Wingdings" w:hAnsi="Wingdings" w:hint="default"/>
@@ -6578,7 +13040,13 @@
     <w:abstractNumId w:val="5"/>
   </w:num>
   <w:num w:numId="12">
+    <w:abstractNumId w:val="11"/>
+  </w:num>
+  <w:num w:numId="13">
     <w:abstractNumId w:val="10"/>
+  </w:num>
+  <w:num w:numId="14">
+    <w:abstractNumId w:val="12"/>
   </w:num>
   <w:numIdMacAtCleanup w:val="11"/>
 </w:numbering>
@@ -6691,7 +13159,7 @@
     <w:lsdException w:name="HTML Code" w:semiHidden="1" w:unhideWhenUsed="1"/>
     <w:lsdException w:name="HTML Definition" w:semiHidden="1" w:unhideWhenUsed="1"/>
     <w:lsdException w:name="HTML Keyboard" w:semiHidden="1" w:unhideWhenUsed="1"/>
-    <w:lsdException w:name="HTML Preformatted" w:semiHidden="1" w:unhideWhenUsed="1"/>
+    <w:lsdException w:name="HTML Preformatted" w:semiHidden="1" w:uiPriority="99" w:unhideWhenUsed="1"/>
     <w:lsdException w:name="HTML Sample" w:semiHidden="1" w:unhideWhenUsed="1"/>
     <w:lsdException w:name="HTML Typewriter" w:semiHidden="1" w:unhideWhenUsed="1"/>
     <w:lsdException w:name="HTML Variable" w:semiHidden="1" w:unhideWhenUsed="1"/>
@@ -6970,11 +13438,11 @@
   <w:style w:type="paragraph" w:default="1" w:styleId="Normal">
     <w:name w:val="Normal"/>
     <w:qFormat/>
-    <w:rsid w:val="00157D2C"/>
+    <w:rsid w:val="004836F5"/>
     <w:rPr>
       <w:sz w:val="24"/>
       <w:szCs w:val="24"/>
-      <w:lang w:val="en-GB" w:eastAsia="en-US"/>
+      <w:lang w:val="en-EE" w:eastAsia="en-GB"/>
     </w:rPr>
   </w:style>
   <w:style w:type="paragraph" w:styleId="Heading1">
@@ -7020,6 +13488,7 @@
       <w:b/>
       <w:sz w:val="28"/>
       <w:szCs w:val="20"/>
+      <w:lang w:val="en-GB" w:eastAsia="en-US"/>
     </w:rPr>
   </w:style>
   <w:style w:type="paragraph" w:styleId="Heading3">
@@ -7042,6 +13511,7 @@
       <w:b/>
       <w:bCs/>
       <w:szCs w:val="26"/>
+      <w:lang w:val="en-GB" w:eastAsia="en-US"/>
     </w:rPr>
   </w:style>
   <w:style w:type="paragraph" w:styleId="Heading4">
@@ -7063,6 +13533,7 @@
     <w:rPr>
       <w:b/>
       <w:szCs w:val="20"/>
+      <w:lang w:val="en-GB" w:eastAsia="en-US"/>
     </w:rPr>
   </w:style>
   <w:style w:type="paragraph" w:styleId="Heading5">
@@ -7083,6 +13554,7 @@
     <w:rPr>
       <w:b/>
       <w:szCs w:val="20"/>
+      <w:lang w:val="en-GB" w:eastAsia="en-US"/>
     </w:rPr>
   </w:style>
   <w:style w:type="paragraph" w:styleId="Heading6">
@@ -7103,6 +13575,7 @@
     <w:rPr>
       <w:b/>
       <w:szCs w:val="20"/>
+      <w:lang w:val="en-GB" w:eastAsia="en-US"/>
     </w:rPr>
   </w:style>
   <w:style w:type="paragraph" w:styleId="Heading7">
@@ -7123,6 +13596,7 @@
     <w:rPr>
       <w:b/>
       <w:szCs w:val="20"/>
+      <w:lang w:val="en-GB" w:eastAsia="en-US"/>
     </w:rPr>
   </w:style>
   <w:style w:type="paragraph" w:styleId="Heading8">
@@ -7142,6 +13616,7 @@
       <w:b/>
       <w:i/>
       <w:szCs w:val="20"/>
+      <w:lang w:val="en-GB" w:eastAsia="en-US"/>
     </w:rPr>
   </w:style>
   <w:style w:type="paragraph" w:styleId="Heading9">
@@ -7170,6 +13645,7 @@
       <w:color w:val="272727"/>
       <w:sz w:val="21"/>
       <w:szCs w:val="21"/>
+      <w:lang w:val="en-GB" w:eastAsia="en-US"/>
     </w:rPr>
   </w:style>
   <w:style w:type="character" w:default="1" w:styleId="DefaultParagraphFont">
@@ -7208,6 +13684,9 @@
       <w:spacing w:after="240" w:line="360" w:lineRule="auto"/>
       <w:jc w:val="both"/>
     </w:pPr>
+    <w:rPr>
+      <w:lang w:val="en-GB" w:eastAsia="en-US"/>
+    </w:rPr>
   </w:style>
   <w:style w:type="character" w:customStyle="1" w:styleId="BodyTextChar">
     <w:name w:val="Body Text Char"/>
@@ -7243,6 +13722,7 @@
     </w:pPr>
     <w:rPr>
       <w:szCs w:val="20"/>
+      <w:lang w:val="en-GB" w:eastAsia="en-US"/>
     </w:rPr>
   </w:style>
   <w:style w:type="paragraph" w:styleId="ListBullet2">
@@ -7254,6 +13734,9 @@
         <w:numId w:val="1"/>
       </w:numPr>
     </w:pPr>
+    <w:rPr>
+      <w:lang w:val="en-GB" w:eastAsia="en-US"/>
+    </w:rPr>
   </w:style>
   <w:style w:type="paragraph" w:styleId="Footer">
     <w:name w:val="footer"/>
@@ -7266,6 +13749,9 @@
         <w:tab w:val="right" w:pos="8640"/>
       </w:tabs>
     </w:pPr>
+    <w:rPr>
+      <w:lang w:val="en-GB" w:eastAsia="en-US"/>
+    </w:rPr>
   </w:style>
   <w:style w:type="character" w:customStyle="1" w:styleId="FooterChar">
     <w:name w:val="Footer Char"/>
@@ -7291,6 +13777,7 @@
       <w:rFonts w:ascii="Tahoma" w:hAnsi="Tahoma" w:cs="Tahoma"/>
       <w:sz w:val="16"/>
       <w:szCs w:val="16"/>
+      <w:lang w:val="en-GB" w:eastAsia="en-US"/>
     </w:rPr>
   </w:style>
   <w:style w:type="paragraph" w:styleId="ListNumber2">
@@ -7301,6 +13788,9 @@
         <w:numId w:val="2"/>
       </w:numPr>
     </w:pPr>
+    <w:rPr>
+      <w:lang w:val="en-GB" w:eastAsia="en-US"/>
+    </w:rPr>
   </w:style>
   <w:style w:type="paragraph" w:styleId="Header">
     <w:name w:val="header"/>
@@ -7312,6 +13802,9 @@
         <w:tab w:val="right" w:pos="9072"/>
       </w:tabs>
     </w:pPr>
+    <w:rPr>
+      <w:lang w:val="en-GB" w:eastAsia="en-US"/>
+    </w:rPr>
   </w:style>
   <w:style w:type="paragraph" w:styleId="TOC1">
     <w:name w:val="toc 1"/>
@@ -7323,6 +13816,9 @@
     <w:pPr>
       <w:spacing w:line="360" w:lineRule="auto"/>
     </w:pPr>
+    <w:rPr>
+      <w:lang w:val="en-GB" w:eastAsia="en-US"/>
+    </w:rPr>
   </w:style>
   <w:style w:type="paragraph" w:styleId="TOC2">
     <w:name w:val="toc 2"/>
@@ -7338,6 +13834,9 @@
       <w:spacing w:line="360" w:lineRule="auto"/>
       <w:ind w:left="238"/>
     </w:pPr>
+    <w:rPr>
+      <w:lang w:val="en-GB" w:eastAsia="en-US"/>
+    </w:rPr>
   </w:style>
   <w:style w:type="character" w:styleId="Hyperlink">
     <w:name w:val="Hyperlink"/>
@@ -7359,6 +13858,9 @@
       </w:tabs>
       <w:spacing w:after="240"/>
     </w:pPr>
+    <w:rPr>
+      <w:lang w:val="en-GB" w:eastAsia="en-US"/>
+    </w:rPr>
   </w:style>
   <w:style w:type="paragraph" w:styleId="TOC3">
     <w:name w:val="toc 3"/>
@@ -7371,6 +13873,9 @@
       <w:spacing w:line="360" w:lineRule="auto"/>
       <w:ind w:left="482"/>
     </w:pPr>
+    <w:rPr>
+      <w:lang w:val="en-GB" w:eastAsia="en-US"/>
+    </w:rPr>
   </w:style>
   <w:style w:type="table" w:styleId="TableGrid">
     <w:name w:val="Table Grid"/>
@@ -7402,6 +13907,7 @@
       <w:bCs/>
       <w:sz w:val="20"/>
       <w:szCs w:val="20"/>
+      <w:lang w:val="en-GB" w:eastAsia="en-US"/>
     </w:rPr>
   </w:style>
   <w:style w:type="paragraph" w:customStyle="1" w:styleId="Tabel">
@@ -7421,6 +13927,9 @@
     <w:pPr>
       <w:ind w:left="240" w:hanging="240"/>
     </w:pPr>
+    <w:rPr>
+      <w:lang w:val="en-GB" w:eastAsia="en-US"/>
+    </w:rPr>
   </w:style>
   <w:style w:type="paragraph" w:styleId="TableofFigures">
     <w:name w:val="table of figures"/>
@@ -7431,6 +13940,9 @@
     <w:pPr>
       <w:spacing w:line="360" w:lineRule="auto"/>
     </w:pPr>
+    <w:rPr>
+      <w:lang w:val="en-GB" w:eastAsia="en-US"/>
+    </w:rPr>
   </w:style>
   <w:style w:type="paragraph" w:styleId="TOAHeading">
     <w:name w:val="toa heading"/>
@@ -7445,6 +13957,7 @@
       <w:rFonts w:cs="Arial"/>
       <w:b/>
       <w:bCs/>
+      <w:lang w:val="en-GB" w:eastAsia="en-US"/>
     </w:rPr>
   </w:style>
   <w:style w:type="paragraph" w:styleId="ListNumber">
@@ -7460,6 +13973,9 @@
       <w:contextualSpacing/>
       <w:jc w:val="both"/>
     </w:pPr>
+    <w:rPr>
+      <w:lang w:val="en-GB" w:eastAsia="en-US"/>
+    </w:rPr>
   </w:style>
   <w:style w:type="paragraph" w:styleId="Bibliography">
     <w:name w:val="Bibliography"/>
@@ -7468,6 +13984,9 @@
     <w:uiPriority w:val="37"/>
     <w:unhideWhenUsed/>
     <w:rsid w:val="0083056E"/>
+    <w:rPr>
+      <w:lang w:val="en-GB" w:eastAsia="en-US"/>
+    </w:rPr>
   </w:style>
   <w:style w:type="paragraph" w:customStyle="1" w:styleId="Headingunnumber">
     <w:name w:val="Heading_unnumber"/>
@@ -7498,6 +14017,7 @@
     <w:rPr>
       <w:rFonts w:eastAsia="Calibri"/>
       <w:szCs w:val="22"/>
+      <w:lang w:val="en-GB" w:eastAsia="en-US"/>
     </w:rPr>
   </w:style>
   <w:style w:type="character" w:styleId="FootnoteReference">
@@ -7523,6 +14043,7 @@
     <w:rPr>
       <w:sz w:val="20"/>
       <w:szCs w:val="20"/>
+      <w:lang w:val="en-GB" w:eastAsia="en-US"/>
     </w:rPr>
   </w:style>
   <w:style w:type="character" w:customStyle="1" w:styleId="FootnoteTextChar">
@@ -7545,6 +14066,7 @@
     <w:rPr>
       <w:b/>
       <w:sz w:val="22"/>
+      <w:lang w:val="en-GB" w:eastAsia="en-US"/>
     </w:rPr>
   </w:style>
   <w:style w:type="paragraph" w:customStyle="1" w:styleId="Tabletext">
@@ -7557,6 +14079,7 @@
     </w:pPr>
     <w:rPr>
       <w:sz w:val="22"/>
+      <w:lang w:val="en-GB" w:eastAsia="en-US"/>
     </w:rPr>
   </w:style>
   <w:style w:type="paragraph" w:customStyle="1" w:styleId="Programcode">
@@ -7572,6 +14095,7 @@
     <w:rPr>
       <w:rFonts w:ascii="Consolas" w:hAnsi="Consolas"/>
       <w:sz w:val="20"/>
+      <w:lang w:val="en-GB" w:eastAsia="en-US"/>
     </w:rPr>
   </w:style>
   <w:style w:type="paragraph" w:customStyle="1" w:styleId="Listbibliogr">
@@ -7603,6 +14127,7 @@
       <w:rFonts w:eastAsiaTheme="minorHAnsi" w:cstheme="minorBidi"/>
       <w:sz w:val="22"/>
       <w:szCs w:val="22"/>
+      <w:lang w:val="en-GB" w:eastAsia="en-US"/>
     </w:rPr>
   </w:style>
   <w:style w:type="paragraph" w:customStyle="1" w:styleId="Headingcenter">
@@ -7631,6 +14156,7 @@
       <w:bCs/>
       <w:caps/>
       <w:sz w:val="40"/>
+      <w:lang w:val="en-GB" w:eastAsia="en-US"/>
     </w:rPr>
   </w:style>
   <w:style w:type="paragraph" w:customStyle="1" w:styleId="University">
@@ -7685,6 +14211,7 @@
       <w:rFonts w:asciiTheme="minorHAnsi" w:eastAsiaTheme="minorHAnsi" w:hAnsiTheme="minorHAnsi" w:cstheme="minorBidi"/>
       <w:sz w:val="22"/>
       <w:szCs w:val="22"/>
+      <w:lang w:val="en-GB" w:eastAsia="en-US"/>
     </w:rPr>
   </w:style>
   <w:style w:type="paragraph" w:styleId="TOCHeading">
@@ -7716,6 +14243,7 @@
     <w:name w:val="HTML Preformatted"/>
     <w:basedOn w:val="Normal"/>
     <w:link w:val="HTMLPreformattedChar"/>
+    <w:uiPriority w:val="99"/>
     <w:semiHidden/>
     <w:unhideWhenUsed/>
     <w:rsid w:val="0026432F"/>
@@ -7723,12 +14251,14 @@
       <w:rFonts w:ascii="Consolas" w:hAnsi="Consolas"/>
       <w:sz w:val="20"/>
       <w:szCs w:val="20"/>
+      <w:lang w:val="en-GB" w:eastAsia="en-US"/>
     </w:rPr>
   </w:style>
   <w:style w:type="character" w:customStyle="1" w:styleId="HTMLPreformattedChar">
     <w:name w:val="HTML Preformatted Char"/>
     <w:basedOn w:val="DefaultParagraphFont"/>
     <w:link w:val="HTMLPreformatted"/>
+    <w:uiPriority w:val="99"/>
     <w:semiHidden/>
     <w:rsid w:val="0026432F"/>
     <w:rPr>

--- a/docs/production-manager-app-eng.docx
+++ b/docs/production-manager-app-eng.docx
@@ -215,13 +215,8 @@
           </w:tcPr>
           <w:p>
             <w:r>
-              <w:t xml:space="preserve">Andres </w:t>
+              <w:t>Andres Käver</w:t>
             </w:r>
-            <w:proofErr w:type="spellStart"/>
-            <w:r>
-              <w:t>Käver</w:t>
-            </w:r>
-            <w:proofErr w:type="spellEnd"/>
           </w:p>
         </w:tc>
       </w:tr>
@@ -1530,7 +1525,7 @@
       <w:r>
         <w:fldChar w:fldCharType="separate"/>
       </w:r>
-      <w:hyperlink w:anchor="_Toc98700308" w:history="1">
+      <w:hyperlink w:anchor="_Toc100686625" w:history="1">
         <w:r>
           <w:rPr>
             <w:rStyle w:val="Hyperlink"/>
@@ -1557,7 +1552,7 @@
             <w:noProof/>
             <w:webHidden/>
           </w:rPr>
-          <w:instrText xml:space="preserve"> PAGEREF _Toc98700308 \h </w:instrText>
+          <w:instrText xml:space="preserve"> PAGEREF _Toc100686625 \h </w:instrText>
         </w:r>
         <w:r>
           <w:rPr>
@@ -1600,7 +1595,7 @@
           <w:lang w:val="en-EE" w:eastAsia="en-GB"/>
         </w:rPr>
       </w:pPr>
-      <w:hyperlink w:anchor="_Toc98700309" w:history="1">
+      <w:hyperlink w:anchor="_Toc100686626" w:history="1">
         <w:r>
           <w:rPr>
             <w:rStyle w:val="Hyperlink"/>
@@ -1627,7 +1622,7 @@
             <w:noProof/>
             <w:webHidden/>
           </w:rPr>
-          <w:instrText xml:space="preserve"> PAGEREF _Toc98700309 \h </w:instrText>
+          <w:instrText xml:space="preserve"> PAGEREF _Toc100686626 \h </w:instrText>
         </w:r>
         <w:r>
           <w:rPr>
@@ -1667,7 +1662,7 @@
           <w:lang w:val="en-EE" w:eastAsia="en-GB"/>
         </w:rPr>
       </w:pPr>
-      <w:hyperlink w:anchor="_Toc98700310" w:history="1">
+      <w:hyperlink w:anchor="_Toc100686627" w:history="1">
         <w:r>
           <w:rPr>
             <w:rStyle w:val="Hyperlink"/>
@@ -1695,7 +1690,7 @@
             <w:noProof/>
             <w:webHidden/>
           </w:rPr>
-          <w:instrText xml:space="preserve"> PAGEREF _Toc98700310 \h </w:instrText>
+          <w:instrText xml:space="preserve"> PAGEREF _Toc100686627 \h </w:instrText>
         </w:r>
         <w:r>
           <w:rPr>
@@ -1735,7 +1730,7 @@
           <w:lang w:val="en-EE" w:eastAsia="en-GB"/>
         </w:rPr>
       </w:pPr>
-      <w:hyperlink w:anchor="_Toc98700311" w:history="1">
+      <w:hyperlink w:anchor="_Toc100686628" w:history="1">
         <w:r>
           <w:rPr>
             <w:rStyle w:val="Hyperlink"/>
@@ -1762,7 +1757,7 @@
             <w:noProof/>
             <w:webHidden/>
           </w:rPr>
-          <w:instrText xml:space="preserve"> PAGEREF _Toc98700311 \h </w:instrText>
+          <w:instrText xml:space="preserve"> PAGEREF _Toc100686628 \h </w:instrText>
         </w:r>
         <w:r>
           <w:rPr>
@@ -1802,13 +1797,13 @@
           <w:lang w:val="en-EE" w:eastAsia="en-GB"/>
         </w:rPr>
       </w:pPr>
-      <w:hyperlink w:anchor="_Toc98700312" w:history="1">
+      <w:hyperlink w:anchor="_Toc100686629" w:history="1">
         <w:r>
           <w:rPr>
             <w:rStyle w:val="Hyperlink"/>
             <w:noProof/>
           </w:rPr>
-          <w:t>2.3 Main user functionality preliminary</w:t>
+          <w:t>2.3 User access and roles</w:t>
         </w:r>
         <w:r>
           <w:rPr>
@@ -1829,7 +1824,7 @@
             <w:noProof/>
             <w:webHidden/>
           </w:rPr>
-          <w:instrText xml:space="preserve"> PAGEREF _Toc98700312 \h </w:instrText>
+          <w:instrText xml:space="preserve"> PAGEREF _Toc100686629 \h </w:instrText>
         </w:r>
         <w:r>
           <w:rPr>
@@ -1869,7 +1864,7 @@
           <w:lang w:val="en-EE" w:eastAsia="en-GB"/>
         </w:rPr>
       </w:pPr>
-      <w:hyperlink w:anchor="_Toc98700313" w:history="1">
+      <w:hyperlink w:anchor="_Toc100686630" w:history="1">
         <w:r>
           <w:rPr>
             <w:rStyle w:val="Hyperlink"/>
@@ -1896,7 +1891,7 @@
             <w:noProof/>
             <w:webHidden/>
           </w:rPr>
-          <w:instrText xml:space="preserve"> PAGEREF _Toc98700313 \h </w:instrText>
+          <w:instrText xml:space="preserve"> PAGEREF _Toc100686630 \h </w:instrText>
         </w:r>
         <w:r>
           <w:rPr>
@@ -1936,13 +1931,13 @@
           <w:lang w:val="en-EE" w:eastAsia="en-GB"/>
         </w:rPr>
       </w:pPr>
-      <w:hyperlink w:anchor="_Toc98700314" w:history="1">
+      <w:hyperlink w:anchor="_Toc100686631" w:history="1">
         <w:r>
           <w:rPr>
             <w:rStyle w:val="Hyperlink"/>
             <w:noProof/>
           </w:rPr>
-          <w:t>2.5 Translations</w:t>
+          <w:t>2.5 Datetime in database</w:t>
         </w:r>
         <w:r>
           <w:rPr>
@@ -1963,7 +1958,7 @@
             <w:noProof/>
             <w:webHidden/>
           </w:rPr>
-          <w:instrText xml:space="preserve"> PAGEREF _Toc98700314 \h </w:instrText>
+          <w:instrText xml:space="preserve"> PAGEREF _Toc100686631 \h </w:instrText>
         </w:r>
         <w:r>
           <w:rPr>
@@ -2003,13 +1998,13 @@
           <w:lang w:val="en-EE" w:eastAsia="en-GB"/>
         </w:rPr>
       </w:pPr>
-      <w:hyperlink w:anchor="_Toc98700315" w:history="1">
+      <w:hyperlink w:anchor="_Toc100686632" w:history="1">
         <w:r>
           <w:rPr>
             <w:rStyle w:val="Hyperlink"/>
             <w:noProof/>
           </w:rPr>
-          <w:t>2.6 Testing</w:t>
+          <w:t>2.6 Data annotations – describe restrictions and allowed methods.</w:t>
         </w:r>
         <w:r>
           <w:rPr>
@@ -2030,7 +2025,141 @@
             <w:noProof/>
             <w:webHidden/>
           </w:rPr>
-          <w:instrText xml:space="preserve"> PAGEREF _Toc98700315 \h </w:instrText>
+          <w:instrText xml:space="preserve"> PAGEREF _Toc100686632 \h </w:instrText>
+        </w:r>
+        <w:r>
+          <w:rPr>
+            <w:noProof/>
+            <w:webHidden/>
+          </w:rPr>
+        </w:r>
+        <w:r>
+          <w:rPr>
+            <w:noProof/>
+            <w:webHidden/>
+          </w:rPr>
+          <w:fldChar w:fldCharType="separate"/>
+        </w:r>
+        <w:r>
+          <w:rPr>
+            <w:noProof/>
+            <w:webHidden/>
+          </w:rPr>
+          <w:t>10</w:t>
+        </w:r>
+        <w:r>
+          <w:rPr>
+            <w:noProof/>
+            <w:webHidden/>
+          </w:rPr>
+          <w:fldChar w:fldCharType="end"/>
+        </w:r>
+      </w:hyperlink>
+    </w:p>
+    <w:p>
+      <w:pPr>
+        <w:pStyle w:val="TOC2"/>
+        <w:rPr>
+          <w:rFonts w:asciiTheme="minorHAnsi" w:eastAsiaTheme="minorEastAsia" w:hAnsiTheme="minorHAnsi" w:cstheme="minorBidi"/>
+          <w:noProof/>
+          <w:lang w:val="en-EE" w:eastAsia="en-GB"/>
+        </w:rPr>
+      </w:pPr>
+      <w:hyperlink w:anchor="_Toc100686633" w:history="1">
+        <w:r>
+          <w:rPr>
+            <w:rStyle w:val="Hyperlink"/>
+            <w:noProof/>
+          </w:rPr>
+          <w:t>2.7 Used patterns</w:t>
+        </w:r>
+        <w:r>
+          <w:rPr>
+            <w:noProof/>
+            <w:webHidden/>
+          </w:rPr>
+          <w:tab/>
+        </w:r>
+        <w:r>
+          <w:rPr>
+            <w:noProof/>
+            <w:webHidden/>
+          </w:rPr>
+          <w:fldChar w:fldCharType="begin"/>
+        </w:r>
+        <w:r>
+          <w:rPr>
+            <w:noProof/>
+            <w:webHidden/>
+          </w:rPr>
+          <w:instrText xml:space="preserve"> PAGEREF _Toc100686633 \h </w:instrText>
+        </w:r>
+        <w:r>
+          <w:rPr>
+            <w:noProof/>
+            <w:webHidden/>
+          </w:rPr>
+        </w:r>
+        <w:r>
+          <w:rPr>
+            <w:noProof/>
+            <w:webHidden/>
+          </w:rPr>
+          <w:fldChar w:fldCharType="separate"/>
+        </w:r>
+        <w:r>
+          <w:rPr>
+            <w:noProof/>
+            <w:webHidden/>
+          </w:rPr>
+          <w:t>10</w:t>
+        </w:r>
+        <w:r>
+          <w:rPr>
+            <w:noProof/>
+            <w:webHidden/>
+          </w:rPr>
+          <w:fldChar w:fldCharType="end"/>
+        </w:r>
+      </w:hyperlink>
+    </w:p>
+    <w:p>
+      <w:pPr>
+        <w:pStyle w:val="TOC2"/>
+        <w:rPr>
+          <w:rFonts w:asciiTheme="minorHAnsi" w:eastAsiaTheme="minorEastAsia" w:hAnsiTheme="minorHAnsi" w:cstheme="minorBidi"/>
+          <w:noProof/>
+          <w:lang w:val="en-EE" w:eastAsia="en-GB"/>
+        </w:rPr>
+      </w:pPr>
+      <w:hyperlink w:anchor="_Toc100686634" w:history="1">
+        <w:r>
+          <w:rPr>
+            <w:rStyle w:val="Hyperlink"/>
+            <w:noProof/>
+          </w:rPr>
+          <w:t>2.8 Translations</w:t>
+        </w:r>
+        <w:r>
+          <w:rPr>
+            <w:noProof/>
+            <w:webHidden/>
+          </w:rPr>
+          <w:tab/>
+        </w:r>
+        <w:r>
+          <w:rPr>
+            <w:noProof/>
+            <w:webHidden/>
+          </w:rPr>
+          <w:fldChar w:fldCharType="begin"/>
+        </w:r>
+        <w:r>
+          <w:rPr>
+            <w:noProof/>
+            <w:webHidden/>
+          </w:rPr>
+          <w:instrText xml:space="preserve"> PAGEREF _Toc100686634 \h </w:instrText>
         </w:r>
         <w:r>
           <w:rPr>
@@ -2063,6 +2192,143 @@
     </w:p>
     <w:p>
       <w:pPr>
+        <w:pStyle w:val="TOC2"/>
+        <w:rPr>
+          <w:rFonts w:asciiTheme="minorHAnsi" w:eastAsiaTheme="minorEastAsia" w:hAnsiTheme="minorHAnsi" w:cstheme="minorBidi"/>
+          <w:noProof/>
+          <w:lang w:val="en-EE" w:eastAsia="en-GB"/>
+        </w:rPr>
+      </w:pPr>
+      <w:hyperlink w:anchor="_Toc100686635" w:history="1">
+        <w:r>
+          <w:rPr>
+            <w:rStyle w:val="Hyperlink"/>
+            <w:noProof/>
+          </w:rPr>
+          <w:t>2.9 Testing</w:t>
+        </w:r>
+        <w:r>
+          <w:rPr>
+            <w:noProof/>
+            <w:webHidden/>
+          </w:rPr>
+          <w:tab/>
+        </w:r>
+        <w:r>
+          <w:rPr>
+            <w:noProof/>
+            <w:webHidden/>
+          </w:rPr>
+          <w:fldChar w:fldCharType="begin"/>
+        </w:r>
+        <w:r>
+          <w:rPr>
+            <w:noProof/>
+            <w:webHidden/>
+          </w:rPr>
+          <w:instrText xml:space="preserve"> PAGEREF _Toc100686635 \h </w:instrText>
+        </w:r>
+        <w:r>
+          <w:rPr>
+            <w:noProof/>
+            <w:webHidden/>
+          </w:rPr>
+        </w:r>
+        <w:r>
+          <w:rPr>
+            <w:noProof/>
+            <w:webHidden/>
+          </w:rPr>
+          <w:fldChar w:fldCharType="separate"/>
+        </w:r>
+        <w:r>
+          <w:rPr>
+            <w:noProof/>
+            <w:webHidden/>
+          </w:rPr>
+          <w:t>12</w:t>
+        </w:r>
+        <w:r>
+          <w:rPr>
+            <w:noProof/>
+            <w:webHidden/>
+          </w:rPr>
+          <w:fldChar w:fldCharType="end"/>
+        </w:r>
+      </w:hyperlink>
+    </w:p>
+    <w:p>
+      <w:pPr>
+        <w:pStyle w:val="TOC3"/>
+        <w:tabs>
+          <w:tab w:val="right" w:leader="dot" w:pos="8495"/>
+        </w:tabs>
+        <w:rPr>
+          <w:rFonts w:asciiTheme="minorHAnsi" w:eastAsiaTheme="minorEastAsia" w:hAnsiTheme="minorHAnsi" w:cstheme="minorBidi"/>
+          <w:noProof/>
+          <w:lang w:val="en-EE" w:eastAsia="en-GB"/>
+        </w:rPr>
+      </w:pPr>
+      <w:hyperlink w:anchor="_Toc100686636" w:history="1">
+        <w:r>
+          <w:rPr>
+            <w:rStyle w:val="Hyperlink"/>
+            <w:noProof/>
+          </w:rPr>
+          <w:t>2.9.1 Testing with JWT (postman)</w:t>
+        </w:r>
+        <w:r>
+          <w:rPr>
+            <w:noProof/>
+            <w:webHidden/>
+          </w:rPr>
+          <w:tab/>
+        </w:r>
+        <w:r>
+          <w:rPr>
+            <w:noProof/>
+            <w:webHidden/>
+          </w:rPr>
+          <w:fldChar w:fldCharType="begin"/>
+        </w:r>
+        <w:r>
+          <w:rPr>
+            <w:noProof/>
+            <w:webHidden/>
+          </w:rPr>
+          <w:instrText xml:space="preserve"> PAGEREF _Toc100686636 \h </w:instrText>
+        </w:r>
+        <w:r>
+          <w:rPr>
+            <w:noProof/>
+            <w:webHidden/>
+          </w:rPr>
+        </w:r>
+        <w:r>
+          <w:rPr>
+            <w:noProof/>
+            <w:webHidden/>
+          </w:rPr>
+          <w:fldChar w:fldCharType="separate"/>
+        </w:r>
+        <w:r>
+          <w:rPr>
+            <w:noProof/>
+            <w:webHidden/>
+          </w:rPr>
+          <w:t>13</w:t>
+        </w:r>
+        <w:r>
+          <w:rPr>
+            <w:noProof/>
+            <w:webHidden/>
+          </w:rPr>
+          <w:fldChar w:fldCharType="end"/>
+        </w:r>
+      </w:hyperlink>
+    </w:p>
+    <w:p>
+      <w:pPr>
         <w:pStyle w:val="TOC1"/>
         <w:tabs>
           <w:tab w:val="right" w:leader="dot" w:pos="8495"/>
@@ -2073,7 +2339,211 @@
           <w:lang w:val="en-EE" w:eastAsia="en-GB"/>
         </w:rPr>
       </w:pPr>
-      <w:hyperlink w:anchor="_Toc98700316" w:history="1">
+      <w:hyperlink w:anchor="_Toc100686637" w:history="1">
+        <w:r>
+          <w:rPr>
+            <w:rStyle w:val="Hyperlink"/>
+            <w:noProof/>
+          </w:rPr>
+          <w:t>3 Architecture – describe catalogue setup and API layering</w:t>
+        </w:r>
+        <w:r>
+          <w:rPr>
+            <w:noProof/>
+            <w:webHidden/>
+          </w:rPr>
+          <w:tab/>
+        </w:r>
+        <w:r>
+          <w:rPr>
+            <w:noProof/>
+            <w:webHidden/>
+          </w:rPr>
+          <w:fldChar w:fldCharType="begin"/>
+        </w:r>
+        <w:r>
+          <w:rPr>
+            <w:noProof/>
+            <w:webHidden/>
+          </w:rPr>
+          <w:instrText xml:space="preserve"> PAGEREF _Toc100686637 \h </w:instrText>
+        </w:r>
+        <w:r>
+          <w:rPr>
+            <w:noProof/>
+            <w:webHidden/>
+          </w:rPr>
+        </w:r>
+        <w:r>
+          <w:rPr>
+            <w:noProof/>
+            <w:webHidden/>
+          </w:rPr>
+          <w:fldChar w:fldCharType="separate"/>
+        </w:r>
+        <w:r>
+          <w:rPr>
+            <w:noProof/>
+            <w:webHidden/>
+          </w:rPr>
+          <w:t>13</w:t>
+        </w:r>
+        <w:r>
+          <w:rPr>
+            <w:noProof/>
+            <w:webHidden/>
+          </w:rPr>
+          <w:fldChar w:fldCharType="end"/>
+        </w:r>
+      </w:hyperlink>
+    </w:p>
+    <w:p>
+      <w:pPr>
+        <w:pStyle w:val="TOC2"/>
+        <w:rPr>
+          <w:rFonts w:asciiTheme="minorHAnsi" w:eastAsiaTheme="minorEastAsia" w:hAnsiTheme="minorHAnsi" w:cstheme="minorBidi"/>
+          <w:noProof/>
+          <w:lang w:val="en-EE" w:eastAsia="en-GB"/>
+        </w:rPr>
+      </w:pPr>
+      <w:hyperlink w:anchor="_Toc100686638" w:history="1">
+        <w:r>
+          <w:rPr>
+            <w:rStyle w:val="Hyperlink"/>
+            <w:noProof/>
+          </w:rPr>
+          <w:t>3.1 User detection and role management.</w:t>
+        </w:r>
+        <w:r>
+          <w:rPr>
+            <w:noProof/>
+            <w:webHidden/>
+          </w:rPr>
+          <w:tab/>
+        </w:r>
+        <w:r>
+          <w:rPr>
+            <w:noProof/>
+            <w:webHidden/>
+          </w:rPr>
+          <w:fldChar w:fldCharType="begin"/>
+        </w:r>
+        <w:r>
+          <w:rPr>
+            <w:noProof/>
+            <w:webHidden/>
+          </w:rPr>
+          <w:instrText xml:space="preserve"> PAGEREF _Toc100686638 \h </w:instrText>
+        </w:r>
+        <w:r>
+          <w:rPr>
+            <w:noProof/>
+            <w:webHidden/>
+          </w:rPr>
+        </w:r>
+        <w:r>
+          <w:rPr>
+            <w:noProof/>
+            <w:webHidden/>
+          </w:rPr>
+          <w:fldChar w:fldCharType="separate"/>
+        </w:r>
+        <w:r>
+          <w:rPr>
+            <w:noProof/>
+            <w:webHidden/>
+          </w:rPr>
+          <w:t>13</w:t>
+        </w:r>
+        <w:r>
+          <w:rPr>
+            <w:noProof/>
+            <w:webHidden/>
+          </w:rPr>
+          <w:fldChar w:fldCharType="end"/>
+        </w:r>
+      </w:hyperlink>
+    </w:p>
+    <w:p>
+      <w:pPr>
+        <w:pStyle w:val="TOC2"/>
+        <w:rPr>
+          <w:rFonts w:asciiTheme="minorHAnsi" w:eastAsiaTheme="minorEastAsia" w:hAnsiTheme="minorHAnsi" w:cstheme="minorBidi"/>
+          <w:noProof/>
+          <w:lang w:val="en-EE" w:eastAsia="en-GB"/>
+        </w:rPr>
+      </w:pPr>
+      <w:hyperlink w:anchor="_Toc100686639" w:history="1">
+        <w:r>
+          <w:rPr>
+            <w:rStyle w:val="Hyperlink"/>
+            <w:noProof/>
+          </w:rPr>
+          <w:t>3.2 JWT</w:t>
+        </w:r>
+        <w:r>
+          <w:rPr>
+            <w:noProof/>
+            <w:webHidden/>
+          </w:rPr>
+          <w:tab/>
+        </w:r>
+        <w:r>
+          <w:rPr>
+            <w:noProof/>
+            <w:webHidden/>
+          </w:rPr>
+          <w:fldChar w:fldCharType="begin"/>
+        </w:r>
+        <w:r>
+          <w:rPr>
+            <w:noProof/>
+            <w:webHidden/>
+          </w:rPr>
+          <w:instrText xml:space="preserve"> PAGEREF _Toc100686639 \h </w:instrText>
+        </w:r>
+        <w:r>
+          <w:rPr>
+            <w:noProof/>
+            <w:webHidden/>
+          </w:rPr>
+        </w:r>
+        <w:r>
+          <w:rPr>
+            <w:noProof/>
+            <w:webHidden/>
+          </w:rPr>
+          <w:fldChar w:fldCharType="separate"/>
+        </w:r>
+        <w:r>
+          <w:rPr>
+            <w:noProof/>
+            <w:webHidden/>
+          </w:rPr>
+          <w:t>13</w:t>
+        </w:r>
+        <w:r>
+          <w:rPr>
+            <w:noProof/>
+            <w:webHidden/>
+          </w:rPr>
+          <w:fldChar w:fldCharType="end"/>
+        </w:r>
+      </w:hyperlink>
+    </w:p>
+    <w:p>
+      <w:pPr>
+        <w:pStyle w:val="TOC1"/>
+        <w:tabs>
+          <w:tab w:val="right" w:leader="dot" w:pos="8495"/>
+        </w:tabs>
+        <w:rPr>
+          <w:rFonts w:asciiTheme="minorHAnsi" w:eastAsiaTheme="minorEastAsia" w:hAnsiTheme="minorHAnsi" w:cstheme="minorBidi"/>
+          <w:noProof/>
+          <w:lang w:val="en-EE" w:eastAsia="en-GB"/>
+        </w:rPr>
+      </w:pPr>
+      <w:hyperlink w:anchor="_Toc100686640" w:history="1">
         <w:r>
           <w:rPr>
             <w:rStyle w:val="Hyperlink"/>
@@ -2108,7 +2578,7 @@
             <w:noProof/>
             <w:webHidden/>
           </w:rPr>
-          <w:instrText xml:space="preserve"> PAGEREF _Toc98700316 \h </w:instrText>
+          <w:instrText xml:space="preserve"> PAGEREF _Toc100686640 \h </w:instrText>
         </w:r>
         <w:r>
           <w:rPr>
@@ -2128,7 +2598,7 @@
             <w:noProof/>
             <w:webHidden/>
           </w:rPr>
-          <w:t>13</w:t>
+          <w:t>15</w:t>
         </w:r>
         <w:r>
           <w:rPr>
@@ -2151,13 +2621,13 @@
           <w:lang w:val="en-EE" w:eastAsia="en-GB"/>
         </w:rPr>
       </w:pPr>
-      <w:hyperlink w:anchor="_Toc98700317" w:history="1">
+      <w:hyperlink w:anchor="_Toc100686641" w:history="1">
         <w:r>
           <w:rPr>
             <w:rStyle w:val="Hyperlink"/>
             <w:noProof/>
           </w:rPr>
-          <w:t>Annex 2</w:t>
+          <w:t>Annex 2 – REST Address controller</w:t>
         </w:r>
         <w:r>
           <w:rPr>
@@ -2178,7 +2648,7 @@
             <w:noProof/>
             <w:webHidden/>
           </w:rPr>
-          <w:instrText xml:space="preserve"> PAGEREF _Toc98700317 \h </w:instrText>
+          <w:instrText xml:space="preserve"> PAGEREF _Toc100686641 \h </w:instrText>
         </w:r>
         <w:r>
           <w:rPr>
@@ -2198,7 +2668,7 @@
             <w:noProof/>
             <w:webHidden/>
           </w:rPr>
-          <w:t>14</w:t>
+          <w:t>16</w:t>
         </w:r>
         <w:r>
           <w:rPr>
@@ -2233,7 +2703,7 @@
       <w:pPr>
         <w:pStyle w:val="Heading1"/>
       </w:pPr>
-      <w:bookmarkStart w:id="2" w:name="_Toc98700308"/>
+      <w:bookmarkStart w:id="2" w:name="_Toc100686625"/>
       <w:r>
         <w:lastRenderedPageBreak/>
         <w:t>Assignment</w:t>
@@ -2435,7 +2905,7 @@
           <w:numId w:val="4"/>
         </w:numPr>
       </w:pPr>
-      <w:bookmarkStart w:id="6" w:name="_Toc98700309"/>
+      <w:bookmarkStart w:id="6" w:name="_Toc100686626"/>
       <w:bookmarkEnd w:id="3"/>
       <w:bookmarkEnd w:id="4"/>
       <w:bookmarkEnd w:id="5"/>
@@ -2512,7 +2982,7 @@
           <w:lang w:val="nb-NO"/>
         </w:rPr>
       </w:pPr>
-      <w:bookmarkStart w:id="7" w:name="_Toc98700310"/>
+      <w:bookmarkStart w:id="7" w:name="_Toc100686627"/>
       <w:r>
         <w:rPr>
           <w:lang w:val="nb-NO"/>
@@ -3599,6 +4069,7 @@
         <w:t xml:space="preserve"> </w:t>
       </w:r>
       <w:proofErr w:type="spellStart"/>
+      <w:proofErr w:type="gramStart"/>
       <w:r>
         <w:rPr>
           <w:rFonts w:ascii="Times New Roman" w:eastAsia="Calibri" w:hAnsi="Times New Roman" w:cs="Times New Roman"/>
@@ -3618,6 +4089,25 @@
         </w:rPr>
         <w:t xml:space="preserve"> </w:t>
       </w:r>
+      <w:r>
+        <w:rPr>
+          <w:rFonts w:ascii="Times New Roman" w:eastAsia="Calibri" w:hAnsi="Times New Roman" w:cs="Times New Roman"/>
+          <w:sz w:val="24"/>
+          <w:szCs w:val="24"/>
+          <w:lang w:val="nb-NO"/>
+        </w:rPr>
+        <w:t>:</w:t>
+      </w:r>
+      <w:proofErr w:type="gramEnd"/>
+      <w:r>
+        <w:rPr>
+          <w:rFonts w:ascii="Times New Roman" w:eastAsia="Calibri" w:hAnsi="Times New Roman" w:cs="Times New Roman"/>
+          <w:sz w:val="24"/>
+          <w:szCs w:val="24"/>
+          <w:lang w:val="nb-NO"/>
+        </w:rPr>
+        <w:t xml:space="preserve"> </w:t>
+      </w:r>
       <w:proofErr w:type="spellStart"/>
       <w:r>
         <w:rPr>
@@ -3626,7 +4116,7 @@
           <w:szCs w:val="24"/>
           <w:lang w:val="nb-NO"/>
         </w:rPr>
-        <w:t>segregated</w:t>
+        <w:t>admin</w:t>
       </w:r>
       <w:proofErr w:type="spellEnd"/>
       <w:r>
@@ -3636,8 +4126,26 @@
           <w:szCs w:val="24"/>
           <w:lang w:val="nb-NO"/>
         </w:rPr>
+        <w:t>,</w:t>
+      </w:r>
+      <w:r>
+        <w:rPr>
+          <w:rFonts w:ascii="Times New Roman" w:eastAsia="Calibri" w:hAnsi="Times New Roman" w:cs="Times New Roman"/>
+          <w:sz w:val="24"/>
+          <w:szCs w:val="24"/>
+          <w:lang w:val="nb-NO"/>
+        </w:rPr>
         <w:t xml:space="preserve"> </w:t>
       </w:r>
+      <w:r>
+        <w:rPr>
+          <w:rFonts w:ascii="Times New Roman" w:eastAsia="Calibri" w:hAnsi="Times New Roman" w:cs="Times New Roman"/>
+          <w:sz w:val="24"/>
+          <w:szCs w:val="24"/>
+          <w:lang w:val="nb-NO"/>
+        </w:rPr>
+        <w:t xml:space="preserve">manager and </w:t>
+      </w:r>
       <w:proofErr w:type="spellStart"/>
       <w:r>
         <w:rPr>
@@ -3646,27 +4154,7 @@
           <w:szCs w:val="24"/>
           <w:lang w:val="nb-NO"/>
         </w:rPr>
-        <w:t>between</w:t>
-      </w:r>
-      <w:proofErr w:type="spellEnd"/>
-      <w:r>
-        <w:rPr>
-          <w:rFonts w:ascii="Times New Roman" w:eastAsia="Calibri" w:hAnsi="Times New Roman" w:cs="Times New Roman"/>
-          <w:sz w:val="24"/>
-          <w:szCs w:val="24"/>
-          <w:lang w:val="nb-NO"/>
-        </w:rPr>
-        <w:t xml:space="preserve"> Super, Main and </w:t>
-      </w:r>
-      <w:proofErr w:type="spellStart"/>
-      <w:r>
-        <w:rPr>
-          <w:rFonts w:ascii="Times New Roman" w:eastAsia="Calibri" w:hAnsi="Times New Roman" w:cs="Times New Roman"/>
-          <w:sz w:val="24"/>
-          <w:szCs w:val="24"/>
-          <w:lang w:val="nb-NO"/>
-        </w:rPr>
-        <w:t>Regular</w:t>
+        <w:t>user</w:t>
       </w:r>
       <w:proofErr w:type="spellEnd"/>
     </w:p>
@@ -3783,9 +4271,8 @@
           <w:szCs w:val="24"/>
           <w:lang w:val="nb-NO"/>
         </w:rPr>
-        <w:t xml:space="preserve"> Super </w:t>
-      </w:r>
-      <w:proofErr w:type="spellStart"/>
+        <w:t xml:space="preserve"> </w:t>
+      </w:r>
       <w:r>
         <w:rPr>
           <w:rFonts w:ascii="Times New Roman" w:eastAsia="Calibri" w:hAnsi="Times New Roman" w:cs="Times New Roman"/>
@@ -3793,17 +4280,7 @@
           <w:szCs w:val="24"/>
           <w:lang w:val="nb-NO"/>
         </w:rPr>
-        <w:t>user</w:t>
-      </w:r>
-      <w:proofErr w:type="spellEnd"/>
-      <w:r>
-        <w:rPr>
-          <w:rFonts w:ascii="Times New Roman" w:eastAsia="Calibri" w:hAnsi="Times New Roman" w:cs="Times New Roman"/>
-          <w:sz w:val="24"/>
-          <w:szCs w:val="24"/>
-          <w:lang w:val="nb-NO"/>
-        </w:rPr>
-        <w:t xml:space="preserve"> </w:t>
+        <w:t xml:space="preserve">manager </w:t>
       </w:r>
       <w:proofErr w:type="spellStart"/>
       <w:r>
@@ -3909,7 +4386,7 @@
           <w:numId w:val="4"/>
         </w:numPr>
       </w:pPr>
-      <w:bookmarkStart w:id="8" w:name="_Toc98700311"/>
+      <w:bookmarkStart w:id="8" w:name="_Toc100686628"/>
       <w:r>
         <w:lastRenderedPageBreak/>
         <w:t>User interface</w:t>
@@ -4464,18 +4941,9 @@
           <w:numId w:val="4"/>
         </w:numPr>
       </w:pPr>
-      <w:bookmarkStart w:id="9" w:name="_Toc98700312"/>
-      <w:r>
-        <w:t>Main user functionality</w:t>
-      </w:r>
-      <w:r>
-        <w:t xml:space="preserve"> </w:t>
-      </w:r>
-      <w:r>
-        <w:rPr>
-          <w:color w:val="FF0000"/>
-        </w:rPr>
-        <w:t>preliminary</w:t>
+      <w:bookmarkStart w:id="9" w:name="_Toc100686629"/>
+      <w:r>
+        <w:t>User access and roles</w:t>
       </w:r>
       <w:bookmarkEnd w:id="9"/>
     </w:p>
@@ -4495,15 +4963,6 @@
           <w:lang w:val="nb-NO"/>
         </w:rPr>
       </w:pPr>
-      <w:r>
-        <w:rPr>
-          <w:rFonts w:ascii="Times New Roman" w:hAnsi="Times New Roman" w:cs="Times New Roman"/>
-          <w:sz w:val="24"/>
-          <w:szCs w:val="24"/>
-          <w:lang w:val="nb-NO"/>
-        </w:rPr>
-        <w:t xml:space="preserve">ROLE </w:t>
-      </w:r>
       <w:proofErr w:type="spellStart"/>
       <w:r>
         <w:rPr>
@@ -4512,7 +4971,7 @@
           <w:szCs w:val="24"/>
           <w:lang w:val="nb-NO"/>
         </w:rPr>
-        <w:t>based</w:t>
+        <w:t>ProdPlan</w:t>
       </w:r>
       <w:proofErr w:type="spellEnd"/>
       <w:r>
@@ -4522,6 +4981,26 @@
           <w:szCs w:val="24"/>
           <w:lang w:val="nb-NO"/>
         </w:rPr>
+        <w:t xml:space="preserve"> APP has 3 different type </w:t>
+      </w:r>
+      <w:proofErr w:type="spellStart"/>
+      <w:r>
+        <w:rPr>
+          <w:rFonts w:ascii="Times New Roman" w:hAnsi="Times New Roman" w:cs="Times New Roman"/>
+          <w:sz w:val="24"/>
+          <w:szCs w:val="24"/>
+          <w:lang w:val="nb-NO"/>
+        </w:rPr>
+        <w:t>of</w:t>
+      </w:r>
+      <w:proofErr w:type="spellEnd"/>
+      <w:r>
+        <w:rPr>
+          <w:rFonts w:ascii="Times New Roman" w:hAnsi="Times New Roman" w:cs="Times New Roman"/>
+          <w:sz w:val="24"/>
+          <w:szCs w:val="24"/>
+          <w:lang w:val="nb-NO"/>
+        </w:rPr>
         <w:t xml:space="preserve"> </w:t>
       </w:r>
       <w:proofErr w:type="spellStart"/>
@@ -4532,9 +5011,795 @@
           <w:szCs w:val="24"/>
           <w:lang w:val="nb-NO"/>
         </w:rPr>
-        <w:t>authentication</w:t>
+        <w:t>roles</w:t>
       </w:r>
       <w:proofErr w:type="spellEnd"/>
+      <w:r>
+        <w:rPr>
+          <w:rFonts w:ascii="Times New Roman" w:hAnsi="Times New Roman" w:cs="Times New Roman"/>
+          <w:sz w:val="24"/>
+          <w:szCs w:val="24"/>
+          <w:lang w:val="nb-NO"/>
+        </w:rPr>
+        <w:t>:</w:t>
+      </w:r>
+    </w:p>
+    <w:p>
+      <w:pPr>
+        <w:pStyle w:val="ListParagraph"/>
+        <w:numPr>
+          <w:ilvl w:val="1"/>
+          <w:numId w:val="9"/>
+        </w:numPr>
+        <w:spacing w:line="360" w:lineRule="auto"/>
+        <w:jc w:val="both"/>
+        <w:rPr>
+          <w:rFonts w:ascii="Times New Roman" w:hAnsi="Times New Roman" w:cs="Times New Roman"/>
+          <w:sz w:val="24"/>
+          <w:szCs w:val="24"/>
+          <w:lang w:val="nb-NO"/>
+        </w:rPr>
+      </w:pPr>
+      <w:proofErr w:type="spellStart"/>
+      <w:r>
+        <w:rPr>
+          <w:rFonts w:ascii="Times New Roman" w:hAnsi="Times New Roman" w:cs="Times New Roman"/>
+          <w:sz w:val="24"/>
+          <w:szCs w:val="24"/>
+          <w:lang w:val="nb-NO"/>
+        </w:rPr>
+        <w:t>admin</w:t>
+      </w:r>
+      <w:proofErr w:type="spellEnd"/>
+      <w:r>
+        <w:rPr>
+          <w:rFonts w:ascii="Times New Roman" w:hAnsi="Times New Roman" w:cs="Times New Roman"/>
+          <w:sz w:val="24"/>
+          <w:szCs w:val="24"/>
+          <w:lang w:val="nb-NO"/>
+        </w:rPr>
+        <w:t xml:space="preserve"> – for super </w:t>
+      </w:r>
+      <w:proofErr w:type="spellStart"/>
+      <w:r>
+        <w:rPr>
+          <w:rFonts w:ascii="Times New Roman" w:hAnsi="Times New Roman" w:cs="Times New Roman"/>
+          <w:sz w:val="24"/>
+          <w:szCs w:val="24"/>
+          <w:lang w:val="nb-NO"/>
+        </w:rPr>
+        <w:t>acces</w:t>
+      </w:r>
+      <w:proofErr w:type="spellEnd"/>
+      <w:r>
+        <w:rPr>
+          <w:rFonts w:ascii="Times New Roman" w:hAnsi="Times New Roman" w:cs="Times New Roman"/>
+          <w:sz w:val="24"/>
+          <w:szCs w:val="24"/>
+          <w:lang w:val="nb-NO"/>
+        </w:rPr>
+        <w:t xml:space="preserve"> </w:t>
+      </w:r>
+      <w:proofErr w:type="spellStart"/>
+      <w:r>
+        <w:rPr>
+          <w:rFonts w:ascii="Times New Roman" w:hAnsi="Times New Roman" w:cs="Times New Roman"/>
+          <w:sz w:val="24"/>
+          <w:szCs w:val="24"/>
+          <w:lang w:val="nb-NO"/>
+        </w:rPr>
+        <w:t>of</w:t>
+      </w:r>
+      <w:proofErr w:type="spellEnd"/>
+      <w:r>
+        <w:rPr>
+          <w:rFonts w:ascii="Times New Roman" w:hAnsi="Times New Roman" w:cs="Times New Roman"/>
+          <w:sz w:val="24"/>
+          <w:szCs w:val="24"/>
+          <w:lang w:val="nb-NO"/>
+        </w:rPr>
+        <w:t xml:space="preserve"> all </w:t>
+      </w:r>
+      <w:proofErr w:type="spellStart"/>
+      <w:r>
+        <w:rPr>
+          <w:rFonts w:ascii="Times New Roman" w:hAnsi="Times New Roman" w:cs="Times New Roman"/>
+          <w:sz w:val="24"/>
+          <w:szCs w:val="24"/>
+          <w:lang w:val="nb-NO"/>
+        </w:rPr>
+        <w:t>operations</w:t>
+      </w:r>
+      <w:proofErr w:type="spellEnd"/>
+    </w:p>
+    <w:p>
+      <w:pPr>
+        <w:pStyle w:val="ListParagraph"/>
+        <w:numPr>
+          <w:ilvl w:val="1"/>
+          <w:numId w:val="9"/>
+        </w:numPr>
+        <w:spacing w:line="360" w:lineRule="auto"/>
+        <w:jc w:val="both"/>
+        <w:rPr>
+          <w:rFonts w:ascii="Times New Roman" w:hAnsi="Times New Roman" w:cs="Times New Roman"/>
+          <w:sz w:val="24"/>
+          <w:szCs w:val="24"/>
+          <w:lang w:val="nb-NO"/>
+        </w:rPr>
+      </w:pPr>
+      <w:r>
+        <w:rPr>
+          <w:rFonts w:ascii="Times New Roman" w:hAnsi="Times New Roman" w:cs="Times New Roman"/>
+          <w:sz w:val="24"/>
+          <w:szCs w:val="24"/>
+          <w:lang w:val="nb-NO"/>
+        </w:rPr>
+        <w:t xml:space="preserve">manager – for APP </w:t>
+      </w:r>
+      <w:proofErr w:type="spellStart"/>
+      <w:r>
+        <w:rPr>
+          <w:rFonts w:ascii="Times New Roman" w:hAnsi="Times New Roman" w:cs="Times New Roman"/>
+          <w:sz w:val="24"/>
+          <w:szCs w:val="24"/>
+          <w:lang w:val="nb-NO"/>
+        </w:rPr>
+        <w:t>subscription</w:t>
+      </w:r>
+      <w:proofErr w:type="spellEnd"/>
+      <w:r>
+        <w:rPr>
+          <w:rFonts w:ascii="Times New Roman" w:hAnsi="Times New Roman" w:cs="Times New Roman"/>
+          <w:sz w:val="24"/>
+          <w:szCs w:val="24"/>
+          <w:lang w:val="nb-NO"/>
+        </w:rPr>
+        <w:t xml:space="preserve"> and </w:t>
+      </w:r>
+      <w:proofErr w:type="spellStart"/>
+      <w:r>
+        <w:rPr>
+          <w:rFonts w:ascii="Times New Roman" w:hAnsi="Times New Roman" w:cs="Times New Roman"/>
+          <w:sz w:val="24"/>
+          <w:szCs w:val="24"/>
+          <w:lang w:val="nb-NO"/>
+        </w:rPr>
+        <w:t>maintainer</w:t>
+      </w:r>
+      <w:proofErr w:type="spellEnd"/>
+      <w:r>
+        <w:rPr>
+          <w:rFonts w:ascii="Times New Roman" w:hAnsi="Times New Roman" w:cs="Times New Roman"/>
+          <w:sz w:val="24"/>
+          <w:szCs w:val="24"/>
+          <w:lang w:val="nb-NO"/>
+        </w:rPr>
+        <w:t xml:space="preserve"> </w:t>
+      </w:r>
+      <w:proofErr w:type="spellStart"/>
+      <w:r>
+        <w:rPr>
+          <w:rFonts w:ascii="Times New Roman" w:hAnsi="Times New Roman" w:cs="Times New Roman"/>
+          <w:sz w:val="24"/>
+          <w:szCs w:val="24"/>
+          <w:lang w:val="nb-NO"/>
+        </w:rPr>
+        <w:t>role</w:t>
+      </w:r>
+      <w:proofErr w:type="spellEnd"/>
+    </w:p>
+    <w:p>
+      <w:pPr>
+        <w:pStyle w:val="ListParagraph"/>
+        <w:numPr>
+          <w:ilvl w:val="1"/>
+          <w:numId w:val="9"/>
+        </w:numPr>
+        <w:spacing w:line="360" w:lineRule="auto"/>
+        <w:jc w:val="both"/>
+        <w:rPr>
+          <w:rFonts w:ascii="Times New Roman" w:hAnsi="Times New Roman" w:cs="Times New Roman"/>
+          <w:sz w:val="24"/>
+          <w:szCs w:val="24"/>
+          <w:lang w:val="nb-NO"/>
+        </w:rPr>
+      </w:pPr>
+      <w:proofErr w:type="spellStart"/>
+      <w:r>
+        <w:rPr>
+          <w:rFonts w:ascii="Times New Roman" w:hAnsi="Times New Roman" w:cs="Times New Roman"/>
+          <w:sz w:val="24"/>
+          <w:szCs w:val="24"/>
+          <w:lang w:val="nb-NO"/>
+        </w:rPr>
+        <w:t>user</w:t>
+      </w:r>
+      <w:proofErr w:type="spellEnd"/>
+      <w:r>
+        <w:rPr>
+          <w:rFonts w:ascii="Times New Roman" w:hAnsi="Times New Roman" w:cs="Times New Roman"/>
+          <w:sz w:val="24"/>
+          <w:szCs w:val="24"/>
+          <w:lang w:val="nb-NO"/>
+        </w:rPr>
+        <w:t xml:space="preserve"> – for </w:t>
+      </w:r>
+      <w:proofErr w:type="spellStart"/>
+      <w:r>
+        <w:rPr>
+          <w:rFonts w:ascii="Times New Roman" w:hAnsi="Times New Roman" w:cs="Times New Roman"/>
+          <w:sz w:val="24"/>
+          <w:szCs w:val="24"/>
+          <w:lang w:val="nb-NO"/>
+        </w:rPr>
+        <w:t>specific</w:t>
+      </w:r>
+      <w:proofErr w:type="spellEnd"/>
+      <w:r>
+        <w:rPr>
+          <w:rFonts w:ascii="Times New Roman" w:hAnsi="Times New Roman" w:cs="Times New Roman"/>
+          <w:sz w:val="24"/>
+          <w:szCs w:val="24"/>
+          <w:lang w:val="nb-NO"/>
+        </w:rPr>
+        <w:t xml:space="preserve"> Team </w:t>
+      </w:r>
+      <w:proofErr w:type="spellStart"/>
+      <w:r>
+        <w:rPr>
+          <w:rFonts w:ascii="Times New Roman" w:hAnsi="Times New Roman" w:cs="Times New Roman"/>
+          <w:sz w:val="24"/>
+          <w:szCs w:val="24"/>
+          <w:lang w:val="nb-NO"/>
+        </w:rPr>
+        <w:t>realated</w:t>
+      </w:r>
+      <w:proofErr w:type="spellEnd"/>
+      <w:r>
+        <w:rPr>
+          <w:rFonts w:ascii="Times New Roman" w:hAnsi="Times New Roman" w:cs="Times New Roman"/>
+          <w:sz w:val="24"/>
+          <w:szCs w:val="24"/>
+          <w:lang w:val="nb-NO"/>
+        </w:rPr>
+        <w:t xml:space="preserve"> </w:t>
+      </w:r>
+      <w:proofErr w:type="spellStart"/>
+      <w:r>
+        <w:rPr>
+          <w:rFonts w:ascii="Times New Roman" w:hAnsi="Times New Roman" w:cs="Times New Roman"/>
+          <w:sz w:val="24"/>
+          <w:szCs w:val="24"/>
+          <w:lang w:val="nb-NO"/>
+        </w:rPr>
+        <w:t>operations</w:t>
+      </w:r>
+      <w:proofErr w:type="spellEnd"/>
+    </w:p>
+    <w:p>
+      <w:pPr>
+        <w:pStyle w:val="ListParagraph"/>
+        <w:numPr>
+          <w:ilvl w:val="0"/>
+          <w:numId w:val="9"/>
+        </w:numPr>
+        <w:spacing w:line="360" w:lineRule="auto"/>
+        <w:jc w:val="both"/>
+        <w:rPr>
+          <w:rFonts w:ascii="Times New Roman" w:hAnsi="Times New Roman" w:cs="Times New Roman"/>
+          <w:sz w:val="24"/>
+          <w:szCs w:val="24"/>
+          <w:lang w:val="nb-NO"/>
+        </w:rPr>
+      </w:pPr>
+      <w:r>
+        <w:rPr>
+          <w:rFonts w:ascii="Times New Roman" w:hAnsi="Times New Roman" w:cs="Times New Roman"/>
+          <w:sz w:val="24"/>
+          <w:szCs w:val="24"/>
+          <w:lang w:val="nb-NO"/>
+        </w:rPr>
+        <w:t>Manager</w:t>
+      </w:r>
+      <w:r>
+        <w:rPr>
+          <w:rFonts w:ascii="Times New Roman" w:hAnsi="Times New Roman" w:cs="Times New Roman"/>
+          <w:sz w:val="24"/>
+          <w:szCs w:val="24"/>
+          <w:lang w:val="nb-NO"/>
+        </w:rPr>
+        <w:t xml:space="preserve"> </w:t>
+      </w:r>
+      <w:proofErr w:type="spellStart"/>
+      <w:r>
+        <w:rPr>
+          <w:rFonts w:ascii="Times New Roman" w:hAnsi="Times New Roman" w:cs="Times New Roman"/>
+          <w:sz w:val="24"/>
+          <w:szCs w:val="24"/>
+          <w:lang w:val="nb-NO"/>
+        </w:rPr>
+        <w:t>can</w:t>
+      </w:r>
+      <w:proofErr w:type="spellEnd"/>
+      <w:r>
+        <w:rPr>
+          <w:rFonts w:ascii="Times New Roman" w:hAnsi="Times New Roman" w:cs="Times New Roman"/>
+          <w:sz w:val="24"/>
+          <w:szCs w:val="24"/>
+          <w:lang w:val="nb-NO"/>
+        </w:rPr>
+        <w:t xml:space="preserve"> </w:t>
+      </w:r>
+      <w:proofErr w:type="spellStart"/>
+      <w:r>
+        <w:rPr>
+          <w:rFonts w:ascii="Times New Roman" w:hAnsi="Times New Roman" w:cs="Times New Roman"/>
+          <w:sz w:val="24"/>
+          <w:szCs w:val="24"/>
+          <w:lang w:val="nb-NO"/>
+        </w:rPr>
+        <w:t>acces</w:t>
+      </w:r>
+      <w:r>
+        <w:rPr>
+          <w:rFonts w:ascii="Times New Roman" w:hAnsi="Times New Roman" w:cs="Times New Roman"/>
+          <w:sz w:val="24"/>
+          <w:szCs w:val="24"/>
+          <w:lang w:val="nb-NO"/>
+        </w:rPr>
+        <w:t>s</w:t>
+      </w:r>
+      <w:proofErr w:type="spellEnd"/>
+      <w:r>
+        <w:rPr>
+          <w:rFonts w:ascii="Times New Roman" w:hAnsi="Times New Roman" w:cs="Times New Roman"/>
+          <w:sz w:val="24"/>
+          <w:szCs w:val="24"/>
+          <w:lang w:val="nb-NO"/>
+        </w:rPr>
+        <w:t xml:space="preserve"> (CRUD)</w:t>
+      </w:r>
+      <w:r>
+        <w:rPr>
+          <w:rFonts w:ascii="Times New Roman" w:hAnsi="Times New Roman" w:cs="Times New Roman"/>
+          <w:sz w:val="24"/>
+          <w:szCs w:val="24"/>
+          <w:lang w:val="nb-NO"/>
+        </w:rPr>
+        <w:t xml:space="preserve"> </w:t>
+      </w:r>
+      <w:proofErr w:type="spellStart"/>
+      <w:r>
+        <w:rPr>
+          <w:rFonts w:ascii="Times New Roman" w:hAnsi="Times New Roman" w:cs="Times New Roman"/>
+          <w:sz w:val="24"/>
+          <w:szCs w:val="24"/>
+          <w:lang w:val="nb-NO"/>
+        </w:rPr>
+        <w:t>only</w:t>
+      </w:r>
+      <w:proofErr w:type="spellEnd"/>
+      <w:r>
+        <w:rPr>
+          <w:rFonts w:ascii="Times New Roman" w:hAnsi="Times New Roman" w:cs="Times New Roman"/>
+          <w:sz w:val="24"/>
+          <w:szCs w:val="24"/>
+          <w:lang w:val="nb-NO"/>
+        </w:rPr>
+        <w:t xml:space="preserve"> </w:t>
+      </w:r>
+      <w:proofErr w:type="spellStart"/>
+      <w:r>
+        <w:rPr>
+          <w:rFonts w:ascii="Times New Roman" w:hAnsi="Times New Roman" w:cs="Times New Roman"/>
+          <w:sz w:val="24"/>
+          <w:szCs w:val="24"/>
+          <w:lang w:val="nb-NO"/>
+        </w:rPr>
+        <w:t>its</w:t>
+      </w:r>
+      <w:proofErr w:type="spellEnd"/>
+      <w:r>
+        <w:rPr>
+          <w:rFonts w:ascii="Times New Roman" w:hAnsi="Times New Roman" w:cs="Times New Roman"/>
+          <w:sz w:val="24"/>
+          <w:szCs w:val="24"/>
+          <w:lang w:val="nb-NO"/>
+        </w:rPr>
+        <w:t xml:space="preserve"> </w:t>
+      </w:r>
+      <w:proofErr w:type="spellStart"/>
+      <w:r>
+        <w:rPr>
+          <w:rFonts w:ascii="Times New Roman" w:hAnsi="Times New Roman" w:cs="Times New Roman"/>
+          <w:sz w:val="24"/>
+          <w:szCs w:val="24"/>
+          <w:lang w:val="nb-NO"/>
+        </w:rPr>
+        <w:t>own</w:t>
+      </w:r>
+      <w:proofErr w:type="spellEnd"/>
+      <w:r>
+        <w:rPr>
+          <w:rFonts w:ascii="Times New Roman" w:hAnsi="Times New Roman" w:cs="Times New Roman"/>
+          <w:sz w:val="24"/>
+          <w:szCs w:val="24"/>
+          <w:lang w:val="nb-NO"/>
+        </w:rPr>
+        <w:t xml:space="preserve"> </w:t>
+      </w:r>
+      <w:r>
+        <w:rPr>
+          <w:rFonts w:ascii="Times New Roman" w:hAnsi="Times New Roman" w:cs="Times New Roman"/>
+          <w:sz w:val="24"/>
+          <w:szCs w:val="24"/>
+          <w:lang w:val="nb-NO"/>
+        </w:rPr>
+        <w:t xml:space="preserve">or </w:t>
+      </w:r>
+      <w:proofErr w:type="spellStart"/>
+      <w:r>
+        <w:rPr>
+          <w:rFonts w:ascii="Times New Roman" w:hAnsi="Times New Roman" w:cs="Times New Roman"/>
+          <w:sz w:val="24"/>
+          <w:szCs w:val="24"/>
+          <w:lang w:val="nb-NO"/>
+        </w:rPr>
+        <w:t>user</w:t>
+      </w:r>
+      <w:proofErr w:type="spellEnd"/>
+      <w:r>
+        <w:rPr>
+          <w:rFonts w:ascii="Times New Roman" w:hAnsi="Times New Roman" w:cs="Times New Roman"/>
+          <w:sz w:val="24"/>
+          <w:szCs w:val="24"/>
+          <w:lang w:val="nb-NO"/>
+        </w:rPr>
+        <w:t xml:space="preserve"> </w:t>
+      </w:r>
+      <w:proofErr w:type="spellStart"/>
+      <w:r>
+        <w:rPr>
+          <w:rFonts w:ascii="Times New Roman" w:hAnsi="Times New Roman" w:cs="Times New Roman"/>
+          <w:sz w:val="24"/>
+          <w:szCs w:val="24"/>
+          <w:lang w:val="nb-NO"/>
+        </w:rPr>
+        <w:t>related</w:t>
+      </w:r>
+      <w:proofErr w:type="spellEnd"/>
+      <w:r>
+        <w:rPr>
+          <w:rFonts w:ascii="Times New Roman" w:hAnsi="Times New Roman" w:cs="Times New Roman"/>
+          <w:sz w:val="24"/>
+          <w:szCs w:val="24"/>
+          <w:lang w:val="nb-NO"/>
+        </w:rPr>
+        <w:t xml:space="preserve"> data </w:t>
+      </w:r>
+      <w:proofErr w:type="spellStart"/>
+      <w:r>
+        <w:rPr>
+          <w:rFonts w:ascii="Times New Roman" w:hAnsi="Times New Roman" w:cs="Times New Roman"/>
+          <w:sz w:val="24"/>
+          <w:szCs w:val="24"/>
+          <w:lang w:val="nb-NO"/>
+        </w:rPr>
+        <w:t>assigned</w:t>
+      </w:r>
+      <w:proofErr w:type="spellEnd"/>
+      <w:r>
+        <w:rPr>
+          <w:rFonts w:ascii="Times New Roman" w:hAnsi="Times New Roman" w:cs="Times New Roman"/>
+          <w:sz w:val="24"/>
+          <w:szCs w:val="24"/>
+          <w:lang w:val="nb-NO"/>
+        </w:rPr>
+        <w:t xml:space="preserve"> to it </w:t>
+      </w:r>
+    </w:p>
+    <w:p>
+      <w:pPr>
+        <w:pStyle w:val="ListParagraph"/>
+        <w:numPr>
+          <w:ilvl w:val="0"/>
+          <w:numId w:val="9"/>
+        </w:numPr>
+        <w:spacing w:line="360" w:lineRule="auto"/>
+        <w:jc w:val="both"/>
+        <w:rPr>
+          <w:rFonts w:ascii="Times New Roman" w:hAnsi="Times New Roman" w:cs="Times New Roman"/>
+          <w:sz w:val="24"/>
+          <w:szCs w:val="24"/>
+          <w:lang w:val="nb-NO"/>
+        </w:rPr>
+      </w:pPr>
+      <w:r>
+        <w:rPr>
+          <w:rFonts w:ascii="Times New Roman" w:hAnsi="Times New Roman" w:cs="Times New Roman"/>
+          <w:sz w:val="24"/>
+          <w:szCs w:val="24"/>
+          <w:lang w:val="nb-NO"/>
+        </w:rPr>
+        <w:t xml:space="preserve">User </w:t>
+      </w:r>
+      <w:proofErr w:type="spellStart"/>
+      <w:r>
+        <w:rPr>
+          <w:rFonts w:ascii="Times New Roman" w:hAnsi="Times New Roman" w:cs="Times New Roman"/>
+          <w:sz w:val="24"/>
+          <w:szCs w:val="24"/>
+          <w:lang w:val="nb-NO"/>
+        </w:rPr>
+        <w:t>can</w:t>
+      </w:r>
+      <w:proofErr w:type="spellEnd"/>
+      <w:r>
+        <w:rPr>
+          <w:rFonts w:ascii="Times New Roman" w:hAnsi="Times New Roman" w:cs="Times New Roman"/>
+          <w:sz w:val="24"/>
+          <w:szCs w:val="24"/>
+          <w:lang w:val="nb-NO"/>
+        </w:rPr>
+        <w:t xml:space="preserve"> </w:t>
+      </w:r>
+      <w:proofErr w:type="spellStart"/>
+      <w:r>
+        <w:rPr>
+          <w:rFonts w:ascii="Times New Roman" w:hAnsi="Times New Roman" w:cs="Times New Roman"/>
+          <w:sz w:val="24"/>
+          <w:szCs w:val="24"/>
+          <w:lang w:val="nb-NO"/>
+        </w:rPr>
+        <w:t>access</w:t>
+      </w:r>
+      <w:proofErr w:type="spellEnd"/>
+      <w:r>
+        <w:rPr>
+          <w:rFonts w:ascii="Times New Roman" w:hAnsi="Times New Roman" w:cs="Times New Roman"/>
+          <w:sz w:val="24"/>
+          <w:szCs w:val="24"/>
+          <w:lang w:val="nb-NO"/>
+        </w:rPr>
+        <w:t xml:space="preserve"> (CRUD) </w:t>
+      </w:r>
+      <w:proofErr w:type="spellStart"/>
+      <w:r>
+        <w:rPr>
+          <w:rFonts w:ascii="Times New Roman" w:hAnsi="Times New Roman" w:cs="Times New Roman"/>
+          <w:sz w:val="24"/>
+          <w:szCs w:val="24"/>
+          <w:lang w:val="nb-NO"/>
+        </w:rPr>
+        <w:t>its</w:t>
+      </w:r>
+      <w:proofErr w:type="spellEnd"/>
+      <w:r>
+        <w:rPr>
+          <w:rFonts w:ascii="Times New Roman" w:hAnsi="Times New Roman" w:cs="Times New Roman"/>
+          <w:sz w:val="24"/>
+          <w:szCs w:val="24"/>
+          <w:lang w:val="nb-NO"/>
+        </w:rPr>
+        <w:t xml:space="preserve"> </w:t>
+      </w:r>
+      <w:proofErr w:type="spellStart"/>
+      <w:r>
+        <w:rPr>
+          <w:rFonts w:ascii="Times New Roman" w:hAnsi="Times New Roman" w:cs="Times New Roman"/>
+          <w:sz w:val="24"/>
+          <w:szCs w:val="24"/>
+          <w:lang w:val="nb-NO"/>
+        </w:rPr>
+        <w:t>own</w:t>
+      </w:r>
+      <w:proofErr w:type="spellEnd"/>
+      <w:r>
+        <w:rPr>
+          <w:rFonts w:ascii="Times New Roman" w:hAnsi="Times New Roman" w:cs="Times New Roman"/>
+          <w:sz w:val="24"/>
+          <w:szCs w:val="24"/>
+          <w:lang w:val="nb-NO"/>
+        </w:rPr>
+        <w:t xml:space="preserve"> and Manager </w:t>
+      </w:r>
+      <w:proofErr w:type="spellStart"/>
+      <w:r>
+        <w:rPr>
+          <w:rFonts w:ascii="Times New Roman" w:hAnsi="Times New Roman" w:cs="Times New Roman"/>
+          <w:sz w:val="24"/>
+          <w:szCs w:val="24"/>
+          <w:lang w:val="nb-NO"/>
+        </w:rPr>
+        <w:t>related</w:t>
+      </w:r>
+      <w:proofErr w:type="spellEnd"/>
+      <w:r>
+        <w:rPr>
+          <w:rFonts w:ascii="Times New Roman" w:hAnsi="Times New Roman" w:cs="Times New Roman"/>
+          <w:sz w:val="24"/>
+          <w:szCs w:val="24"/>
+          <w:lang w:val="nb-NO"/>
+        </w:rPr>
+        <w:t xml:space="preserve"> (</w:t>
+      </w:r>
+      <w:proofErr w:type="spellStart"/>
+      <w:r>
+        <w:rPr>
+          <w:rFonts w:ascii="Times New Roman" w:hAnsi="Times New Roman" w:cs="Times New Roman"/>
+          <w:sz w:val="24"/>
+          <w:szCs w:val="24"/>
+          <w:lang w:val="nb-NO"/>
+        </w:rPr>
+        <w:t>mostly</w:t>
+      </w:r>
+      <w:proofErr w:type="spellEnd"/>
+      <w:r>
+        <w:rPr>
+          <w:rFonts w:ascii="Times New Roman" w:hAnsi="Times New Roman" w:cs="Times New Roman"/>
+          <w:sz w:val="24"/>
+          <w:szCs w:val="24"/>
+          <w:lang w:val="nb-NO"/>
+        </w:rPr>
+        <w:t xml:space="preserve"> </w:t>
+      </w:r>
+      <w:proofErr w:type="spellStart"/>
+      <w:r>
+        <w:rPr>
+          <w:rFonts w:ascii="Times New Roman" w:hAnsi="Times New Roman" w:cs="Times New Roman"/>
+          <w:sz w:val="24"/>
+          <w:szCs w:val="24"/>
+          <w:lang w:val="nb-NO"/>
+        </w:rPr>
+        <w:t>read</w:t>
+      </w:r>
+      <w:proofErr w:type="spellEnd"/>
+      <w:r>
+        <w:rPr>
+          <w:rFonts w:ascii="Times New Roman" w:hAnsi="Times New Roman" w:cs="Times New Roman"/>
+          <w:sz w:val="24"/>
+          <w:szCs w:val="24"/>
+          <w:lang w:val="nb-NO"/>
+        </w:rPr>
+        <w:t xml:space="preserve">, and </w:t>
+      </w:r>
+      <w:proofErr w:type="spellStart"/>
+      <w:r>
+        <w:rPr>
+          <w:rFonts w:ascii="Times New Roman" w:hAnsi="Times New Roman" w:cs="Times New Roman"/>
+          <w:sz w:val="24"/>
+          <w:szCs w:val="24"/>
+          <w:lang w:val="nb-NO"/>
+        </w:rPr>
+        <w:t>some</w:t>
+      </w:r>
+      <w:proofErr w:type="spellEnd"/>
+      <w:r>
+        <w:rPr>
+          <w:rFonts w:ascii="Times New Roman" w:hAnsi="Times New Roman" w:cs="Times New Roman"/>
+          <w:sz w:val="24"/>
+          <w:szCs w:val="24"/>
+          <w:lang w:val="nb-NO"/>
+        </w:rPr>
+        <w:t xml:space="preserve"> </w:t>
+      </w:r>
+      <w:proofErr w:type="spellStart"/>
+      <w:r>
+        <w:rPr>
+          <w:rFonts w:ascii="Times New Roman" w:hAnsi="Times New Roman" w:cs="Times New Roman"/>
+          <w:sz w:val="24"/>
+          <w:szCs w:val="24"/>
+          <w:lang w:val="nb-NO"/>
+        </w:rPr>
+        <w:t>places</w:t>
+      </w:r>
+      <w:proofErr w:type="spellEnd"/>
+      <w:r>
+        <w:rPr>
+          <w:rFonts w:ascii="Times New Roman" w:hAnsi="Times New Roman" w:cs="Times New Roman"/>
+          <w:sz w:val="24"/>
+          <w:szCs w:val="24"/>
+          <w:lang w:val="nb-NO"/>
+        </w:rPr>
+        <w:t xml:space="preserve"> CR) </w:t>
+      </w:r>
+    </w:p>
+    <w:p>
+      <w:pPr>
+        <w:pStyle w:val="ListParagraph"/>
+        <w:numPr>
+          <w:ilvl w:val="0"/>
+          <w:numId w:val="9"/>
+        </w:numPr>
+        <w:spacing w:line="360" w:lineRule="auto"/>
+        <w:jc w:val="both"/>
+        <w:rPr>
+          <w:rFonts w:ascii="Times New Roman" w:hAnsi="Times New Roman" w:cs="Times New Roman"/>
+          <w:sz w:val="24"/>
+          <w:szCs w:val="24"/>
+          <w:lang w:val="nb-NO"/>
+        </w:rPr>
+      </w:pPr>
+      <w:r>
+        <w:rPr>
+          <w:rFonts w:ascii="Times New Roman" w:hAnsi="Times New Roman" w:cs="Times New Roman"/>
+          <w:sz w:val="24"/>
+          <w:szCs w:val="24"/>
+          <w:lang w:val="nb-NO"/>
+        </w:rPr>
+        <w:t xml:space="preserve">User </w:t>
+      </w:r>
+      <w:proofErr w:type="spellStart"/>
+      <w:r>
+        <w:rPr>
+          <w:rFonts w:ascii="Times New Roman" w:hAnsi="Times New Roman" w:cs="Times New Roman"/>
+          <w:sz w:val="24"/>
+          <w:szCs w:val="24"/>
+          <w:lang w:val="nb-NO"/>
+        </w:rPr>
+        <w:t>can</w:t>
+      </w:r>
+      <w:proofErr w:type="spellEnd"/>
+      <w:r>
+        <w:rPr>
+          <w:rFonts w:ascii="Times New Roman" w:hAnsi="Times New Roman" w:cs="Times New Roman"/>
+          <w:sz w:val="24"/>
+          <w:szCs w:val="24"/>
+          <w:lang w:val="nb-NO"/>
+        </w:rPr>
+        <w:t xml:space="preserve"> never </w:t>
+      </w:r>
+      <w:proofErr w:type="spellStart"/>
+      <w:r>
+        <w:rPr>
+          <w:rFonts w:ascii="Times New Roman" w:hAnsi="Times New Roman" w:cs="Times New Roman"/>
+          <w:sz w:val="24"/>
+          <w:szCs w:val="24"/>
+          <w:lang w:val="nb-NO"/>
+        </w:rPr>
+        <w:t>delete</w:t>
+      </w:r>
+      <w:proofErr w:type="spellEnd"/>
+      <w:r>
+        <w:rPr>
+          <w:rFonts w:ascii="Times New Roman" w:hAnsi="Times New Roman" w:cs="Times New Roman"/>
+          <w:sz w:val="24"/>
+          <w:szCs w:val="24"/>
+          <w:lang w:val="nb-NO"/>
+        </w:rPr>
+        <w:t xml:space="preserve"> manager </w:t>
+      </w:r>
+      <w:proofErr w:type="spellStart"/>
+      <w:r>
+        <w:rPr>
+          <w:rFonts w:ascii="Times New Roman" w:hAnsi="Times New Roman" w:cs="Times New Roman"/>
+          <w:sz w:val="24"/>
+          <w:szCs w:val="24"/>
+          <w:lang w:val="nb-NO"/>
+        </w:rPr>
+        <w:t>created</w:t>
+      </w:r>
+      <w:proofErr w:type="spellEnd"/>
+      <w:r>
+        <w:rPr>
+          <w:rFonts w:ascii="Times New Roman" w:hAnsi="Times New Roman" w:cs="Times New Roman"/>
+          <w:sz w:val="24"/>
+          <w:szCs w:val="24"/>
+          <w:lang w:val="nb-NO"/>
+        </w:rPr>
+        <w:t xml:space="preserve"> data</w:t>
+      </w:r>
+    </w:p>
+    <w:p>
+      <w:pPr>
+        <w:spacing w:line="360" w:lineRule="auto"/>
+        <w:ind w:left="360"/>
+        <w:jc w:val="both"/>
+        <w:rPr>
+          <w:lang w:val="nb-NO"/>
+        </w:rPr>
+      </w:pPr>
     </w:p>
     <w:p>
       <w:pPr>
@@ -4544,7 +5809,7 @@
           <w:numId w:val="4"/>
         </w:numPr>
       </w:pPr>
-      <w:bookmarkStart w:id="10" w:name="_Toc98700313"/>
+      <w:bookmarkStart w:id="10" w:name="_Toc100686630"/>
       <w:r>
         <w:t>User functionality</w:t>
       </w:r>
@@ -4704,7 +5969,20 @@
         <w:t xml:space="preserve"> problems</w:t>
       </w:r>
     </w:p>
-    <w:p/>
+    <w:p>
+      <w:pPr>
+        <w:pStyle w:val="ListParagraph"/>
+        <w:spacing w:line="360" w:lineRule="auto"/>
+        <w:ind w:left="0"/>
+        <w:jc w:val="both"/>
+        <w:rPr>
+          <w:rFonts w:ascii="Times New Roman" w:hAnsi="Times New Roman" w:cs="Times New Roman"/>
+          <w:sz w:val="24"/>
+          <w:szCs w:val="24"/>
+          <w:lang w:val="nb-NO"/>
+        </w:rPr>
+      </w:pPr>
+    </w:p>
     <w:p>
       <w:pPr>
         <w:pStyle w:val="Heading2"/>
@@ -4713,11 +5991,1046 @@
           <w:numId w:val="4"/>
         </w:numPr>
       </w:pPr>
-      <w:bookmarkStart w:id="11" w:name="_Toc98700314"/>
+      <w:bookmarkStart w:id="11" w:name="_Toc100686631"/>
+      <w:r>
+        <w:t>Datetime in database</w:t>
+      </w:r>
+      <w:bookmarkEnd w:id="11"/>
+    </w:p>
+    <w:p>
+      <w:pPr>
+        <w:pStyle w:val="BodyText"/>
+      </w:pPr>
+      <w:r>
+        <w:t xml:space="preserve">All datetime values are saved </w:t>
+      </w:r>
+      <w:r>
+        <w:t>in</w:t>
+      </w:r>
+      <w:r>
+        <w:t xml:space="preserve"> UTC format</w:t>
+      </w:r>
+      <w:r>
+        <w:t xml:space="preserve"> and are converted inside </w:t>
+      </w:r>
+      <w:proofErr w:type="spellStart"/>
+      <w:r>
+        <w:t>AppDbContext</w:t>
+      </w:r>
+      <w:proofErr w:type="spellEnd"/>
+      <w:r>
+        <w:t>.</w:t>
+      </w:r>
+    </w:p>
+    <w:p>
+      <w:pPr>
+        <w:pStyle w:val="Heading2"/>
+        <w:numPr>
+          <w:ilvl w:val="1"/>
+          <w:numId w:val="4"/>
+        </w:numPr>
+        <w:rPr>
+          <w:color w:val="FF0000"/>
+        </w:rPr>
+      </w:pPr>
+      <w:bookmarkStart w:id="12" w:name="_Toc100686632"/>
+      <w:r>
+        <w:rPr>
+          <w:color w:val="FF0000"/>
+        </w:rPr>
+        <w:t>Data anno</w:t>
+      </w:r>
+      <w:r>
+        <w:rPr>
+          <w:color w:val="FF0000"/>
+        </w:rPr>
+        <w:t>tations – describe restrictions and allowed m</w:t>
+      </w:r>
+      <w:r>
+        <w:rPr>
+          <w:color w:val="FF0000"/>
+        </w:rPr>
+        <w:t>et</w:t>
+      </w:r>
+      <w:r>
+        <w:rPr>
+          <w:color w:val="FF0000"/>
+        </w:rPr>
+        <w:t>hods.</w:t>
+      </w:r>
+      <w:bookmarkEnd w:id="12"/>
+    </w:p>
+    <w:p>
+      <w:pPr>
+        <w:pStyle w:val="Heading2"/>
+        <w:numPr>
+          <w:ilvl w:val="1"/>
+          <w:numId w:val="4"/>
+        </w:numPr>
+      </w:pPr>
+      <w:bookmarkStart w:id="13" w:name="_Toc100686633"/>
+      <w:r>
+        <w:t>Used p</w:t>
+      </w:r>
+      <w:r>
+        <w:t>atterns</w:t>
+      </w:r>
+      <w:bookmarkEnd w:id="13"/>
+    </w:p>
+    <w:p>
+      <w:pPr>
+        <w:pStyle w:val="BodyText"/>
+        <w:numPr>
+          <w:ilvl w:val="0"/>
+          <w:numId w:val="15"/>
+        </w:numPr>
+      </w:pPr>
+      <w:r>
+        <w:t xml:space="preserve">Using repository pattern for encapsulating different logical layer for accessing data sources. Since different classes might have different </w:t>
+      </w:r>
+      <w:r>
+        <w:t>data access logic, it is good to describe the repositories for more understandable data exchange and layer swap</w:t>
+      </w:r>
+      <w:r>
+        <w:t>p</w:t>
+      </w:r>
+      <w:r>
+        <w:t xml:space="preserve">ing. Gives also overall better understanding of </w:t>
+      </w:r>
+      <w:r>
+        <w:t>API</w:t>
+      </w:r>
+      <w:r>
+        <w:t xml:space="preserve"> </w:t>
+      </w:r>
+      <w:r>
+        <w:t xml:space="preserve">architecture. </w:t>
+      </w:r>
+    </w:p>
+    <w:p>
+      <w:pPr>
+        <w:pStyle w:val="BodyText"/>
+        <w:numPr>
+          <w:ilvl w:val="0"/>
+          <w:numId w:val="15"/>
+        </w:numPr>
+      </w:pPr>
+      <w:r>
+        <w:lastRenderedPageBreak/>
+        <w:t xml:space="preserve">Using unit of work (instead of database context) for capsulating together all used repository classes for easier access. Dependency is injected into builder services as SCOPED (connection created by http request and </w:t>
+      </w:r>
+      <w:r>
+        <w:t>closed after usage). UOW interface used in API controllers for data access.</w:t>
+      </w:r>
+    </w:p>
+    <w:p>
+      <w:pPr>
+        <w:pStyle w:val="ListParagraph"/>
+        <w:numPr>
+          <w:ilvl w:val="0"/>
+          <w:numId w:val="15"/>
+        </w:numPr>
+        <w:spacing w:line="360" w:lineRule="auto"/>
+        <w:jc w:val="both"/>
+      </w:pPr>
+      <w:proofErr w:type="spellStart"/>
+      <w:r>
+        <w:rPr>
+          <w:rFonts w:ascii="Times New Roman" w:hAnsi="Times New Roman" w:cs="Times New Roman"/>
+          <w:sz w:val="24"/>
+          <w:szCs w:val="24"/>
+          <w:lang w:val="nb-NO"/>
+        </w:rPr>
+        <w:t>Factory</w:t>
+      </w:r>
+      <w:proofErr w:type="spellEnd"/>
+      <w:r>
+        <w:rPr>
+          <w:rFonts w:ascii="Times New Roman" w:hAnsi="Times New Roman" w:cs="Times New Roman"/>
+          <w:sz w:val="24"/>
+          <w:szCs w:val="24"/>
+          <w:lang w:val="nb-NO"/>
+        </w:rPr>
+        <w:t xml:space="preserve"> </w:t>
+      </w:r>
+      <w:proofErr w:type="spellStart"/>
+      <w:r>
+        <w:rPr>
+          <w:rFonts w:ascii="Times New Roman" w:hAnsi="Times New Roman" w:cs="Times New Roman"/>
+          <w:sz w:val="24"/>
+          <w:szCs w:val="24"/>
+          <w:lang w:val="nb-NO"/>
+        </w:rPr>
+        <w:t>p</w:t>
+      </w:r>
+      <w:r>
+        <w:rPr>
+          <w:rFonts w:ascii="Times New Roman" w:hAnsi="Times New Roman" w:cs="Times New Roman"/>
+          <w:sz w:val="24"/>
+          <w:szCs w:val="24"/>
+          <w:lang w:val="nb-NO"/>
+        </w:rPr>
+        <w:t>attern</w:t>
+      </w:r>
+      <w:proofErr w:type="spellEnd"/>
+      <w:r>
+        <w:rPr>
+          <w:rFonts w:ascii="Times New Roman" w:hAnsi="Times New Roman" w:cs="Times New Roman"/>
+          <w:sz w:val="24"/>
+          <w:szCs w:val="24"/>
+          <w:lang w:val="nb-NO"/>
+        </w:rPr>
+        <w:t xml:space="preserve"> is used </w:t>
+      </w:r>
+      <w:proofErr w:type="spellStart"/>
+      <w:r>
+        <w:rPr>
+          <w:rFonts w:ascii="Times New Roman" w:hAnsi="Times New Roman" w:cs="Times New Roman"/>
+          <w:sz w:val="24"/>
+          <w:szCs w:val="24"/>
+          <w:lang w:val="nb-NO"/>
+        </w:rPr>
+        <w:t>inside</w:t>
+      </w:r>
+      <w:proofErr w:type="spellEnd"/>
+      <w:r>
+        <w:rPr>
+          <w:rFonts w:ascii="Times New Roman" w:hAnsi="Times New Roman" w:cs="Times New Roman"/>
+          <w:sz w:val="24"/>
+          <w:szCs w:val="24"/>
+          <w:lang w:val="nb-NO"/>
+        </w:rPr>
+        <w:t xml:space="preserve"> UOW </w:t>
+      </w:r>
+      <w:proofErr w:type="spellStart"/>
+      <w:r>
+        <w:rPr>
+          <w:rFonts w:ascii="Times New Roman" w:hAnsi="Times New Roman" w:cs="Times New Roman"/>
+          <w:sz w:val="24"/>
+          <w:szCs w:val="24"/>
+          <w:lang w:val="nb-NO"/>
+        </w:rPr>
+        <w:t>class</w:t>
+      </w:r>
+      <w:proofErr w:type="spellEnd"/>
+      <w:r>
+        <w:rPr>
+          <w:rFonts w:ascii="Times New Roman" w:hAnsi="Times New Roman" w:cs="Times New Roman"/>
+          <w:sz w:val="24"/>
+          <w:szCs w:val="24"/>
+          <w:lang w:val="nb-NO"/>
+        </w:rPr>
+        <w:t xml:space="preserve">, </w:t>
+      </w:r>
+      <w:proofErr w:type="spellStart"/>
+      <w:r>
+        <w:rPr>
+          <w:rFonts w:ascii="Times New Roman" w:hAnsi="Times New Roman" w:cs="Times New Roman"/>
+          <w:sz w:val="24"/>
+          <w:szCs w:val="24"/>
+          <w:lang w:val="nb-NO"/>
+        </w:rPr>
+        <w:t>where</w:t>
+      </w:r>
+      <w:proofErr w:type="spellEnd"/>
+      <w:r>
+        <w:rPr>
+          <w:rFonts w:ascii="Times New Roman" w:hAnsi="Times New Roman" w:cs="Times New Roman"/>
+          <w:sz w:val="24"/>
+          <w:szCs w:val="24"/>
+          <w:lang w:val="nb-NO"/>
+        </w:rPr>
+        <w:t xml:space="preserve"> UOW </w:t>
+      </w:r>
+      <w:proofErr w:type="spellStart"/>
+      <w:r>
+        <w:rPr>
+          <w:rFonts w:ascii="Times New Roman" w:hAnsi="Times New Roman" w:cs="Times New Roman"/>
+          <w:sz w:val="24"/>
+          <w:szCs w:val="24"/>
+          <w:lang w:val="nb-NO"/>
+        </w:rPr>
+        <w:t>interface</w:t>
+      </w:r>
+      <w:proofErr w:type="spellEnd"/>
+      <w:r>
+        <w:rPr>
+          <w:rFonts w:ascii="Times New Roman" w:hAnsi="Times New Roman" w:cs="Times New Roman"/>
+          <w:sz w:val="24"/>
+          <w:szCs w:val="24"/>
+          <w:lang w:val="nb-NO"/>
+        </w:rPr>
+        <w:t xml:space="preserve"> </w:t>
+      </w:r>
+      <w:proofErr w:type="spellStart"/>
+      <w:r>
+        <w:rPr>
+          <w:rFonts w:ascii="Times New Roman" w:hAnsi="Times New Roman" w:cs="Times New Roman"/>
+          <w:sz w:val="24"/>
+          <w:szCs w:val="24"/>
+          <w:lang w:val="nb-NO"/>
+        </w:rPr>
+        <w:t>should</w:t>
+      </w:r>
+      <w:proofErr w:type="spellEnd"/>
+      <w:r>
+        <w:rPr>
+          <w:rFonts w:ascii="Times New Roman" w:hAnsi="Times New Roman" w:cs="Times New Roman"/>
+          <w:sz w:val="24"/>
+          <w:szCs w:val="24"/>
+          <w:lang w:val="nb-NO"/>
+        </w:rPr>
+        <w:t xml:space="preserve"> </w:t>
+      </w:r>
+      <w:proofErr w:type="spellStart"/>
+      <w:r>
+        <w:rPr>
+          <w:rFonts w:ascii="Times New Roman" w:hAnsi="Times New Roman" w:cs="Times New Roman"/>
+          <w:sz w:val="24"/>
+          <w:szCs w:val="24"/>
+          <w:lang w:val="nb-NO"/>
+        </w:rPr>
+        <w:t>return</w:t>
+      </w:r>
+      <w:proofErr w:type="spellEnd"/>
+      <w:r>
+        <w:rPr>
+          <w:rFonts w:ascii="Times New Roman" w:hAnsi="Times New Roman" w:cs="Times New Roman"/>
+          <w:sz w:val="24"/>
+          <w:szCs w:val="24"/>
+          <w:lang w:val="nb-NO"/>
+        </w:rPr>
+        <w:t xml:space="preserve"> </w:t>
+      </w:r>
+      <w:proofErr w:type="spellStart"/>
+      <w:r>
+        <w:rPr>
+          <w:rFonts w:ascii="Times New Roman" w:hAnsi="Times New Roman" w:cs="Times New Roman"/>
+          <w:sz w:val="24"/>
+          <w:szCs w:val="24"/>
+          <w:lang w:val="nb-NO"/>
+        </w:rPr>
+        <w:t>either</w:t>
+      </w:r>
+      <w:proofErr w:type="spellEnd"/>
+      <w:r>
+        <w:rPr>
+          <w:rFonts w:ascii="Times New Roman" w:hAnsi="Times New Roman" w:cs="Times New Roman"/>
+          <w:sz w:val="24"/>
+          <w:szCs w:val="24"/>
+          <w:lang w:val="nb-NO"/>
+        </w:rPr>
+        <w:t xml:space="preserve"> </w:t>
+      </w:r>
+      <w:proofErr w:type="spellStart"/>
+      <w:r>
+        <w:rPr>
+          <w:rFonts w:ascii="Times New Roman" w:hAnsi="Times New Roman" w:cs="Times New Roman"/>
+          <w:sz w:val="24"/>
+          <w:szCs w:val="24"/>
+          <w:lang w:val="nb-NO"/>
+        </w:rPr>
+        <w:t>new</w:t>
+      </w:r>
+      <w:proofErr w:type="spellEnd"/>
+      <w:r>
+        <w:rPr>
+          <w:rFonts w:ascii="Times New Roman" w:hAnsi="Times New Roman" w:cs="Times New Roman"/>
+          <w:sz w:val="24"/>
+          <w:szCs w:val="24"/>
+          <w:lang w:val="nb-NO"/>
+        </w:rPr>
+        <w:t xml:space="preserve"> </w:t>
+      </w:r>
+      <w:proofErr w:type="spellStart"/>
+      <w:r>
+        <w:rPr>
+          <w:rFonts w:ascii="Times New Roman" w:hAnsi="Times New Roman" w:cs="Times New Roman"/>
+          <w:sz w:val="24"/>
+          <w:szCs w:val="24"/>
+          <w:lang w:val="nb-NO"/>
+        </w:rPr>
+        <w:t>repository</w:t>
+      </w:r>
+      <w:proofErr w:type="spellEnd"/>
+      <w:r>
+        <w:rPr>
+          <w:rFonts w:ascii="Times New Roman" w:hAnsi="Times New Roman" w:cs="Times New Roman"/>
+          <w:sz w:val="24"/>
+          <w:szCs w:val="24"/>
+          <w:lang w:val="nb-NO"/>
+        </w:rPr>
+        <w:t xml:space="preserve"> or </w:t>
+      </w:r>
+      <w:proofErr w:type="spellStart"/>
+      <w:r>
+        <w:rPr>
+          <w:rFonts w:ascii="Times New Roman" w:hAnsi="Times New Roman" w:cs="Times New Roman"/>
+          <w:sz w:val="24"/>
+          <w:szCs w:val="24"/>
+          <w:lang w:val="nb-NO"/>
+        </w:rPr>
+        <w:t>use</w:t>
+      </w:r>
+      <w:proofErr w:type="spellEnd"/>
+      <w:r>
+        <w:rPr>
+          <w:rFonts w:ascii="Times New Roman" w:hAnsi="Times New Roman" w:cs="Times New Roman"/>
+          <w:sz w:val="24"/>
+          <w:szCs w:val="24"/>
+          <w:lang w:val="nb-NO"/>
+        </w:rPr>
+        <w:t xml:space="preserve"> </w:t>
+      </w:r>
+      <w:proofErr w:type="spellStart"/>
+      <w:r>
+        <w:rPr>
+          <w:rFonts w:ascii="Times New Roman" w:hAnsi="Times New Roman" w:cs="Times New Roman"/>
+          <w:sz w:val="24"/>
+          <w:szCs w:val="24"/>
+          <w:lang w:val="nb-NO"/>
+        </w:rPr>
+        <w:t>already</w:t>
+      </w:r>
+      <w:proofErr w:type="spellEnd"/>
+      <w:r>
+        <w:rPr>
+          <w:rFonts w:ascii="Times New Roman" w:hAnsi="Times New Roman" w:cs="Times New Roman"/>
+          <w:sz w:val="24"/>
+          <w:szCs w:val="24"/>
+          <w:lang w:val="nb-NO"/>
+        </w:rPr>
+        <w:t xml:space="preserve"> </w:t>
+      </w:r>
+      <w:proofErr w:type="spellStart"/>
+      <w:r>
+        <w:rPr>
+          <w:rFonts w:ascii="Times New Roman" w:hAnsi="Times New Roman" w:cs="Times New Roman"/>
+          <w:sz w:val="24"/>
+          <w:szCs w:val="24"/>
+          <w:lang w:val="nb-NO"/>
+        </w:rPr>
+        <w:t>created</w:t>
+      </w:r>
+      <w:proofErr w:type="spellEnd"/>
+      <w:r>
+        <w:rPr>
+          <w:rFonts w:ascii="Times New Roman" w:hAnsi="Times New Roman" w:cs="Times New Roman"/>
+          <w:sz w:val="24"/>
+          <w:szCs w:val="24"/>
+          <w:lang w:val="nb-NO"/>
+        </w:rPr>
+        <w:t xml:space="preserve"> </w:t>
+      </w:r>
+      <w:proofErr w:type="spellStart"/>
+      <w:r>
+        <w:rPr>
+          <w:rFonts w:ascii="Times New Roman" w:hAnsi="Times New Roman" w:cs="Times New Roman"/>
+          <w:sz w:val="24"/>
+          <w:szCs w:val="24"/>
+          <w:lang w:val="nb-NO"/>
+        </w:rPr>
+        <w:t>one</w:t>
+      </w:r>
+      <w:proofErr w:type="spellEnd"/>
+      <w:r>
+        <w:rPr>
+          <w:rFonts w:ascii="Times New Roman" w:hAnsi="Times New Roman" w:cs="Times New Roman"/>
+          <w:sz w:val="24"/>
+          <w:szCs w:val="24"/>
+          <w:lang w:val="nb-NO"/>
+        </w:rPr>
+        <w:t xml:space="preserve">. </w:t>
+      </w:r>
+      <w:proofErr w:type="spellStart"/>
+      <w:r>
+        <w:rPr>
+          <w:rFonts w:ascii="Times New Roman" w:hAnsi="Times New Roman" w:cs="Times New Roman"/>
+          <w:sz w:val="24"/>
+          <w:szCs w:val="24"/>
+          <w:lang w:val="nb-NO"/>
+        </w:rPr>
+        <w:t>Already</w:t>
+      </w:r>
+      <w:proofErr w:type="spellEnd"/>
+      <w:r>
+        <w:rPr>
+          <w:rFonts w:ascii="Times New Roman" w:hAnsi="Times New Roman" w:cs="Times New Roman"/>
+          <w:sz w:val="24"/>
+          <w:szCs w:val="24"/>
+          <w:lang w:val="nb-NO"/>
+        </w:rPr>
+        <w:t xml:space="preserve"> </w:t>
+      </w:r>
+      <w:proofErr w:type="spellStart"/>
+      <w:r>
+        <w:rPr>
+          <w:rFonts w:ascii="Times New Roman" w:hAnsi="Times New Roman" w:cs="Times New Roman"/>
+          <w:sz w:val="24"/>
+          <w:szCs w:val="24"/>
+          <w:lang w:val="nb-NO"/>
+        </w:rPr>
+        <w:t>created</w:t>
+      </w:r>
+      <w:proofErr w:type="spellEnd"/>
+      <w:r>
+        <w:rPr>
+          <w:rFonts w:ascii="Times New Roman" w:hAnsi="Times New Roman" w:cs="Times New Roman"/>
+          <w:sz w:val="24"/>
+          <w:szCs w:val="24"/>
+          <w:lang w:val="nb-NO"/>
+        </w:rPr>
+        <w:t xml:space="preserve"> </w:t>
+      </w:r>
+      <w:proofErr w:type="spellStart"/>
+      <w:r>
+        <w:rPr>
+          <w:rFonts w:ascii="Times New Roman" w:hAnsi="Times New Roman" w:cs="Times New Roman"/>
+          <w:sz w:val="24"/>
+          <w:szCs w:val="24"/>
+          <w:lang w:val="nb-NO"/>
+        </w:rPr>
+        <w:t>repositories</w:t>
+      </w:r>
+      <w:proofErr w:type="spellEnd"/>
+      <w:r>
+        <w:rPr>
+          <w:rFonts w:ascii="Times New Roman" w:hAnsi="Times New Roman" w:cs="Times New Roman"/>
+          <w:sz w:val="24"/>
+          <w:szCs w:val="24"/>
+          <w:lang w:val="nb-NO"/>
+        </w:rPr>
+        <w:t xml:space="preserve"> </w:t>
+      </w:r>
+      <w:proofErr w:type="spellStart"/>
+      <w:r>
+        <w:rPr>
+          <w:rFonts w:ascii="Times New Roman" w:hAnsi="Times New Roman" w:cs="Times New Roman"/>
+          <w:sz w:val="24"/>
+          <w:szCs w:val="24"/>
+          <w:lang w:val="nb-NO"/>
+        </w:rPr>
+        <w:t>are</w:t>
+      </w:r>
+      <w:proofErr w:type="spellEnd"/>
+      <w:r>
+        <w:rPr>
+          <w:rFonts w:ascii="Times New Roman" w:hAnsi="Times New Roman" w:cs="Times New Roman"/>
+          <w:sz w:val="24"/>
+          <w:szCs w:val="24"/>
+          <w:lang w:val="nb-NO"/>
+        </w:rPr>
+        <w:t xml:space="preserve"> </w:t>
+      </w:r>
+      <w:proofErr w:type="spellStart"/>
+      <w:r>
+        <w:rPr>
+          <w:rFonts w:ascii="Times New Roman" w:hAnsi="Times New Roman" w:cs="Times New Roman"/>
+          <w:sz w:val="24"/>
+          <w:szCs w:val="24"/>
+          <w:lang w:val="nb-NO"/>
+        </w:rPr>
+        <w:t>kept</w:t>
+      </w:r>
+      <w:proofErr w:type="spellEnd"/>
+      <w:r>
+        <w:rPr>
+          <w:rFonts w:ascii="Times New Roman" w:hAnsi="Times New Roman" w:cs="Times New Roman"/>
+          <w:sz w:val="24"/>
+          <w:szCs w:val="24"/>
+          <w:lang w:val="nb-NO"/>
+        </w:rPr>
+        <w:t xml:space="preserve"> in </w:t>
+      </w:r>
+      <w:proofErr w:type="spellStart"/>
+      <w:r>
+        <w:rPr>
+          <w:rFonts w:ascii="Times New Roman" w:hAnsi="Times New Roman" w:cs="Times New Roman"/>
+          <w:sz w:val="24"/>
+          <w:szCs w:val="24"/>
+          <w:lang w:val="nb-NO"/>
+        </w:rPr>
+        <w:t>dictionary</w:t>
+      </w:r>
+      <w:proofErr w:type="spellEnd"/>
+    </w:p>
+    <w:p>
+      <w:pPr>
+        <w:spacing w:line="360" w:lineRule="auto"/>
+        <w:jc w:val="both"/>
+      </w:pPr>
+    </w:p>
+    <w:p>
+      <w:pPr>
+        <w:pStyle w:val="ListParagraph"/>
+        <w:numPr>
+          <w:ilvl w:val="0"/>
+          <w:numId w:val="15"/>
+        </w:numPr>
+        <w:spacing w:line="360" w:lineRule="auto"/>
+        <w:jc w:val="both"/>
+      </w:pPr>
+      <w:proofErr w:type="spellStart"/>
+      <w:r>
+        <w:rPr>
+          <w:rFonts w:ascii="Times New Roman" w:hAnsi="Times New Roman" w:cs="Times New Roman"/>
+          <w:sz w:val="24"/>
+          <w:szCs w:val="24"/>
+          <w:lang w:val="nb-NO"/>
+        </w:rPr>
+        <w:t>Generics</w:t>
+      </w:r>
+      <w:proofErr w:type="spellEnd"/>
+      <w:r>
+        <w:rPr>
+          <w:rFonts w:ascii="Times New Roman" w:hAnsi="Times New Roman" w:cs="Times New Roman"/>
+          <w:sz w:val="24"/>
+          <w:szCs w:val="24"/>
+          <w:lang w:val="nb-NO"/>
+        </w:rPr>
+        <w:t xml:space="preserve"> – </w:t>
+      </w:r>
+      <w:proofErr w:type="spellStart"/>
+      <w:r>
+        <w:rPr>
+          <w:rFonts w:ascii="Times New Roman" w:hAnsi="Times New Roman" w:cs="Times New Roman"/>
+          <w:sz w:val="24"/>
+          <w:szCs w:val="24"/>
+          <w:lang w:val="nb-NO"/>
+        </w:rPr>
+        <w:t>are</w:t>
+      </w:r>
+      <w:proofErr w:type="spellEnd"/>
+      <w:r>
+        <w:rPr>
+          <w:rFonts w:ascii="Times New Roman" w:hAnsi="Times New Roman" w:cs="Times New Roman"/>
+          <w:sz w:val="24"/>
+          <w:szCs w:val="24"/>
+          <w:lang w:val="nb-NO"/>
+        </w:rPr>
+        <w:t xml:space="preserve"> used for base elements. </w:t>
+      </w:r>
+    </w:p>
+    <w:p>
+      <w:pPr>
+        <w:pStyle w:val="ListParagraph"/>
+        <w:numPr>
+          <w:ilvl w:val="1"/>
+          <w:numId w:val="15"/>
+        </w:numPr>
+        <w:spacing w:line="360" w:lineRule="auto"/>
+        <w:jc w:val="both"/>
+      </w:pPr>
+      <w:r>
+        <w:rPr>
+          <w:rFonts w:ascii="Times New Roman" w:hAnsi="Times New Roman" w:cs="Times New Roman"/>
+          <w:sz w:val="24"/>
+          <w:szCs w:val="24"/>
+          <w:lang w:val="nb-NO"/>
+        </w:rPr>
+        <w:t xml:space="preserve">This API </w:t>
+      </w:r>
+      <w:proofErr w:type="spellStart"/>
+      <w:r>
+        <w:rPr>
+          <w:rFonts w:ascii="Times New Roman" w:hAnsi="Times New Roman" w:cs="Times New Roman"/>
+          <w:sz w:val="24"/>
+          <w:szCs w:val="24"/>
+          <w:lang w:val="nb-NO"/>
+        </w:rPr>
+        <w:t>allows</w:t>
+      </w:r>
+      <w:proofErr w:type="spellEnd"/>
+      <w:r>
+        <w:rPr>
+          <w:rFonts w:ascii="Times New Roman" w:hAnsi="Times New Roman" w:cs="Times New Roman"/>
+          <w:sz w:val="24"/>
+          <w:szCs w:val="24"/>
+          <w:lang w:val="nb-NO"/>
+        </w:rPr>
+        <w:t xml:space="preserve"> to </w:t>
+      </w:r>
+      <w:proofErr w:type="spellStart"/>
+      <w:r>
+        <w:rPr>
+          <w:rFonts w:ascii="Times New Roman" w:hAnsi="Times New Roman" w:cs="Times New Roman"/>
+          <w:sz w:val="24"/>
+          <w:szCs w:val="24"/>
+          <w:lang w:val="nb-NO"/>
+        </w:rPr>
+        <w:t>change</w:t>
+      </w:r>
+      <w:proofErr w:type="spellEnd"/>
+      <w:r>
+        <w:rPr>
+          <w:rFonts w:ascii="Times New Roman" w:hAnsi="Times New Roman" w:cs="Times New Roman"/>
+          <w:sz w:val="24"/>
+          <w:szCs w:val="24"/>
+          <w:lang w:val="nb-NO"/>
+        </w:rPr>
+        <w:t xml:space="preserve"> </w:t>
+      </w:r>
+      <w:proofErr w:type="spellStart"/>
+      <w:r>
+        <w:rPr>
+          <w:rFonts w:ascii="Times New Roman" w:hAnsi="Times New Roman" w:cs="Times New Roman"/>
+          <w:sz w:val="24"/>
+          <w:szCs w:val="24"/>
+          <w:lang w:val="nb-NO"/>
+        </w:rPr>
+        <w:t>the</w:t>
+      </w:r>
+      <w:proofErr w:type="spellEnd"/>
+      <w:r>
+        <w:rPr>
+          <w:rFonts w:ascii="Times New Roman" w:hAnsi="Times New Roman" w:cs="Times New Roman"/>
+          <w:sz w:val="24"/>
+          <w:szCs w:val="24"/>
+          <w:lang w:val="nb-NO"/>
+        </w:rPr>
+        <w:t xml:space="preserve"> </w:t>
+      </w:r>
+      <w:proofErr w:type="spellStart"/>
+      <w:r>
+        <w:rPr>
+          <w:rFonts w:ascii="Times New Roman" w:hAnsi="Times New Roman" w:cs="Times New Roman"/>
+          <w:sz w:val="24"/>
+          <w:szCs w:val="24"/>
+          <w:lang w:val="nb-NO"/>
+        </w:rPr>
+        <w:t>entity</w:t>
+      </w:r>
+      <w:proofErr w:type="spellEnd"/>
+      <w:r>
+        <w:rPr>
+          <w:rFonts w:ascii="Times New Roman" w:hAnsi="Times New Roman" w:cs="Times New Roman"/>
+          <w:sz w:val="24"/>
+          <w:szCs w:val="24"/>
+          <w:lang w:val="nb-NO"/>
+        </w:rPr>
+        <w:t xml:space="preserve"> ID type (</w:t>
+      </w:r>
+      <w:proofErr w:type="spellStart"/>
+      <w:r>
+        <w:rPr>
+          <w:rFonts w:ascii="Times New Roman" w:hAnsi="Times New Roman" w:cs="Times New Roman"/>
+          <w:sz w:val="24"/>
+          <w:szCs w:val="24"/>
+          <w:lang w:val="nb-NO"/>
+        </w:rPr>
+        <w:t>default</w:t>
+      </w:r>
+      <w:proofErr w:type="spellEnd"/>
+      <w:r>
+        <w:rPr>
+          <w:rFonts w:ascii="Times New Roman" w:hAnsi="Times New Roman" w:cs="Times New Roman"/>
+          <w:sz w:val="24"/>
+          <w:szCs w:val="24"/>
+          <w:lang w:val="nb-NO"/>
+        </w:rPr>
+        <w:t xml:space="preserve"> is GUID) </w:t>
+      </w:r>
+    </w:p>
+    <w:p>
+      <w:pPr>
+        <w:pStyle w:val="ListParagraph"/>
+        <w:numPr>
+          <w:ilvl w:val="1"/>
+          <w:numId w:val="15"/>
+        </w:numPr>
+        <w:spacing w:line="360" w:lineRule="auto"/>
+        <w:jc w:val="both"/>
+      </w:pPr>
+      <w:proofErr w:type="spellStart"/>
+      <w:r>
+        <w:rPr>
+          <w:rFonts w:ascii="Times New Roman" w:hAnsi="Times New Roman" w:cs="Times New Roman"/>
+          <w:sz w:val="24"/>
+          <w:szCs w:val="24"/>
+          <w:lang w:val="nb-NO"/>
+        </w:rPr>
+        <w:t>Repository</w:t>
+      </w:r>
+      <w:proofErr w:type="spellEnd"/>
+      <w:r>
+        <w:rPr>
+          <w:rFonts w:ascii="Times New Roman" w:hAnsi="Times New Roman" w:cs="Times New Roman"/>
+          <w:sz w:val="24"/>
+          <w:szCs w:val="24"/>
+          <w:lang w:val="nb-NO"/>
+        </w:rPr>
+        <w:t xml:space="preserve"> </w:t>
+      </w:r>
+      <w:proofErr w:type="spellStart"/>
+      <w:r>
+        <w:rPr>
+          <w:rFonts w:ascii="Times New Roman" w:hAnsi="Times New Roman" w:cs="Times New Roman"/>
+          <w:sz w:val="24"/>
+          <w:szCs w:val="24"/>
+          <w:lang w:val="nb-NO"/>
+        </w:rPr>
+        <w:t>creation</w:t>
+      </w:r>
+      <w:proofErr w:type="spellEnd"/>
+      <w:r>
+        <w:rPr>
+          <w:rFonts w:ascii="Times New Roman" w:hAnsi="Times New Roman" w:cs="Times New Roman"/>
+          <w:sz w:val="24"/>
+          <w:szCs w:val="24"/>
+          <w:lang w:val="nb-NO"/>
+        </w:rPr>
+        <w:t xml:space="preserve"> </w:t>
+      </w:r>
+      <w:proofErr w:type="spellStart"/>
+      <w:r>
+        <w:rPr>
+          <w:rFonts w:ascii="Times New Roman" w:hAnsi="Times New Roman" w:cs="Times New Roman"/>
+          <w:sz w:val="24"/>
+          <w:szCs w:val="24"/>
+          <w:lang w:val="nb-NO"/>
+        </w:rPr>
+        <w:t>factory</w:t>
+      </w:r>
+      <w:proofErr w:type="spellEnd"/>
+      <w:r>
+        <w:rPr>
+          <w:rFonts w:ascii="Times New Roman" w:hAnsi="Times New Roman" w:cs="Times New Roman"/>
+          <w:sz w:val="24"/>
+          <w:szCs w:val="24"/>
+          <w:lang w:val="nb-NO"/>
+        </w:rPr>
+        <w:t xml:space="preserve"> </w:t>
+      </w:r>
+      <w:proofErr w:type="spellStart"/>
+      <w:r>
+        <w:rPr>
+          <w:rFonts w:ascii="Times New Roman" w:hAnsi="Times New Roman" w:cs="Times New Roman"/>
+          <w:sz w:val="24"/>
+          <w:szCs w:val="24"/>
+          <w:lang w:val="nb-NO"/>
+        </w:rPr>
+        <w:t>methods</w:t>
+      </w:r>
+      <w:proofErr w:type="spellEnd"/>
+    </w:p>
+    <w:p>
+      <w:pPr>
+        <w:pStyle w:val="ListParagraph"/>
+        <w:numPr>
+          <w:ilvl w:val="0"/>
+          <w:numId w:val="15"/>
+        </w:numPr>
+        <w:spacing w:line="360" w:lineRule="auto"/>
+        <w:jc w:val="both"/>
+      </w:pPr>
+      <w:proofErr w:type="spellStart"/>
+      <w:r>
+        <w:rPr>
+          <w:rFonts w:ascii="Times New Roman" w:hAnsi="Times New Roman" w:cs="Times New Roman"/>
+          <w:sz w:val="24"/>
+          <w:szCs w:val="24"/>
+          <w:lang w:val="nb-NO"/>
+        </w:rPr>
+        <w:t>Overwrite</w:t>
+      </w:r>
+      <w:proofErr w:type="spellEnd"/>
+      <w:r>
+        <w:rPr>
+          <w:rFonts w:ascii="Times New Roman" w:hAnsi="Times New Roman" w:cs="Times New Roman"/>
+          <w:sz w:val="24"/>
+          <w:szCs w:val="24"/>
+          <w:lang w:val="nb-NO"/>
+        </w:rPr>
+        <w:t xml:space="preserve"> </w:t>
+      </w:r>
+      <w:proofErr w:type="spellStart"/>
+      <w:r>
+        <w:rPr>
+          <w:rFonts w:ascii="Times New Roman" w:hAnsi="Times New Roman" w:cs="Times New Roman"/>
+          <w:sz w:val="24"/>
+          <w:szCs w:val="24"/>
+          <w:lang w:val="nb-NO"/>
+        </w:rPr>
+        <w:t>methods</w:t>
+      </w:r>
+      <w:proofErr w:type="spellEnd"/>
+      <w:r>
+        <w:rPr>
+          <w:rFonts w:ascii="Times New Roman" w:hAnsi="Times New Roman" w:cs="Times New Roman"/>
+          <w:sz w:val="24"/>
+          <w:szCs w:val="24"/>
+          <w:lang w:val="nb-NO"/>
+        </w:rPr>
+        <w:t xml:space="preserve"> </w:t>
+      </w:r>
+      <w:proofErr w:type="spellStart"/>
+      <w:r>
+        <w:rPr>
+          <w:rFonts w:ascii="Times New Roman" w:hAnsi="Times New Roman" w:cs="Times New Roman"/>
+          <w:sz w:val="24"/>
+          <w:szCs w:val="24"/>
+          <w:lang w:val="nb-NO"/>
+        </w:rPr>
+        <w:t>capability</w:t>
+      </w:r>
+      <w:proofErr w:type="spellEnd"/>
+      <w:r>
+        <w:rPr>
+          <w:rFonts w:ascii="Times New Roman" w:hAnsi="Times New Roman" w:cs="Times New Roman"/>
+          <w:sz w:val="24"/>
+          <w:szCs w:val="24"/>
+          <w:lang w:val="nb-NO"/>
+        </w:rPr>
+        <w:t xml:space="preserve"> for </w:t>
+      </w:r>
+      <w:proofErr w:type="spellStart"/>
+      <w:r>
+        <w:rPr>
+          <w:rFonts w:ascii="Times New Roman" w:hAnsi="Times New Roman" w:cs="Times New Roman"/>
+          <w:sz w:val="24"/>
+          <w:szCs w:val="24"/>
+          <w:lang w:val="nb-NO"/>
+        </w:rPr>
+        <w:t>large</w:t>
+      </w:r>
+      <w:proofErr w:type="spellEnd"/>
+      <w:r>
+        <w:rPr>
+          <w:rFonts w:ascii="Times New Roman" w:hAnsi="Times New Roman" w:cs="Times New Roman"/>
+          <w:sz w:val="24"/>
+          <w:szCs w:val="24"/>
+          <w:lang w:val="nb-NO"/>
+        </w:rPr>
+        <w:t xml:space="preserve"> </w:t>
+      </w:r>
+      <w:proofErr w:type="spellStart"/>
+      <w:r>
+        <w:rPr>
+          <w:rFonts w:ascii="Times New Roman" w:hAnsi="Times New Roman" w:cs="Times New Roman"/>
+          <w:sz w:val="24"/>
+          <w:szCs w:val="24"/>
+          <w:lang w:val="nb-NO"/>
+        </w:rPr>
+        <w:t>amount</w:t>
+      </w:r>
+      <w:proofErr w:type="spellEnd"/>
+      <w:r>
+        <w:rPr>
+          <w:rFonts w:ascii="Times New Roman" w:hAnsi="Times New Roman" w:cs="Times New Roman"/>
+          <w:sz w:val="24"/>
+          <w:szCs w:val="24"/>
+          <w:lang w:val="nb-NO"/>
+        </w:rPr>
+        <w:t xml:space="preserve"> </w:t>
+      </w:r>
+      <w:proofErr w:type="spellStart"/>
+      <w:r>
+        <w:rPr>
+          <w:rFonts w:ascii="Times New Roman" w:hAnsi="Times New Roman" w:cs="Times New Roman"/>
+          <w:sz w:val="24"/>
+          <w:szCs w:val="24"/>
+          <w:lang w:val="nb-NO"/>
+        </w:rPr>
+        <w:t>of</w:t>
+      </w:r>
+      <w:proofErr w:type="spellEnd"/>
+      <w:r>
+        <w:rPr>
+          <w:rFonts w:ascii="Times New Roman" w:hAnsi="Times New Roman" w:cs="Times New Roman"/>
+          <w:sz w:val="24"/>
+          <w:szCs w:val="24"/>
+          <w:lang w:val="nb-NO"/>
+        </w:rPr>
+        <w:t xml:space="preserve"> </w:t>
+      </w:r>
+      <w:proofErr w:type="spellStart"/>
+      <w:r>
+        <w:rPr>
+          <w:rFonts w:ascii="Times New Roman" w:hAnsi="Times New Roman" w:cs="Times New Roman"/>
+          <w:sz w:val="24"/>
+          <w:szCs w:val="24"/>
+          <w:lang w:val="nb-NO"/>
+        </w:rPr>
+        <w:t>methods</w:t>
+      </w:r>
+      <w:proofErr w:type="spellEnd"/>
+      <w:r>
+        <w:rPr>
+          <w:rFonts w:ascii="Times New Roman" w:hAnsi="Times New Roman" w:cs="Times New Roman"/>
+          <w:sz w:val="24"/>
+          <w:szCs w:val="24"/>
+          <w:lang w:val="nb-NO"/>
+        </w:rPr>
+        <w:t xml:space="preserve"> (</w:t>
+      </w:r>
+      <w:proofErr w:type="spellStart"/>
+      <w:r>
+        <w:rPr>
+          <w:rFonts w:ascii="Times New Roman" w:hAnsi="Times New Roman" w:cs="Times New Roman"/>
+          <w:sz w:val="24"/>
+          <w:szCs w:val="24"/>
+          <w:lang w:val="nb-NO"/>
+        </w:rPr>
+        <w:t>virtual</w:t>
+      </w:r>
+      <w:proofErr w:type="spellEnd"/>
+      <w:r>
+        <w:rPr>
+          <w:rFonts w:ascii="Times New Roman" w:hAnsi="Times New Roman" w:cs="Times New Roman"/>
+          <w:sz w:val="24"/>
+          <w:szCs w:val="24"/>
+          <w:lang w:val="nb-NO"/>
+        </w:rPr>
+        <w:t>) -</w:t>
+      </w:r>
+      <w:proofErr w:type="spellStart"/>
+      <w:r>
+        <w:rPr>
+          <w:rFonts w:ascii="Times New Roman" w:hAnsi="Times New Roman" w:cs="Times New Roman"/>
+          <w:color w:val="FF0000"/>
+          <w:sz w:val="24"/>
+          <w:szCs w:val="24"/>
+          <w:lang w:val="nb-NO"/>
+        </w:rPr>
+        <w:t>describe</w:t>
+      </w:r>
+      <w:proofErr w:type="spellEnd"/>
+      <w:r>
+        <w:rPr>
+          <w:rFonts w:ascii="Times New Roman" w:hAnsi="Times New Roman" w:cs="Times New Roman"/>
+          <w:color w:val="FF0000"/>
+          <w:sz w:val="24"/>
+          <w:szCs w:val="24"/>
+          <w:lang w:val="nb-NO"/>
+        </w:rPr>
+        <w:t xml:space="preserve"> </w:t>
+      </w:r>
+      <w:proofErr w:type="spellStart"/>
+      <w:r>
+        <w:rPr>
+          <w:rFonts w:ascii="Times New Roman" w:hAnsi="Times New Roman" w:cs="Times New Roman"/>
+          <w:color w:val="FF0000"/>
+          <w:sz w:val="24"/>
+          <w:szCs w:val="24"/>
+          <w:lang w:val="nb-NO"/>
+        </w:rPr>
+        <w:t>better</w:t>
+      </w:r>
+      <w:proofErr w:type="spellEnd"/>
+    </w:p>
+    <w:p>
+      <w:pPr>
+        <w:pStyle w:val="Heading2"/>
+        <w:numPr>
+          <w:ilvl w:val="1"/>
+          <w:numId w:val="4"/>
+        </w:numPr>
+      </w:pPr>
+      <w:bookmarkStart w:id="14" w:name="_Toc100686634"/>
       <w:r>
         <w:t>Translations</w:t>
       </w:r>
-      <w:bookmarkEnd w:id="11"/>
+      <w:bookmarkEnd w:id="14"/>
     </w:p>
     <w:p>
       <w:pPr>
@@ -4779,20 +7092,40 @@
           <w:lang w:val="en-EE" w:eastAsia="en-GB"/>
         </w:rPr>
       </w:pPr>
-      <w:r>
-        <w:rPr>
-          <w:rFonts w:ascii="Segoe UI" w:hAnsi="Segoe UI" w:cs="Segoe UI"/>
-          <w:color w:val="212121"/>
-          <w:sz w:val="18"/>
-          <w:szCs w:val="18"/>
-          <w:shd w:val="clear" w:color="auto" w:fill="FFFFFF"/>
-        </w:rPr>
-        <w:t>https://localhost:7222/api/Address?culture=et-EE</w:t>
-      </w:r>
+      <w:hyperlink r:id="rId21" w:history="1">
+        <w:r>
+          <w:rPr>
+            <w:rStyle w:val="Hyperlink"/>
+            <w:rFonts w:ascii="Segoe UI" w:hAnsi="Segoe UI" w:cs="Segoe UI"/>
+            <w:sz w:val="18"/>
+            <w:szCs w:val="18"/>
+            <w:shd w:val="clear" w:color="auto" w:fill="FFFFFF"/>
+          </w:rPr>
+          <w:t>https://localhost:7222/api/Address?culture=et-EE</w:t>
+        </w:r>
+      </w:hyperlink>
     </w:p>
     <w:p>
       <w:pPr>
+        <w:spacing w:line="360" w:lineRule="auto"/>
+      </w:pPr>
+      <w:r>
+        <w:rPr>
+          <w:lang w:val="en-US"/>
+        </w:rPr>
+        <w:t>E</w:t>
+      </w:r>
+      <w:r>
+        <w:rPr>
+          <w:lang w:val="en-US"/>
+        </w:rPr>
+        <w:t>t specifies base language, and -EE specifies the language regional usage.</w:t>
+      </w:r>
+    </w:p>
+    <w:p>
+      <w:pPr>
         <w:pStyle w:val="BodyText"/>
+        <w:jc w:val="left"/>
       </w:pPr>
       <w:r>
         <w:t xml:space="preserve">Fallback culture is set to et-EE and API supports additional </w:t>
@@ -4804,6 +7137,85 @@
       <w:proofErr w:type="spellEnd"/>
       <w:r>
         <w:t>-GB culture</w:t>
+      </w:r>
+      <w:r>
+        <w:t xml:space="preserve">. </w:t>
+      </w:r>
+      <w:r>
+        <w:rPr>
+          <w:lang w:val="en-US"/>
+        </w:rPr>
+        <w:t xml:space="preserve">Example </w:t>
+      </w:r>
+      <w:proofErr w:type="spellStart"/>
+      <w:r>
+        <w:rPr>
+          <w:lang w:val="en-US"/>
+        </w:rPr>
+        <w:t>en</w:t>
+      </w:r>
+      <w:proofErr w:type="spellEnd"/>
+      <w:r>
+        <w:rPr>
+          <w:lang w:val="en-US"/>
+        </w:rPr>
+        <w:t xml:space="preserve">-GB or </w:t>
+      </w:r>
+      <w:proofErr w:type="spellStart"/>
+      <w:r>
+        <w:rPr>
+          <w:lang w:val="en-US"/>
+        </w:rPr>
+        <w:t>en</w:t>
+      </w:r>
+      <w:proofErr w:type="spellEnd"/>
+      <w:r>
+        <w:rPr>
+          <w:lang w:val="en-US"/>
+        </w:rPr>
+        <w:t xml:space="preserve">-US </w:t>
+      </w:r>
+      <w:proofErr w:type="gramStart"/>
+      <w:r>
+        <w:rPr>
+          <w:lang w:val="en-US"/>
+        </w:rPr>
+        <w:t>where</w:t>
+      </w:r>
+      <w:proofErr w:type="gramEnd"/>
+      <w:r>
+        <w:rPr>
+          <w:lang w:val="en-US"/>
+        </w:rPr>
+        <w:t xml:space="preserve"> GB marks Great Britain and US United States languages. </w:t>
+      </w:r>
+    </w:p>
+    <w:p>
+      <w:pPr>
+        <w:pStyle w:val="BodyText"/>
+        <w:rPr>
+          <w:lang w:val="en-US"/>
+        </w:rPr>
+      </w:pPr>
+      <w:r>
+        <w:rPr>
+          <w:lang w:val="en-US"/>
+        </w:rPr>
+        <w:t>Adding more languages needs modification of properties/</w:t>
+      </w:r>
+      <w:proofErr w:type="spellStart"/>
+      <w:r>
+        <w:rPr>
+          <w:lang w:val="en-US"/>
+        </w:rPr>
+        <w:t>appsettings</w:t>
+      </w:r>
+      <w:proofErr w:type="spellEnd"/>
+      <w:r>
+        <w:rPr>
+          <w:lang w:val="en-US"/>
+        </w:rPr>
+        <w:t xml:space="preserve">. </w:t>
       </w:r>
     </w:p>
     <w:p>
@@ -5119,23 +7531,18 @@
         <w:pStyle w:val="BodyText"/>
       </w:pPr>
       <w:r>
+        <w:lastRenderedPageBreak/>
         <w:t xml:space="preserve">JSONB </w:t>
       </w:r>
       <w:r>
         <w:t>(</w:t>
       </w:r>
-      <w:hyperlink r:id="rId21" w:history="1">
+      <w:hyperlink r:id="rId22" w:history="1">
         <w:r>
           <w:rPr>
             <w:rStyle w:val="Hyperlink"/>
           </w:rPr>
-          <w:t>https://www.postgresql.org/docs/9.4/datatype-json.htm</w:t>
-        </w:r>
-        <w:r>
-          <w:rPr>
-            <w:rStyle w:val="Hyperlink"/>
-          </w:rPr>
-          <w:t>l</w:t>
+          <w:t>https://www.postgresql.org/docs/9.4/datatype-json.html</w:t>
         </w:r>
       </w:hyperlink>
       <w:r>
@@ -5192,7 +7599,6 @@
         <w:pStyle w:val="BodyText"/>
       </w:pPr>
       <w:r>
-        <w:lastRenderedPageBreak/>
         <w:t>Controllers</w:t>
       </w:r>
       <w:r>
@@ -5227,6 +7633,25 @@
       <w:r>
         <w:t>operation deletes entire row and culture deletion is not supported (out of scope)</w:t>
       </w:r>
+    </w:p>
+    <w:p>
+      <w:pPr>
+        <w:pStyle w:val="BodyText"/>
+        <w:rPr>
+          <w:lang w:val="en-US"/>
+        </w:rPr>
+      </w:pPr>
+      <w:r>
+        <w:rPr>
+          <w:lang w:val="en-US"/>
+        </w:rPr>
+        <w:t>Supported cultures can be added via controller PUT statement.</w:t>
+      </w:r>
+    </w:p>
+    <w:p>
+      <w:pPr>
+        <w:pStyle w:val="BodyText"/>
+      </w:pPr>
     </w:p>
     <w:p>
       <w:pPr>
@@ -5236,11 +7661,11 @@
           <w:numId w:val="4"/>
         </w:numPr>
       </w:pPr>
-      <w:bookmarkStart w:id="12" w:name="_Toc98700315"/>
+      <w:bookmarkStart w:id="15" w:name="_Toc100686635"/>
       <w:r>
         <w:t>Testing</w:t>
       </w:r>
-      <w:bookmarkEnd w:id="12"/>
+      <w:bookmarkEnd w:id="15"/>
     </w:p>
     <w:p>
       <w:pPr>
@@ -5282,7 +7707,7 @@
         </w:rPr>
         <w:t xml:space="preserve">GET </w:t>
       </w:r>
-      <w:hyperlink r:id="rId22" w:history="1">
+      <w:hyperlink r:id="rId23" w:history="1">
         <w:r>
           <w:rPr>
             <w:rStyle w:val="Hyperlink"/>
@@ -5318,7 +7743,7 @@
         </w:rPr>
         <w:t xml:space="preserve">GET </w:t>
       </w:r>
-      <w:hyperlink r:id="rId23" w:history="1">
+      <w:hyperlink r:id="rId24" w:history="1">
         <w:r>
           <w:rPr>
             <w:rStyle w:val="Hyperlink"/>
@@ -6176,24 +8601,113 @@
     </w:p>
     <w:p>
       <w:pPr>
-        <w:pStyle w:val="ListParagraph"/>
-        <w:rPr>
-          <w:sz w:val="24"/>
-          <w:szCs w:val="24"/>
-        </w:rPr>
-      </w:pPr>
+        <w:pStyle w:val="Heading3"/>
+      </w:pPr>
+      <w:bookmarkStart w:id="16" w:name="_Toc100686636"/>
+      <w:r>
+        <w:lastRenderedPageBreak/>
+        <w:t>Testing</w:t>
+      </w:r>
+      <w:r>
+        <w:t xml:space="preserve"> with JWT (postman)</w:t>
+      </w:r>
+      <w:bookmarkEnd w:id="16"/>
     </w:p>
     <w:p>
       <w:pPr>
         <w:pStyle w:val="ListParagraph"/>
         <w:rPr>
-          <w:sz w:val="24"/>
-          <w:szCs w:val="24"/>
-        </w:rPr>
-      </w:pPr>
+          <w:rFonts w:ascii="Times New Roman" w:hAnsi="Times New Roman" w:cs="Times New Roman"/>
+          <w:sz w:val="24"/>
+          <w:szCs w:val="24"/>
+        </w:rPr>
+      </w:pPr>
+      <w:r>
+        <w:rPr>
+          <w:rFonts w:ascii="Times New Roman" w:hAnsi="Times New Roman" w:cs="Times New Roman"/>
+          <w:sz w:val="24"/>
+          <w:szCs w:val="24"/>
+        </w:rPr>
+        <w:t>After testing JWT lifetime and access, it is feasible to</w:t>
+      </w:r>
+      <w:r>
+        <w:rPr>
+          <w:rFonts w:ascii="Times New Roman" w:hAnsi="Times New Roman" w:cs="Times New Roman"/>
+          <w:sz w:val="24"/>
+          <w:szCs w:val="24"/>
+        </w:rPr>
+        <w:t xml:space="preserve"> </w:t>
+      </w:r>
+      <w:r>
+        <w:rPr>
+          <w:rFonts w:ascii="Times New Roman" w:hAnsi="Times New Roman" w:cs="Times New Roman"/>
+          <w:sz w:val="24"/>
+          <w:szCs w:val="24"/>
+        </w:rPr>
+        <w:t>make the token lif</w:t>
+      </w:r>
+      <w:r>
+        <w:rPr>
+          <w:rFonts w:ascii="Times New Roman" w:hAnsi="Times New Roman" w:cs="Times New Roman"/>
+          <w:sz w:val="24"/>
+          <w:szCs w:val="24"/>
+        </w:rPr>
+        <w:t xml:space="preserve">etime longer then 1 minute. </w:t>
+      </w:r>
+      <w:proofErr w:type="gramStart"/>
+      <w:r>
+        <w:rPr>
+          <w:rFonts w:ascii="Times New Roman" w:hAnsi="Times New Roman" w:cs="Times New Roman"/>
+          <w:sz w:val="24"/>
+          <w:szCs w:val="24"/>
+        </w:rPr>
+        <w:t>Otherwise</w:t>
+      </w:r>
+      <w:proofErr w:type="gramEnd"/>
+      <w:r>
+        <w:rPr>
+          <w:rFonts w:ascii="Times New Roman" w:hAnsi="Times New Roman" w:cs="Times New Roman"/>
+          <w:sz w:val="24"/>
+          <w:szCs w:val="24"/>
+        </w:rPr>
+        <w:t xml:space="preserve"> most of the testing time is spent on manual token refreshing</w:t>
+      </w:r>
+      <w:r>
+        <w:rPr>
+          <w:rFonts w:ascii="Times New Roman" w:hAnsi="Times New Roman" w:cs="Times New Roman"/>
+          <w:sz w:val="24"/>
+          <w:szCs w:val="24"/>
+        </w:rPr>
+        <w:t xml:space="preserve">, </w:t>
+      </w:r>
+      <w:r>
+        <w:rPr>
+          <w:rFonts w:ascii="Times New Roman" w:hAnsi="Times New Roman" w:cs="Times New Roman"/>
+          <w:sz w:val="24"/>
+          <w:szCs w:val="24"/>
+        </w:rPr>
+        <w:t xml:space="preserve">coping and pasting JWT </w:t>
+      </w:r>
+      <w:r>
+        <w:rPr>
+          <w:rFonts w:ascii="Times New Roman" w:hAnsi="Times New Roman" w:cs="Times New Roman"/>
+          <w:sz w:val="24"/>
+          <w:szCs w:val="24"/>
+        </w:rPr>
+        <w:t>data to CRUD operations</w:t>
+      </w:r>
     </w:p>
     <w:p>
       <w:pPr>
+        <w:pStyle w:val="ListParagraph"/>
+        <w:rPr>
+          <w:sz w:val="24"/>
+          <w:szCs w:val="24"/>
+        </w:rPr>
+      </w:pPr>
+    </w:p>
+    <w:p>
+      <w:pPr>
         <w:pStyle w:val="BodyText"/>
         <w:ind w:left="720"/>
       </w:pPr>
@@ -6202,6 +8716,52 @@
       <w:pPr>
         <w:pStyle w:val="BodyText"/>
       </w:pPr>
+      <w:r>
+        <w:rPr>
+          <w:noProof/>
+        </w:rPr>
+        <w:drawing>
+          <wp:inline distT="0" distB="0" distL="0" distR="0" wp14:anchorId="0C93EF1A" wp14:editId="6F571524">
+            <wp:extent cx="5400675" cy="2945130"/>
+            <wp:effectExtent l="0" t="0" r="0" b="1270"/>
+            <wp:docPr id="2" name="Picture 2" descr="Graphical user interface, text, application, email, website&#10;&#10;Description automatically generated"/>
+            <wp:cNvGraphicFramePr>
+              <a:graphicFrameLocks xmlns:a="http://schemas.openxmlformats.org/drawingml/2006/main" noChangeAspect="1"/>
+            </wp:cNvGraphicFramePr>
+            <a:graphic xmlns:a="http://schemas.openxmlformats.org/drawingml/2006/main">
+              <a:graphicData uri="http://schemas.openxmlformats.org/drawingml/2006/picture">
+                <pic:pic xmlns:pic="http://schemas.openxmlformats.org/drawingml/2006/picture">
+                  <pic:nvPicPr>
+                    <pic:cNvPr id="2" name="Picture 2" descr="Graphical user interface, text, application, email, website&#10;&#10;Description automatically generated"/>
+                    <pic:cNvPicPr/>
+                  </pic:nvPicPr>
+                  <pic:blipFill>
+                    <a:blip r:embed="rId25" cstate="print">
+                      <a:extLst>
+                        <a:ext uri="{28A0092B-C50C-407E-A947-70E740481C1C}">
+                          <a14:useLocalDpi xmlns:a14="http://schemas.microsoft.com/office/drawing/2010/main" val="0"/>
+                        </a:ext>
+                      </a:extLst>
+                    </a:blip>
+                    <a:stretch>
+                      <a:fillRect/>
+                    </a:stretch>
+                  </pic:blipFill>
+                  <pic:spPr>
+                    <a:xfrm>
+                      <a:off x="0" y="0"/>
+                      <a:ext cx="5400675" cy="2945130"/>
+                    </a:xfrm>
+                    <a:prstGeom prst="rect">
+                      <a:avLst/>
+                    </a:prstGeom>
+                  </pic:spPr>
+                </pic:pic>
+              </a:graphicData>
+            </a:graphic>
+          </wp:inline>
+        </w:drawing>
+      </w:r>
     </w:p>
     <w:p>
       <w:pPr>
@@ -6215,34 +8775,233 @@
     </w:p>
     <w:p>
       <w:pPr>
-        <w:pStyle w:val="BodyText"/>
-      </w:pPr>
+        <w:pStyle w:val="Heading1"/>
+        <w:numPr>
+          <w:ilvl w:val="0"/>
+          <w:numId w:val="4"/>
+        </w:numPr>
+        <w:rPr>
+          <w:color w:val="FF0000"/>
+        </w:rPr>
+      </w:pPr>
+      <w:bookmarkStart w:id="17" w:name="_Toc100686637"/>
+      <w:r>
+        <w:rPr>
+          <w:color w:val="FF0000"/>
+        </w:rPr>
+        <w:t>Architecture – describe catalogue setup and API layering</w:t>
+      </w:r>
+      <w:bookmarkEnd w:id="17"/>
     </w:p>
     <w:p>
       <w:pPr>
-        <w:pStyle w:val="BodyText"/>
-      </w:pPr>
+        <w:pStyle w:val="Heading2"/>
+        <w:numPr>
+          <w:ilvl w:val="1"/>
+          <w:numId w:val="4"/>
+        </w:numPr>
+      </w:pPr>
+      <w:bookmarkStart w:id="18" w:name="_Toc100686638"/>
+      <w:r>
+        <w:t>User detection and role management.</w:t>
+      </w:r>
+      <w:bookmarkEnd w:id="18"/>
     </w:p>
     <w:p>
       <w:pPr>
         <w:pStyle w:val="BodyText"/>
-      </w:pPr>
+        <w:numPr>
+          <w:ilvl w:val="0"/>
+          <w:numId w:val="16"/>
+        </w:numPr>
+      </w:pPr>
+      <w:r>
+        <w:t xml:space="preserve">MVC controller roles are set on top of </w:t>
+      </w:r>
+      <w:proofErr w:type="gramStart"/>
+      <w:r>
+        <w:t>controller.</w:t>
+      </w:r>
+      <w:r>
+        <w:rPr>
+          <w:color w:val="FF0000"/>
+        </w:rPr>
+        <w:t>(</w:t>
+      </w:r>
+      <w:proofErr w:type="gramEnd"/>
+      <w:r>
+        <w:rPr>
+          <w:color w:val="FF0000"/>
+        </w:rPr>
+        <w:t>example Teams controller)</w:t>
+      </w:r>
     </w:p>
     <w:p>
       <w:pPr>
         <w:pStyle w:val="BodyText"/>
-      </w:pPr>
+        <w:numPr>
+          <w:ilvl w:val="0"/>
+          <w:numId w:val="16"/>
+        </w:numPr>
+      </w:pPr>
+      <w:r>
+        <w:t>Users are detected inside repository classes, where data requests are overloaded.</w:t>
+      </w:r>
     </w:p>
     <w:p>
       <w:pPr>
         <w:pStyle w:val="BodyText"/>
-      </w:pPr>
+        <w:numPr>
+          <w:ilvl w:val="0"/>
+          <w:numId w:val="16"/>
+        </w:numPr>
+      </w:pPr>
+      <w:r>
+        <w:t>User ID is not sent to MVC view.</w:t>
+      </w:r>
     </w:p>
     <w:p>
       <w:pPr>
+        <w:pStyle w:val="Heading2"/>
+        <w:numPr>
+          <w:ilvl w:val="1"/>
+          <w:numId w:val="4"/>
+        </w:numPr>
+      </w:pPr>
+      <w:bookmarkStart w:id="19" w:name="_Toc100686639"/>
+      <w:r>
+        <w:lastRenderedPageBreak/>
+        <w:t>JWT</w:t>
+      </w:r>
+      <w:bookmarkEnd w:id="19"/>
+      <w:r>
+        <w:t xml:space="preserve"> </w:t>
+      </w:r>
+    </w:p>
+    <w:p>
+      <w:pPr>
+        <w:pStyle w:val="BodyText"/>
+      </w:pPr>
+      <w:r>
+        <w:t>Using JWT for keeping user specific claims and authentication data.</w:t>
+      </w:r>
+      <w:r>
+        <w:t xml:space="preserve"> Is needed for keeping alive user logon and stateless session.</w:t>
+      </w:r>
+    </w:p>
+    <w:p>
+      <w:pPr>
+        <w:pStyle w:val="BodyText"/>
+      </w:pPr>
+      <w:r>
+        <w:t xml:space="preserve">Using two </w:t>
+      </w:r>
+      <w:proofErr w:type="gramStart"/>
+      <w:r>
+        <w:t>type</w:t>
+      </w:r>
+      <w:proofErr w:type="gramEnd"/>
+      <w:r>
+        <w:t xml:space="preserve"> of tokens:</w:t>
+      </w:r>
+    </w:p>
+    <w:p>
+      <w:pPr>
+        <w:pStyle w:val="BodyText"/>
+        <w:numPr>
+          <w:ilvl w:val="0"/>
+          <w:numId w:val="17"/>
+        </w:numPr>
+      </w:pPr>
+      <w:r>
+        <w:t xml:space="preserve">JWT – expires in one minute for better security and hinders token snatching. </w:t>
+      </w:r>
+      <w:r>
+        <w:t xml:space="preserve">But the token is alive for more </w:t>
+      </w:r>
+      <w:proofErr w:type="spellStart"/>
+      <w:r>
+        <w:t>then</w:t>
+      </w:r>
+      <w:proofErr w:type="spellEnd"/>
+      <w:r>
+        <w:t xml:space="preserve"> 1 minute to mitigate request-response collision risks.</w:t>
+      </w:r>
+    </w:p>
+    <w:p>
+      <w:pPr>
+        <w:pStyle w:val="BodyText"/>
+        <w:numPr>
+          <w:ilvl w:val="0"/>
+          <w:numId w:val="17"/>
+        </w:numPr>
+      </w:pPr>
+      <w:r>
+        <w:t xml:space="preserve">Refresh TOKEN – GUID string, which is alive for 7 days and helps to refresh </w:t>
+      </w:r>
+      <w:r>
+        <w:t>JWT for data operations</w:t>
+      </w:r>
+    </w:p>
+    <w:p>
+      <w:pPr>
+        <w:pStyle w:val="BodyText"/>
+      </w:pPr>
+      <w:r>
+        <w:t>Both tokens are refreshed every time user needs JWT for data access</w:t>
+      </w:r>
+      <w:r>
+        <w:t xml:space="preserve"> and user </w:t>
+      </w:r>
+      <w:r>
+        <w:t>must</w:t>
+      </w:r>
+      <w:r>
+        <w:t xml:space="preserve"> log on with each device separately.</w:t>
+      </w:r>
+      <w:r>
+        <w:t xml:space="preserve"> Each device gets its own tokens.</w:t>
+      </w:r>
+      <w:r>
+        <w:t xml:space="preserve"> Refresh-token list is kept under user data.</w:t>
+      </w:r>
+    </w:p>
+    <w:p>
+      <w:pPr>
+        <w:pStyle w:val="BodyText"/>
+        <w:ind w:left="720"/>
+      </w:pPr>
+    </w:p>
+    <w:p>
+      <w:pPr>
+        <w:pStyle w:val="BodyText"/>
+      </w:pPr>
+    </w:p>
+    <w:p>
+      <w:pPr>
+        <w:pStyle w:val="BodyText"/>
+      </w:pPr>
+    </w:p>
+    <w:p>
+      <w:pPr>
+        <w:pStyle w:val="BodyText"/>
+      </w:pPr>
+    </w:p>
+    <w:p>
+      <w:pPr>
+        <w:pStyle w:val="BodyText"/>
+      </w:pPr>
+    </w:p>
+    <w:p>
+      <w:pPr>
+        <w:pStyle w:val="BodyText"/>
+      </w:pPr>
+    </w:p>
+    <w:p>
+      <w:pPr>
         <w:pStyle w:val="BodyText"/>
         <w:sectPr>
-          <w:headerReference w:type="default" r:id="rId24"/>
+          <w:headerReference w:type="default" r:id="rId26"/>
           <w:footnotePr>
             <w:numRestart w:val="eachPage"/>
           </w:footnotePr>
@@ -6263,12 +9022,12 @@
           <w:lang w:val="nb-NO"/>
         </w:rPr>
       </w:pPr>
-      <w:bookmarkStart w:id="13" w:name="_Toc227485540"/>
-      <w:bookmarkStart w:id="14" w:name="_Toc371596370"/>
-      <w:bookmarkStart w:id="15" w:name="_Toc437263091"/>
-      <w:bookmarkStart w:id="16" w:name="_Toc437856796"/>
-      <w:bookmarkStart w:id="17" w:name="_Hlk33037184"/>
-      <w:bookmarkStart w:id="18" w:name="_Toc98700316"/>
+      <w:bookmarkStart w:id="20" w:name="_Toc227485540"/>
+      <w:bookmarkStart w:id="21" w:name="_Toc371596370"/>
+      <w:bookmarkStart w:id="22" w:name="_Toc437263091"/>
+      <w:bookmarkStart w:id="23" w:name="_Toc437856796"/>
+      <w:bookmarkStart w:id="24" w:name="_Hlk33037184"/>
+      <w:bookmarkStart w:id="25" w:name="_Toc100686640"/>
       <w:r>
         <w:lastRenderedPageBreak/>
         <w:t>Annex</w:t>
@@ -6276,10 +9035,10 @@
       <w:r>
         <w:t xml:space="preserve"> 1</w:t>
       </w:r>
-      <w:bookmarkEnd w:id="13"/>
-      <w:bookmarkEnd w:id="14"/>
-      <w:bookmarkEnd w:id="15"/>
-      <w:bookmarkEnd w:id="16"/>
+      <w:bookmarkEnd w:id="20"/>
+      <w:bookmarkEnd w:id="21"/>
+      <w:bookmarkEnd w:id="22"/>
+      <w:bookmarkEnd w:id="23"/>
       <w:r>
         <w:t xml:space="preserve"> – </w:t>
       </w:r>
@@ -6295,7 +9054,7 @@
         </w:rPr>
         <w:t xml:space="preserve"> </w:t>
       </w:r>
-      <w:bookmarkEnd w:id="17"/>
+      <w:bookmarkEnd w:id="24"/>
       <w:r>
         <w:rPr>
           <w:lang w:val="nb-NO"/>
@@ -6350,7 +9109,7 @@
         </w:rPr>
         <w:t>)</w:t>
       </w:r>
-      <w:bookmarkEnd w:id="18"/>
+      <w:bookmarkEnd w:id="25"/>
     </w:p>
     <w:p>
       <w:pPr>
@@ -6377,7 +9136,7 @@
                     <pic:cNvPicPr/>
                   </pic:nvPicPr>
                   <pic:blipFill>
-                    <a:blip r:embed="rId25" cstate="print">
+                    <a:blip r:embed="rId27" cstate="print">
                       <a:extLst>
                         <a:ext uri="{28A0092B-C50C-407E-A947-70E740481C1C}">
                           <a14:useLocalDpi xmlns:a14="http://schemas.microsoft.com/office/drawing/2010/main" val="0"/>
@@ -6409,7 +9168,7 @@
         <w:pStyle w:val="BodyText"/>
         <w:jc w:val="center"/>
         <w:sectPr>
-          <w:headerReference w:type="default" r:id="rId26"/>
+          <w:headerReference w:type="default" r:id="rId28"/>
           <w:footnotePr>
             <w:numRestart w:val="eachPage"/>
           </w:footnotePr>
@@ -6428,18 +9187,18 @@
           <w:numId w:val="0"/>
         </w:numPr>
       </w:pPr>
-      <w:bookmarkStart w:id="19" w:name="_Toc98700317"/>
+      <w:bookmarkStart w:id="26" w:name="_Toc100686641"/>
       <w:r>
         <w:lastRenderedPageBreak/>
         <w:t>Annex</w:t>
       </w:r>
       <w:r>
-        <w:t xml:space="preserve"> 2</w:t>
-      </w:r>
-      <w:bookmarkEnd w:id="19"/>
-      <w:r>
-        <w:t xml:space="preserve"> </w:t>
-      </w:r>
+        <w:t xml:space="preserve"> 2 </w:t>
+      </w:r>
+      <w:r>
+        <w:t>– REST Address controller</w:t>
+      </w:r>
+      <w:bookmarkEnd w:id="26"/>
     </w:p>
     <w:p>
       <w:pPr>
@@ -11064,7 +13823,7 @@
       </w:pPr>
     </w:p>
     <w:sectPr>
-      <w:headerReference w:type="default" r:id="rId27"/>
+      <w:headerReference w:type="default" r:id="rId29"/>
       <w:footnotePr>
         <w:numRestart w:val="eachPage"/>
       </w:footnotePr>
@@ -12341,6 +15100,119 @@
     </w:lvl>
   </w:abstractNum>
   <w:abstractNum w:abstractNumId="7" w15:restartNumberingAfterBreak="0">
+    <w:nsid w:val="37A20847"/>
+    <w:multiLevelType w:val="hybridMultilevel"/>
+    <w:tmpl w:val="6FD26C40"/>
+    <w:lvl w:ilvl="0" w:tplc="08090001">
+      <w:start w:val="1"/>
+      <w:numFmt w:val="bullet"/>
+      <w:lvlText w:val=""/>
+      <w:lvlJc w:val="left"/>
+      <w:pPr>
+        <w:ind w:left="720" w:hanging="360"/>
+      </w:pPr>
+      <w:rPr>
+        <w:rFonts w:ascii="Symbol" w:hAnsi="Symbol" w:hint="default"/>
+      </w:rPr>
+    </w:lvl>
+    <w:lvl w:ilvl="1" w:tplc="08090003" w:tentative="1">
+      <w:start w:val="1"/>
+      <w:numFmt w:val="bullet"/>
+      <w:lvlText w:val="o"/>
+      <w:lvlJc w:val="left"/>
+      <w:pPr>
+        <w:ind w:left="1440" w:hanging="360"/>
+      </w:pPr>
+      <w:rPr>
+        <w:rFonts w:ascii="Courier New" w:hAnsi="Courier New" w:cs="Courier New" w:hint="default"/>
+      </w:rPr>
+    </w:lvl>
+    <w:lvl w:ilvl="2" w:tplc="08090005" w:tentative="1">
+      <w:start w:val="1"/>
+      <w:numFmt w:val="bullet"/>
+      <w:lvlText w:val=""/>
+      <w:lvlJc w:val="left"/>
+      <w:pPr>
+        <w:ind w:left="2160" w:hanging="360"/>
+      </w:pPr>
+      <w:rPr>
+        <w:rFonts w:ascii="Wingdings" w:hAnsi="Wingdings" w:hint="default"/>
+      </w:rPr>
+    </w:lvl>
+    <w:lvl w:ilvl="3" w:tplc="08090001" w:tentative="1">
+      <w:start w:val="1"/>
+      <w:numFmt w:val="bullet"/>
+      <w:lvlText w:val=""/>
+      <w:lvlJc w:val="left"/>
+      <w:pPr>
+        <w:ind w:left="2880" w:hanging="360"/>
+      </w:pPr>
+      <w:rPr>
+        <w:rFonts w:ascii="Symbol" w:hAnsi="Symbol" w:hint="default"/>
+      </w:rPr>
+    </w:lvl>
+    <w:lvl w:ilvl="4" w:tplc="08090003" w:tentative="1">
+      <w:start w:val="1"/>
+      <w:numFmt w:val="bullet"/>
+      <w:lvlText w:val="o"/>
+      <w:lvlJc w:val="left"/>
+      <w:pPr>
+        <w:ind w:left="3600" w:hanging="360"/>
+      </w:pPr>
+      <w:rPr>
+        <w:rFonts w:ascii="Courier New" w:hAnsi="Courier New" w:cs="Courier New" w:hint="default"/>
+      </w:rPr>
+    </w:lvl>
+    <w:lvl w:ilvl="5" w:tplc="08090005" w:tentative="1">
+      <w:start w:val="1"/>
+      <w:numFmt w:val="bullet"/>
+      <w:lvlText w:val=""/>
+      <w:lvlJc w:val="left"/>
+      <w:pPr>
+        <w:ind w:left="4320" w:hanging="360"/>
+      </w:pPr>
+      <w:rPr>
+        <w:rFonts w:ascii="Wingdings" w:hAnsi="Wingdings" w:hint="default"/>
+      </w:rPr>
+    </w:lvl>
+    <w:lvl w:ilvl="6" w:tplc="08090001" w:tentative="1">
+      <w:start w:val="1"/>
+      <w:numFmt w:val="bullet"/>
+      <w:lvlText w:val=""/>
+      <w:lvlJc w:val="left"/>
+      <w:pPr>
+        <w:ind w:left="5040" w:hanging="360"/>
+      </w:pPr>
+      <w:rPr>
+        <w:rFonts w:ascii="Symbol" w:hAnsi="Symbol" w:hint="default"/>
+      </w:rPr>
+    </w:lvl>
+    <w:lvl w:ilvl="7" w:tplc="08090003" w:tentative="1">
+      <w:start w:val="1"/>
+      <w:numFmt w:val="bullet"/>
+      <w:lvlText w:val="o"/>
+      <w:lvlJc w:val="left"/>
+      <w:pPr>
+        <w:ind w:left="5760" w:hanging="360"/>
+      </w:pPr>
+      <w:rPr>
+        <w:rFonts w:ascii="Courier New" w:hAnsi="Courier New" w:cs="Courier New" w:hint="default"/>
+      </w:rPr>
+    </w:lvl>
+    <w:lvl w:ilvl="8" w:tplc="08090005" w:tentative="1">
+      <w:start w:val="1"/>
+      <w:numFmt w:val="bullet"/>
+      <w:lvlText w:val=""/>
+      <w:lvlJc w:val="left"/>
+      <w:pPr>
+        <w:ind w:left="6480" w:hanging="360"/>
+      </w:pPr>
+      <w:rPr>
+        <w:rFonts w:ascii="Wingdings" w:hAnsi="Wingdings" w:hint="default"/>
+      </w:rPr>
+    </w:lvl>
+  </w:abstractNum>
+  <w:abstractNum w:abstractNumId="8" w15:restartNumberingAfterBreak="0">
     <w:nsid w:val="492D76EE"/>
     <w:multiLevelType w:val="hybridMultilevel"/>
     <w:tmpl w:val="9E10438E"/>
@@ -12453,7 +15325,7 @@
       </w:rPr>
     </w:lvl>
   </w:abstractNum>
-  <w:abstractNum w:abstractNumId="8" w15:restartNumberingAfterBreak="0">
+  <w:abstractNum w:abstractNumId="9" w15:restartNumberingAfterBreak="0">
     <w:nsid w:val="4D7D7C29"/>
     <w:multiLevelType w:val="multilevel"/>
     <w:tmpl w:val="D9AC5548"/>
@@ -12578,7 +15450,120 @@
       </w:rPr>
     </w:lvl>
   </w:abstractNum>
-  <w:abstractNum w:abstractNumId="9" w15:restartNumberingAfterBreak="0">
+  <w:abstractNum w:abstractNumId="10" w15:restartNumberingAfterBreak="0">
+    <w:nsid w:val="559F6A7F"/>
+    <w:multiLevelType w:val="hybridMultilevel"/>
+    <w:tmpl w:val="ACB2D1FE"/>
+    <w:lvl w:ilvl="0" w:tplc="08090001">
+      <w:start w:val="1"/>
+      <w:numFmt w:val="bullet"/>
+      <w:lvlText w:val=""/>
+      <w:lvlJc w:val="left"/>
+      <w:pPr>
+        <w:ind w:left="720" w:hanging="360"/>
+      </w:pPr>
+      <w:rPr>
+        <w:rFonts w:ascii="Symbol" w:hAnsi="Symbol" w:hint="default"/>
+      </w:rPr>
+    </w:lvl>
+    <w:lvl w:ilvl="1" w:tplc="08090003" w:tentative="1">
+      <w:start w:val="1"/>
+      <w:numFmt w:val="bullet"/>
+      <w:lvlText w:val="o"/>
+      <w:lvlJc w:val="left"/>
+      <w:pPr>
+        <w:ind w:left="1440" w:hanging="360"/>
+      </w:pPr>
+      <w:rPr>
+        <w:rFonts w:ascii="Courier New" w:hAnsi="Courier New" w:cs="Courier New" w:hint="default"/>
+      </w:rPr>
+    </w:lvl>
+    <w:lvl w:ilvl="2" w:tplc="08090005" w:tentative="1">
+      <w:start w:val="1"/>
+      <w:numFmt w:val="bullet"/>
+      <w:lvlText w:val=""/>
+      <w:lvlJc w:val="left"/>
+      <w:pPr>
+        <w:ind w:left="2160" w:hanging="360"/>
+      </w:pPr>
+      <w:rPr>
+        <w:rFonts w:ascii="Wingdings" w:hAnsi="Wingdings" w:hint="default"/>
+      </w:rPr>
+    </w:lvl>
+    <w:lvl w:ilvl="3" w:tplc="08090001" w:tentative="1">
+      <w:start w:val="1"/>
+      <w:numFmt w:val="bullet"/>
+      <w:lvlText w:val=""/>
+      <w:lvlJc w:val="left"/>
+      <w:pPr>
+        <w:ind w:left="2880" w:hanging="360"/>
+      </w:pPr>
+      <w:rPr>
+        <w:rFonts w:ascii="Symbol" w:hAnsi="Symbol" w:hint="default"/>
+      </w:rPr>
+    </w:lvl>
+    <w:lvl w:ilvl="4" w:tplc="08090003" w:tentative="1">
+      <w:start w:val="1"/>
+      <w:numFmt w:val="bullet"/>
+      <w:lvlText w:val="o"/>
+      <w:lvlJc w:val="left"/>
+      <w:pPr>
+        <w:ind w:left="3600" w:hanging="360"/>
+      </w:pPr>
+      <w:rPr>
+        <w:rFonts w:ascii="Courier New" w:hAnsi="Courier New" w:cs="Courier New" w:hint="default"/>
+      </w:rPr>
+    </w:lvl>
+    <w:lvl w:ilvl="5" w:tplc="08090005" w:tentative="1">
+      <w:start w:val="1"/>
+      <w:numFmt w:val="bullet"/>
+      <w:lvlText w:val=""/>
+      <w:lvlJc w:val="left"/>
+      <w:pPr>
+        <w:ind w:left="4320" w:hanging="360"/>
+      </w:pPr>
+      <w:rPr>
+        <w:rFonts w:ascii="Wingdings" w:hAnsi="Wingdings" w:hint="default"/>
+      </w:rPr>
+    </w:lvl>
+    <w:lvl w:ilvl="6" w:tplc="08090001" w:tentative="1">
+      <w:start w:val="1"/>
+      <w:numFmt w:val="bullet"/>
+      <w:lvlText w:val=""/>
+      <w:lvlJc w:val="left"/>
+      <w:pPr>
+        <w:ind w:left="5040" w:hanging="360"/>
+      </w:pPr>
+      <w:rPr>
+        <w:rFonts w:ascii="Symbol" w:hAnsi="Symbol" w:hint="default"/>
+      </w:rPr>
+    </w:lvl>
+    <w:lvl w:ilvl="7" w:tplc="08090003" w:tentative="1">
+      <w:start w:val="1"/>
+      <w:numFmt w:val="bullet"/>
+      <w:lvlText w:val="o"/>
+      <w:lvlJc w:val="left"/>
+      <w:pPr>
+        <w:ind w:left="5760" w:hanging="360"/>
+      </w:pPr>
+      <w:rPr>
+        <w:rFonts w:ascii="Courier New" w:hAnsi="Courier New" w:cs="Courier New" w:hint="default"/>
+      </w:rPr>
+    </w:lvl>
+    <w:lvl w:ilvl="8" w:tplc="08090005" w:tentative="1">
+      <w:start w:val="1"/>
+      <w:numFmt w:val="bullet"/>
+      <w:lvlText w:val=""/>
+      <w:lvlJc w:val="left"/>
+      <w:pPr>
+        <w:ind w:left="6480" w:hanging="360"/>
+      </w:pPr>
+      <w:rPr>
+        <w:rFonts w:ascii="Wingdings" w:hAnsi="Wingdings" w:hint="default"/>
+      </w:rPr>
+    </w:lvl>
+  </w:abstractNum>
+  <w:abstractNum w:abstractNumId="11" w15:restartNumberingAfterBreak="0">
     <w:nsid w:val="564F6211"/>
     <w:multiLevelType w:val="hybridMultilevel"/>
     <w:tmpl w:val="FD682BE2"/>
@@ -12691,7 +15676,120 @@
       </w:rPr>
     </w:lvl>
   </w:abstractNum>
-  <w:abstractNum w:abstractNumId="10" w15:restartNumberingAfterBreak="0">
+  <w:abstractNum w:abstractNumId="12" w15:restartNumberingAfterBreak="0">
+    <w:nsid w:val="575479F0"/>
+    <w:multiLevelType w:val="hybridMultilevel"/>
+    <w:tmpl w:val="77F0D5F8"/>
+    <w:lvl w:ilvl="0" w:tplc="08090001">
+      <w:start w:val="1"/>
+      <w:numFmt w:val="bullet"/>
+      <w:lvlText w:val=""/>
+      <w:lvlJc w:val="left"/>
+      <w:pPr>
+        <w:ind w:left="720" w:hanging="360"/>
+      </w:pPr>
+      <w:rPr>
+        <w:rFonts w:ascii="Symbol" w:hAnsi="Symbol" w:hint="default"/>
+      </w:rPr>
+    </w:lvl>
+    <w:lvl w:ilvl="1" w:tplc="08090003">
+      <w:start w:val="1"/>
+      <w:numFmt w:val="bullet"/>
+      <w:lvlText w:val="o"/>
+      <w:lvlJc w:val="left"/>
+      <w:pPr>
+        <w:ind w:left="1440" w:hanging="360"/>
+      </w:pPr>
+      <w:rPr>
+        <w:rFonts w:ascii="Courier New" w:hAnsi="Courier New" w:cs="Courier New" w:hint="default"/>
+      </w:rPr>
+    </w:lvl>
+    <w:lvl w:ilvl="2" w:tplc="08090005" w:tentative="1">
+      <w:start w:val="1"/>
+      <w:numFmt w:val="bullet"/>
+      <w:lvlText w:val=""/>
+      <w:lvlJc w:val="left"/>
+      <w:pPr>
+        <w:ind w:left="2160" w:hanging="360"/>
+      </w:pPr>
+      <w:rPr>
+        <w:rFonts w:ascii="Wingdings" w:hAnsi="Wingdings" w:hint="default"/>
+      </w:rPr>
+    </w:lvl>
+    <w:lvl w:ilvl="3" w:tplc="08090001" w:tentative="1">
+      <w:start w:val="1"/>
+      <w:numFmt w:val="bullet"/>
+      <w:lvlText w:val=""/>
+      <w:lvlJc w:val="left"/>
+      <w:pPr>
+        <w:ind w:left="2880" w:hanging="360"/>
+      </w:pPr>
+      <w:rPr>
+        <w:rFonts w:ascii="Symbol" w:hAnsi="Symbol" w:hint="default"/>
+      </w:rPr>
+    </w:lvl>
+    <w:lvl w:ilvl="4" w:tplc="08090003" w:tentative="1">
+      <w:start w:val="1"/>
+      <w:numFmt w:val="bullet"/>
+      <w:lvlText w:val="o"/>
+      <w:lvlJc w:val="left"/>
+      <w:pPr>
+        <w:ind w:left="3600" w:hanging="360"/>
+      </w:pPr>
+      <w:rPr>
+        <w:rFonts w:ascii="Courier New" w:hAnsi="Courier New" w:cs="Courier New" w:hint="default"/>
+      </w:rPr>
+    </w:lvl>
+    <w:lvl w:ilvl="5" w:tplc="08090005" w:tentative="1">
+      <w:start w:val="1"/>
+      <w:numFmt w:val="bullet"/>
+      <w:lvlText w:val=""/>
+      <w:lvlJc w:val="left"/>
+      <w:pPr>
+        <w:ind w:left="4320" w:hanging="360"/>
+      </w:pPr>
+      <w:rPr>
+        <w:rFonts w:ascii="Wingdings" w:hAnsi="Wingdings" w:hint="default"/>
+      </w:rPr>
+    </w:lvl>
+    <w:lvl w:ilvl="6" w:tplc="08090001" w:tentative="1">
+      <w:start w:val="1"/>
+      <w:numFmt w:val="bullet"/>
+      <w:lvlText w:val=""/>
+      <w:lvlJc w:val="left"/>
+      <w:pPr>
+        <w:ind w:left="5040" w:hanging="360"/>
+      </w:pPr>
+      <w:rPr>
+        <w:rFonts w:ascii="Symbol" w:hAnsi="Symbol" w:hint="default"/>
+      </w:rPr>
+    </w:lvl>
+    <w:lvl w:ilvl="7" w:tplc="08090003" w:tentative="1">
+      <w:start w:val="1"/>
+      <w:numFmt w:val="bullet"/>
+      <w:lvlText w:val="o"/>
+      <w:lvlJc w:val="left"/>
+      <w:pPr>
+        <w:ind w:left="5760" w:hanging="360"/>
+      </w:pPr>
+      <w:rPr>
+        <w:rFonts w:ascii="Courier New" w:hAnsi="Courier New" w:cs="Courier New" w:hint="default"/>
+      </w:rPr>
+    </w:lvl>
+    <w:lvl w:ilvl="8" w:tplc="08090005" w:tentative="1">
+      <w:start w:val="1"/>
+      <w:numFmt w:val="bullet"/>
+      <w:lvlText w:val=""/>
+      <w:lvlJc w:val="left"/>
+      <w:pPr>
+        <w:ind w:left="6480" w:hanging="360"/>
+      </w:pPr>
+      <w:rPr>
+        <w:rFonts w:ascii="Wingdings" w:hAnsi="Wingdings" w:hint="default"/>
+      </w:rPr>
+    </w:lvl>
+  </w:abstractNum>
+  <w:abstractNum w:abstractNumId="13" w15:restartNumberingAfterBreak="0">
     <w:nsid w:val="73710E61"/>
     <w:multiLevelType w:val="hybridMultilevel"/>
     <w:tmpl w:val="8AC077A4"/>
@@ -12780,7 +15878,7 @@
       </w:pPr>
     </w:lvl>
   </w:abstractNum>
-  <w:abstractNum w:abstractNumId="11" w15:restartNumberingAfterBreak="0">
+  <w:abstractNum w:abstractNumId="14" w15:restartNumberingAfterBreak="0">
     <w:nsid w:val="74D4440A"/>
     <w:multiLevelType w:val="hybridMultilevel"/>
     <w:tmpl w:val="FA368B0E"/>
@@ -12893,7 +15991,7 @@
       </w:rPr>
     </w:lvl>
   </w:abstractNum>
-  <w:abstractNum w:abstractNumId="12" w15:restartNumberingAfterBreak="0">
+  <w:abstractNum w:abstractNumId="15" w15:restartNumberingAfterBreak="0">
     <w:nsid w:val="7BC63B0E"/>
     <w:multiLevelType w:val="hybridMultilevel"/>
     <w:tmpl w:val="B1603788"/>
@@ -13016,10 +16114,10 @@
     <w:abstractNumId w:val="1"/>
   </w:num>
   <w:num w:numId="4">
-    <w:abstractNumId w:val="8"/>
+    <w:abstractNumId w:val="9"/>
   </w:num>
   <w:num w:numId="5">
-    <w:abstractNumId w:val="8"/>
+    <w:abstractNumId w:val="9"/>
   </w:num>
   <w:num w:numId="6">
     <w:abstractNumId w:val="2"/>
@@ -13028,25 +16126,34 @@
     <w:abstractNumId w:val="3"/>
   </w:num>
   <w:num w:numId="8">
-    <w:abstractNumId w:val="7"/>
+    <w:abstractNumId w:val="8"/>
   </w:num>
   <w:num w:numId="9">
     <w:abstractNumId w:val="6"/>
   </w:num>
   <w:num w:numId="10">
-    <w:abstractNumId w:val="9"/>
+    <w:abstractNumId w:val="11"/>
   </w:num>
   <w:num w:numId="11">
     <w:abstractNumId w:val="5"/>
   </w:num>
   <w:num w:numId="12">
-    <w:abstractNumId w:val="11"/>
+    <w:abstractNumId w:val="14"/>
   </w:num>
   <w:num w:numId="13">
+    <w:abstractNumId w:val="13"/>
+  </w:num>
+  <w:num w:numId="14">
+    <w:abstractNumId w:val="15"/>
+  </w:num>
+  <w:num w:numId="15">
+    <w:abstractNumId w:val="12"/>
+  </w:num>
+  <w:num w:numId="16">
     <w:abstractNumId w:val="10"/>
   </w:num>
-  <w:num w:numId="14">
-    <w:abstractNumId w:val="12"/>
+  <w:num w:numId="17">
+    <w:abstractNumId w:val="7"/>
   </w:num>
   <w:numIdMacAtCleanup w:val="11"/>
 </w:numbering>

--- a/docs/production-manager-app-eng.docx
+++ b/docs/production-manager-app-eng.docx
@@ -1,6 +1,6 @@
 
 <file path=word/document.xml><?xml version="1.0" encoding="utf-8"?>
-<w:document xmlns:wpc="http://schemas.microsoft.com/office/word/2010/wordprocessingCanvas" xmlns:cx="http://schemas.microsoft.com/office/drawing/2014/chartex" xmlns:cx1="http://schemas.microsoft.com/office/drawing/2015/9/8/chartex" xmlns:cx2="http://schemas.microsoft.com/office/drawing/2015/10/21/chartex" xmlns:cx3="http://schemas.microsoft.com/office/drawing/2016/5/9/chartex" xmlns:cx4="http://schemas.microsoft.com/office/drawing/2016/5/10/chartex" xmlns:cx5="http://schemas.microsoft.com/office/drawing/2016/5/11/chartex" xmlns:cx6="http://schemas.microsoft.com/office/drawing/2016/5/12/chartex" xmlns:cx7="http://schemas.microsoft.com/office/drawing/2016/5/13/chartex" xmlns:cx8="http://schemas.microsoft.com/office/drawing/2016/5/14/chartex" xmlns:mc="http://schemas.openxmlformats.org/markup-compatibility/2006" xmlns:aink="http://schemas.microsoft.com/office/drawing/2016/ink" xmlns:am3d="http://schemas.microsoft.com/office/drawing/2017/model3d" xmlns:o="urn:schemas-microsoft-com:office:office" xmlns:r="http://schemas.openxmlformats.org/officeDocument/2006/relationships" xmlns:m="http://schemas.openxmlformats.org/officeDocument/2006/math" xmlns:v="urn:schemas-microsoft-com:vml" xmlns:wp14="http://schemas.microsoft.com/office/word/2010/wordprocessingDrawing" xmlns:wp="http://schemas.openxmlformats.org/drawingml/2006/wordprocessingDrawing" xmlns:w10="urn:schemas-microsoft-com:office:word" xmlns:w="http://schemas.openxmlformats.org/wordprocessingml/2006/main" xmlns:w14="http://schemas.microsoft.com/office/word/2010/wordml" xmlns:w15="http://schemas.microsoft.com/office/word/2012/wordml" xmlns:w16cex="http://schemas.microsoft.com/office/word/2018/wordml/cex" xmlns:w16cid="http://schemas.microsoft.com/office/word/2016/wordml/cid" xmlns:w16="http://schemas.microsoft.com/office/word/2018/wordml" xmlns:w16sdtdh="http://schemas.microsoft.com/office/word/2020/wordml/sdtdatahash" xmlns:w16se="http://schemas.microsoft.com/office/word/2015/wordml/symex" xmlns:wpg="http://schemas.microsoft.com/office/word/2010/wordprocessingGroup" xmlns:wpi="http://schemas.microsoft.com/office/word/2010/wordprocessingInk" xmlns:wne="http://schemas.microsoft.com/office/word/2006/wordml" xmlns:wps="http://schemas.microsoft.com/office/word/2010/wordprocessingShape" mc:Ignorable="w14 w15 w16se w16cid w16 w16cex w16sdtdh wp14">
+<w:document xmlns:wpc="http://schemas.microsoft.com/office/word/2010/wordprocessingCanvas" xmlns:cx="http://schemas.microsoft.com/office/drawing/2014/chartex" xmlns:cx1="http://schemas.microsoft.com/office/drawing/2015/9/8/chartex" xmlns:cx2="http://schemas.microsoft.com/office/drawing/2015/10/21/chartex" xmlns:cx3="http://schemas.microsoft.com/office/drawing/2016/5/9/chartex" xmlns:cx4="http://schemas.microsoft.com/office/drawing/2016/5/10/chartex" xmlns:cx5="http://schemas.microsoft.com/office/drawing/2016/5/11/chartex" xmlns:cx6="http://schemas.microsoft.com/office/drawing/2016/5/12/chartex" xmlns:cx7="http://schemas.microsoft.com/office/drawing/2016/5/13/chartex" xmlns:cx8="http://schemas.microsoft.com/office/drawing/2016/5/14/chartex" xmlns:mc="http://schemas.openxmlformats.org/markup-compatibility/2006" xmlns:aink="http://schemas.microsoft.com/office/drawing/2016/ink" xmlns:am3d="http://schemas.microsoft.com/office/drawing/2017/model3d" xmlns:o="urn:schemas-microsoft-com:office:office" xmlns:oel="http://schemas.microsoft.com/office/2019/extlst" xmlns:r="http://schemas.openxmlformats.org/officeDocument/2006/relationships" xmlns:m="http://schemas.openxmlformats.org/officeDocument/2006/math" xmlns:v="urn:schemas-microsoft-com:vml" xmlns:wp14="http://schemas.microsoft.com/office/word/2010/wordprocessingDrawing" xmlns:wp="http://schemas.openxmlformats.org/drawingml/2006/wordprocessingDrawing" xmlns:w10="urn:schemas-microsoft-com:office:word" xmlns:w="http://schemas.openxmlformats.org/wordprocessingml/2006/main" xmlns:w14="http://schemas.microsoft.com/office/word/2010/wordml" xmlns:w15="http://schemas.microsoft.com/office/word/2012/wordml" xmlns:w16cex="http://schemas.microsoft.com/office/word/2018/wordml/cex" xmlns:w16cid="http://schemas.microsoft.com/office/word/2016/wordml/cid" xmlns:w16="http://schemas.microsoft.com/office/word/2018/wordml" xmlns:w16sdtdh="http://schemas.microsoft.com/office/word/2020/wordml/sdtdatahash" xmlns:w16se="http://schemas.microsoft.com/office/word/2015/wordml/symex" xmlns:wpg="http://schemas.microsoft.com/office/word/2010/wordprocessingGroup" xmlns:wpi="http://schemas.microsoft.com/office/word/2010/wordprocessingInk" xmlns:wne="http://schemas.microsoft.com/office/word/2006/wordml" xmlns:wps="http://schemas.microsoft.com/office/word/2010/wordprocessingShape" mc:Ignorable="w14 w15 w16se w16cid w16 w16cex w16sdtdh wp14">
   <w:body>
     <w:tbl>
       <w:tblPr>
@@ -1194,133 +1194,6 @@
               <w:pStyle w:val="Tabletext"/>
             </w:pPr>
             <w:r>
-              <w:t>CI</w:t>
-            </w:r>
-          </w:p>
-        </w:tc>
-        <w:tc>
-          <w:tcPr>
-            <w:tcW w:w="5889" w:type="dxa"/>
-            <w:shd w:val="clear" w:color="auto" w:fill="auto"/>
-          </w:tcPr>
-          <w:p>
-            <w:pPr>
-              <w:pStyle w:val="Tabletext"/>
-            </w:pPr>
-            <w:r>
-              <w:rPr>
-                <w:i/>
-                <w:iCs/>
-              </w:rPr>
-              <w:t xml:space="preserve">Continuous Integration, </w:t>
-            </w:r>
-          </w:p>
-        </w:tc>
-      </w:tr>
-      <w:tr>
-        <w:trPr>
-          <w:trHeight w:val="397"/>
-        </w:trPr>
-        <w:tc>
-          <w:tcPr>
-            <w:tcW w:w="2616" w:type="dxa"/>
-            <w:shd w:val="clear" w:color="auto" w:fill="auto"/>
-          </w:tcPr>
-          <w:p>
-            <w:pPr>
-              <w:pStyle w:val="Tabletext"/>
-            </w:pPr>
-            <w:r>
-              <w:t>E2E</w:t>
-            </w:r>
-          </w:p>
-        </w:tc>
-        <w:tc>
-          <w:tcPr>
-            <w:tcW w:w="5889" w:type="dxa"/>
-            <w:shd w:val="clear" w:color="auto" w:fill="auto"/>
-          </w:tcPr>
-          <w:p>
-            <w:pPr>
-              <w:pStyle w:val="Tabletext"/>
-            </w:pPr>
-            <w:r>
-              <w:rPr>
-                <w:i/>
-                <w:iCs/>
-              </w:rPr>
-              <w:t>End to End</w:t>
-            </w:r>
-            <w:r>
-              <w:t xml:space="preserve">, </w:t>
-            </w:r>
-            <w:r>
-              <w:t>testing structure</w:t>
-            </w:r>
-          </w:p>
-        </w:tc>
-      </w:tr>
-      <w:tr>
-        <w:trPr>
-          <w:trHeight w:val="397"/>
-        </w:trPr>
-        <w:tc>
-          <w:tcPr>
-            <w:tcW w:w="2616" w:type="dxa"/>
-            <w:shd w:val="clear" w:color="auto" w:fill="auto"/>
-          </w:tcPr>
-          <w:p>
-            <w:pPr>
-              <w:pStyle w:val="Tabletext"/>
-            </w:pPr>
-            <w:r>
-              <w:t>POP</w:t>
-            </w:r>
-          </w:p>
-        </w:tc>
-        <w:tc>
-          <w:tcPr>
-            <w:tcW w:w="5889" w:type="dxa"/>
-            <w:shd w:val="clear" w:color="auto" w:fill="auto"/>
-          </w:tcPr>
-          <w:p>
-            <w:pPr>
-              <w:pStyle w:val="Tabletext"/>
-              <w:rPr>
-                <w:i/>
-                <w:iCs/>
-              </w:rPr>
-            </w:pPr>
-            <w:r>
-              <w:rPr>
-                <w:i/>
-                <w:iCs/>
-              </w:rPr>
-              <w:t xml:space="preserve">Page Object Pattern, </w:t>
-            </w:r>
-            <w:r>
-              <w:t>testing pattern</w:t>
-            </w:r>
-            <w:r>
-              <w:t>, where the html components or pages are kept inside objects.</w:t>
-            </w:r>
-          </w:p>
-        </w:tc>
-      </w:tr>
-      <w:tr>
-        <w:trPr>
-          <w:trHeight w:val="397"/>
-        </w:trPr>
-        <w:tc>
-          <w:tcPr>
-            <w:tcW w:w="2616" w:type="dxa"/>
-            <w:shd w:val="clear" w:color="auto" w:fill="auto"/>
-          </w:tcPr>
-          <w:p>
-            <w:pPr>
-              <w:pStyle w:val="Tabletext"/>
-            </w:pPr>
-            <w:r>
               <w:t>SOLID</w:t>
             </w:r>
           </w:p>
@@ -4407,14 +4280,39 @@
         <w:pStyle w:val="Caption"/>
         <w:jc w:val="left"/>
       </w:pPr>
-      <w:hyperlink r:id="rId16" w:history="1">
-        <w:r>
-          <w:rPr>
-            <w:rStyle w:val="Hyperlink"/>
-          </w:rPr>
-          <w:t>https://www.figma.com/proto/B3btV75evn32c4pV20fqPO/ProductionAPP?node-id=31%3A26&amp;scaling=min-zoom&amp;page-id=0%3A1&amp;starting-point-node-id=31%3A26&amp;show-proto-sidebar=1</w:t>
-        </w:r>
-      </w:hyperlink>
+      <w:r>
+        <w:fldChar w:fldCharType="begin"/>
+      </w:r>
+      <w:r>
+        <w:instrText>HYPERLINK "https://www.figma.com/proto/B3btV75evn32c4pV20fqPO/ProductionAPP?node-id=31%3A26&amp;scaling=min-zoom&amp;page-id=0%3A1&amp;starting-point-node-id=31%3A26&amp;show-proto-sidebar=1"</w:instrText>
+      </w:r>
+      <w:r>
+        <w:fldChar w:fldCharType="separate"/>
+      </w:r>
+      <w:r>
+        <w:rPr>
+          <w:rStyle w:val="Hyperlink"/>
+        </w:rPr>
+        <w:t>https://www.figma.com/proto/B3btV75evn32c4pV20fqPO/ProductionAPP?node-id=31%3</w:t>
+      </w:r>
+      <w:r>
+        <w:rPr>
+          <w:rStyle w:val="Hyperlink"/>
+        </w:rPr>
+        <w:t>A</w:t>
+      </w:r>
+      <w:r>
+        <w:rPr>
+          <w:rStyle w:val="Hyperlink"/>
+        </w:rPr>
+        <w:t>26&amp;scaling=min-zoom&amp;page-id=0%3A1&amp;starting-point-node-id=31%3A26&amp;show-proto-sidebar=1</w:t>
+      </w:r>
+      <w:r>
+        <w:rPr>
+          <w:rStyle w:val="Hyperlink"/>
+        </w:rPr>
+        <w:fldChar w:fldCharType="end"/>
+      </w:r>
     </w:p>
     <w:p>
       <w:pPr>
@@ -4441,7 +4339,7 @@
                     <pic:cNvPicPr/>
                   </pic:nvPicPr>
                   <pic:blipFill>
-                    <a:blip r:embed="rId17">
+                    <a:blip r:embed="rId16">
                       <a:extLst>
                         <a:ext uri="{28A0092B-C50C-407E-A947-70E740481C1C}">
                           <a14:useLocalDpi xmlns:a14="http://schemas.microsoft.com/office/drawing/2010/main" val="0"/>
@@ -4500,7 +4398,7 @@
                     <pic:cNvPicPr/>
                   </pic:nvPicPr>
                   <pic:blipFill>
-                    <a:blip r:embed="rId18">
+                    <a:blip r:embed="rId17">
                       <a:extLst>
                         <a:ext uri="{28A0092B-C50C-407E-A947-70E740481C1C}">
                           <a14:useLocalDpi xmlns:a14="http://schemas.microsoft.com/office/drawing/2010/main" val="0"/>
@@ -4561,7 +4459,7 @@
                     <pic:cNvPicPr/>
                   </pic:nvPicPr>
                   <pic:blipFill>
-                    <a:blip r:embed="rId19">
+                    <a:blip r:embed="rId18">
                       <a:extLst>
                         <a:ext uri="{28A0092B-C50C-407E-A947-70E740481C1C}">
                           <a14:useLocalDpi xmlns:a14="http://schemas.microsoft.com/office/drawing/2010/main" val="0"/>
@@ -4624,7 +4522,7 @@
                     <pic:cNvPicPr/>
                   </pic:nvPicPr>
                   <pic:blipFill>
-                    <a:blip r:embed="rId20">
+                    <a:blip r:embed="rId19">
                       <a:extLst>
                         <a:ext uri="{28A0092B-C50C-407E-A947-70E740481C1C}">
                           <a14:useLocalDpi xmlns:a14="http://schemas.microsoft.com/office/drawing/2010/main" val="0"/>
@@ -7092,7 +6990,7 @@
           <w:lang w:val="en-EE" w:eastAsia="en-GB"/>
         </w:rPr>
       </w:pPr>
-      <w:hyperlink r:id="rId21" w:history="1">
+      <w:hyperlink r:id="rId20" w:history="1">
         <w:r>
           <w:rPr>
             <w:rStyle w:val="Hyperlink"/>
@@ -7537,7 +7435,7 @@
       <w:r>
         <w:t>(</w:t>
       </w:r>
-      <w:hyperlink r:id="rId22" w:history="1">
+      <w:hyperlink r:id="rId21" w:history="1">
         <w:r>
           <w:rPr>
             <w:rStyle w:val="Hyperlink"/>
@@ -7555,26 +7453,10 @@
         <w:t xml:space="preserve"> </w:t>
       </w:r>
       <w:r>
-        <w:t xml:space="preserve">structure </w:t>
-      </w:r>
-      <w:proofErr w:type="gramStart"/>
-      <w:r>
-        <w:t>is considered to be</w:t>
-      </w:r>
-      <w:proofErr w:type="gramEnd"/>
-      <w:r>
-        <w:t xml:space="preserve"> faster</w:t>
-      </w:r>
-      <w:r>
-        <w:t xml:space="preserve"> in execution, since it is stored as decomposed binary and it needs less reparsing. JSONB is slower at </w:t>
-      </w:r>
-      <w:proofErr w:type="gramStart"/>
-      <w:r>
-        <w:t>input, but</w:t>
-      </w:r>
-      <w:proofErr w:type="gramEnd"/>
-      <w:r>
-        <w:t xml:space="preserve"> removes property whitespace (less dataspace consumption) and supports indexing if needed. </w:t>
+        <w:t>structure is considered to be faster</w:t>
+      </w:r>
+      <w:r>
+        <w:t xml:space="preserve"> in execution, since it is stored as decomposed binary and it needs less reparsing. JSONB is slower at input, but removes property whitespace (less dataspace consumption) and supports indexing if needed. </w:t>
       </w:r>
       <w:proofErr w:type="gramStart"/>
       <w:r>
@@ -7707,7 +7589,7 @@
         </w:rPr>
         <w:t xml:space="preserve">GET </w:t>
       </w:r>
-      <w:hyperlink r:id="rId23" w:history="1">
+      <w:hyperlink r:id="rId22" w:history="1">
         <w:r>
           <w:rPr>
             <w:rStyle w:val="Hyperlink"/>
@@ -7743,7 +7625,7 @@
         </w:rPr>
         <w:t xml:space="preserve">GET </w:t>
       </w:r>
-      <w:hyperlink r:id="rId24" w:history="1">
+      <w:hyperlink r:id="rId23" w:history="1">
         <w:r>
           <w:rPr>
             <w:rStyle w:val="Hyperlink"/>
@@ -8606,10 +8488,7 @@
       <w:bookmarkStart w:id="16" w:name="_Toc100686636"/>
       <w:r>
         <w:lastRenderedPageBreak/>
-        <w:t>Testing</w:t>
-      </w:r>
-      <w:r>
-        <w:t xml:space="preserve"> with JWT (postman)</w:t>
+        <w:t>Testing with JWT (postman)</w:t>
       </w:r>
       <w:bookmarkEnd w:id="16"/>
     </w:p>
@@ -8736,7 +8615,7 @@
                     <pic:cNvPicPr/>
                   </pic:nvPicPr>
                   <pic:blipFill>
-                    <a:blip r:embed="rId25" cstate="print">
+                    <a:blip r:embed="rId24" cstate="print">
                       <a:extLst>
                         <a:ext uri="{28A0092B-C50C-407E-A947-70E740481C1C}">
                           <a14:useLocalDpi xmlns:a14="http://schemas.microsoft.com/office/drawing/2010/main" val="0"/>
@@ -9001,7 +8880,7 @@
       <w:pPr>
         <w:pStyle w:val="BodyText"/>
         <w:sectPr>
-          <w:headerReference w:type="default" r:id="rId26"/>
+          <w:headerReference w:type="default" r:id="rId25"/>
           <w:footnotePr>
             <w:numRestart w:val="eachPage"/>
           </w:footnotePr>
@@ -9136,7 +9015,7 @@
                     <pic:cNvPicPr/>
                   </pic:nvPicPr>
                   <pic:blipFill>
-                    <a:blip r:embed="rId27" cstate="print">
+                    <a:blip r:embed="rId26" cstate="print">
                       <a:extLst>
                         <a:ext uri="{28A0092B-C50C-407E-A947-70E740481C1C}">
                           <a14:useLocalDpi xmlns:a14="http://schemas.microsoft.com/office/drawing/2010/main" val="0"/>
@@ -9168,7 +9047,7 @@
         <w:pStyle w:val="BodyText"/>
         <w:jc w:val="center"/>
         <w:sectPr>
-          <w:headerReference w:type="default" r:id="rId28"/>
+          <w:headerReference w:type="default" r:id="rId27"/>
           <w:footnotePr>
             <w:numRestart w:val="eachPage"/>
           </w:footnotePr>
@@ -13823,7 +13702,7 @@
       </w:pPr>
     </w:p>
     <w:sectPr>
-      <w:headerReference w:type="default" r:id="rId29"/>
+      <w:headerReference w:type="default" r:id="rId28"/>
       <w:footnotePr>
         <w:numRestart w:val="eachPage"/>
       </w:footnotePr>
@@ -13837,7 +13716,7 @@
 </file>
 
 <file path=word/endnotes.xml><?xml version="1.0" encoding="utf-8"?>
-<w:endnotes xmlns:wpc="http://schemas.microsoft.com/office/word/2010/wordprocessingCanvas" xmlns:cx="http://schemas.microsoft.com/office/drawing/2014/chartex" xmlns:cx1="http://schemas.microsoft.com/office/drawing/2015/9/8/chartex" xmlns:cx2="http://schemas.microsoft.com/office/drawing/2015/10/21/chartex" xmlns:cx3="http://schemas.microsoft.com/office/drawing/2016/5/9/chartex" xmlns:cx4="http://schemas.microsoft.com/office/drawing/2016/5/10/chartex" xmlns:cx5="http://schemas.microsoft.com/office/drawing/2016/5/11/chartex" xmlns:cx6="http://schemas.microsoft.com/office/drawing/2016/5/12/chartex" xmlns:cx7="http://schemas.microsoft.com/office/drawing/2016/5/13/chartex" xmlns:cx8="http://schemas.microsoft.com/office/drawing/2016/5/14/chartex" xmlns:mc="http://schemas.openxmlformats.org/markup-compatibility/2006" xmlns:aink="http://schemas.microsoft.com/office/drawing/2016/ink" xmlns:am3d="http://schemas.microsoft.com/office/drawing/2017/model3d" xmlns:o="urn:schemas-microsoft-com:office:office" xmlns:r="http://schemas.openxmlformats.org/officeDocument/2006/relationships" xmlns:m="http://schemas.openxmlformats.org/officeDocument/2006/math" xmlns:v="urn:schemas-microsoft-com:vml" xmlns:wp14="http://schemas.microsoft.com/office/word/2010/wordprocessingDrawing" xmlns:wp="http://schemas.openxmlformats.org/drawingml/2006/wordprocessingDrawing" xmlns:w10="urn:schemas-microsoft-com:office:word" xmlns:w="http://schemas.openxmlformats.org/wordprocessingml/2006/main" xmlns:w14="http://schemas.microsoft.com/office/word/2010/wordml" xmlns:w15="http://schemas.microsoft.com/office/word/2012/wordml" xmlns:w16cex="http://schemas.microsoft.com/office/word/2018/wordml/cex" xmlns:w16cid="http://schemas.microsoft.com/office/word/2016/wordml/cid" xmlns:w16="http://schemas.microsoft.com/office/word/2018/wordml" xmlns:w16sdtdh="http://schemas.microsoft.com/office/word/2020/wordml/sdtdatahash" xmlns:w16se="http://schemas.microsoft.com/office/word/2015/wordml/symex" xmlns:wpg="http://schemas.microsoft.com/office/word/2010/wordprocessingGroup" xmlns:wpi="http://schemas.microsoft.com/office/word/2010/wordprocessingInk" xmlns:wne="http://schemas.microsoft.com/office/word/2006/wordml" xmlns:wps="http://schemas.microsoft.com/office/word/2010/wordprocessingShape" mc:Ignorable="w14 w15 w16se w16cid w16 w16cex w16sdtdh wp14">
+<w:endnotes xmlns:wpc="http://schemas.microsoft.com/office/word/2010/wordprocessingCanvas" xmlns:cx="http://schemas.microsoft.com/office/drawing/2014/chartex" xmlns:cx1="http://schemas.microsoft.com/office/drawing/2015/9/8/chartex" xmlns:cx2="http://schemas.microsoft.com/office/drawing/2015/10/21/chartex" xmlns:cx3="http://schemas.microsoft.com/office/drawing/2016/5/9/chartex" xmlns:cx4="http://schemas.microsoft.com/office/drawing/2016/5/10/chartex" xmlns:cx5="http://schemas.microsoft.com/office/drawing/2016/5/11/chartex" xmlns:cx6="http://schemas.microsoft.com/office/drawing/2016/5/12/chartex" xmlns:cx7="http://schemas.microsoft.com/office/drawing/2016/5/13/chartex" xmlns:cx8="http://schemas.microsoft.com/office/drawing/2016/5/14/chartex" xmlns:mc="http://schemas.openxmlformats.org/markup-compatibility/2006" xmlns:aink="http://schemas.microsoft.com/office/drawing/2016/ink" xmlns:am3d="http://schemas.microsoft.com/office/drawing/2017/model3d" xmlns:o="urn:schemas-microsoft-com:office:office" xmlns:oel="http://schemas.microsoft.com/office/2019/extlst" xmlns:r="http://schemas.openxmlformats.org/officeDocument/2006/relationships" xmlns:m="http://schemas.openxmlformats.org/officeDocument/2006/math" xmlns:v="urn:schemas-microsoft-com:vml" xmlns:wp14="http://schemas.microsoft.com/office/word/2010/wordprocessingDrawing" xmlns:wp="http://schemas.openxmlformats.org/drawingml/2006/wordprocessingDrawing" xmlns:w10="urn:schemas-microsoft-com:office:word" xmlns:w="http://schemas.openxmlformats.org/wordprocessingml/2006/main" xmlns:w14="http://schemas.microsoft.com/office/word/2010/wordml" xmlns:w15="http://schemas.microsoft.com/office/word/2012/wordml" xmlns:w16cex="http://schemas.microsoft.com/office/word/2018/wordml/cex" xmlns:w16cid="http://schemas.microsoft.com/office/word/2016/wordml/cid" xmlns:w16="http://schemas.microsoft.com/office/word/2018/wordml" xmlns:w16sdtdh="http://schemas.microsoft.com/office/word/2020/wordml/sdtdatahash" xmlns:w16se="http://schemas.microsoft.com/office/word/2015/wordml/symex" xmlns:wpg="http://schemas.microsoft.com/office/word/2010/wordprocessingGroup" xmlns:wpi="http://schemas.microsoft.com/office/word/2010/wordprocessingInk" xmlns:wne="http://schemas.microsoft.com/office/word/2006/wordml" xmlns:wps="http://schemas.microsoft.com/office/word/2010/wordprocessingShape" mc:Ignorable="w14 w15 w16se w16cid w16 w16cex w16sdtdh wp14">
   <w:endnote w:type="separator" w:id="-1">
     <w:p>
       <w:r>
@@ -13858,7 +13737,7 @@
 </file>
 
 <file path=word/footer1.xml><?xml version="1.0" encoding="utf-8"?>
-<w:ftr xmlns:wpc="http://schemas.microsoft.com/office/word/2010/wordprocessingCanvas" xmlns:cx="http://schemas.microsoft.com/office/drawing/2014/chartex" xmlns:cx1="http://schemas.microsoft.com/office/drawing/2015/9/8/chartex" xmlns:cx2="http://schemas.microsoft.com/office/drawing/2015/10/21/chartex" xmlns:cx3="http://schemas.microsoft.com/office/drawing/2016/5/9/chartex" xmlns:cx4="http://schemas.microsoft.com/office/drawing/2016/5/10/chartex" xmlns:cx5="http://schemas.microsoft.com/office/drawing/2016/5/11/chartex" xmlns:cx6="http://schemas.microsoft.com/office/drawing/2016/5/12/chartex" xmlns:cx7="http://schemas.microsoft.com/office/drawing/2016/5/13/chartex" xmlns:cx8="http://schemas.microsoft.com/office/drawing/2016/5/14/chartex" xmlns:mc="http://schemas.openxmlformats.org/markup-compatibility/2006" xmlns:aink="http://schemas.microsoft.com/office/drawing/2016/ink" xmlns:am3d="http://schemas.microsoft.com/office/drawing/2017/model3d" xmlns:o="urn:schemas-microsoft-com:office:office" xmlns:r="http://schemas.openxmlformats.org/officeDocument/2006/relationships" xmlns:m="http://schemas.openxmlformats.org/officeDocument/2006/math" xmlns:v="urn:schemas-microsoft-com:vml" xmlns:wp14="http://schemas.microsoft.com/office/word/2010/wordprocessingDrawing" xmlns:wp="http://schemas.openxmlformats.org/drawingml/2006/wordprocessingDrawing" xmlns:w10="urn:schemas-microsoft-com:office:word" xmlns:w="http://schemas.openxmlformats.org/wordprocessingml/2006/main" xmlns:w14="http://schemas.microsoft.com/office/word/2010/wordml" xmlns:w15="http://schemas.microsoft.com/office/word/2012/wordml" xmlns:w16cex="http://schemas.microsoft.com/office/word/2018/wordml/cex" xmlns:w16cid="http://schemas.microsoft.com/office/word/2016/wordml/cid" xmlns:w16="http://schemas.microsoft.com/office/word/2018/wordml" xmlns:w16sdtdh="http://schemas.microsoft.com/office/word/2020/wordml/sdtdatahash" xmlns:w16se="http://schemas.microsoft.com/office/word/2015/wordml/symex" xmlns:wpg="http://schemas.microsoft.com/office/word/2010/wordprocessingGroup" xmlns:wpi="http://schemas.microsoft.com/office/word/2010/wordprocessingInk" xmlns:wne="http://schemas.microsoft.com/office/word/2006/wordml" xmlns:wps="http://schemas.microsoft.com/office/word/2010/wordprocessingShape" mc:Ignorable="w14 w15 w16se w16cid w16 w16cex w16sdtdh wp14">
+<w:ftr xmlns:wpc="http://schemas.microsoft.com/office/word/2010/wordprocessingCanvas" xmlns:cx="http://schemas.microsoft.com/office/drawing/2014/chartex" xmlns:cx1="http://schemas.microsoft.com/office/drawing/2015/9/8/chartex" xmlns:cx2="http://schemas.microsoft.com/office/drawing/2015/10/21/chartex" xmlns:cx3="http://schemas.microsoft.com/office/drawing/2016/5/9/chartex" xmlns:cx4="http://schemas.microsoft.com/office/drawing/2016/5/10/chartex" xmlns:cx5="http://schemas.microsoft.com/office/drawing/2016/5/11/chartex" xmlns:cx6="http://schemas.microsoft.com/office/drawing/2016/5/12/chartex" xmlns:cx7="http://schemas.microsoft.com/office/drawing/2016/5/13/chartex" xmlns:cx8="http://schemas.microsoft.com/office/drawing/2016/5/14/chartex" xmlns:mc="http://schemas.openxmlformats.org/markup-compatibility/2006" xmlns:aink="http://schemas.microsoft.com/office/drawing/2016/ink" xmlns:am3d="http://schemas.microsoft.com/office/drawing/2017/model3d" xmlns:o="urn:schemas-microsoft-com:office:office" xmlns:oel="http://schemas.microsoft.com/office/2019/extlst" xmlns:r="http://schemas.openxmlformats.org/officeDocument/2006/relationships" xmlns:m="http://schemas.openxmlformats.org/officeDocument/2006/math" xmlns:v="urn:schemas-microsoft-com:vml" xmlns:wp14="http://schemas.microsoft.com/office/word/2010/wordprocessingDrawing" xmlns:wp="http://schemas.openxmlformats.org/drawingml/2006/wordprocessingDrawing" xmlns:w10="urn:schemas-microsoft-com:office:word" xmlns:w="http://schemas.openxmlformats.org/wordprocessingml/2006/main" xmlns:w14="http://schemas.microsoft.com/office/word/2010/wordml" xmlns:w15="http://schemas.microsoft.com/office/word/2012/wordml" xmlns:w16cex="http://schemas.microsoft.com/office/word/2018/wordml/cex" xmlns:w16cid="http://schemas.microsoft.com/office/word/2016/wordml/cid" xmlns:w16="http://schemas.microsoft.com/office/word/2018/wordml" xmlns:w16sdtdh="http://schemas.microsoft.com/office/word/2020/wordml/sdtdatahash" xmlns:w16se="http://schemas.microsoft.com/office/word/2015/wordml/symex" xmlns:wpg="http://schemas.microsoft.com/office/word/2010/wordprocessingGroup" xmlns:wpi="http://schemas.microsoft.com/office/word/2010/wordprocessingInk" xmlns:wne="http://schemas.microsoft.com/office/word/2006/wordml" xmlns:wps="http://schemas.microsoft.com/office/word/2010/wordprocessingShape" mc:Ignorable="w14 w15 w16se w16cid w16 w16cex w16sdtdh wp14">
   <w:p>
     <w:pPr>
       <w:pStyle w:val="Footer"/>
@@ -13879,14 +13758,14 @@
       <w:t>202</w:t>
     </w:r>
     <w:r>
-      <w:t>2</w:t>
+      <w:t>3</w:t>
     </w:r>
   </w:p>
 </w:ftr>
 </file>
 
 <file path=word/footer2.xml><?xml version="1.0" encoding="utf-8"?>
-<w:ftr xmlns:wpc="http://schemas.microsoft.com/office/word/2010/wordprocessingCanvas" xmlns:cx="http://schemas.microsoft.com/office/drawing/2014/chartex" xmlns:cx1="http://schemas.microsoft.com/office/drawing/2015/9/8/chartex" xmlns:cx2="http://schemas.microsoft.com/office/drawing/2015/10/21/chartex" xmlns:cx3="http://schemas.microsoft.com/office/drawing/2016/5/9/chartex" xmlns:cx4="http://schemas.microsoft.com/office/drawing/2016/5/10/chartex" xmlns:cx5="http://schemas.microsoft.com/office/drawing/2016/5/11/chartex" xmlns:cx6="http://schemas.microsoft.com/office/drawing/2016/5/12/chartex" xmlns:cx7="http://schemas.microsoft.com/office/drawing/2016/5/13/chartex" xmlns:cx8="http://schemas.microsoft.com/office/drawing/2016/5/14/chartex" xmlns:mc="http://schemas.openxmlformats.org/markup-compatibility/2006" xmlns:aink="http://schemas.microsoft.com/office/drawing/2016/ink" xmlns:am3d="http://schemas.microsoft.com/office/drawing/2017/model3d" xmlns:o="urn:schemas-microsoft-com:office:office" xmlns:r="http://schemas.openxmlformats.org/officeDocument/2006/relationships" xmlns:m="http://schemas.openxmlformats.org/officeDocument/2006/math" xmlns:v="urn:schemas-microsoft-com:vml" xmlns:wp14="http://schemas.microsoft.com/office/word/2010/wordprocessingDrawing" xmlns:wp="http://schemas.openxmlformats.org/drawingml/2006/wordprocessingDrawing" xmlns:w10="urn:schemas-microsoft-com:office:word" xmlns:w="http://schemas.openxmlformats.org/wordprocessingml/2006/main" xmlns:w14="http://schemas.microsoft.com/office/word/2010/wordml" xmlns:w15="http://schemas.microsoft.com/office/word/2012/wordml" xmlns:w16cex="http://schemas.microsoft.com/office/word/2018/wordml/cex" xmlns:w16cid="http://schemas.microsoft.com/office/word/2016/wordml/cid" xmlns:w16="http://schemas.microsoft.com/office/word/2018/wordml" xmlns:w16sdtdh="http://schemas.microsoft.com/office/word/2020/wordml/sdtdatahash" xmlns:w16se="http://schemas.microsoft.com/office/word/2015/wordml/symex" xmlns:wpg="http://schemas.microsoft.com/office/word/2010/wordprocessingGroup" xmlns:wpi="http://schemas.microsoft.com/office/word/2010/wordprocessingInk" xmlns:wne="http://schemas.microsoft.com/office/word/2006/wordml" xmlns:wps="http://schemas.microsoft.com/office/word/2010/wordprocessingShape" mc:Ignorable="w14 w15 w16se w16cid w16 w16cex w16sdtdh wp14">
+<w:ftr xmlns:wpc="http://schemas.microsoft.com/office/word/2010/wordprocessingCanvas" xmlns:cx="http://schemas.microsoft.com/office/drawing/2014/chartex" xmlns:cx1="http://schemas.microsoft.com/office/drawing/2015/9/8/chartex" xmlns:cx2="http://schemas.microsoft.com/office/drawing/2015/10/21/chartex" xmlns:cx3="http://schemas.microsoft.com/office/drawing/2016/5/9/chartex" xmlns:cx4="http://schemas.microsoft.com/office/drawing/2016/5/10/chartex" xmlns:cx5="http://schemas.microsoft.com/office/drawing/2016/5/11/chartex" xmlns:cx6="http://schemas.microsoft.com/office/drawing/2016/5/12/chartex" xmlns:cx7="http://schemas.microsoft.com/office/drawing/2016/5/13/chartex" xmlns:cx8="http://schemas.microsoft.com/office/drawing/2016/5/14/chartex" xmlns:mc="http://schemas.openxmlformats.org/markup-compatibility/2006" xmlns:aink="http://schemas.microsoft.com/office/drawing/2016/ink" xmlns:am3d="http://schemas.microsoft.com/office/drawing/2017/model3d" xmlns:o="urn:schemas-microsoft-com:office:office" xmlns:oel="http://schemas.microsoft.com/office/2019/extlst" xmlns:r="http://schemas.openxmlformats.org/officeDocument/2006/relationships" xmlns:m="http://schemas.openxmlformats.org/officeDocument/2006/math" xmlns:v="urn:schemas-microsoft-com:vml" xmlns:wp14="http://schemas.microsoft.com/office/word/2010/wordprocessingDrawing" xmlns:wp="http://schemas.openxmlformats.org/drawingml/2006/wordprocessingDrawing" xmlns:w10="urn:schemas-microsoft-com:office:word" xmlns:w="http://schemas.openxmlformats.org/wordprocessingml/2006/main" xmlns:w14="http://schemas.microsoft.com/office/word/2010/wordml" xmlns:w15="http://schemas.microsoft.com/office/word/2012/wordml" xmlns:w16cex="http://schemas.microsoft.com/office/word/2018/wordml/cex" xmlns:w16cid="http://schemas.microsoft.com/office/word/2016/wordml/cid" xmlns:w16="http://schemas.microsoft.com/office/word/2018/wordml" xmlns:w16sdtdh="http://schemas.microsoft.com/office/word/2020/wordml/sdtdatahash" xmlns:w16se="http://schemas.microsoft.com/office/word/2015/wordml/symex" xmlns:wpg="http://schemas.microsoft.com/office/word/2010/wordprocessingGroup" xmlns:wpi="http://schemas.microsoft.com/office/word/2010/wordprocessingInk" xmlns:wne="http://schemas.microsoft.com/office/word/2006/wordml" xmlns:wps="http://schemas.microsoft.com/office/word/2010/wordprocessingShape" mc:Ignorable="w14 w15 w16se w16cid w16 w16cex w16sdtdh wp14">
   <w:p>
     <w:pPr>
       <w:pStyle w:val="Footer"/>
@@ -13915,7 +13794,7 @@
 </file>
 
 <file path=word/footer3.xml><?xml version="1.0" encoding="utf-8"?>
-<w:ftr xmlns:wpc="http://schemas.microsoft.com/office/word/2010/wordprocessingCanvas" xmlns:cx="http://schemas.microsoft.com/office/drawing/2014/chartex" xmlns:cx1="http://schemas.microsoft.com/office/drawing/2015/9/8/chartex" xmlns:cx2="http://schemas.microsoft.com/office/drawing/2015/10/21/chartex" xmlns:cx3="http://schemas.microsoft.com/office/drawing/2016/5/9/chartex" xmlns:cx4="http://schemas.microsoft.com/office/drawing/2016/5/10/chartex" xmlns:cx5="http://schemas.microsoft.com/office/drawing/2016/5/11/chartex" xmlns:cx6="http://schemas.microsoft.com/office/drawing/2016/5/12/chartex" xmlns:cx7="http://schemas.microsoft.com/office/drawing/2016/5/13/chartex" xmlns:cx8="http://schemas.microsoft.com/office/drawing/2016/5/14/chartex" xmlns:mc="http://schemas.openxmlformats.org/markup-compatibility/2006" xmlns:aink="http://schemas.microsoft.com/office/drawing/2016/ink" xmlns:am3d="http://schemas.microsoft.com/office/drawing/2017/model3d" xmlns:o="urn:schemas-microsoft-com:office:office" xmlns:r="http://schemas.openxmlformats.org/officeDocument/2006/relationships" xmlns:m="http://schemas.openxmlformats.org/officeDocument/2006/math" xmlns:v="urn:schemas-microsoft-com:vml" xmlns:wp14="http://schemas.microsoft.com/office/word/2010/wordprocessingDrawing" xmlns:wp="http://schemas.openxmlformats.org/drawingml/2006/wordprocessingDrawing" xmlns:w10="urn:schemas-microsoft-com:office:word" xmlns:w="http://schemas.openxmlformats.org/wordprocessingml/2006/main" xmlns:w14="http://schemas.microsoft.com/office/word/2010/wordml" xmlns:w15="http://schemas.microsoft.com/office/word/2012/wordml" xmlns:w16cex="http://schemas.microsoft.com/office/word/2018/wordml/cex" xmlns:w16cid="http://schemas.microsoft.com/office/word/2016/wordml/cid" xmlns:w16="http://schemas.microsoft.com/office/word/2018/wordml" xmlns:w16sdtdh="http://schemas.microsoft.com/office/word/2020/wordml/sdtdatahash" xmlns:w16se="http://schemas.microsoft.com/office/word/2015/wordml/symex" xmlns:wpg="http://schemas.microsoft.com/office/word/2010/wordprocessingGroup" xmlns:wpi="http://schemas.microsoft.com/office/word/2010/wordprocessingInk" xmlns:wne="http://schemas.microsoft.com/office/word/2006/wordml" xmlns:wps="http://schemas.microsoft.com/office/word/2010/wordprocessingShape" mc:Ignorable="w14 w15 w16se w16cid w16 w16cex w16sdtdh wp14">
+<w:ftr xmlns:wpc="http://schemas.microsoft.com/office/word/2010/wordprocessingCanvas" xmlns:cx="http://schemas.microsoft.com/office/drawing/2014/chartex" xmlns:cx1="http://schemas.microsoft.com/office/drawing/2015/9/8/chartex" xmlns:cx2="http://schemas.microsoft.com/office/drawing/2015/10/21/chartex" xmlns:cx3="http://schemas.microsoft.com/office/drawing/2016/5/9/chartex" xmlns:cx4="http://schemas.microsoft.com/office/drawing/2016/5/10/chartex" xmlns:cx5="http://schemas.microsoft.com/office/drawing/2016/5/11/chartex" xmlns:cx6="http://schemas.microsoft.com/office/drawing/2016/5/12/chartex" xmlns:cx7="http://schemas.microsoft.com/office/drawing/2016/5/13/chartex" xmlns:cx8="http://schemas.microsoft.com/office/drawing/2016/5/14/chartex" xmlns:mc="http://schemas.openxmlformats.org/markup-compatibility/2006" xmlns:aink="http://schemas.microsoft.com/office/drawing/2016/ink" xmlns:am3d="http://schemas.microsoft.com/office/drawing/2017/model3d" xmlns:o="urn:schemas-microsoft-com:office:office" xmlns:oel="http://schemas.microsoft.com/office/2019/extlst" xmlns:r="http://schemas.openxmlformats.org/officeDocument/2006/relationships" xmlns:m="http://schemas.openxmlformats.org/officeDocument/2006/math" xmlns:v="urn:schemas-microsoft-com:vml" xmlns:wp14="http://schemas.microsoft.com/office/word/2010/wordprocessingDrawing" xmlns:wp="http://schemas.openxmlformats.org/drawingml/2006/wordprocessingDrawing" xmlns:w10="urn:schemas-microsoft-com:office:word" xmlns:w="http://schemas.openxmlformats.org/wordprocessingml/2006/main" xmlns:w14="http://schemas.microsoft.com/office/word/2010/wordml" xmlns:w15="http://schemas.microsoft.com/office/word/2012/wordml" xmlns:w16cex="http://schemas.microsoft.com/office/word/2018/wordml/cex" xmlns:w16cid="http://schemas.microsoft.com/office/word/2016/wordml/cid" xmlns:w16="http://schemas.microsoft.com/office/word/2018/wordml" xmlns:w16sdtdh="http://schemas.microsoft.com/office/word/2020/wordml/sdtdatahash" xmlns:w16se="http://schemas.microsoft.com/office/word/2015/wordml/symex" xmlns:wpg="http://schemas.microsoft.com/office/word/2010/wordprocessingGroup" xmlns:wpi="http://schemas.microsoft.com/office/word/2010/wordprocessingInk" xmlns:wne="http://schemas.microsoft.com/office/word/2006/wordml" xmlns:wps="http://schemas.microsoft.com/office/word/2010/wordprocessingShape" mc:Ignorable="w14 w15 w16se w16cid w16 w16cex w16sdtdh wp14">
   <w:p>
     <w:pPr>
       <w:pStyle w:val="Footer"/>
@@ -13958,7 +13837,7 @@
 </file>
 
 <file path=word/footnotes.xml><?xml version="1.0" encoding="utf-8"?>
-<w:footnotes xmlns:wpc="http://schemas.microsoft.com/office/word/2010/wordprocessingCanvas" xmlns:cx="http://schemas.microsoft.com/office/drawing/2014/chartex" xmlns:cx1="http://schemas.microsoft.com/office/drawing/2015/9/8/chartex" xmlns:cx2="http://schemas.microsoft.com/office/drawing/2015/10/21/chartex" xmlns:cx3="http://schemas.microsoft.com/office/drawing/2016/5/9/chartex" xmlns:cx4="http://schemas.microsoft.com/office/drawing/2016/5/10/chartex" xmlns:cx5="http://schemas.microsoft.com/office/drawing/2016/5/11/chartex" xmlns:cx6="http://schemas.microsoft.com/office/drawing/2016/5/12/chartex" xmlns:cx7="http://schemas.microsoft.com/office/drawing/2016/5/13/chartex" xmlns:cx8="http://schemas.microsoft.com/office/drawing/2016/5/14/chartex" xmlns:mc="http://schemas.openxmlformats.org/markup-compatibility/2006" xmlns:aink="http://schemas.microsoft.com/office/drawing/2016/ink" xmlns:am3d="http://schemas.microsoft.com/office/drawing/2017/model3d" xmlns:o="urn:schemas-microsoft-com:office:office" xmlns:r="http://schemas.openxmlformats.org/officeDocument/2006/relationships" xmlns:m="http://schemas.openxmlformats.org/officeDocument/2006/math" xmlns:v="urn:schemas-microsoft-com:vml" xmlns:wp14="http://schemas.microsoft.com/office/word/2010/wordprocessingDrawing" xmlns:wp="http://schemas.openxmlformats.org/drawingml/2006/wordprocessingDrawing" xmlns:w10="urn:schemas-microsoft-com:office:word" xmlns:w="http://schemas.openxmlformats.org/wordprocessingml/2006/main" xmlns:w14="http://schemas.microsoft.com/office/word/2010/wordml" xmlns:w15="http://schemas.microsoft.com/office/word/2012/wordml" xmlns:w16cex="http://schemas.microsoft.com/office/word/2018/wordml/cex" xmlns:w16cid="http://schemas.microsoft.com/office/word/2016/wordml/cid" xmlns:w16="http://schemas.microsoft.com/office/word/2018/wordml" xmlns:w16sdtdh="http://schemas.microsoft.com/office/word/2020/wordml/sdtdatahash" xmlns:w16se="http://schemas.microsoft.com/office/word/2015/wordml/symex" xmlns:wpg="http://schemas.microsoft.com/office/word/2010/wordprocessingGroup" xmlns:wpi="http://schemas.microsoft.com/office/word/2010/wordprocessingInk" xmlns:wne="http://schemas.microsoft.com/office/word/2006/wordml" xmlns:wps="http://schemas.microsoft.com/office/word/2010/wordprocessingShape" mc:Ignorable="w14 w15 w16se w16cid w16 w16cex w16sdtdh wp14">
+<w:footnotes xmlns:wpc="http://schemas.microsoft.com/office/word/2010/wordprocessingCanvas" xmlns:cx="http://schemas.microsoft.com/office/drawing/2014/chartex" xmlns:cx1="http://schemas.microsoft.com/office/drawing/2015/9/8/chartex" xmlns:cx2="http://schemas.microsoft.com/office/drawing/2015/10/21/chartex" xmlns:cx3="http://schemas.microsoft.com/office/drawing/2016/5/9/chartex" xmlns:cx4="http://schemas.microsoft.com/office/drawing/2016/5/10/chartex" xmlns:cx5="http://schemas.microsoft.com/office/drawing/2016/5/11/chartex" xmlns:cx6="http://schemas.microsoft.com/office/drawing/2016/5/12/chartex" xmlns:cx7="http://schemas.microsoft.com/office/drawing/2016/5/13/chartex" xmlns:cx8="http://schemas.microsoft.com/office/drawing/2016/5/14/chartex" xmlns:mc="http://schemas.openxmlformats.org/markup-compatibility/2006" xmlns:aink="http://schemas.microsoft.com/office/drawing/2016/ink" xmlns:am3d="http://schemas.microsoft.com/office/drawing/2017/model3d" xmlns:o="urn:schemas-microsoft-com:office:office" xmlns:oel="http://schemas.microsoft.com/office/2019/extlst" xmlns:r="http://schemas.openxmlformats.org/officeDocument/2006/relationships" xmlns:m="http://schemas.openxmlformats.org/officeDocument/2006/math" xmlns:v="urn:schemas-microsoft-com:vml" xmlns:wp14="http://schemas.microsoft.com/office/word/2010/wordprocessingDrawing" xmlns:wp="http://schemas.openxmlformats.org/drawingml/2006/wordprocessingDrawing" xmlns:w10="urn:schemas-microsoft-com:office:word" xmlns:w="http://schemas.openxmlformats.org/wordprocessingml/2006/main" xmlns:w14="http://schemas.microsoft.com/office/word/2010/wordml" xmlns:w15="http://schemas.microsoft.com/office/word/2012/wordml" xmlns:w16cex="http://schemas.microsoft.com/office/word/2018/wordml/cex" xmlns:w16cid="http://schemas.microsoft.com/office/word/2016/wordml/cid" xmlns:w16="http://schemas.microsoft.com/office/word/2018/wordml" xmlns:w16sdtdh="http://schemas.microsoft.com/office/word/2020/wordml/sdtdatahash" xmlns:w16se="http://schemas.microsoft.com/office/word/2015/wordml/symex" xmlns:wpg="http://schemas.microsoft.com/office/word/2010/wordprocessingGroup" xmlns:wpi="http://schemas.microsoft.com/office/word/2010/wordprocessingInk" xmlns:wne="http://schemas.microsoft.com/office/word/2006/wordml" xmlns:wps="http://schemas.microsoft.com/office/word/2010/wordprocessingShape" mc:Ignorable="w14 w15 w16se w16cid w16 w16cex w16sdtdh wp14">
   <w:footnote w:type="separator" w:id="-1">
     <w:p>
       <w:r>
@@ -13979,7 +13858,7 @@
 </file>
 
 <file path=word/header1.xml><?xml version="1.0" encoding="utf-8"?>
-<w:hdr xmlns:wpc="http://schemas.microsoft.com/office/word/2010/wordprocessingCanvas" xmlns:cx="http://schemas.microsoft.com/office/drawing/2014/chartex" xmlns:cx1="http://schemas.microsoft.com/office/drawing/2015/9/8/chartex" xmlns:cx2="http://schemas.microsoft.com/office/drawing/2015/10/21/chartex" xmlns:cx3="http://schemas.microsoft.com/office/drawing/2016/5/9/chartex" xmlns:cx4="http://schemas.microsoft.com/office/drawing/2016/5/10/chartex" xmlns:cx5="http://schemas.microsoft.com/office/drawing/2016/5/11/chartex" xmlns:cx6="http://schemas.microsoft.com/office/drawing/2016/5/12/chartex" xmlns:cx7="http://schemas.microsoft.com/office/drawing/2016/5/13/chartex" xmlns:cx8="http://schemas.microsoft.com/office/drawing/2016/5/14/chartex" xmlns:mc="http://schemas.openxmlformats.org/markup-compatibility/2006" xmlns:aink="http://schemas.microsoft.com/office/drawing/2016/ink" xmlns:am3d="http://schemas.microsoft.com/office/drawing/2017/model3d" xmlns:o="urn:schemas-microsoft-com:office:office" xmlns:r="http://schemas.openxmlformats.org/officeDocument/2006/relationships" xmlns:m="http://schemas.openxmlformats.org/officeDocument/2006/math" xmlns:v="urn:schemas-microsoft-com:vml" xmlns:wp14="http://schemas.microsoft.com/office/word/2010/wordprocessingDrawing" xmlns:wp="http://schemas.openxmlformats.org/drawingml/2006/wordprocessingDrawing" xmlns:w10="urn:schemas-microsoft-com:office:word" xmlns:w="http://schemas.openxmlformats.org/wordprocessingml/2006/main" xmlns:w14="http://schemas.microsoft.com/office/word/2010/wordml" xmlns:w15="http://schemas.microsoft.com/office/word/2012/wordml" xmlns:w16cex="http://schemas.microsoft.com/office/word/2018/wordml/cex" xmlns:w16cid="http://schemas.microsoft.com/office/word/2016/wordml/cid" xmlns:w16="http://schemas.microsoft.com/office/word/2018/wordml" xmlns:w16sdtdh="http://schemas.microsoft.com/office/word/2020/wordml/sdtdatahash" xmlns:w16se="http://schemas.microsoft.com/office/word/2015/wordml/symex" xmlns:wpg="http://schemas.microsoft.com/office/word/2010/wordprocessingGroup" xmlns:wpi="http://schemas.microsoft.com/office/word/2010/wordprocessingInk" xmlns:wne="http://schemas.microsoft.com/office/word/2006/wordml" xmlns:wps="http://schemas.microsoft.com/office/word/2010/wordprocessingShape" mc:Ignorable="w14 w15 w16se w16cid w16 w16cex w16sdtdh wp14">
+<w:hdr xmlns:wpc="http://schemas.microsoft.com/office/word/2010/wordprocessingCanvas" xmlns:cx="http://schemas.microsoft.com/office/drawing/2014/chartex" xmlns:cx1="http://schemas.microsoft.com/office/drawing/2015/9/8/chartex" xmlns:cx2="http://schemas.microsoft.com/office/drawing/2015/10/21/chartex" xmlns:cx3="http://schemas.microsoft.com/office/drawing/2016/5/9/chartex" xmlns:cx4="http://schemas.microsoft.com/office/drawing/2016/5/10/chartex" xmlns:cx5="http://schemas.microsoft.com/office/drawing/2016/5/11/chartex" xmlns:cx6="http://schemas.microsoft.com/office/drawing/2016/5/12/chartex" xmlns:cx7="http://schemas.microsoft.com/office/drawing/2016/5/13/chartex" xmlns:cx8="http://schemas.microsoft.com/office/drawing/2016/5/14/chartex" xmlns:mc="http://schemas.openxmlformats.org/markup-compatibility/2006" xmlns:aink="http://schemas.microsoft.com/office/drawing/2016/ink" xmlns:am3d="http://schemas.microsoft.com/office/drawing/2017/model3d" xmlns:o="urn:schemas-microsoft-com:office:office" xmlns:oel="http://schemas.microsoft.com/office/2019/extlst" xmlns:r="http://schemas.openxmlformats.org/officeDocument/2006/relationships" xmlns:m="http://schemas.openxmlformats.org/officeDocument/2006/math" xmlns:v="urn:schemas-microsoft-com:vml" xmlns:wp14="http://schemas.microsoft.com/office/word/2010/wordprocessingDrawing" xmlns:wp="http://schemas.openxmlformats.org/drawingml/2006/wordprocessingDrawing" xmlns:w10="urn:schemas-microsoft-com:office:word" xmlns:w="http://schemas.openxmlformats.org/wordprocessingml/2006/main" xmlns:w14="http://schemas.microsoft.com/office/word/2010/wordml" xmlns:w15="http://schemas.microsoft.com/office/word/2012/wordml" xmlns:w16cex="http://schemas.microsoft.com/office/word/2018/wordml/cex" xmlns:w16cid="http://schemas.microsoft.com/office/word/2016/wordml/cid" xmlns:w16="http://schemas.microsoft.com/office/word/2018/wordml" xmlns:w16sdtdh="http://schemas.microsoft.com/office/word/2020/wordml/sdtdatahash" xmlns:w16se="http://schemas.microsoft.com/office/word/2015/wordml/symex" xmlns:wpg="http://schemas.microsoft.com/office/word/2010/wordprocessingGroup" xmlns:wpi="http://schemas.microsoft.com/office/word/2010/wordprocessingInk" xmlns:wne="http://schemas.microsoft.com/office/word/2006/wordml" xmlns:wps="http://schemas.microsoft.com/office/word/2010/wordprocessingShape" mc:Ignorable="w14 w15 w16se w16cid w16 w16cex w16sdtdh wp14">
   <w:tbl>
     <w:tblPr>
       <w:tblW w:w="0" w:type="auto"/>
@@ -14037,7 +13916,7 @@
 </file>
 
 <file path=word/header2.xml><?xml version="1.0" encoding="utf-8"?>
-<w:hdr xmlns:wpc="http://schemas.microsoft.com/office/word/2010/wordprocessingCanvas" xmlns:cx="http://schemas.microsoft.com/office/drawing/2014/chartex" xmlns:cx1="http://schemas.microsoft.com/office/drawing/2015/9/8/chartex" xmlns:cx2="http://schemas.microsoft.com/office/drawing/2015/10/21/chartex" xmlns:cx3="http://schemas.microsoft.com/office/drawing/2016/5/9/chartex" xmlns:cx4="http://schemas.microsoft.com/office/drawing/2016/5/10/chartex" xmlns:cx5="http://schemas.microsoft.com/office/drawing/2016/5/11/chartex" xmlns:cx6="http://schemas.microsoft.com/office/drawing/2016/5/12/chartex" xmlns:cx7="http://schemas.microsoft.com/office/drawing/2016/5/13/chartex" xmlns:cx8="http://schemas.microsoft.com/office/drawing/2016/5/14/chartex" xmlns:mc="http://schemas.openxmlformats.org/markup-compatibility/2006" xmlns:aink="http://schemas.microsoft.com/office/drawing/2016/ink" xmlns:am3d="http://schemas.microsoft.com/office/drawing/2017/model3d" xmlns:o="urn:schemas-microsoft-com:office:office" xmlns:r="http://schemas.openxmlformats.org/officeDocument/2006/relationships" xmlns:m="http://schemas.openxmlformats.org/officeDocument/2006/math" xmlns:v="urn:schemas-microsoft-com:vml" xmlns:wp14="http://schemas.microsoft.com/office/word/2010/wordprocessingDrawing" xmlns:wp="http://schemas.openxmlformats.org/drawingml/2006/wordprocessingDrawing" xmlns:w10="urn:schemas-microsoft-com:office:word" xmlns:w="http://schemas.openxmlformats.org/wordprocessingml/2006/main" xmlns:w14="http://schemas.microsoft.com/office/word/2010/wordml" xmlns:w15="http://schemas.microsoft.com/office/word/2012/wordml" xmlns:w16cex="http://schemas.microsoft.com/office/word/2018/wordml/cex" xmlns:w16cid="http://schemas.microsoft.com/office/word/2016/wordml/cid" xmlns:w16="http://schemas.microsoft.com/office/word/2018/wordml" xmlns:w16sdtdh="http://schemas.microsoft.com/office/word/2020/wordml/sdtdatahash" xmlns:w16se="http://schemas.microsoft.com/office/word/2015/wordml/symex" xmlns:wpg="http://schemas.microsoft.com/office/word/2010/wordprocessingGroup" xmlns:wpi="http://schemas.microsoft.com/office/word/2010/wordprocessingInk" xmlns:wne="http://schemas.microsoft.com/office/word/2006/wordml" xmlns:wps="http://schemas.microsoft.com/office/word/2010/wordprocessingShape" mc:Ignorable="w14 w15 w16se w16cid w16 w16cex w16sdtdh wp14">
+<w:hdr xmlns:wpc="http://schemas.microsoft.com/office/word/2010/wordprocessingCanvas" xmlns:cx="http://schemas.microsoft.com/office/drawing/2014/chartex" xmlns:cx1="http://schemas.microsoft.com/office/drawing/2015/9/8/chartex" xmlns:cx2="http://schemas.microsoft.com/office/drawing/2015/10/21/chartex" xmlns:cx3="http://schemas.microsoft.com/office/drawing/2016/5/9/chartex" xmlns:cx4="http://schemas.microsoft.com/office/drawing/2016/5/10/chartex" xmlns:cx5="http://schemas.microsoft.com/office/drawing/2016/5/11/chartex" xmlns:cx6="http://schemas.microsoft.com/office/drawing/2016/5/12/chartex" xmlns:cx7="http://schemas.microsoft.com/office/drawing/2016/5/13/chartex" xmlns:cx8="http://schemas.microsoft.com/office/drawing/2016/5/14/chartex" xmlns:mc="http://schemas.openxmlformats.org/markup-compatibility/2006" xmlns:aink="http://schemas.microsoft.com/office/drawing/2016/ink" xmlns:am3d="http://schemas.microsoft.com/office/drawing/2017/model3d" xmlns:o="urn:schemas-microsoft-com:office:office" xmlns:oel="http://schemas.microsoft.com/office/2019/extlst" xmlns:r="http://schemas.openxmlformats.org/officeDocument/2006/relationships" xmlns:m="http://schemas.openxmlformats.org/officeDocument/2006/math" xmlns:v="urn:schemas-microsoft-com:vml" xmlns:wp14="http://schemas.microsoft.com/office/word/2010/wordprocessingDrawing" xmlns:wp="http://schemas.openxmlformats.org/drawingml/2006/wordprocessingDrawing" xmlns:w10="urn:schemas-microsoft-com:office:word" xmlns:w="http://schemas.openxmlformats.org/wordprocessingml/2006/main" xmlns:w14="http://schemas.microsoft.com/office/word/2010/wordml" xmlns:w15="http://schemas.microsoft.com/office/word/2012/wordml" xmlns:w16cex="http://schemas.microsoft.com/office/word/2018/wordml/cex" xmlns:w16cid="http://schemas.microsoft.com/office/word/2016/wordml/cid" xmlns:w16="http://schemas.microsoft.com/office/word/2018/wordml" xmlns:w16sdtdh="http://schemas.microsoft.com/office/word/2020/wordml/sdtdatahash" xmlns:w16se="http://schemas.microsoft.com/office/word/2015/wordml/symex" xmlns:wpg="http://schemas.microsoft.com/office/word/2010/wordprocessingGroup" xmlns:wpi="http://schemas.microsoft.com/office/word/2010/wordprocessingInk" xmlns:wne="http://schemas.microsoft.com/office/word/2006/wordml" xmlns:wps="http://schemas.microsoft.com/office/word/2010/wordprocessingShape" mc:Ignorable="w14 w15 w16se w16cid w16 w16cex w16sdtdh wp14">
   <w:tbl>
     <w:tblPr>
       <w:tblW w:w="0" w:type="auto"/>
@@ -14095,7 +13974,7 @@
 </file>
 
 <file path=word/header3.xml><?xml version="1.0" encoding="utf-8"?>
-<w:hdr xmlns:wpc="http://schemas.microsoft.com/office/word/2010/wordprocessingCanvas" xmlns:cx="http://schemas.microsoft.com/office/drawing/2014/chartex" xmlns:cx1="http://schemas.microsoft.com/office/drawing/2015/9/8/chartex" xmlns:cx2="http://schemas.microsoft.com/office/drawing/2015/10/21/chartex" xmlns:cx3="http://schemas.microsoft.com/office/drawing/2016/5/9/chartex" xmlns:cx4="http://schemas.microsoft.com/office/drawing/2016/5/10/chartex" xmlns:cx5="http://schemas.microsoft.com/office/drawing/2016/5/11/chartex" xmlns:cx6="http://schemas.microsoft.com/office/drawing/2016/5/12/chartex" xmlns:cx7="http://schemas.microsoft.com/office/drawing/2016/5/13/chartex" xmlns:cx8="http://schemas.microsoft.com/office/drawing/2016/5/14/chartex" xmlns:mc="http://schemas.openxmlformats.org/markup-compatibility/2006" xmlns:aink="http://schemas.microsoft.com/office/drawing/2016/ink" xmlns:am3d="http://schemas.microsoft.com/office/drawing/2017/model3d" xmlns:o="urn:schemas-microsoft-com:office:office" xmlns:r="http://schemas.openxmlformats.org/officeDocument/2006/relationships" xmlns:m="http://schemas.openxmlformats.org/officeDocument/2006/math" xmlns:v="urn:schemas-microsoft-com:vml" xmlns:wp14="http://schemas.microsoft.com/office/word/2010/wordprocessingDrawing" xmlns:wp="http://schemas.openxmlformats.org/drawingml/2006/wordprocessingDrawing" xmlns:w10="urn:schemas-microsoft-com:office:word" xmlns:w="http://schemas.openxmlformats.org/wordprocessingml/2006/main" xmlns:w14="http://schemas.microsoft.com/office/word/2010/wordml" xmlns:w15="http://schemas.microsoft.com/office/word/2012/wordml" xmlns:w16cex="http://schemas.microsoft.com/office/word/2018/wordml/cex" xmlns:w16cid="http://schemas.microsoft.com/office/word/2016/wordml/cid" xmlns:w16="http://schemas.microsoft.com/office/word/2018/wordml" xmlns:w16sdtdh="http://schemas.microsoft.com/office/word/2020/wordml/sdtdatahash" xmlns:w16se="http://schemas.microsoft.com/office/word/2015/wordml/symex" xmlns:wpg="http://schemas.microsoft.com/office/word/2010/wordprocessingGroup" xmlns:wpi="http://schemas.microsoft.com/office/word/2010/wordprocessingInk" xmlns:wne="http://schemas.microsoft.com/office/word/2006/wordml" xmlns:wps="http://schemas.microsoft.com/office/word/2010/wordprocessingShape" mc:Ignorable="w14 w15 w16se w16cid w16 w16cex w16sdtdh wp14">
+<w:hdr xmlns:wpc="http://schemas.microsoft.com/office/word/2010/wordprocessingCanvas" xmlns:cx="http://schemas.microsoft.com/office/drawing/2014/chartex" xmlns:cx1="http://schemas.microsoft.com/office/drawing/2015/9/8/chartex" xmlns:cx2="http://schemas.microsoft.com/office/drawing/2015/10/21/chartex" xmlns:cx3="http://schemas.microsoft.com/office/drawing/2016/5/9/chartex" xmlns:cx4="http://schemas.microsoft.com/office/drawing/2016/5/10/chartex" xmlns:cx5="http://schemas.microsoft.com/office/drawing/2016/5/11/chartex" xmlns:cx6="http://schemas.microsoft.com/office/drawing/2016/5/12/chartex" xmlns:cx7="http://schemas.microsoft.com/office/drawing/2016/5/13/chartex" xmlns:cx8="http://schemas.microsoft.com/office/drawing/2016/5/14/chartex" xmlns:mc="http://schemas.openxmlformats.org/markup-compatibility/2006" xmlns:aink="http://schemas.microsoft.com/office/drawing/2016/ink" xmlns:am3d="http://schemas.microsoft.com/office/drawing/2017/model3d" xmlns:o="urn:schemas-microsoft-com:office:office" xmlns:oel="http://schemas.microsoft.com/office/2019/extlst" xmlns:r="http://schemas.openxmlformats.org/officeDocument/2006/relationships" xmlns:m="http://schemas.openxmlformats.org/officeDocument/2006/math" xmlns:v="urn:schemas-microsoft-com:vml" xmlns:wp14="http://schemas.microsoft.com/office/word/2010/wordprocessingDrawing" xmlns:wp="http://schemas.openxmlformats.org/drawingml/2006/wordprocessingDrawing" xmlns:w10="urn:schemas-microsoft-com:office:word" xmlns:w="http://schemas.openxmlformats.org/wordprocessingml/2006/main" xmlns:w14="http://schemas.microsoft.com/office/word/2010/wordml" xmlns:w15="http://schemas.microsoft.com/office/word/2012/wordml" xmlns:w16cex="http://schemas.microsoft.com/office/word/2018/wordml/cex" xmlns:w16cid="http://schemas.microsoft.com/office/word/2016/wordml/cid" xmlns:w16="http://schemas.microsoft.com/office/word/2018/wordml" xmlns:w16sdtdh="http://schemas.microsoft.com/office/word/2020/wordml/sdtdatahash" xmlns:w16se="http://schemas.microsoft.com/office/word/2015/wordml/symex" xmlns:wpg="http://schemas.microsoft.com/office/word/2010/wordprocessingGroup" xmlns:wpi="http://schemas.microsoft.com/office/word/2010/wordprocessingInk" xmlns:wne="http://schemas.microsoft.com/office/word/2006/wordml" xmlns:wps="http://schemas.microsoft.com/office/word/2010/wordprocessingShape" mc:Ignorable="w14 w15 w16se w16cid w16 w16cex w16sdtdh wp14">
   <w:tbl>
     <w:tblPr>
       <w:tblW w:w="0" w:type="auto"/>
@@ -14153,7 +14032,7 @@
 </file>
 
 <file path=word/header4.xml><?xml version="1.0" encoding="utf-8"?>
-<w:hdr xmlns:wpc="http://schemas.microsoft.com/office/word/2010/wordprocessingCanvas" xmlns:cx="http://schemas.microsoft.com/office/drawing/2014/chartex" xmlns:cx1="http://schemas.microsoft.com/office/drawing/2015/9/8/chartex" xmlns:cx2="http://schemas.microsoft.com/office/drawing/2015/10/21/chartex" xmlns:cx3="http://schemas.microsoft.com/office/drawing/2016/5/9/chartex" xmlns:cx4="http://schemas.microsoft.com/office/drawing/2016/5/10/chartex" xmlns:cx5="http://schemas.microsoft.com/office/drawing/2016/5/11/chartex" xmlns:cx6="http://schemas.microsoft.com/office/drawing/2016/5/12/chartex" xmlns:cx7="http://schemas.microsoft.com/office/drawing/2016/5/13/chartex" xmlns:cx8="http://schemas.microsoft.com/office/drawing/2016/5/14/chartex" xmlns:mc="http://schemas.openxmlformats.org/markup-compatibility/2006" xmlns:aink="http://schemas.microsoft.com/office/drawing/2016/ink" xmlns:am3d="http://schemas.microsoft.com/office/drawing/2017/model3d" xmlns:o="urn:schemas-microsoft-com:office:office" xmlns:r="http://schemas.openxmlformats.org/officeDocument/2006/relationships" xmlns:m="http://schemas.openxmlformats.org/officeDocument/2006/math" xmlns:v="urn:schemas-microsoft-com:vml" xmlns:wp14="http://schemas.microsoft.com/office/word/2010/wordprocessingDrawing" xmlns:wp="http://schemas.openxmlformats.org/drawingml/2006/wordprocessingDrawing" xmlns:w10="urn:schemas-microsoft-com:office:word" xmlns:w="http://schemas.openxmlformats.org/wordprocessingml/2006/main" xmlns:w14="http://schemas.microsoft.com/office/word/2010/wordml" xmlns:w15="http://schemas.microsoft.com/office/word/2012/wordml" xmlns:w16cex="http://schemas.microsoft.com/office/word/2018/wordml/cex" xmlns:w16cid="http://schemas.microsoft.com/office/word/2016/wordml/cid" xmlns:w16="http://schemas.microsoft.com/office/word/2018/wordml" xmlns:w16sdtdh="http://schemas.microsoft.com/office/word/2020/wordml/sdtdatahash" xmlns:w16se="http://schemas.microsoft.com/office/word/2015/wordml/symex" xmlns:wpg="http://schemas.microsoft.com/office/word/2010/wordprocessingGroup" xmlns:wpi="http://schemas.microsoft.com/office/word/2010/wordprocessingInk" xmlns:wne="http://schemas.microsoft.com/office/word/2006/wordml" xmlns:wps="http://schemas.microsoft.com/office/word/2010/wordprocessingShape" mc:Ignorable="w14 w15 w16se w16cid w16 w16cex w16sdtdh wp14">
+<w:hdr xmlns:wpc="http://schemas.microsoft.com/office/word/2010/wordprocessingCanvas" xmlns:cx="http://schemas.microsoft.com/office/drawing/2014/chartex" xmlns:cx1="http://schemas.microsoft.com/office/drawing/2015/9/8/chartex" xmlns:cx2="http://schemas.microsoft.com/office/drawing/2015/10/21/chartex" xmlns:cx3="http://schemas.microsoft.com/office/drawing/2016/5/9/chartex" xmlns:cx4="http://schemas.microsoft.com/office/drawing/2016/5/10/chartex" xmlns:cx5="http://schemas.microsoft.com/office/drawing/2016/5/11/chartex" xmlns:cx6="http://schemas.microsoft.com/office/drawing/2016/5/12/chartex" xmlns:cx7="http://schemas.microsoft.com/office/drawing/2016/5/13/chartex" xmlns:cx8="http://schemas.microsoft.com/office/drawing/2016/5/14/chartex" xmlns:mc="http://schemas.openxmlformats.org/markup-compatibility/2006" xmlns:aink="http://schemas.microsoft.com/office/drawing/2016/ink" xmlns:am3d="http://schemas.microsoft.com/office/drawing/2017/model3d" xmlns:o="urn:schemas-microsoft-com:office:office" xmlns:oel="http://schemas.microsoft.com/office/2019/extlst" xmlns:r="http://schemas.openxmlformats.org/officeDocument/2006/relationships" xmlns:m="http://schemas.openxmlformats.org/officeDocument/2006/math" xmlns:v="urn:schemas-microsoft-com:vml" xmlns:wp14="http://schemas.microsoft.com/office/word/2010/wordprocessingDrawing" xmlns:wp="http://schemas.openxmlformats.org/drawingml/2006/wordprocessingDrawing" xmlns:w10="urn:schemas-microsoft-com:office:word" xmlns:w="http://schemas.openxmlformats.org/wordprocessingml/2006/main" xmlns:w14="http://schemas.microsoft.com/office/word/2010/wordml" xmlns:w15="http://schemas.microsoft.com/office/word/2012/wordml" xmlns:w16cex="http://schemas.microsoft.com/office/word/2018/wordml/cex" xmlns:w16cid="http://schemas.microsoft.com/office/word/2016/wordml/cid" xmlns:w16="http://schemas.microsoft.com/office/word/2018/wordml" xmlns:w16sdtdh="http://schemas.microsoft.com/office/word/2020/wordml/sdtdatahash" xmlns:w16se="http://schemas.microsoft.com/office/word/2015/wordml/symex" xmlns:wpg="http://schemas.microsoft.com/office/word/2010/wordprocessingGroup" xmlns:wpi="http://schemas.microsoft.com/office/word/2010/wordprocessingInk" xmlns:wne="http://schemas.microsoft.com/office/word/2006/wordml" xmlns:wps="http://schemas.microsoft.com/office/word/2010/wordprocessingShape" mc:Ignorable="w14 w15 w16se w16cid w16 w16cex w16sdtdh wp14">
   <w:tbl>
     <w:tblPr>
       <w:tblW w:w="0" w:type="auto"/>
@@ -14211,7 +14090,7 @@
 </file>
 
 <file path=word/header5.xml><?xml version="1.0" encoding="utf-8"?>
-<w:hdr xmlns:wpc="http://schemas.microsoft.com/office/word/2010/wordprocessingCanvas" xmlns:cx="http://schemas.microsoft.com/office/drawing/2014/chartex" xmlns:cx1="http://schemas.microsoft.com/office/drawing/2015/9/8/chartex" xmlns:cx2="http://schemas.microsoft.com/office/drawing/2015/10/21/chartex" xmlns:cx3="http://schemas.microsoft.com/office/drawing/2016/5/9/chartex" xmlns:cx4="http://schemas.microsoft.com/office/drawing/2016/5/10/chartex" xmlns:cx5="http://schemas.microsoft.com/office/drawing/2016/5/11/chartex" xmlns:cx6="http://schemas.microsoft.com/office/drawing/2016/5/12/chartex" xmlns:cx7="http://schemas.microsoft.com/office/drawing/2016/5/13/chartex" xmlns:cx8="http://schemas.microsoft.com/office/drawing/2016/5/14/chartex" xmlns:mc="http://schemas.openxmlformats.org/markup-compatibility/2006" xmlns:aink="http://schemas.microsoft.com/office/drawing/2016/ink" xmlns:am3d="http://schemas.microsoft.com/office/drawing/2017/model3d" xmlns:o="urn:schemas-microsoft-com:office:office" xmlns:r="http://schemas.openxmlformats.org/officeDocument/2006/relationships" xmlns:m="http://schemas.openxmlformats.org/officeDocument/2006/math" xmlns:v="urn:schemas-microsoft-com:vml" xmlns:wp14="http://schemas.microsoft.com/office/word/2010/wordprocessingDrawing" xmlns:wp="http://schemas.openxmlformats.org/drawingml/2006/wordprocessingDrawing" xmlns:w10="urn:schemas-microsoft-com:office:word" xmlns:w="http://schemas.openxmlformats.org/wordprocessingml/2006/main" xmlns:w14="http://schemas.microsoft.com/office/word/2010/wordml" xmlns:w15="http://schemas.microsoft.com/office/word/2012/wordml" xmlns:w16cex="http://schemas.microsoft.com/office/word/2018/wordml/cex" xmlns:w16cid="http://schemas.microsoft.com/office/word/2016/wordml/cid" xmlns:w16="http://schemas.microsoft.com/office/word/2018/wordml" xmlns:w16sdtdh="http://schemas.microsoft.com/office/word/2020/wordml/sdtdatahash" xmlns:w16se="http://schemas.microsoft.com/office/word/2015/wordml/symex" xmlns:wpg="http://schemas.microsoft.com/office/word/2010/wordprocessingGroup" xmlns:wpi="http://schemas.microsoft.com/office/word/2010/wordprocessingInk" xmlns:wne="http://schemas.microsoft.com/office/word/2006/wordml" xmlns:wps="http://schemas.microsoft.com/office/word/2010/wordprocessingShape" mc:Ignorable="w14 w15 w16se w16cid w16 w16cex w16sdtdh wp14">
+<w:hdr xmlns:wpc="http://schemas.microsoft.com/office/word/2010/wordprocessingCanvas" xmlns:cx="http://schemas.microsoft.com/office/drawing/2014/chartex" xmlns:cx1="http://schemas.microsoft.com/office/drawing/2015/9/8/chartex" xmlns:cx2="http://schemas.microsoft.com/office/drawing/2015/10/21/chartex" xmlns:cx3="http://schemas.microsoft.com/office/drawing/2016/5/9/chartex" xmlns:cx4="http://schemas.microsoft.com/office/drawing/2016/5/10/chartex" xmlns:cx5="http://schemas.microsoft.com/office/drawing/2016/5/11/chartex" xmlns:cx6="http://schemas.microsoft.com/office/drawing/2016/5/12/chartex" xmlns:cx7="http://schemas.microsoft.com/office/drawing/2016/5/13/chartex" xmlns:cx8="http://schemas.microsoft.com/office/drawing/2016/5/14/chartex" xmlns:mc="http://schemas.openxmlformats.org/markup-compatibility/2006" xmlns:aink="http://schemas.microsoft.com/office/drawing/2016/ink" xmlns:am3d="http://schemas.microsoft.com/office/drawing/2017/model3d" xmlns:o="urn:schemas-microsoft-com:office:office" xmlns:oel="http://schemas.microsoft.com/office/2019/extlst" xmlns:r="http://schemas.openxmlformats.org/officeDocument/2006/relationships" xmlns:m="http://schemas.openxmlformats.org/officeDocument/2006/math" xmlns:v="urn:schemas-microsoft-com:vml" xmlns:wp14="http://schemas.microsoft.com/office/word/2010/wordprocessingDrawing" xmlns:wp="http://schemas.openxmlformats.org/drawingml/2006/wordprocessingDrawing" xmlns:w10="urn:schemas-microsoft-com:office:word" xmlns:w="http://schemas.openxmlformats.org/wordprocessingml/2006/main" xmlns:w14="http://schemas.microsoft.com/office/word/2010/wordml" xmlns:w15="http://schemas.microsoft.com/office/word/2012/wordml" xmlns:w16cex="http://schemas.microsoft.com/office/word/2018/wordml/cex" xmlns:w16cid="http://schemas.microsoft.com/office/word/2016/wordml/cid" xmlns:w16="http://schemas.microsoft.com/office/word/2018/wordml" xmlns:w16sdtdh="http://schemas.microsoft.com/office/word/2020/wordml/sdtdatahash" xmlns:w16se="http://schemas.microsoft.com/office/word/2015/wordml/symex" xmlns:wpg="http://schemas.microsoft.com/office/word/2010/wordprocessingGroup" xmlns:wpi="http://schemas.microsoft.com/office/word/2010/wordprocessingInk" xmlns:wne="http://schemas.microsoft.com/office/word/2006/wordml" xmlns:wps="http://schemas.microsoft.com/office/word/2010/wordprocessingShape" mc:Ignorable="w14 w15 w16se w16cid w16 w16cex w16sdtdh wp14">
   <w:tbl>
     <w:tblPr>
       <w:tblW w:w="0" w:type="auto"/>
@@ -14269,7 +14148,7 @@
 </file>
 
 <file path=word/header6.xml><?xml version="1.0" encoding="utf-8"?>
-<w:hdr xmlns:wpc="http://schemas.microsoft.com/office/word/2010/wordprocessingCanvas" xmlns:cx="http://schemas.microsoft.com/office/drawing/2014/chartex" xmlns:cx1="http://schemas.microsoft.com/office/drawing/2015/9/8/chartex" xmlns:cx2="http://schemas.microsoft.com/office/drawing/2015/10/21/chartex" xmlns:cx3="http://schemas.microsoft.com/office/drawing/2016/5/9/chartex" xmlns:cx4="http://schemas.microsoft.com/office/drawing/2016/5/10/chartex" xmlns:cx5="http://schemas.microsoft.com/office/drawing/2016/5/11/chartex" xmlns:cx6="http://schemas.microsoft.com/office/drawing/2016/5/12/chartex" xmlns:cx7="http://schemas.microsoft.com/office/drawing/2016/5/13/chartex" xmlns:cx8="http://schemas.microsoft.com/office/drawing/2016/5/14/chartex" xmlns:mc="http://schemas.openxmlformats.org/markup-compatibility/2006" xmlns:aink="http://schemas.microsoft.com/office/drawing/2016/ink" xmlns:am3d="http://schemas.microsoft.com/office/drawing/2017/model3d" xmlns:o="urn:schemas-microsoft-com:office:office" xmlns:r="http://schemas.openxmlformats.org/officeDocument/2006/relationships" xmlns:m="http://schemas.openxmlformats.org/officeDocument/2006/math" xmlns:v="urn:schemas-microsoft-com:vml" xmlns:wp14="http://schemas.microsoft.com/office/word/2010/wordprocessingDrawing" xmlns:wp="http://schemas.openxmlformats.org/drawingml/2006/wordprocessingDrawing" xmlns:w10="urn:schemas-microsoft-com:office:word" xmlns:w="http://schemas.openxmlformats.org/wordprocessingml/2006/main" xmlns:w14="http://schemas.microsoft.com/office/word/2010/wordml" xmlns:w15="http://schemas.microsoft.com/office/word/2012/wordml" xmlns:w16cex="http://schemas.microsoft.com/office/word/2018/wordml/cex" xmlns:w16cid="http://schemas.microsoft.com/office/word/2016/wordml/cid" xmlns:w16="http://schemas.microsoft.com/office/word/2018/wordml" xmlns:w16sdtdh="http://schemas.microsoft.com/office/word/2020/wordml/sdtdatahash" xmlns:w16se="http://schemas.microsoft.com/office/word/2015/wordml/symex" xmlns:wpg="http://schemas.microsoft.com/office/word/2010/wordprocessingGroup" xmlns:wpi="http://schemas.microsoft.com/office/word/2010/wordprocessingInk" xmlns:wne="http://schemas.microsoft.com/office/word/2006/wordml" xmlns:wps="http://schemas.microsoft.com/office/word/2010/wordprocessingShape" mc:Ignorable="w14 w15 w16se w16cid w16 w16cex w16sdtdh wp14">
+<w:hdr xmlns:wpc="http://schemas.microsoft.com/office/word/2010/wordprocessingCanvas" xmlns:cx="http://schemas.microsoft.com/office/drawing/2014/chartex" xmlns:cx1="http://schemas.microsoft.com/office/drawing/2015/9/8/chartex" xmlns:cx2="http://schemas.microsoft.com/office/drawing/2015/10/21/chartex" xmlns:cx3="http://schemas.microsoft.com/office/drawing/2016/5/9/chartex" xmlns:cx4="http://schemas.microsoft.com/office/drawing/2016/5/10/chartex" xmlns:cx5="http://schemas.microsoft.com/office/drawing/2016/5/11/chartex" xmlns:cx6="http://schemas.microsoft.com/office/drawing/2016/5/12/chartex" xmlns:cx7="http://schemas.microsoft.com/office/drawing/2016/5/13/chartex" xmlns:cx8="http://schemas.microsoft.com/office/drawing/2016/5/14/chartex" xmlns:mc="http://schemas.openxmlformats.org/markup-compatibility/2006" xmlns:aink="http://schemas.microsoft.com/office/drawing/2016/ink" xmlns:am3d="http://schemas.microsoft.com/office/drawing/2017/model3d" xmlns:o="urn:schemas-microsoft-com:office:office" xmlns:oel="http://schemas.microsoft.com/office/2019/extlst" xmlns:r="http://schemas.openxmlformats.org/officeDocument/2006/relationships" xmlns:m="http://schemas.openxmlformats.org/officeDocument/2006/math" xmlns:v="urn:schemas-microsoft-com:vml" xmlns:wp14="http://schemas.microsoft.com/office/word/2010/wordprocessingDrawing" xmlns:wp="http://schemas.openxmlformats.org/drawingml/2006/wordprocessingDrawing" xmlns:w10="urn:schemas-microsoft-com:office:word" xmlns:w="http://schemas.openxmlformats.org/wordprocessingml/2006/main" xmlns:w14="http://schemas.microsoft.com/office/word/2010/wordml" xmlns:w15="http://schemas.microsoft.com/office/word/2012/wordml" xmlns:w16cex="http://schemas.microsoft.com/office/word/2018/wordml/cex" xmlns:w16cid="http://schemas.microsoft.com/office/word/2016/wordml/cid" xmlns:w16="http://schemas.microsoft.com/office/word/2018/wordml" xmlns:w16sdtdh="http://schemas.microsoft.com/office/word/2020/wordml/sdtdatahash" xmlns:w16se="http://schemas.microsoft.com/office/word/2015/wordml/symex" xmlns:wpg="http://schemas.microsoft.com/office/word/2010/wordprocessingGroup" xmlns:wpi="http://schemas.microsoft.com/office/word/2010/wordprocessingInk" xmlns:wne="http://schemas.microsoft.com/office/word/2006/wordml" xmlns:wps="http://schemas.microsoft.com/office/word/2010/wordprocessingShape" mc:Ignorable="w14 w15 w16se w16cid w16 w16cex w16sdtdh wp14">
   <w:tbl>
     <w:tblPr>
       <w:tblW w:w="0" w:type="auto"/>
@@ -14327,7 +14206,7 @@
 </file>
 
 <file path=word/header7.xml><?xml version="1.0" encoding="utf-8"?>
-<w:hdr xmlns:wpc="http://schemas.microsoft.com/office/word/2010/wordprocessingCanvas" xmlns:cx="http://schemas.microsoft.com/office/drawing/2014/chartex" xmlns:cx1="http://schemas.microsoft.com/office/drawing/2015/9/8/chartex" xmlns:cx2="http://schemas.microsoft.com/office/drawing/2015/10/21/chartex" xmlns:cx3="http://schemas.microsoft.com/office/drawing/2016/5/9/chartex" xmlns:cx4="http://schemas.microsoft.com/office/drawing/2016/5/10/chartex" xmlns:cx5="http://schemas.microsoft.com/office/drawing/2016/5/11/chartex" xmlns:cx6="http://schemas.microsoft.com/office/drawing/2016/5/12/chartex" xmlns:cx7="http://schemas.microsoft.com/office/drawing/2016/5/13/chartex" xmlns:cx8="http://schemas.microsoft.com/office/drawing/2016/5/14/chartex" xmlns:mc="http://schemas.openxmlformats.org/markup-compatibility/2006" xmlns:aink="http://schemas.microsoft.com/office/drawing/2016/ink" xmlns:am3d="http://schemas.microsoft.com/office/drawing/2017/model3d" xmlns:o="urn:schemas-microsoft-com:office:office" xmlns:r="http://schemas.openxmlformats.org/officeDocument/2006/relationships" xmlns:m="http://schemas.openxmlformats.org/officeDocument/2006/math" xmlns:v="urn:schemas-microsoft-com:vml" xmlns:wp14="http://schemas.microsoft.com/office/word/2010/wordprocessingDrawing" xmlns:wp="http://schemas.openxmlformats.org/drawingml/2006/wordprocessingDrawing" xmlns:w10="urn:schemas-microsoft-com:office:word" xmlns:w="http://schemas.openxmlformats.org/wordprocessingml/2006/main" xmlns:w14="http://schemas.microsoft.com/office/word/2010/wordml" xmlns:w15="http://schemas.microsoft.com/office/word/2012/wordml" xmlns:w16cex="http://schemas.microsoft.com/office/word/2018/wordml/cex" xmlns:w16cid="http://schemas.microsoft.com/office/word/2016/wordml/cid" xmlns:w16="http://schemas.microsoft.com/office/word/2018/wordml" xmlns:w16sdtdh="http://schemas.microsoft.com/office/word/2020/wordml/sdtdatahash" xmlns:w16se="http://schemas.microsoft.com/office/word/2015/wordml/symex" xmlns:wpg="http://schemas.microsoft.com/office/word/2010/wordprocessingGroup" xmlns:wpi="http://schemas.microsoft.com/office/word/2010/wordprocessingInk" xmlns:wne="http://schemas.microsoft.com/office/word/2006/wordml" xmlns:wps="http://schemas.microsoft.com/office/word/2010/wordprocessingShape" mc:Ignorable="w14 w15 w16se w16cid w16 w16cex w16sdtdh wp14">
+<w:hdr xmlns:wpc="http://schemas.microsoft.com/office/word/2010/wordprocessingCanvas" xmlns:cx="http://schemas.microsoft.com/office/drawing/2014/chartex" xmlns:cx1="http://schemas.microsoft.com/office/drawing/2015/9/8/chartex" xmlns:cx2="http://schemas.microsoft.com/office/drawing/2015/10/21/chartex" xmlns:cx3="http://schemas.microsoft.com/office/drawing/2016/5/9/chartex" xmlns:cx4="http://schemas.microsoft.com/office/drawing/2016/5/10/chartex" xmlns:cx5="http://schemas.microsoft.com/office/drawing/2016/5/11/chartex" xmlns:cx6="http://schemas.microsoft.com/office/drawing/2016/5/12/chartex" xmlns:cx7="http://schemas.microsoft.com/office/drawing/2016/5/13/chartex" xmlns:cx8="http://schemas.microsoft.com/office/drawing/2016/5/14/chartex" xmlns:mc="http://schemas.openxmlformats.org/markup-compatibility/2006" xmlns:aink="http://schemas.microsoft.com/office/drawing/2016/ink" xmlns:am3d="http://schemas.microsoft.com/office/drawing/2017/model3d" xmlns:o="urn:schemas-microsoft-com:office:office" xmlns:oel="http://schemas.microsoft.com/office/2019/extlst" xmlns:r="http://schemas.openxmlformats.org/officeDocument/2006/relationships" xmlns:m="http://schemas.openxmlformats.org/officeDocument/2006/math" xmlns:v="urn:schemas-microsoft-com:vml" xmlns:wp14="http://schemas.microsoft.com/office/word/2010/wordprocessingDrawing" xmlns:wp="http://schemas.openxmlformats.org/drawingml/2006/wordprocessingDrawing" xmlns:w10="urn:schemas-microsoft-com:office:word" xmlns:w="http://schemas.openxmlformats.org/wordprocessingml/2006/main" xmlns:w14="http://schemas.microsoft.com/office/word/2010/wordml" xmlns:w15="http://schemas.microsoft.com/office/word/2012/wordml" xmlns:w16cex="http://schemas.microsoft.com/office/word/2018/wordml/cex" xmlns:w16cid="http://schemas.microsoft.com/office/word/2016/wordml/cid" xmlns:w16="http://schemas.microsoft.com/office/word/2018/wordml" xmlns:w16sdtdh="http://schemas.microsoft.com/office/word/2020/wordml/sdtdatahash" xmlns:w16se="http://schemas.microsoft.com/office/word/2015/wordml/symex" xmlns:wpg="http://schemas.microsoft.com/office/word/2010/wordprocessingGroup" xmlns:wpi="http://schemas.microsoft.com/office/word/2010/wordprocessingInk" xmlns:wne="http://schemas.microsoft.com/office/word/2006/wordml" xmlns:wps="http://schemas.microsoft.com/office/word/2010/wordprocessingShape" mc:Ignorable="w14 w15 w16se w16cid w16 w16cex w16sdtdh wp14">
   <w:tbl>
     <w:tblPr>
       <w:tblW w:w="0" w:type="auto"/>
@@ -14385,7 +14264,7 @@
 </file>
 
 <file path=word/header8.xml><?xml version="1.0" encoding="utf-8"?>
-<w:hdr xmlns:wpc="http://schemas.microsoft.com/office/word/2010/wordprocessingCanvas" xmlns:cx="http://schemas.microsoft.com/office/drawing/2014/chartex" xmlns:cx1="http://schemas.microsoft.com/office/drawing/2015/9/8/chartex" xmlns:cx2="http://schemas.microsoft.com/office/drawing/2015/10/21/chartex" xmlns:cx3="http://schemas.microsoft.com/office/drawing/2016/5/9/chartex" xmlns:cx4="http://schemas.microsoft.com/office/drawing/2016/5/10/chartex" xmlns:cx5="http://schemas.microsoft.com/office/drawing/2016/5/11/chartex" xmlns:cx6="http://schemas.microsoft.com/office/drawing/2016/5/12/chartex" xmlns:cx7="http://schemas.microsoft.com/office/drawing/2016/5/13/chartex" xmlns:cx8="http://schemas.microsoft.com/office/drawing/2016/5/14/chartex" xmlns:mc="http://schemas.openxmlformats.org/markup-compatibility/2006" xmlns:aink="http://schemas.microsoft.com/office/drawing/2016/ink" xmlns:am3d="http://schemas.microsoft.com/office/drawing/2017/model3d" xmlns:o="urn:schemas-microsoft-com:office:office" xmlns:r="http://schemas.openxmlformats.org/officeDocument/2006/relationships" xmlns:m="http://schemas.openxmlformats.org/officeDocument/2006/math" xmlns:v="urn:schemas-microsoft-com:vml" xmlns:wp14="http://schemas.microsoft.com/office/word/2010/wordprocessingDrawing" xmlns:wp="http://schemas.openxmlformats.org/drawingml/2006/wordprocessingDrawing" xmlns:w10="urn:schemas-microsoft-com:office:word" xmlns:w="http://schemas.openxmlformats.org/wordprocessingml/2006/main" xmlns:w14="http://schemas.microsoft.com/office/word/2010/wordml" xmlns:w15="http://schemas.microsoft.com/office/word/2012/wordml" xmlns:w16cex="http://schemas.microsoft.com/office/word/2018/wordml/cex" xmlns:w16cid="http://schemas.microsoft.com/office/word/2016/wordml/cid" xmlns:w16="http://schemas.microsoft.com/office/word/2018/wordml" xmlns:w16sdtdh="http://schemas.microsoft.com/office/word/2020/wordml/sdtdatahash" xmlns:w16se="http://schemas.microsoft.com/office/word/2015/wordml/symex" xmlns:wpg="http://schemas.microsoft.com/office/word/2010/wordprocessingGroup" xmlns:wpi="http://schemas.microsoft.com/office/word/2010/wordprocessingInk" xmlns:wne="http://schemas.microsoft.com/office/word/2006/wordml" xmlns:wps="http://schemas.microsoft.com/office/word/2010/wordprocessingShape" mc:Ignorable="w14 w15 w16se w16cid w16 w16cex w16sdtdh wp14">
+<w:hdr xmlns:wpc="http://schemas.microsoft.com/office/word/2010/wordprocessingCanvas" xmlns:cx="http://schemas.microsoft.com/office/drawing/2014/chartex" xmlns:cx1="http://schemas.microsoft.com/office/drawing/2015/9/8/chartex" xmlns:cx2="http://schemas.microsoft.com/office/drawing/2015/10/21/chartex" xmlns:cx3="http://schemas.microsoft.com/office/drawing/2016/5/9/chartex" xmlns:cx4="http://schemas.microsoft.com/office/drawing/2016/5/10/chartex" xmlns:cx5="http://schemas.microsoft.com/office/drawing/2016/5/11/chartex" xmlns:cx6="http://schemas.microsoft.com/office/drawing/2016/5/12/chartex" xmlns:cx7="http://schemas.microsoft.com/office/drawing/2016/5/13/chartex" xmlns:cx8="http://schemas.microsoft.com/office/drawing/2016/5/14/chartex" xmlns:mc="http://schemas.openxmlformats.org/markup-compatibility/2006" xmlns:aink="http://schemas.microsoft.com/office/drawing/2016/ink" xmlns:am3d="http://schemas.microsoft.com/office/drawing/2017/model3d" xmlns:o="urn:schemas-microsoft-com:office:office" xmlns:oel="http://schemas.microsoft.com/office/2019/extlst" xmlns:r="http://schemas.openxmlformats.org/officeDocument/2006/relationships" xmlns:m="http://schemas.openxmlformats.org/officeDocument/2006/math" xmlns:v="urn:schemas-microsoft-com:vml" xmlns:wp14="http://schemas.microsoft.com/office/word/2010/wordprocessingDrawing" xmlns:wp="http://schemas.openxmlformats.org/drawingml/2006/wordprocessingDrawing" xmlns:w10="urn:schemas-microsoft-com:office:word" xmlns:w="http://schemas.openxmlformats.org/wordprocessingml/2006/main" xmlns:w14="http://schemas.microsoft.com/office/word/2010/wordml" xmlns:w15="http://schemas.microsoft.com/office/word/2012/wordml" xmlns:w16cex="http://schemas.microsoft.com/office/word/2018/wordml/cex" xmlns:w16cid="http://schemas.microsoft.com/office/word/2016/wordml/cid" xmlns:w16="http://schemas.microsoft.com/office/word/2018/wordml" xmlns:w16sdtdh="http://schemas.microsoft.com/office/word/2020/wordml/sdtdatahash" xmlns:w16se="http://schemas.microsoft.com/office/word/2015/wordml/symex" xmlns:wpg="http://schemas.microsoft.com/office/word/2010/wordprocessingGroup" xmlns:wpi="http://schemas.microsoft.com/office/word/2010/wordprocessingInk" xmlns:wne="http://schemas.microsoft.com/office/word/2006/wordml" xmlns:wps="http://schemas.microsoft.com/office/word/2010/wordprocessingShape" mc:Ignorable="w14 w15 w16se w16cid w16 w16cex w16sdtdh wp14">
   <w:tbl>
     <w:tblPr>
       <w:tblW w:w="0" w:type="auto"/>
@@ -14443,7 +14322,7 @@
 </file>
 
 <file path=word/numbering.xml><?xml version="1.0" encoding="utf-8"?>
-<w:numbering xmlns:wpc="http://schemas.microsoft.com/office/word/2010/wordprocessingCanvas" xmlns:cx="http://schemas.microsoft.com/office/drawing/2014/chartex" xmlns:cx1="http://schemas.microsoft.com/office/drawing/2015/9/8/chartex" xmlns:cx2="http://schemas.microsoft.com/office/drawing/2015/10/21/chartex" xmlns:cx3="http://schemas.microsoft.com/office/drawing/2016/5/9/chartex" xmlns:cx4="http://schemas.microsoft.com/office/drawing/2016/5/10/chartex" xmlns:cx5="http://schemas.microsoft.com/office/drawing/2016/5/11/chartex" xmlns:cx6="http://schemas.microsoft.com/office/drawing/2016/5/12/chartex" xmlns:cx7="http://schemas.microsoft.com/office/drawing/2016/5/13/chartex" xmlns:cx8="http://schemas.microsoft.com/office/drawing/2016/5/14/chartex" xmlns:mc="http://schemas.openxmlformats.org/markup-compatibility/2006" xmlns:aink="http://schemas.microsoft.com/office/drawing/2016/ink" xmlns:am3d="http://schemas.microsoft.com/office/drawing/2017/model3d" xmlns:o="urn:schemas-microsoft-com:office:office" xmlns:r="http://schemas.openxmlformats.org/officeDocument/2006/relationships" xmlns:m="http://schemas.openxmlformats.org/officeDocument/2006/math" xmlns:v="urn:schemas-microsoft-com:vml" xmlns:wp14="http://schemas.microsoft.com/office/word/2010/wordprocessingDrawing" xmlns:wp="http://schemas.openxmlformats.org/drawingml/2006/wordprocessingDrawing" xmlns:w10="urn:schemas-microsoft-com:office:word" xmlns:w="http://schemas.openxmlformats.org/wordprocessingml/2006/main" xmlns:w14="http://schemas.microsoft.com/office/word/2010/wordml" xmlns:w15="http://schemas.microsoft.com/office/word/2012/wordml" xmlns:w16cex="http://schemas.microsoft.com/office/word/2018/wordml/cex" xmlns:w16cid="http://schemas.microsoft.com/office/word/2016/wordml/cid" xmlns:w16="http://schemas.microsoft.com/office/word/2018/wordml" xmlns:w16sdtdh="http://schemas.microsoft.com/office/word/2020/wordml/sdtdatahash" xmlns:w16se="http://schemas.microsoft.com/office/word/2015/wordml/symex" xmlns:wpg="http://schemas.microsoft.com/office/word/2010/wordprocessingGroup" xmlns:wpi="http://schemas.microsoft.com/office/word/2010/wordprocessingInk" xmlns:wne="http://schemas.microsoft.com/office/word/2006/wordml" xmlns:wps="http://schemas.microsoft.com/office/word/2010/wordprocessingShape" mc:Ignorable="w14 w15 w16se w16cid w16 w16cex w16sdtdh wp14">
+<w:numbering xmlns:wpc="http://schemas.microsoft.com/office/word/2010/wordprocessingCanvas" xmlns:cx="http://schemas.microsoft.com/office/drawing/2014/chartex" xmlns:cx1="http://schemas.microsoft.com/office/drawing/2015/9/8/chartex" xmlns:cx2="http://schemas.microsoft.com/office/drawing/2015/10/21/chartex" xmlns:cx3="http://schemas.microsoft.com/office/drawing/2016/5/9/chartex" xmlns:cx4="http://schemas.microsoft.com/office/drawing/2016/5/10/chartex" xmlns:cx5="http://schemas.microsoft.com/office/drawing/2016/5/11/chartex" xmlns:cx6="http://schemas.microsoft.com/office/drawing/2016/5/12/chartex" xmlns:cx7="http://schemas.microsoft.com/office/drawing/2016/5/13/chartex" xmlns:cx8="http://schemas.microsoft.com/office/drawing/2016/5/14/chartex" xmlns:mc="http://schemas.openxmlformats.org/markup-compatibility/2006" xmlns:aink="http://schemas.microsoft.com/office/drawing/2016/ink" xmlns:am3d="http://schemas.microsoft.com/office/drawing/2017/model3d" xmlns:o="urn:schemas-microsoft-com:office:office" xmlns:oel="http://schemas.microsoft.com/office/2019/extlst" xmlns:r="http://schemas.openxmlformats.org/officeDocument/2006/relationships" xmlns:m="http://schemas.openxmlformats.org/officeDocument/2006/math" xmlns:v="urn:schemas-microsoft-com:vml" xmlns:wp14="http://schemas.microsoft.com/office/word/2010/wordprocessingDrawing" xmlns:wp="http://schemas.openxmlformats.org/drawingml/2006/wordprocessingDrawing" xmlns:w10="urn:schemas-microsoft-com:office:word" xmlns:w="http://schemas.openxmlformats.org/wordprocessingml/2006/main" xmlns:w14="http://schemas.microsoft.com/office/word/2010/wordml" xmlns:w15="http://schemas.microsoft.com/office/word/2012/wordml" xmlns:w16cex="http://schemas.microsoft.com/office/word/2018/wordml/cex" xmlns:w16cid="http://schemas.microsoft.com/office/word/2016/wordml/cid" xmlns:w16="http://schemas.microsoft.com/office/word/2018/wordml" xmlns:w16sdtdh="http://schemas.microsoft.com/office/word/2020/wordml/sdtdatahash" xmlns:w16se="http://schemas.microsoft.com/office/word/2015/wordml/symex" xmlns:wpg="http://schemas.microsoft.com/office/word/2010/wordprocessingGroup" xmlns:wpi="http://schemas.microsoft.com/office/word/2010/wordprocessingInk" xmlns:wne="http://schemas.microsoft.com/office/word/2006/wordml" xmlns:wps="http://schemas.microsoft.com/office/word/2010/wordprocessingShape" mc:Ignorable="w14 w15 w16se w16cid w16 w16cex w16sdtdh wp14">
   <w:abstractNum w:abstractNumId="0" w15:restartNumberingAfterBreak="0">
     <w:nsid w:val="FFFFFF7F"/>
     <w:multiLevelType w:val="singleLevel"/>
@@ -16104,55 +15983,55 @@
       </w:rPr>
     </w:lvl>
   </w:abstractNum>
-  <w:num w:numId="1">
+  <w:num w:numId="1" w16cid:durableId="1501458275">
     <w:abstractNumId w:val="4"/>
   </w:num>
-  <w:num w:numId="2">
+  <w:num w:numId="2" w16cid:durableId="1581599909">
     <w:abstractNumId w:val="0"/>
   </w:num>
-  <w:num w:numId="3">
+  <w:num w:numId="3" w16cid:durableId="470876265">
     <w:abstractNumId w:val="1"/>
   </w:num>
-  <w:num w:numId="4">
+  <w:num w:numId="4" w16cid:durableId="684096940">
     <w:abstractNumId w:val="9"/>
   </w:num>
-  <w:num w:numId="5">
+  <w:num w:numId="5" w16cid:durableId="334262897">
     <w:abstractNumId w:val="9"/>
   </w:num>
-  <w:num w:numId="6">
+  <w:num w:numId="6" w16cid:durableId="31660479">
     <w:abstractNumId w:val="2"/>
   </w:num>
-  <w:num w:numId="7">
+  <w:num w:numId="7" w16cid:durableId="770860709">
     <w:abstractNumId w:val="3"/>
   </w:num>
-  <w:num w:numId="8">
+  <w:num w:numId="8" w16cid:durableId="1946034793">
     <w:abstractNumId w:val="8"/>
   </w:num>
-  <w:num w:numId="9">
+  <w:num w:numId="9" w16cid:durableId="165747500">
     <w:abstractNumId w:val="6"/>
   </w:num>
-  <w:num w:numId="10">
+  <w:num w:numId="10" w16cid:durableId="59255792">
     <w:abstractNumId w:val="11"/>
   </w:num>
-  <w:num w:numId="11">
+  <w:num w:numId="11" w16cid:durableId="1775175369">
     <w:abstractNumId w:val="5"/>
   </w:num>
-  <w:num w:numId="12">
+  <w:num w:numId="12" w16cid:durableId="1502312447">
     <w:abstractNumId w:val="14"/>
   </w:num>
-  <w:num w:numId="13">
+  <w:num w:numId="13" w16cid:durableId="1650547988">
     <w:abstractNumId w:val="13"/>
   </w:num>
-  <w:num w:numId="14">
+  <w:num w:numId="14" w16cid:durableId="1611664514">
     <w:abstractNumId w:val="15"/>
   </w:num>
-  <w:num w:numId="15">
+  <w:num w:numId="15" w16cid:durableId="1915625800">
     <w:abstractNumId w:val="12"/>
   </w:num>
-  <w:num w:numId="16">
+  <w:num w:numId="16" w16cid:durableId="705982648">
     <w:abstractNumId w:val="10"/>
   </w:num>
-  <w:num w:numId="17">
+  <w:num w:numId="17" w16cid:durableId="1812869240">
     <w:abstractNumId w:val="7"/>
   </w:num>
   <w:numIdMacAtCleanup w:val="11"/>
